--- a/text/01. H-A/01. H-A.docx
+++ b/text/01. H-A/01. H-A.docx
@@ -117,165 +117,217 @@
           <w:lang w:val="en-US"/>
         </w:rPr>
       </w:pPr>
+      <w:r>
+        <w:rPr>
+          <w:lang w:val="en-US"/>
+        </w:rPr>
+        <w:t>Let’s start with simple goals scored</w:t>
+      </w:r>
+    </w:p>
+    <w:p>
+      <w:pPr>
+        <w:jc w:val="center"/>
+        <w:rPr>
+          <w:lang w:val="en-US"/>
+        </w:rPr>
+      </w:pPr>
+      <w:r>
+        <w:rPr>
+          <w:lang w:val="en-US"/>
+        </w:rPr>
+        <w:t>Goals</w:t>
+      </w:r>
     </w:p>
     <w:tbl>
       <w:tblPr>
-        <w:tblW w:w="3840" w:type="dxa"/>
+        <w:tblW w:w="0" w:type="auto"/>
+        <w:jc w:val="center"/>
+        <w:shd w:val="clear" w:color="auto" w:fill="FFFFFF"/>
+        <w:tblCellMar>
+          <w:top w:w="15" w:type="dxa"/>
+          <w:left w:w="15" w:type="dxa"/>
+          <w:bottom w:w="15" w:type="dxa"/>
+          <w:right w:w="15" w:type="dxa"/>
+        </w:tblCellMar>
         <w:tblLook w:val="04A0" w:firstRow="1" w:lastRow="0" w:firstColumn="1" w:lastColumn="0" w:noHBand="0" w:noVBand="1"/>
       </w:tblPr>
       <w:tblGrid>
-        <w:gridCol w:w="960"/>
-        <w:gridCol w:w="960"/>
-        <w:gridCol w:w="960"/>
-        <w:gridCol w:w="960"/>
+        <w:gridCol w:w="741"/>
+        <w:gridCol w:w="1401"/>
+        <w:gridCol w:w="1461"/>
+        <w:gridCol w:w="701"/>
       </w:tblGrid>
       <w:tr>
         <w:trPr>
-          <w:trHeight w:val="600"/>
+          <w:tblHeader/>
+          <w:jc w:val="center"/>
         </w:trPr>
         <w:tc>
           <w:tcPr>
-            <w:tcW w:w="960" w:type="dxa"/>
-            <w:tcBorders>
-              <w:top w:val="single" w:sz="4" w:space="0" w:color="auto"/>
-              <w:left w:val="single" w:sz="4" w:space="0" w:color="auto"/>
-              <w:bottom w:val="single" w:sz="4" w:space="0" w:color="auto"/>
-              <w:right w:val="single" w:sz="4" w:space="0" w:color="auto"/>
-            </w:tcBorders>
-            <w:shd w:val="clear" w:color="auto" w:fill="auto"/>
-            <w:noWrap/>
-            <w:vAlign w:val="bottom"/>
+            <w:tcW w:w="0" w:type="auto"/>
+            <w:tcBorders>
+              <w:top w:val="nil"/>
+              <w:left w:val="nil"/>
+              <w:bottom w:val="nil"/>
+              <w:right w:val="nil"/>
+            </w:tcBorders>
+            <w:shd w:val="clear" w:color="auto" w:fill="FFFFFF"/>
+            <w:tcMar>
+              <w:top w:w="120" w:type="dxa"/>
+              <w:left w:w="120" w:type="dxa"/>
+              <w:bottom w:w="120" w:type="dxa"/>
+              <w:right w:w="120" w:type="dxa"/>
+            </w:tcMar>
+            <w:vAlign w:val="center"/>
             <w:hideMark/>
           </w:tcPr>
           <w:p>
             <w:pPr>
               <w:spacing w:after="0" w:line="240" w:lineRule="auto"/>
               <w:rPr>
-                <w:rFonts w:ascii="Calibri" w:eastAsia="Times New Roman" w:hAnsi="Calibri" w:cs="Calibri"/>
-                <w:color w:val="000000"/>
-                <w:lang w:eastAsia="ru-RU"/>
-              </w:rPr>
-            </w:pPr>
-            <w:r>
-              <w:rPr>
-                <w:rFonts w:ascii="Calibri" w:eastAsia="Times New Roman" w:hAnsi="Calibri" w:cs="Calibri"/>
-                <w:color w:val="000000"/>
-                <w:lang w:eastAsia="ru-RU"/>
-              </w:rPr>
-              <w:t> </w:t>
-            </w:r>
-          </w:p>
-        </w:tc>
-        <w:tc>
-          <w:tcPr>
-            <w:tcW w:w="960" w:type="dxa"/>
-            <w:tcBorders>
-              <w:top w:val="single" w:sz="4" w:space="0" w:color="auto"/>
-              <w:left w:val="nil"/>
-              <w:bottom w:val="single" w:sz="4" w:space="0" w:color="auto"/>
-              <w:right w:val="single" w:sz="4" w:space="0" w:color="auto"/>
-            </w:tcBorders>
-            <w:shd w:val="clear" w:color="auto" w:fill="auto"/>
-            <w:vAlign w:val="bottom"/>
-            <w:hideMark/>
-          </w:tcPr>
-          <w:p>
-            <w:pPr>
-              <w:spacing w:after="0" w:line="240" w:lineRule="auto"/>
-              <w:rPr>
-                <w:rFonts w:ascii="Calibri" w:eastAsia="Times New Roman" w:hAnsi="Calibri" w:cs="Calibri"/>
-                <w:color w:val="000000"/>
-                <w:lang w:eastAsia="ru-RU"/>
-              </w:rPr>
-            </w:pPr>
-            <w:r>
-              <w:rPr>
-                <w:rFonts w:ascii="Calibri" w:eastAsia="Times New Roman" w:hAnsi="Calibri" w:cs="Calibri"/>
-                <w:color w:val="000000"/>
-                <w:lang w:eastAsia="ru-RU"/>
-              </w:rPr>
-              <w:t xml:space="preserve">19-20 1st </w:t>
-            </w:r>
-            <w:proofErr w:type="spellStart"/>
-            <w:r>
-              <w:rPr>
-                <w:rFonts w:ascii="Calibri" w:eastAsia="Times New Roman" w:hAnsi="Calibri" w:cs="Calibri"/>
-                <w:color w:val="000000"/>
-                <w:lang w:eastAsia="ru-RU"/>
-              </w:rPr>
-              <w:t>part</w:t>
-            </w:r>
-            <w:proofErr w:type="spellEnd"/>
-          </w:p>
-        </w:tc>
-        <w:tc>
-          <w:tcPr>
-            <w:tcW w:w="960" w:type="dxa"/>
-            <w:tcBorders>
-              <w:top w:val="single" w:sz="4" w:space="0" w:color="auto"/>
-              <w:left w:val="nil"/>
-              <w:bottom w:val="single" w:sz="4" w:space="0" w:color="auto"/>
-              <w:right w:val="single" w:sz="4" w:space="0" w:color="auto"/>
-            </w:tcBorders>
-            <w:shd w:val="clear" w:color="auto" w:fill="auto"/>
-            <w:vAlign w:val="bottom"/>
-            <w:hideMark/>
-          </w:tcPr>
-          <w:p>
-            <w:pPr>
-              <w:spacing w:after="0" w:line="240" w:lineRule="auto"/>
-              <w:rPr>
-                <w:rFonts w:ascii="Calibri" w:eastAsia="Times New Roman" w:hAnsi="Calibri" w:cs="Calibri"/>
-                <w:color w:val="000000"/>
-                <w:lang w:eastAsia="ru-RU"/>
-              </w:rPr>
-            </w:pPr>
-            <w:r>
-              <w:rPr>
-                <w:rFonts w:ascii="Calibri" w:eastAsia="Times New Roman" w:hAnsi="Calibri" w:cs="Calibri"/>
-                <w:color w:val="000000"/>
-                <w:lang w:eastAsia="ru-RU"/>
-              </w:rPr>
-              <w:t xml:space="preserve">19-20 2nd </w:t>
-            </w:r>
-            <w:proofErr w:type="spellStart"/>
-            <w:r>
-              <w:rPr>
-                <w:rFonts w:ascii="Calibri" w:eastAsia="Times New Roman" w:hAnsi="Calibri" w:cs="Calibri"/>
-                <w:color w:val="000000"/>
-                <w:lang w:eastAsia="ru-RU"/>
-              </w:rPr>
-              <w:t>part</w:t>
-            </w:r>
-            <w:proofErr w:type="spellEnd"/>
-          </w:p>
-        </w:tc>
-        <w:tc>
-          <w:tcPr>
-            <w:tcW w:w="960" w:type="dxa"/>
-            <w:tcBorders>
-              <w:top w:val="single" w:sz="4" w:space="0" w:color="auto"/>
-              <w:left w:val="nil"/>
-              <w:bottom w:val="single" w:sz="4" w:space="0" w:color="auto"/>
-              <w:right w:val="single" w:sz="4" w:space="0" w:color="auto"/>
-            </w:tcBorders>
-            <w:shd w:val="clear" w:color="auto" w:fill="auto"/>
-            <w:vAlign w:val="bottom"/>
-            <w:hideMark/>
-          </w:tcPr>
-          <w:p>
-            <w:pPr>
-              <w:spacing w:after="0" w:line="240" w:lineRule="auto"/>
-              <w:rPr>
-                <w:rFonts w:ascii="Calibri" w:eastAsia="Times New Roman" w:hAnsi="Calibri" w:cs="Calibri"/>
-                <w:color w:val="000000"/>
-                <w:lang w:eastAsia="ru-RU"/>
-              </w:rPr>
-            </w:pPr>
-            <w:r>
-              <w:rPr>
-                <w:rFonts w:ascii="Calibri" w:eastAsia="Times New Roman" w:hAnsi="Calibri" w:cs="Calibri"/>
-                <w:color w:val="000000"/>
+                <w:rFonts w:ascii="Times New Roman" w:eastAsia="Times New Roman" w:hAnsi="Times New Roman" w:cs="Times New Roman"/>
+                <w:sz w:val="24"/>
+                <w:szCs w:val="24"/>
+                <w:lang w:eastAsia="ru-RU"/>
+              </w:rPr>
+            </w:pPr>
+          </w:p>
+        </w:tc>
+        <w:tc>
+          <w:tcPr>
+            <w:tcW w:w="0" w:type="auto"/>
+            <w:tcBorders>
+              <w:top w:val="nil"/>
+              <w:left w:val="nil"/>
+              <w:bottom w:val="nil"/>
+              <w:right w:val="nil"/>
+            </w:tcBorders>
+            <w:shd w:val="clear" w:color="auto" w:fill="FFFFFF"/>
+            <w:tcMar>
+              <w:top w:w="120" w:type="dxa"/>
+              <w:left w:w="120" w:type="dxa"/>
+              <w:bottom w:w="120" w:type="dxa"/>
+              <w:right w:w="120" w:type="dxa"/>
+            </w:tcMar>
+            <w:vAlign w:val="center"/>
+            <w:hideMark/>
+          </w:tcPr>
+          <w:p>
+            <w:pPr>
+              <w:spacing w:before="240" w:after="0" w:line="240" w:lineRule="auto"/>
+              <w:jc w:val="right"/>
+              <w:rPr>
+                <w:rFonts w:ascii="Helvetica" w:eastAsia="Times New Roman" w:hAnsi="Helvetica" w:cs="Helvetica"/>
+                <w:b/>
+                <w:bCs/>
+                <w:color w:val="000000"/>
+                <w:sz w:val="18"/>
+                <w:szCs w:val="18"/>
+                <w:lang w:eastAsia="ru-RU"/>
+              </w:rPr>
+            </w:pPr>
+            <w:r>
+              <w:rPr>
+                <w:rFonts w:ascii="Helvetica" w:eastAsia="Times New Roman" w:hAnsi="Helvetica" w:cs="Helvetica"/>
+                <w:b/>
+                <w:bCs/>
+                <w:color w:val="000000"/>
+                <w:sz w:val="18"/>
+                <w:szCs w:val="18"/>
+                <w:lang w:eastAsia="ru-RU"/>
+              </w:rPr>
+              <w:t>19-20 1st part</w:t>
+            </w:r>
+          </w:p>
+        </w:tc>
+        <w:tc>
+          <w:tcPr>
+            <w:tcW w:w="0" w:type="auto"/>
+            <w:tcBorders>
+              <w:top w:val="nil"/>
+              <w:left w:val="nil"/>
+              <w:bottom w:val="nil"/>
+              <w:right w:val="nil"/>
+            </w:tcBorders>
+            <w:shd w:val="clear" w:color="auto" w:fill="FFFFFF"/>
+            <w:tcMar>
+              <w:top w:w="120" w:type="dxa"/>
+              <w:left w:w="120" w:type="dxa"/>
+              <w:bottom w:w="120" w:type="dxa"/>
+              <w:right w:w="120" w:type="dxa"/>
+            </w:tcMar>
+            <w:vAlign w:val="center"/>
+            <w:hideMark/>
+          </w:tcPr>
+          <w:p>
+            <w:pPr>
+              <w:spacing w:before="240" w:after="0" w:line="240" w:lineRule="auto"/>
+              <w:jc w:val="right"/>
+              <w:rPr>
+                <w:rFonts w:ascii="Helvetica" w:eastAsia="Times New Roman" w:hAnsi="Helvetica" w:cs="Helvetica"/>
+                <w:b/>
+                <w:bCs/>
+                <w:color w:val="000000"/>
+                <w:sz w:val="18"/>
+                <w:szCs w:val="18"/>
+                <w:lang w:eastAsia="ru-RU"/>
+              </w:rPr>
+            </w:pPr>
+            <w:r>
+              <w:rPr>
+                <w:rFonts w:ascii="Helvetica" w:eastAsia="Times New Roman" w:hAnsi="Helvetica" w:cs="Helvetica"/>
+                <w:b/>
+                <w:bCs/>
+                <w:color w:val="000000"/>
+                <w:sz w:val="18"/>
+                <w:szCs w:val="18"/>
+                <w:lang w:eastAsia="ru-RU"/>
+              </w:rPr>
+              <w:t>19-20 2nd part</w:t>
+            </w:r>
+          </w:p>
+        </w:tc>
+        <w:tc>
+          <w:tcPr>
+            <w:tcW w:w="0" w:type="auto"/>
+            <w:tcBorders>
+              <w:top w:val="nil"/>
+              <w:left w:val="nil"/>
+              <w:bottom w:val="nil"/>
+              <w:right w:val="nil"/>
+            </w:tcBorders>
+            <w:shd w:val="clear" w:color="auto" w:fill="FFFFFF"/>
+            <w:tcMar>
+              <w:top w:w="120" w:type="dxa"/>
+              <w:left w:w="120" w:type="dxa"/>
+              <w:bottom w:w="120" w:type="dxa"/>
+              <w:right w:w="120" w:type="dxa"/>
+            </w:tcMar>
+            <w:vAlign w:val="center"/>
+            <w:hideMark/>
+          </w:tcPr>
+          <w:p>
+            <w:pPr>
+              <w:spacing w:before="240" w:after="0" w:line="240" w:lineRule="auto"/>
+              <w:jc w:val="right"/>
+              <w:rPr>
+                <w:rFonts w:ascii="Helvetica" w:eastAsia="Times New Roman" w:hAnsi="Helvetica" w:cs="Helvetica"/>
+                <w:b/>
+                <w:bCs/>
+                <w:color w:val="000000"/>
+                <w:sz w:val="18"/>
+                <w:szCs w:val="18"/>
+                <w:lang w:eastAsia="ru-RU"/>
+              </w:rPr>
+            </w:pPr>
+            <w:r>
+              <w:rPr>
+                <w:rFonts w:ascii="Helvetica" w:eastAsia="Times New Roman" w:hAnsi="Helvetica" w:cs="Helvetica"/>
+                <w:b/>
+                <w:bCs/>
+                <w:color w:val="000000"/>
+                <w:sz w:val="18"/>
+                <w:szCs w:val="18"/>
                 <w:lang w:eastAsia="ru-RU"/>
               </w:rPr>
               <w:t>20-21</w:t>
@@ -285,105 +337,92 @@
       </w:tr>
       <w:tr>
         <w:trPr>
-          <w:trHeight w:val="300"/>
+          <w:jc w:val="center"/>
         </w:trPr>
         <w:tc>
           <w:tcPr>
-            <w:tcW w:w="960" w:type="dxa"/>
-            <w:tcBorders>
-              <w:top w:val="nil"/>
-              <w:left w:val="single" w:sz="4" w:space="0" w:color="auto"/>
-              <w:bottom w:val="single" w:sz="4" w:space="0" w:color="auto"/>
-              <w:right w:val="single" w:sz="4" w:space="0" w:color="auto"/>
-            </w:tcBorders>
-            <w:shd w:val="clear" w:color="auto" w:fill="auto"/>
-            <w:noWrap/>
-            <w:vAlign w:val="bottom"/>
-            <w:hideMark/>
-          </w:tcPr>
-          <w:p>
-            <w:pPr>
-              <w:spacing w:after="0" w:line="240" w:lineRule="auto"/>
-              <w:rPr>
-                <w:rFonts w:ascii="Calibri" w:eastAsia="Times New Roman" w:hAnsi="Calibri" w:cs="Calibri"/>
-                <w:color w:val="000000"/>
-                <w:lang w:eastAsia="ru-RU"/>
-              </w:rPr>
-            </w:pPr>
-            <w:proofErr w:type="spellStart"/>
-            <w:r>
-              <w:rPr>
-                <w:rFonts w:ascii="Calibri" w:eastAsia="Times New Roman" w:hAnsi="Calibri" w:cs="Calibri"/>
-                <w:color w:val="000000"/>
+            <w:tcW w:w="0" w:type="auto"/>
+            <w:tcBorders>
+              <w:top w:val="nil"/>
+              <w:left w:val="nil"/>
+              <w:bottom w:val="nil"/>
+              <w:right w:val="nil"/>
+            </w:tcBorders>
+            <w:shd w:val="clear" w:color="auto" w:fill="F5F5F5"/>
+            <w:tcMar>
+              <w:top w:w="120" w:type="dxa"/>
+              <w:left w:w="120" w:type="dxa"/>
+              <w:bottom w:w="120" w:type="dxa"/>
+              <w:right w:w="120" w:type="dxa"/>
+            </w:tcMar>
+            <w:vAlign w:val="center"/>
+            <w:hideMark/>
+          </w:tcPr>
+          <w:p>
+            <w:pPr>
+              <w:spacing w:before="240" w:after="0" w:line="240" w:lineRule="auto"/>
+              <w:jc w:val="right"/>
+              <w:rPr>
+                <w:rFonts w:ascii="Helvetica" w:eastAsia="Times New Roman" w:hAnsi="Helvetica" w:cs="Helvetica"/>
+                <w:b/>
+                <w:bCs/>
+                <w:color w:val="000000"/>
+                <w:sz w:val="18"/>
+                <w:szCs w:val="18"/>
+                <w:lang w:eastAsia="ru-RU"/>
+              </w:rPr>
+            </w:pPr>
+            <w:r>
+              <w:rPr>
+                <w:rFonts w:ascii="Helvetica" w:eastAsia="Times New Roman" w:hAnsi="Helvetica" w:cs="Helvetica"/>
+                <w:b/>
+                <w:bCs/>
+                <w:color w:val="000000"/>
+                <w:sz w:val="18"/>
+                <w:szCs w:val="18"/>
                 <w:lang w:eastAsia="ru-RU"/>
               </w:rPr>
               <w:t>Home</w:t>
             </w:r>
-            <w:proofErr w:type="spellEnd"/>
-          </w:p>
-        </w:tc>
-        <w:tc>
-          <w:tcPr>
-            <w:tcW w:w="960" w:type="dxa"/>
-            <w:tcBorders>
-              <w:top w:val="single" w:sz="4" w:space="0" w:color="auto"/>
-              <w:left w:val="single" w:sz="4" w:space="0" w:color="auto"/>
-              <w:bottom w:val="single" w:sz="4" w:space="0" w:color="auto"/>
-              <w:right w:val="single" w:sz="4" w:space="0" w:color="auto"/>
-            </w:tcBorders>
-            <w:shd w:val="clear" w:color="000000" w:fill="FCFCFF"/>
-            <w:noWrap/>
-            <w:vAlign w:val="bottom"/>
-            <w:hideMark/>
-          </w:tcPr>
-          <w:p>
-            <w:pPr>
-              <w:spacing w:after="0" w:line="240" w:lineRule="auto"/>
-              <w:jc w:val="right"/>
-              <w:rPr>
-                <w:rFonts w:ascii="Calibri" w:eastAsia="Times New Roman" w:hAnsi="Calibri" w:cs="Calibri"/>
-                <w:color w:val="000000"/>
-                <w:lang w:eastAsia="ru-RU"/>
-              </w:rPr>
-            </w:pPr>
-            <w:r>
-              <w:rPr>
-                <w:rFonts w:ascii="Calibri" w:eastAsia="Times New Roman" w:hAnsi="Calibri" w:cs="Calibri"/>
-                <w:color w:val="000000"/>
-                <w:lang w:eastAsia="ru-RU"/>
-              </w:rPr>
-              <w:t>136</w:t>
-            </w:r>
-          </w:p>
-        </w:tc>
-        <w:tc>
-          <w:tcPr>
-            <w:tcW w:w="960" w:type="dxa"/>
-            <w:tcBorders>
-              <w:top w:val="single" w:sz="4" w:space="0" w:color="auto"/>
-              <w:left w:val="single" w:sz="4" w:space="0" w:color="auto"/>
-              <w:bottom w:val="single" w:sz="4" w:space="0" w:color="auto"/>
-              <w:right w:val="single" w:sz="4" w:space="0" w:color="auto"/>
-            </w:tcBorders>
-            <w:shd w:val="clear" w:color="000000" w:fill="63BE7B"/>
-            <w:noWrap/>
-            <w:vAlign w:val="bottom"/>
-            <w:hideMark/>
-          </w:tcPr>
-          <w:p>
-            <w:pPr>
-              <w:spacing w:after="0" w:line="240" w:lineRule="auto"/>
-              <w:jc w:val="right"/>
-              <w:rPr>
-                <w:rFonts w:ascii="Calibri" w:eastAsia="Times New Roman" w:hAnsi="Calibri" w:cs="Calibri"/>
-                <w:color w:val="000000"/>
-                <w:lang w:eastAsia="ru-RU"/>
-              </w:rPr>
-            </w:pPr>
-            <w:r>
-              <w:rPr>
-                <w:rFonts w:ascii="Calibri" w:eastAsia="Times New Roman" w:hAnsi="Calibri" w:cs="Calibri"/>
-                <w:color w:val="000000"/>
+          </w:p>
+        </w:tc>
+        <w:tc>
+          <w:tcPr>
+            <w:tcW w:w="0" w:type="auto"/>
+            <w:tcBorders>
+              <w:top w:val="nil"/>
+              <w:left w:val="nil"/>
+              <w:bottom w:val="nil"/>
+              <w:right w:val="nil"/>
+            </w:tcBorders>
+            <w:shd w:val="clear" w:color="auto" w:fill="09BB9F"/>
+            <w:tcMar>
+              <w:top w:w="120" w:type="dxa"/>
+              <w:left w:w="120" w:type="dxa"/>
+              <w:bottom w:w="120" w:type="dxa"/>
+              <w:right w:w="120" w:type="dxa"/>
+            </w:tcMar>
+            <w:vAlign w:val="center"/>
+            <w:hideMark/>
+          </w:tcPr>
+          <w:p>
+            <w:pPr>
+              <w:spacing w:before="240" w:after="0" w:line="240" w:lineRule="auto"/>
+              <w:jc w:val="right"/>
+              <w:rPr>
+                <w:rFonts w:ascii="Helvetica" w:eastAsia="Times New Roman" w:hAnsi="Helvetica" w:cs="Helvetica"/>
+                <w:color w:val="000000"/>
+                <w:sz w:val="18"/>
+                <w:szCs w:val="18"/>
+                <w:lang w:eastAsia="ru-RU"/>
+              </w:rPr>
+            </w:pPr>
+            <w:r>
+              <w:rPr>
+                <w:rFonts w:ascii="Helvetica" w:eastAsia="Times New Roman" w:hAnsi="Helvetica" w:cs="Helvetica"/>
+                <w:color w:val="000000"/>
+                <w:sz w:val="18"/>
+                <w:szCs w:val="18"/>
                 <w:lang w:eastAsia="ru-RU"/>
               </w:rPr>
               <w:t>434</w:t>
@@ -392,140 +431,179 @@
         </w:tc>
         <w:tc>
           <w:tcPr>
-            <w:tcW w:w="960" w:type="dxa"/>
-            <w:tcBorders>
-              <w:top w:val="single" w:sz="4" w:space="0" w:color="auto"/>
-              <w:left w:val="single" w:sz="4" w:space="0" w:color="auto"/>
-              <w:bottom w:val="single" w:sz="4" w:space="0" w:color="auto"/>
-              <w:right w:val="single" w:sz="4" w:space="0" w:color="auto"/>
-            </w:tcBorders>
-            <w:shd w:val="clear" w:color="000000" w:fill="63BE7B"/>
-            <w:noWrap/>
-            <w:vAlign w:val="bottom"/>
-            <w:hideMark/>
-          </w:tcPr>
-          <w:p>
-            <w:pPr>
-              <w:spacing w:after="0" w:line="240" w:lineRule="auto"/>
-              <w:jc w:val="right"/>
-              <w:rPr>
-                <w:rFonts w:ascii="Calibri" w:eastAsia="Times New Roman" w:hAnsi="Calibri" w:cs="Calibri"/>
-                <w:color w:val="000000"/>
-                <w:lang w:eastAsia="ru-RU"/>
-              </w:rPr>
-            </w:pPr>
-            <w:r>
-              <w:rPr>
-                <w:rFonts w:ascii="Calibri" w:eastAsia="Times New Roman" w:hAnsi="Calibri" w:cs="Calibri"/>
-                <w:color w:val="000000"/>
+            <w:tcW w:w="0" w:type="auto"/>
+            <w:tcBorders>
+              <w:top w:val="nil"/>
+              <w:left w:val="nil"/>
+              <w:bottom w:val="nil"/>
+              <w:right w:val="nil"/>
+            </w:tcBorders>
+            <w:shd w:val="clear" w:color="auto" w:fill="09BB9F"/>
+            <w:tcMar>
+              <w:top w:w="120" w:type="dxa"/>
+              <w:left w:w="120" w:type="dxa"/>
+              <w:bottom w:w="120" w:type="dxa"/>
+              <w:right w:w="120" w:type="dxa"/>
+            </w:tcMar>
+            <w:vAlign w:val="center"/>
+            <w:hideMark/>
+          </w:tcPr>
+          <w:p>
+            <w:pPr>
+              <w:spacing w:before="240" w:after="0" w:line="240" w:lineRule="auto"/>
+              <w:jc w:val="right"/>
+              <w:rPr>
+                <w:rFonts w:ascii="Helvetica" w:eastAsia="Times New Roman" w:hAnsi="Helvetica" w:cs="Helvetica"/>
+                <w:color w:val="000000"/>
+                <w:sz w:val="18"/>
+                <w:szCs w:val="18"/>
+                <w:lang w:eastAsia="ru-RU"/>
+              </w:rPr>
+            </w:pPr>
+            <w:r>
+              <w:rPr>
+                <w:rFonts w:ascii="Helvetica" w:eastAsia="Times New Roman" w:hAnsi="Helvetica" w:cs="Helvetica"/>
+                <w:color w:val="000000"/>
+                <w:sz w:val="18"/>
+                <w:szCs w:val="18"/>
                 <w:lang w:eastAsia="ru-RU"/>
               </w:rPr>
               <w:t>142</w:t>
+            </w:r>
+          </w:p>
+        </w:tc>
+        <w:tc>
+          <w:tcPr>
+            <w:tcW w:w="0" w:type="auto"/>
+            <w:tcBorders>
+              <w:top w:val="nil"/>
+              <w:left w:val="nil"/>
+              <w:bottom w:val="nil"/>
+              <w:right w:val="nil"/>
+            </w:tcBorders>
+            <w:shd w:val="clear" w:color="auto" w:fill="C4C4C4"/>
+            <w:tcMar>
+              <w:top w:w="120" w:type="dxa"/>
+              <w:left w:w="120" w:type="dxa"/>
+              <w:bottom w:w="120" w:type="dxa"/>
+              <w:right w:w="120" w:type="dxa"/>
+            </w:tcMar>
+            <w:vAlign w:val="center"/>
+            <w:hideMark/>
+          </w:tcPr>
+          <w:p>
+            <w:pPr>
+              <w:spacing w:before="240" w:after="0" w:line="240" w:lineRule="auto"/>
+              <w:jc w:val="right"/>
+              <w:rPr>
+                <w:rFonts w:ascii="Helvetica" w:eastAsia="Times New Roman" w:hAnsi="Helvetica" w:cs="Helvetica"/>
+                <w:color w:val="000000"/>
+                <w:sz w:val="18"/>
+                <w:szCs w:val="18"/>
+                <w:lang w:eastAsia="ru-RU"/>
+              </w:rPr>
+            </w:pPr>
+            <w:r>
+              <w:rPr>
+                <w:rFonts w:ascii="Helvetica" w:eastAsia="Times New Roman" w:hAnsi="Helvetica" w:cs="Helvetica"/>
+                <w:color w:val="000000"/>
+                <w:sz w:val="18"/>
+                <w:szCs w:val="18"/>
+                <w:lang w:eastAsia="ru-RU"/>
+              </w:rPr>
+              <w:t>139</w:t>
             </w:r>
           </w:p>
         </w:tc>
       </w:tr>
       <w:tr>
         <w:trPr>
-          <w:trHeight w:val="300"/>
+          <w:jc w:val="center"/>
         </w:trPr>
         <w:tc>
           <w:tcPr>
-            <w:tcW w:w="960" w:type="dxa"/>
-            <w:tcBorders>
-              <w:top w:val="nil"/>
-              <w:left w:val="single" w:sz="4" w:space="0" w:color="auto"/>
-              <w:bottom w:val="single" w:sz="4" w:space="0" w:color="auto"/>
-              <w:right w:val="single" w:sz="4" w:space="0" w:color="auto"/>
-            </w:tcBorders>
-            <w:shd w:val="clear" w:color="auto" w:fill="auto"/>
-            <w:noWrap/>
-            <w:vAlign w:val="bottom"/>
-            <w:hideMark/>
-          </w:tcPr>
-          <w:p>
-            <w:pPr>
-              <w:spacing w:after="0" w:line="240" w:lineRule="auto"/>
-              <w:rPr>
-                <w:rFonts w:ascii="Calibri" w:eastAsia="Times New Roman" w:hAnsi="Calibri" w:cs="Calibri"/>
-                <w:color w:val="000000"/>
-                <w:lang w:eastAsia="ru-RU"/>
-              </w:rPr>
-            </w:pPr>
-            <w:proofErr w:type="spellStart"/>
-            <w:r>
-              <w:rPr>
-                <w:rFonts w:ascii="Calibri" w:eastAsia="Times New Roman" w:hAnsi="Calibri" w:cs="Calibri"/>
-                <w:color w:val="000000"/>
+            <w:tcW w:w="0" w:type="auto"/>
+            <w:tcBorders>
+              <w:top w:val="nil"/>
+              <w:left w:val="nil"/>
+              <w:bottom w:val="nil"/>
+              <w:right w:val="nil"/>
+            </w:tcBorders>
+            <w:shd w:val="clear" w:color="auto" w:fill="FFFFFF"/>
+            <w:tcMar>
+              <w:top w:w="120" w:type="dxa"/>
+              <w:left w:w="120" w:type="dxa"/>
+              <w:bottom w:w="120" w:type="dxa"/>
+              <w:right w:w="120" w:type="dxa"/>
+            </w:tcMar>
+            <w:vAlign w:val="center"/>
+            <w:hideMark/>
+          </w:tcPr>
+          <w:p>
+            <w:pPr>
+              <w:spacing w:before="240" w:after="0" w:line="240" w:lineRule="auto"/>
+              <w:jc w:val="right"/>
+              <w:rPr>
+                <w:rFonts w:ascii="Helvetica" w:eastAsia="Times New Roman" w:hAnsi="Helvetica" w:cs="Helvetica"/>
+                <w:b/>
+                <w:bCs/>
+                <w:color w:val="000000"/>
+                <w:sz w:val="18"/>
+                <w:szCs w:val="18"/>
+                <w:lang w:eastAsia="ru-RU"/>
+              </w:rPr>
+            </w:pPr>
+            <w:r>
+              <w:rPr>
+                <w:rFonts w:ascii="Helvetica" w:eastAsia="Times New Roman" w:hAnsi="Helvetica" w:cs="Helvetica"/>
+                <w:b/>
+                <w:bCs/>
+                <w:color w:val="000000"/>
+                <w:sz w:val="18"/>
+                <w:szCs w:val="18"/>
                 <w:lang w:eastAsia="ru-RU"/>
               </w:rPr>
               <w:t>Away</w:t>
             </w:r>
-            <w:proofErr w:type="spellEnd"/>
-          </w:p>
-        </w:tc>
-        <w:tc>
-          <w:tcPr>
-            <w:tcW w:w="960" w:type="dxa"/>
-            <w:tcBorders>
-              <w:top w:val="single" w:sz="4" w:space="0" w:color="auto"/>
-              <w:left w:val="single" w:sz="4" w:space="0" w:color="auto"/>
-              <w:bottom w:val="single" w:sz="4" w:space="0" w:color="auto"/>
-              <w:right w:val="single" w:sz="4" w:space="0" w:color="auto"/>
-            </w:tcBorders>
-            <w:shd w:val="clear" w:color="000000" w:fill="63BE7B"/>
-            <w:noWrap/>
-            <w:vAlign w:val="bottom"/>
-            <w:hideMark/>
-          </w:tcPr>
-          <w:p>
-            <w:pPr>
-              <w:spacing w:after="0" w:line="240" w:lineRule="auto"/>
-              <w:jc w:val="right"/>
-              <w:rPr>
-                <w:rFonts w:ascii="Calibri" w:eastAsia="Times New Roman" w:hAnsi="Calibri" w:cs="Calibri"/>
-                <w:color w:val="000000"/>
-                <w:lang w:eastAsia="ru-RU"/>
-              </w:rPr>
-            </w:pPr>
-            <w:r>
-              <w:rPr>
-                <w:rFonts w:ascii="Calibri" w:eastAsia="Times New Roman" w:hAnsi="Calibri" w:cs="Calibri"/>
-                <w:color w:val="000000"/>
-                <w:lang w:eastAsia="ru-RU"/>
-              </w:rPr>
-              <w:t>148</w:t>
-            </w:r>
-          </w:p>
-        </w:tc>
-        <w:tc>
-          <w:tcPr>
-            <w:tcW w:w="960" w:type="dxa"/>
-            <w:tcBorders>
-              <w:top w:val="single" w:sz="4" w:space="0" w:color="auto"/>
-              <w:left w:val="single" w:sz="4" w:space="0" w:color="auto"/>
-              <w:bottom w:val="single" w:sz="4" w:space="0" w:color="auto"/>
-              <w:right w:val="single" w:sz="4" w:space="0" w:color="auto"/>
-            </w:tcBorders>
-            <w:shd w:val="clear" w:color="000000" w:fill="FCFCFF"/>
-            <w:noWrap/>
-            <w:vAlign w:val="bottom"/>
-            <w:hideMark/>
-          </w:tcPr>
-          <w:p>
-            <w:pPr>
-              <w:spacing w:after="0" w:line="240" w:lineRule="auto"/>
-              <w:jc w:val="right"/>
-              <w:rPr>
-                <w:rFonts w:ascii="Calibri" w:eastAsia="Times New Roman" w:hAnsi="Calibri" w:cs="Calibri"/>
-                <w:color w:val="000000"/>
-                <w:lang w:eastAsia="ru-RU"/>
-              </w:rPr>
-            </w:pPr>
-            <w:r>
-              <w:rPr>
-                <w:rFonts w:ascii="Calibri" w:eastAsia="Times New Roman" w:hAnsi="Calibri" w:cs="Calibri"/>
-                <w:color w:val="000000"/>
+          </w:p>
+        </w:tc>
+        <w:tc>
+          <w:tcPr>
+            <w:tcW w:w="0" w:type="auto"/>
+            <w:tcBorders>
+              <w:top w:val="nil"/>
+              <w:left w:val="nil"/>
+              <w:bottom w:val="nil"/>
+              <w:right w:val="nil"/>
+            </w:tcBorders>
+            <w:shd w:val="clear" w:color="auto" w:fill="C4C4C4"/>
+            <w:tcMar>
+              <w:top w:w="120" w:type="dxa"/>
+              <w:left w:w="120" w:type="dxa"/>
+              <w:bottom w:w="120" w:type="dxa"/>
+              <w:right w:w="120" w:type="dxa"/>
+            </w:tcMar>
+            <w:vAlign w:val="center"/>
+            <w:hideMark/>
+          </w:tcPr>
+          <w:p>
+            <w:pPr>
+              <w:spacing w:before="240" w:after="0" w:line="240" w:lineRule="auto"/>
+              <w:jc w:val="right"/>
+              <w:rPr>
+                <w:rFonts w:ascii="Helvetica" w:eastAsia="Times New Roman" w:hAnsi="Helvetica" w:cs="Helvetica"/>
+                <w:color w:val="000000"/>
+                <w:sz w:val="18"/>
+                <w:szCs w:val="18"/>
+                <w:lang w:eastAsia="ru-RU"/>
+              </w:rPr>
+            </w:pPr>
+            <w:r>
+              <w:rPr>
+                <w:rFonts w:ascii="Helvetica" w:eastAsia="Times New Roman" w:hAnsi="Helvetica" w:cs="Helvetica"/>
+                <w:color w:val="000000"/>
+                <w:sz w:val="18"/>
+                <w:szCs w:val="18"/>
                 <w:lang w:eastAsia="ru-RU"/>
               </w:rPr>
               <w:t>350</w:t>
@@ -534,40 +612,2612 @@
         </w:tc>
         <w:tc>
           <w:tcPr>
-            <w:tcW w:w="960" w:type="dxa"/>
-            <w:tcBorders>
-              <w:top w:val="single" w:sz="4" w:space="0" w:color="auto"/>
-              <w:left w:val="single" w:sz="4" w:space="0" w:color="auto"/>
-              <w:bottom w:val="single" w:sz="4" w:space="0" w:color="auto"/>
-              <w:right w:val="single" w:sz="4" w:space="0" w:color="auto"/>
-            </w:tcBorders>
-            <w:shd w:val="clear" w:color="000000" w:fill="FCFCFF"/>
-            <w:noWrap/>
-            <w:vAlign w:val="bottom"/>
-            <w:hideMark/>
-          </w:tcPr>
-          <w:p>
-            <w:pPr>
-              <w:spacing w:after="0" w:line="240" w:lineRule="auto"/>
-              <w:jc w:val="right"/>
-              <w:rPr>
-                <w:rFonts w:ascii="Calibri" w:eastAsia="Times New Roman" w:hAnsi="Calibri" w:cs="Calibri"/>
-                <w:color w:val="000000"/>
-                <w:lang w:eastAsia="ru-RU"/>
-              </w:rPr>
-            </w:pPr>
-            <w:r>
-              <w:rPr>
-                <w:rFonts w:ascii="Calibri" w:eastAsia="Times New Roman" w:hAnsi="Calibri" w:cs="Calibri"/>
-                <w:color w:val="000000"/>
+            <w:tcW w:w="0" w:type="auto"/>
+            <w:tcBorders>
+              <w:top w:val="nil"/>
+              <w:left w:val="nil"/>
+              <w:bottom w:val="nil"/>
+              <w:right w:val="nil"/>
+            </w:tcBorders>
+            <w:shd w:val="clear" w:color="auto" w:fill="C4C4C4"/>
+            <w:tcMar>
+              <w:top w:w="120" w:type="dxa"/>
+              <w:left w:w="120" w:type="dxa"/>
+              <w:bottom w:w="120" w:type="dxa"/>
+              <w:right w:w="120" w:type="dxa"/>
+            </w:tcMar>
+            <w:vAlign w:val="center"/>
+            <w:hideMark/>
+          </w:tcPr>
+          <w:p>
+            <w:pPr>
+              <w:spacing w:before="240" w:after="0" w:line="240" w:lineRule="auto"/>
+              <w:jc w:val="right"/>
+              <w:rPr>
+                <w:rFonts w:ascii="Helvetica" w:eastAsia="Times New Roman" w:hAnsi="Helvetica" w:cs="Helvetica"/>
+                <w:color w:val="000000"/>
+                <w:sz w:val="18"/>
+                <w:szCs w:val="18"/>
+                <w:lang w:eastAsia="ru-RU"/>
+              </w:rPr>
+            </w:pPr>
+            <w:r>
+              <w:rPr>
+                <w:rFonts w:ascii="Helvetica" w:eastAsia="Times New Roman" w:hAnsi="Helvetica" w:cs="Helvetica"/>
+                <w:color w:val="000000"/>
+                <w:sz w:val="18"/>
+                <w:szCs w:val="18"/>
                 <w:lang w:eastAsia="ru-RU"/>
               </w:rPr>
               <w:t>108</w:t>
+            </w:r>
+          </w:p>
+        </w:tc>
+        <w:tc>
+          <w:tcPr>
+            <w:tcW w:w="0" w:type="auto"/>
+            <w:tcBorders>
+              <w:top w:val="nil"/>
+              <w:left w:val="nil"/>
+              <w:bottom w:val="nil"/>
+              <w:right w:val="nil"/>
+            </w:tcBorders>
+            <w:shd w:val="clear" w:color="auto" w:fill="09BB9F"/>
+            <w:tcMar>
+              <w:top w:w="120" w:type="dxa"/>
+              <w:left w:w="120" w:type="dxa"/>
+              <w:bottom w:w="120" w:type="dxa"/>
+              <w:right w:w="120" w:type="dxa"/>
+            </w:tcMar>
+            <w:vAlign w:val="center"/>
+            <w:hideMark/>
+          </w:tcPr>
+          <w:p>
+            <w:pPr>
+              <w:spacing w:before="240" w:after="0" w:line="240" w:lineRule="auto"/>
+              <w:jc w:val="right"/>
+              <w:rPr>
+                <w:rFonts w:ascii="Helvetica" w:eastAsia="Times New Roman" w:hAnsi="Helvetica" w:cs="Helvetica"/>
+                <w:color w:val="000000"/>
+                <w:sz w:val="18"/>
+                <w:szCs w:val="18"/>
+                <w:lang w:eastAsia="ru-RU"/>
+              </w:rPr>
+            </w:pPr>
+            <w:r>
+              <w:rPr>
+                <w:rFonts w:ascii="Helvetica" w:eastAsia="Times New Roman" w:hAnsi="Helvetica" w:cs="Helvetica"/>
+                <w:color w:val="000000"/>
+                <w:sz w:val="18"/>
+                <w:szCs w:val="18"/>
+                <w:lang w:eastAsia="ru-RU"/>
+              </w:rPr>
+              <w:t>151</w:t>
             </w:r>
           </w:p>
         </w:tc>
       </w:tr>
     </w:tbl>
+    <w:p>
+      <w:pPr>
+        <w:rPr>
+          <w:lang w:val="en-US"/>
+        </w:rPr>
+      </w:pPr>
+    </w:p>
+    <w:p>
+      <w:pPr>
+        <w:rPr>
+          <w:lang w:val="en-US"/>
+        </w:rPr>
+      </w:pPr>
+      <w:r>
+        <w:rPr>
+          <w:lang w:val="en-US"/>
+        </w:rPr>
+        <w:t>It seems like 2</w:t>
+      </w:r>
+      <w:r>
+        <w:rPr>
+          <w:vertAlign w:val="superscript"/>
+          <w:lang w:val="en-US"/>
+        </w:rPr>
+        <w:t>nd</w:t>
+      </w:r>
+      <w:r>
+        <w:rPr>
+          <w:lang w:val="en-US"/>
+        </w:rPr>
+        <w:t xml:space="preserve"> part of the last season was the logical continuation of the 1</w:t>
+      </w:r>
+      <w:r>
+        <w:rPr>
+          <w:vertAlign w:val="superscript"/>
+          <w:lang w:val="en-US"/>
+        </w:rPr>
+        <w:t>st</w:t>
+      </w:r>
+      <w:r>
+        <w:rPr>
+          <w:lang w:val="en-US"/>
+        </w:rPr>
+        <w:t xml:space="preserve"> part but this year everything has changed. But let’s look at the xG stats from 2 sources: FPL and Understat.com (I don’t have data from others like OPTA. ‘Threat’ from FPL was counted as an xG substitute).</w:t>
+      </w:r>
+      <w:r>
+        <w:rPr>
+          <w:lang w:val="en-US"/>
+        </w:rPr>
+        <w:t xml:space="preserve"> </w:t>
+      </w:r>
+      <w:r>
+        <w:rPr>
+          <w:lang w:val="en-US"/>
+        </w:rPr>
+        <w:t>Numbers are average xG * 100.</w:t>
+      </w:r>
+    </w:p>
+    <w:p>
+      <w:pPr>
+        <w:jc w:val="center"/>
+        <w:rPr>
+          <w:lang w:val="en-US"/>
+        </w:rPr>
+      </w:pPr>
+      <w:r>
+        <w:rPr>
+          <w:lang w:val="en-US"/>
+        </w:rPr>
+        <w:t>H/A difference for xG</w:t>
+      </w:r>
+    </w:p>
+    <w:tbl>
+      <w:tblPr>
+        <w:tblW w:w="0" w:type="auto"/>
+        <w:shd w:val="clear" w:color="auto" w:fill="FFFFFF"/>
+        <w:tblCellMar>
+          <w:top w:w="15" w:type="dxa"/>
+          <w:left w:w="15" w:type="dxa"/>
+          <w:bottom w:w="15" w:type="dxa"/>
+          <w:right w:w="15" w:type="dxa"/>
+        </w:tblCellMar>
+        <w:tblLook w:val="04A0" w:firstRow="1" w:lastRow="0" w:firstColumn="1" w:lastColumn="0" w:noHBand="0" w:noVBand="1"/>
+      </w:tblPr>
+      <w:tblGrid>
+        <w:gridCol w:w="741"/>
+        <w:gridCol w:w="1315"/>
+        <w:gridCol w:w="1815"/>
+        <w:gridCol w:w="1352"/>
+        <w:gridCol w:w="1852"/>
+        <w:gridCol w:w="890"/>
+        <w:gridCol w:w="1390"/>
+      </w:tblGrid>
+      <w:tr>
+        <w:trPr>
+          <w:tblHeader/>
+        </w:trPr>
+        <w:tc>
+          <w:tcPr>
+            <w:tcW w:w="0" w:type="auto"/>
+            <w:tcBorders>
+              <w:top w:val="nil"/>
+              <w:left w:val="nil"/>
+              <w:bottom w:val="nil"/>
+              <w:right w:val="nil"/>
+            </w:tcBorders>
+            <w:shd w:val="clear" w:color="auto" w:fill="FFFFFF"/>
+            <w:tcMar>
+              <w:top w:w="120" w:type="dxa"/>
+              <w:left w:w="120" w:type="dxa"/>
+              <w:bottom w:w="120" w:type="dxa"/>
+              <w:right w:w="120" w:type="dxa"/>
+            </w:tcMar>
+            <w:vAlign w:val="center"/>
+            <w:hideMark/>
+          </w:tcPr>
+          <w:p>
+            <w:pPr>
+              <w:spacing w:after="0" w:line="240" w:lineRule="auto"/>
+              <w:rPr>
+                <w:rFonts w:ascii="Times New Roman" w:eastAsia="Times New Roman" w:hAnsi="Times New Roman" w:cs="Times New Roman"/>
+                <w:sz w:val="24"/>
+                <w:szCs w:val="24"/>
+                <w:lang w:eastAsia="ru-RU"/>
+              </w:rPr>
+            </w:pPr>
+          </w:p>
+        </w:tc>
+        <w:tc>
+          <w:tcPr>
+            <w:tcW w:w="0" w:type="auto"/>
+            <w:tcBorders>
+              <w:top w:val="nil"/>
+              <w:left w:val="nil"/>
+              <w:bottom w:val="nil"/>
+              <w:right w:val="nil"/>
+            </w:tcBorders>
+            <w:shd w:val="clear" w:color="auto" w:fill="FFFFFF"/>
+            <w:tcMar>
+              <w:top w:w="120" w:type="dxa"/>
+              <w:left w:w="120" w:type="dxa"/>
+              <w:bottom w:w="120" w:type="dxa"/>
+              <w:right w:w="120" w:type="dxa"/>
+            </w:tcMar>
+            <w:vAlign w:val="center"/>
+            <w:hideMark/>
+          </w:tcPr>
+          <w:p>
+            <w:pPr>
+              <w:spacing w:before="240" w:after="0" w:line="240" w:lineRule="auto"/>
+              <w:jc w:val="right"/>
+              <w:rPr>
+                <w:rFonts w:ascii="Helvetica" w:eastAsia="Times New Roman" w:hAnsi="Helvetica" w:cs="Helvetica"/>
+                <w:b/>
+                <w:bCs/>
+                <w:color w:val="000000"/>
+                <w:sz w:val="18"/>
+                <w:szCs w:val="18"/>
+                <w:lang w:eastAsia="ru-RU"/>
+              </w:rPr>
+            </w:pPr>
+            <w:r>
+              <w:rPr>
+                <w:rFonts w:ascii="Helvetica" w:eastAsia="Times New Roman" w:hAnsi="Helvetica" w:cs="Helvetica"/>
+                <w:b/>
+                <w:bCs/>
+                <w:color w:val="000000"/>
+                <w:sz w:val="18"/>
+                <w:szCs w:val="18"/>
+                <w:lang w:eastAsia="ru-RU"/>
+              </w:rPr>
+              <w:t>FPL 19-20 1st part</w:t>
+            </w:r>
+          </w:p>
+        </w:tc>
+        <w:tc>
+          <w:tcPr>
+            <w:tcW w:w="0" w:type="auto"/>
+            <w:tcBorders>
+              <w:top w:val="nil"/>
+              <w:left w:val="nil"/>
+              <w:bottom w:val="nil"/>
+              <w:right w:val="nil"/>
+            </w:tcBorders>
+            <w:shd w:val="clear" w:color="auto" w:fill="FFFFFF"/>
+            <w:tcMar>
+              <w:top w:w="120" w:type="dxa"/>
+              <w:left w:w="120" w:type="dxa"/>
+              <w:bottom w:w="120" w:type="dxa"/>
+              <w:right w:w="120" w:type="dxa"/>
+            </w:tcMar>
+            <w:vAlign w:val="center"/>
+            <w:hideMark/>
+          </w:tcPr>
+          <w:p>
+            <w:pPr>
+              <w:spacing w:before="240" w:after="0" w:line="240" w:lineRule="auto"/>
+              <w:jc w:val="right"/>
+              <w:rPr>
+                <w:rFonts w:ascii="Helvetica" w:eastAsia="Times New Roman" w:hAnsi="Helvetica" w:cs="Helvetica"/>
+                <w:b/>
+                <w:bCs/>
+                <w:color w:val="000000"/>
+                <w:sz w:val="18"/>
+                <w:szCs w:val="18"/>
+                <w:lang w:eastAsia="ru-RU"/>
+              </w:rPr>
+            </w:pPr>
+            <w:r>
+              <w:rPr>
+                <w:rFonts w:ascii="Helvetica" w:eastAsia="Times New Roman" w:hAnsi="Helvetica" w:cs="Helvetica"/>
+                <w:b/>
+                <w:bCs/>
+                <w:color w:val="000000"/>
+                <w:sz w:val="18"/>
+                <w:szCs w:val="18"/>
+                <w:lang w:eastAsia="ru-RU"/>
+              </w:rPr>
+              <w:t>Understat 19-20 1st part</w:t>
+            </w:r>
+          </w:p>
+        </w:tc>
+        <w:tc>
+          <w:tcPr>
+            <w:tcW w:w="0" w:type="auto"/>
+            <w:tcBorders>
+              <w:top w:val="nil"/>
+              <w:left w:val="nil"/>
+              <w:bottom w:val="nil"/>
+              <w:right w:val="nil"/>
+            </w:tcBorders>
+            <w:shd w:val="clear" w:color="auto" w:fill="FFFFFF"/>
+            <w:tcMar>
+              <w:top w:w="120" w:type="dxa"/>
+              <w:left w:w="120" w:type="dxa"/>
+              <w:bottom w:w="120" w:type="dxa"/>
+              <w:right w:w="120" w:type="dxa"/>
+            </w:tcMar>
+            <w:vAlign w:val="center"/>
+            <w:hideMark/>
+          </w:tcPr>
+          <w:p>
+            <w:pPr>
+              <w:spacing w:before="240" w:after="0" w:line="240" w:lineRule="auto"/>
+              <w:jc w:val="right"/>
+              <w:rPr>
+                <w:rFonts w:ascii="Helvetica" w:eastAsia="Times New Roman" w:hAnsi="Helvetica" w:cs="Helvetica"/>
+                <w:b/>
+                <w:bCs/>
+                <w:color w:val="000000"/>
+                <w:sz w:val="18"/>
+                <w:szCs w:val="18"/>
+                <w:lang w:eastAsia="ru-RU"/>
+              </w:rPr>
+            </w:pPr>
+            <w:r>
+              <w:rPr>
+                <w:rFonts w:ascii="Helvetica" w:eastAsia="Times New Roman" w:hAnsi="Helvetica" w:cs="Helvetica"/>
+                <w:b/>
+                <w:bCs/>
+                <w:color w:val="000000"/>
+                <w:sz w:val="18"/>
+                <w:szCs w:val="18"/>
+                <w:lang w:eastAsia="ru-RU"/>
+              </w:rPr>
+              <w:t>FPL 19-20 2nd part</w:t>
+            </w:r>
+          </w:p>
+        </w:tc>
+        <w:tc>
+          <w:tcPr>
+            <w:tcW w:w="0" w:type="auto"/>
+            <w:tcBorders>
+              <w:top w:val="nil"/>
+              <w:left w:val="nil"/>
+              <w:bottom w:val="nil"/>
+              <w:right w:val="nil"/>
+            </w:tcBorders>
+            <w:shd w:val="clear" w:color="auto" w:fill="FFFFFF"/>
+            <w:tcMar>
+              <w:top w:w="120" w:type="dxa"/>
+              <w:left w:w="120" w:type="dxa"/>
+              <w:bottom w:w="120" w:type="dxa"/>
+              <w:right w:w="120" w:type="dxa"/>
+            </w:tcMar>
+            <w:vAlign w:val="center"/>
+            <w:hideMark/>
+          </w:tcPr>
+          <w:p>
+            <w:pPr>
+              <w:spacing w:before="240" w:after="0" w:line="240" w:lineRule="auto"/>
+              <w:jc w:val="right"/>
+              <w:rPr>
+                <w:rFonts w:ascii="Helvetica" w:eastAsia="Times New Roman" w:hAnsi="Helvetica" w:cs="Helvetica"/>
+                <w:b/>
+                <w:bCs/>
+                <w:color w:val="000000"/>
+                <w:sz w:val="18"/>
+                <w:szCs w:val="18"/>
+                <w:lang w:eastAsia="ru-RU"/>
+              </w:rPr>
+            </w:pPr>
+            <w:r>
+              <w:rPr>
+                <w:rFonts w:ascii="Helvetica" w:eastAsia="Times New Roman" w:hAnsi="Helvetica" w:cs="Helvetica"/>
+                <w:b/>
+                <w:bCs/>
+                <w:color w:val="000000"/>
+                <w:sz w:val="18"/>
+                <w:szCs w:val="18"/>
+                <w:lang w:eastAsia="ru-RU"/>
+              </w:rPr>
+              <w:t>Understat 19-20 2nd part</w:t>
+            </w:r>
+          </w:p>
+        </w:tc>
+        <w:tc>
+          <w:tcPr>
+            <w:tcW w:w="0" w:type="auto"/>
+            <w:tcBorders>
+              <w:top w:val="nil"/>
+              <w:left w:val="nil"/>
+              <w:bottom w:val="nil"/>
+              <w:right w:val="nil"/>
+            </w:tcBorders>
+            <w:shd w:val="clear" w:color="auto" w:fill="FFFFFF"/>
+            <w:tcMar>
+              <w:top w:w="120" w:type="dxa"/>
+              <w:left w:w="120" w:type="dxa"/>
+              <w:bottom w:w="120" w:type="dxa"/>
+              <w:right w:w="120" w:type="dxa"/>
+            </w:tcMar>
+            <w:vAlign w:val="center"/>
+            <w:hideMark/>
+          </w:tcPr>
+          <w:p>
+            <w:pPr>
+              <w:spacing w:before="240" w:after="0" w:line="240" w:lineRule="auto"/>
+              <w:jc w:val="right"/>
+              <w:rPr>
+                <w:rFonts w:ascii="Helvetica" w:eastAsia="Times New Roman" w:hAnsi="Helvetica" w:cs="Helvetica"/>
+                <w:b/>
+                <w:bCs/>
+                <w:color w:val="000000"/>
+                <w:sz w:val="18"/>
+                <w:szCs w:val="18"/>
+                <w:lang w:eastAsia="ru-RU"/>
+              </w:rPr>
+            </w:pPr>
+            <w:r>
+              <w:rPr>
+                <w:rFonts w:ascii="Helvetica" w:eastAsia="Times New Roman" w:hAnsi="Helvetica" w:cs="Helvetica"/>
+                <w:b/>
+                <w:bCs/>
+                <w:color w:val="000000"/>
+                <w:sz w:val="18"/>
+                <w:szCs w:val="18"/>
+                <w:lang w:eastAsia="ru-RU"/>
+              </w:rPr>
+              <w:t>FPL 20-21</w:t>
+            </w:r>
+          </w:p>
+        </w:tc>
+        <w:tc>
+          <w:tcPr>
+            <w:tcW w:w="0" w:type="auto"/>
+            <w:tcBorders>
+              <w:top w:val="nil"/>
+              <w:left w:val="nil"/>
+              <w:bottom w:val="nil"/>
+              <w:right w:val="nil"/>
+            </w:tcBorders>
+            <w:shd w:val="clear" w:color="auto" w:fill="FFFFFF"/>
+            <w:tcMar>
+              <w:top w:w="120" w:type="dxa"/>
+              <w:left w:w="120" w:type="dxa"/>
+              <w:bottom w:w="120" w:type="dxa"/>
+              <w:right w:w="120" w:type="dxa"/>
+            </w:tcMar>
+            <w:vAlign w:val="center"/>
+            <w:hideMark/>
+          </w:tcPr>
+          <w:p>
+            <w:pPr>
+              <w:spacing w:before="240" w:after="0" w:line="240" w:lineRule="auto"/>
+              <w:jc w:val="right"/>
+              <w:rPr>
+                <w:rFonts w:ascii="Helvetica" w:eastAsia="Times New Roman" w:hAnsi="Helvetica" w:cs="Helvetica"/>
+                <w:b/>
+                <w:bCs/>
+                <w:color w:val="000000"/>
+                <w:sz w:val="18"/>
+                <w:szCs w:val="18"/>
+                <w:lang w:eastAsia="ru-RU"/>
+              </w:rPr>
+            </w:pPr>
+            <w:r>
+              <w:rPr>
+                <w:rFonts w:ascii="Helvetica" w:eastAsia="Times New Roman" w:hAnsi="Helvetica" w:cs="Helvetica"/>
+                <w:b/>
+                <w:bCs/>
+                <w:color w:val="000000"/>
+                <w:sz w:val="18"/>
+                <w:szCs w:val="18"/>
+                <w:lang w:eastAsia="ru-RU"/>
+              </w:rPr>
+              <w:t>Understat 20-21</w:t>
+            </w:r>
+          </w:p>
+        </w:tc>
+      </w:tr>
+      <w:tr>
+        <w:tc>
+          <w:tcPr>
+            <w:tcW w:w="0" w:type="auto"/>
+            <w:tcBorders>
+              <w:top w:val="nil"/>
+              <w:left w:val="nil"/>
+              <w:bottom w:val="nil"/>
+              <w:right w:val="nil"/>
+            </w:tcBorders>
+            <w:shd w:val="clear" w:color="auto" w:fill="F5F5F5"/>
+            <w:tcMar>
+              <w:top w:w="120" w:type="dxa"/>
+              <w:left w:w="120" w:type="dxa"/>
+              <w:bottom w:w="120" w:type="dxa"/>
+              <w:right w:w="120" w:type="dxa"/>
+            </w:tcMar>
+            <w:vAlign w:val="center"/>
+            <w:hideMark/>
+          </w:tcPr>
+          <w:p>
+            <w:pPr>
+              <w:spacing w:before="240" w:after="0" w:line="240" w:lineRule="auto"/>
+              <w:jc w:val="right"/>
+              <w:rPr>
+                <w:rFonts w:ascii="Helvetica" w:eastAsia="Times New Roman" w:hAnsi="Helvetica" w:cs="Helvetica"/>
+                <w:b/>
+                <w:bCs/>
+                <w:color w:val="000000"/>
+                <w:sz w:val="18"/>
+                <w:szCs w:val="18"/>
+                <w:lang w:eastAsia="ru-RU"/>
+              </w:rPr>
+            </w:pPr>
+            <w:r>
+              <w:rPr>
+                <w:rFonts w:ascii="Helvetica" w:eastAsia="Times New Roman" w:hAnsi="Helvetica" w:cs="Helvetica"/>
+                <w:b/>
+                <w:bCs/>
+                <w:color w:val="000000"/>
+                <w:sz w:val="18"/>
+                <w:szCs w:val="18"/>
+                <w:lang w:eastAsia="ru-RU"/>
+              </w:rPr>
+              <w:t>Home</w:t>
+            </w:r>
+          </w:p>
+        </w:tc>
+        <w:tc>
+          <w:tcPr>
+            <w:tcW w:w="0" w:type="auto"/>
+            <w:tcBorders>
+              <w:top w:val="nil"/>
+              <w:left w:val="nil"/>
+              <w:bottom w:val="nil"/>
+              <w:right w:val="nil"/>
+            </w:tcBorders>
+            <w:shd w:val="clear" w:color="auto" w:fill="09BB9F"/>
+            <w:tcMar>
+              <w:top w:w="120" w:type="dxa"/>
+              <w:left w:w="120" w:type="dxa"/>
+              <w:bottom w:w="120" w:type="dxa"/>
+              <w:right w:w="120" w:type="dxa"/>
+            </w:tcMar>
+            <w:vAlign w:val="center"/>
+            <w:hideMark/>
+          </w:tcPr>
+          <w:p>
+            <w:pPr>
+              <w:spacing w:before="240" w:after="0" w:line="240" w:lineRule="auto"/>
+              <w:jc w:val="right"/>
+              <w:rPr>
+                <w:rFonts w:ascii="Helvetica" w:eastAsia="Times New Roman" w:hAnsi="Helvetica" w:cs="Helvetica"/>
+                <w:color w:val="000000"/>
+                <w:sz w:val="18"/>
+                <w:szCs w:val="18"/>
+                <w:lang w:eastAsia="ru-RU"/>
+              </w:rPr>
+            </w:pPr>
+            <w:r>
+              <w:rPr>
+                <w:rFonts w:ascii="Helvetica" w:eastAsia="Times New Roman" w:hAnsi="Helvetica" w:cs="Helvetica"/>
+                <w:color w:val="000000"/>
+                <w:sz w:val="18"/>
+                <w:szCs w:val="18"/>
+                <w:lang w:eastAsia="ru-RU"/>
+              </w:rPr>
+              <w:t>184</w:t>
+            </w:r>
+          </w:p>
+        </w:tc>
+        <w:tc>
+          <w:tcPr>
+            <w:tcW w:w="0" w:type="auto"/>
+            <w:tcBorders>
+              <w:top w:val="nil"/>
+              <w:left w:val="nil"/>
+              <w:bottom w:val="nil"/>
+              <w:right w:val="nil"/>
+            </w:tcBorders>
+            <w:shd w:val="clear" w:color="auto" w:fill="09BB9F"/>
+            <w:tcMar>
+              <w:top w:w="120" w:type="dxa"/>
+              <w:left w:w="120" w:type="dxa"/>
+              <w:bottom w:w="120" w:type="dxa"/>
+              <w:right w:w="120" w:type="dxa"/>
+            </w:tcMar>
+            <w:vAlign w:val="center"/>
+            <w:hideMark/>
+          </w:tcPr>
+          <w:p>
+            <w:pPr>
+              <w:spacing w:before="240" w:after="0" w:line="240" w:lineRule="auto"/>
+              <w:jc w:val="right"/>
+              <w:rPr>
+                <w:rFonts w:ascii="Helvetica" w:eastAsia="Times New Roman" w:hAnsi="Helvetica" w:cs="Helvetica"/>
+                <w:color w:val="000000"/>
+                <w:sz w:val="18"/>
+                <w:szCs w:val="18"/>
+                <w:lang w:eastAsia="ru-RU"/>
+              </w:rPr>
+            </w:pPr>
+            <w:r>
+              <w:rPr>
+                <w:rFonts w:ascii="Helvetica" w:eastAsia="Times New Roman" w:hAnsi="Helvetica" w:cs="Helvetica"/>
+                <w:color w:val="000000"/>
+                <w:sz w:val="18"/>
+                <w:szCs w:val="18"/>
+                <w:lang w:eastAsia="ru-RU"/>
+              </w:rPr>
+              <w:t>160</w:t>
+            </w:r>
+          </w:p>
+        </w:tc>
+        <w:tc>
+          <w:tcPr>
+            <w:tcW w:w="0" w:type="auto"/>
+            <w:tcBorders>
+              <w:top w:val="nil"/>
+              <w:left w:val="nil"/>
+              <w:bottom w:val="nil"/>
+              <w:right w:val="nil"/>
+            </w:tcBorders>
+            <w:shd w:val="clear" w:color="auto" w:fill="09BB9F"/>
+            <w:tcMar>
+              <w:top w:w="120" w:type="dxa"/>
+              <w:left w:w="120" w:type="dxa"/>
+              <w:bottom w:w="120" w:type="dxa"/>
+              <w:right w:w="120" w:type="dxa"/>
+            </w:tcMar>
+            <w:vAlign w:val="center"/>
+            <w:hideMark/>
+          </w:tcPr>
+          <w:p>
+            <w:pPr>
+              <w:spacing w:before="240" w:after="0" w:line="240" w:lineRule="auto"/>
+              <w:jc w:val="right"/>
+              <w:rPr>
+                <w:rFonts w:ascii="Helvetica" w:eastAsia="Times New Roman" w:hAnsi="Helvetica" w:cs="Helvetica"/>
+                <w:color w:val="000000"/>
+                <w:sz w:val="18"/>
+                <w:szCs w:val="18"/>
+                <w:lang w:eastAsia="ru-RU"/>
+              </w:rPr>
+            </w:pPr>
+            <w:r>
+              <w:rPr>
+                <w:rFonts w:ascii="Helvetica" w:eastAsia="Times New Roman" w:hAnsi="Helvetica" w:cs="Helvetica"/>
+                <w:color w:val="000000"/>
+                <w:sz w:val="18"/>
+                <w:szCs w:val="18"/>
+                <w:lang w:eastAsia="ru-RU"/>
+              </w:rPr>
+              <w:t>155</w:t>
+            </w:r>
+          </w:p>
+        </w:tc>
+        <w:tc>
+          <w:tcPr>
+            <w:tcW w:w="0" w:type="auto"/>
+            <w:tcBorders>
+              <w:top w:val="nil"/>
+              <w:left w:val="nil"/>
+              <w:bottom w:val="nil"/>
+              <w:right w:val="nil"/>
+            </w:tcBorders>
+            <w:shd w:val="clear" w:color="auto" w:fill="09BB9F"/>
+            <w:tcMar>
+              <w:top w:w="120" w:type="dxa"/>
+              <w:left w:w="120" w:type="dxa"/>
+              <w:bottom w:w="120" w:type="dxa"/>
+              <w:right w:w="120" w:type="dxa"/>
+            </w:tcMar>
+            <w:vAlign w:val="center"/>
+            <w:hideMark/>
+          </w:tcPr>
+          <w:p>
+            <w:pPr>
+              <w:spacing w:before="240" w:after="0" w:line="240" w:lineRule="auto"/>
+              <w:jc w:val="right"/>
+              <w:rPr>
+                <w:rFonts w:ascii="Helvetica" w:eastAsia="Times New Roman" w:hAnsi="Helvetica" w:cs="Helvetica"/>
+                <w:color w:val="000000"/>
+                <w:sz w:val="18"/>
+                <w:szCs w:val="18"/>
+                <w:lang w:eastAsia="ru-RU"/>
+              </w:rPr>
+            </w:pPr>
+            <w:r>
+              <w:rPr>
+                <w:rFonts w:ascii="Helvetica" w:eastAsia="Times New Roman" w:hAnsi="Helvetica" w:cs="Helvetica"/>
+                <w:color w:val="000000"/>
+                <w:sz w:val="18"/>
+                <w:szCs w:val="18"/>
+                <w:lang w:eastAsia="ru-RU"/>
+              </w:rPr>
+              <w:t>139</w:t>
+            </w:r>
+          </w:p>
+        </w:tc>
+        <w:tc>
+          <w:tcPr>
+            <w:tcW w:w="0" w:type="auto"/>
+            <w:tcBorders>
+              <w:top w:val="nil"/>
+              <w:left w:val="nil"/>
+              <w:bottom w:val="nil"/>
+              <w:right w:val="nil"/>
+            </w:tcBorders>
+            <w:shd w:val="clear" w:color="auto" w:fill="09BB9F"/>
+            <w:tcMar>
+              <w:top w:w="120" w:type="dxa"/>
+              <w:left w:w="120" w:type="dxa"/>
+              <w:bottom w:w="120" w:type="dxa"/>
+              <w:right w:w="120" w:type="dxa"/>
+            </w:tcMar>
+            <w:vAlign w:val="center"/>
+            <w:hideMark/>
+          </w:tcPr>
+          <w:p>
+            <w:pPr>
+              <w:spacing w:before="240" w:after="0" w:line="240" w:lineRule="auto"/>
+              <w:jc w:val="right"/>
+              <w:rPr>
+                <w:rFonts w:ascii="Helvetica" w:eastAsia="Times New Roman" w:hAnsi="Helvetica" w:cs="Helvetica"/>
+                <w:color w:val="000000"/>
+                <w:sz w:val="18"/>
+                <w:szCs w:val="18"/>
+                <w:lang w:eastAsia="ru-RU"/>
+              </w:rPr>
+            </w:pPr>
+            <w:r>
+              <w:rPr>
+                <w:rFonts w:ascii="Helvetica" w:eastAsia="Times New Roman" w:hAnsi="Helvetica" w:cs="Helvetica"/>
+                <w:color w:val="000000"/>
+                <w:sz w:val="18"/>
+                <w:szCs w:val="18"/>
+                <w:lang w:eastAsia="ru-RU"/>
+              </w:rPr>
+              <w:t>159</w:t>
+            </w:r>
+          </w:p>
+        </w:tc>
+        <w:tc>
+          <w:tcPr>
+            <w:tcW w:w="0" w:type="auto"/>
+            <w:tcBorders>
+              <w:top w:val="nil"/>
+              <w:left w:val="nil"/>
+              <w:bottom w:val="nil"/>
+              <w:right w:val="nil"/>
+            </w:tcBorders>
+            <w:shd w:val="clear" w:color="auto" w:fill="09BB9F"/>
+            <w:tcMar>
+              <w:top w:w="120" w:type="dxa"/>
+              <w:left w:w="120" w:type="dxa"/>
+              <w:bottom w:w="120" w:type="dxa"/>
+              <w:right w:w="120" w:type="dxa"/>
+            </w:tcMar>
+            <w:vAlign w:val="center"/>
+            <w:hideMark/>
+          </w:tcPr>
+          <w:p>
+            <w:pPr>
+              <w:spacing w:before="240" w:after="0" w:line="240" w:lineRule="auto"/>
+              <w:jc w:val="right"/>
+              <w:rPr>
+                <w:rFonts w:ascii="Helvetica" w:eastAsia="Times New Roman" w:hAnsi="Helvetica" w:cs="Helvetica"/>
+                <w:color w:val="000000"/>
+                <w:sz w:val="18"/>
+                <w:szCs w:val="18"/>
+                <w:lang w:eastAsia="ru-RU"/>
+              </w:rPr>
+            </w:pPr>
+            <w:r>
+              <w:rPr>
+                <w:rFonts w:ascii="Helvetica" w:eastAsia="Times New Roman" w:hAnsi="Helvetica" w:cs="Helvetica"/>
+                <w:color w:val="000000"/>
+                <w:sz w:val="18"/>
+                <w:szCs w:val="18"/>
+                <w:lang w:eastAsia="ru-RU"/>
+              </w:rPr>
+              <w:t>142</w:t>
+            </w:r>
+          </w:p>
+        </w:tc>
+      </w:tr>
+      <w:tr>
+        <w:tc>
+          <w:tcPr>
+            <w:tcW w:w="0" w:type="auto"/>
+            <w:tcBorders>
+              <w:top w:val="nil"/>
+              <w:left w:val="nil"/>
+              <w:bottom w:val="nil"/>
+              <w:right w:val="nil"/>
+            </w:tcBorders>
+            <w:shd w:val="clear" w:color="auto" w:fill="FFFFFF"/>
+            <w:tcMar>
+              <w:top w:w="120" w:type="dxa"/>
+              <w:left w:w="120" w:type="dxa"/>
+              <w:bottom w:w="120" w:type="dxa"/>
+              <w:right w:w="120" w:type="dxa"/>
+            </w:tcMar>
+            <w:vAlign w:val="center"/>
+            <w:hideMark/>
+          </w:tcPr>
+          <w:p>
+            <w:pPr>
+              <w:spacing w:before="240" w:after="0" w:line="240" w:lineRule="auto"/>
+              <w:jc w:val="right"/>
+              <w:rPr>
+                <w:rFonts w:ascii="Helvetica" w:eastAsia="Times New Roman" w:hAnsi="Helvetica" w:cs="Helvetica"/>
+                <w:b/>
+                <w:bCs/>
+                <w:color w:val="000000"/>
+                <w:sz w:val="18"/>
+                <w:szCs w:val="18"/>
+                <w:lang w:eastAsia="ru-RU"/>
+              </w:rPr>
+            </w:pPr>
+            <w:r>
+              <w:rPr>
+                <w:rFonts w:ascii="Helvetica" w:eastAsia="Times New Roman" w:hAnsi="Helvetica" w:cs="Helvetica"/>
+                <w:b/>
+                <w:bCs/>
+                <w:color w:val="000000"/>
+                <w:sz w:val="18"/>
+                <w:szCs w:val="18"/>
+                <w:lang w:eastAsia="ru-RU"/>
+              </w:rPr>
+              <w:t>Away</w:t>
+            </w:r>
+          </w:p>
+        </w:tc>
+        <w:tc>
+          <w:tcPr>
+            <w:tcW w:w="0" w:type="auto"/>
+            <w:tcBorders>
+              <w:top w:val="nil"/>
+              <w:left w:val="nil"/>
+              <w:bottom w:val="nil"/>
+              <w:right w:val="nil"/>
+            </w:tcBorders>
+            <w:shd w:val="clear" w:color="auto" w:fill="C4C4C4"/>
+            <w:tcMar>
+              <w:top w:w="120" w:type="dxa"/>
+              <w:left w:w="120" w:type="dxa"/>
+              <w:bottom w:w="120" w:type="dxa"/>
+              <w:right w:w="120" w:type="dxa"/>
+            </w:tcMar>
+            <w:vAlign w:val="center"/>
+            <w:hideMark/>
+          </w:tcPr>
+          <w:p>
+            <w:pPr>
+              <w:spacing w:before="240" w:after="0" w:line="240" w:lineRule="auto"/>
+              <w:jc w:val="right"/>
+              <w:rPr>
+                <w:rFonts w:ascii="Helvetica" w:eastAsia="Times New Roman" w:hAnsi="Helvetica" w:cs="Helvetica"/>
+                <w:color w:val="000000"/>
+                <w:sz w:val="18"/>
+                <w:szCs w:val="18"/>
+                <w:lang w:eastAsia="ru-RU"/>
+              </w:rPr>
+            </w:pPr>
+            <w:r>
+              <w:rPr>
+                <w:rFonts w:ascii="Helvetica" w:eastAsia="Times New Roman" w:hAnsi="Helvetica" w:cs="Helvetica"/>
+                <w:color w:val="000000"/>
+                <w:sz w:val="18"/>
+                <w:szCs w:val="18"/>
+                <w:lang w:eastAsia="ru-RU"/>
+              </w:rPr>
+              <w:t>154</w:t>
+            </w:r>
+          </w:p>
+        </w:tc>
+        <w:tc>
+          <w:tcPr>
+            <w:tcW w:w="0" w:type="auto"/>
+            <w:tcBorders>
+              <w:top w:val="nil"/>
+              <w:left w:val="nil"/>
+              <w:bottom w:val="nil"/>
+              <w:right w:val="nil"/>
+            </w:tcBorders>
+            <w:shd w:val="clear" w:color="auto" w:fill="C4C4C4"/>
+            <w:tcMar>
+              <w:top w:w="120" w:type="dxa"/>
+              <w:left w:w="120" w:type="dxa"/>
+              <w:bottom w:w="120" w:type="dxa"/>
+              <w:right w:w="120" w:type="dxa"/>
+            </w:tcMar>
+            <w:vAlign w:val="center"/>
+            <w:hideMark/>
+          </w:tcPr>
+          <w:p>
+            <w:pPr>
+              <w:spacing w:before="240" w:after="0" w:line="240" w:lineRule="auto"/>
+              <w:jc w:val="right"/>
+              <w:rPr>
+                <w:rFonts w:ascii="Helvetica" w:eastAsia="Times New Roman" w:hAnsi="Helvetica" w:cs="Helvetica"/>
+                <w:color w:val="000000"/>
+                <w:sz w:val="18"/>
+                <w:szCs w:val="18"/>
+                <w:lang w:eastAsia="ru-RU"/>
+              </w:rPr>
+            </w:pPr>
+            <w:r>
+              <w:rPr>
+                <w:rFonts w:ascii="Helvetica" w:eastAsia="Times New Roman" w:hAnsi="Helvetica" w:cs="Helvetica"/>
+                <w:color w:val="000000"/>
+                <w:sz w:val="18"/>
+                <w:szCs w:val="18"/>
+                <w:lang w:eastAsia="ru-RU"/>
+              </w:rPr>
+              <w:t>135</w:t>
+            </w:r>
+          </w:p>
+        </w:tc>
+        <w:tc>
+          <w:tcPr>
+            <w:tcW w:w="0" w:type="auto"/>
+            <w:tcBorders>
+              <w:top w:val="nil"/>
+              <w:left w:val="nil"/>
+              <w:bottom w:val="nil"/>
+              <w:right w:val="nil"/>
+            </w:tcBorders>
+            <w:shd w:val="clear" w:color="auto" w:fill="C4C4C4"/>
+            <w:tcMar>
+              <w:top w:w="120" w:type="dxa"/>
+              <w:left w:w="120" w:type="dxa"/>
+              <w:bottom w:w="120" w:type="dxa"/>
+              <w:right w:w="120" w:type="dxa"/>
+            </w:tcMar>
+            <w:vAlign w:val="center"/>
+            <w:hideMark/>
+          </w:tcPr>
+          <w:p>
+            <w:pPr>
+              <w:spacing w:before="240" w:after="0" w:line="240" w:lineRule="auto"/>
+              <w:jc w:val="right"/>
+              <w:rPr>
+                <w:rFonts w:ascii="Helvetica" w:eastAsia="Times New Roman" w:hAnsi="Helvetica" w:cs="Helvetica"/>
+                <w:color w:val="000000"/>
+                <w:sz w:val="18"/>
+                <w:szCs w:val="18"/>
+                <w:lang w:eastAsia="ru-RU"/>
+              </w:rPr>
+            </w:pPr>
+            <w:r>
+              <w:rPr>
+                <w:rFonts w:ascii="Helvetica" w:eastAsia="Times New Roman" w:hAnsi="Helvetica" w:cs="Helvetica"/>
+                <w:color w:val="000000"/>
+                <w:sz w:val="18"/>
+                <w:szCs w:val="18"/>
+                <w:lang w:eastAsia="ru-RU"/>
+              </w:rPr>
+              <w:t>148</w:t>
+            </w:r>
+          </w:p>
+        </w:tc>
+        <w:tc>
+          <w:tcPr>
+            <w:tcW w:w="0" w:type="auto"/>
+            <w:tcBorders>
+              <w:top w:val="nil"/>
+              <w:left w:val="nil"/>
+              <w:bottom w:val="nil"/>
+              <w:right w:val="nil"/>
+            </w:tcBorders>
+            <w:shd w:val="clear" w:color="auto" w:fill="C4C4C4"/>
+            <w:tcMar>
+              <w:top w:w="120" w:type="dxa"/>
+              <w:left w:w="120" w:type="dxa"/>
+              <w:bottom w:w="120" w:type="dxa"/>
+              <w:right w:w="120" w:type="dxa"/>
+            </w:tcMar>
+            <w:vAlign w:val="center"/>
+            <w:hideMark/>
+          </w:tcPr>
+          <w:p>
+            <w:pPr>
+              <w:spacing w:before="240" w:after="0" w:line="240" w:lineRule="auto"/>
+              <w:jc w:val="right"/>
+              <w:rPr>
+                <w:rFonts w:ascii="Helvetica" w:eastAsia="Times New Roman" w:hAnsi="Helvetica" w:cs="Helvetica"/>
+                <w:color w:val="000000"/>
+                <w:sz w:val="18"/>
+                <w:szCs w:val="18"/>
+                <w:lang w:eastAsia="ru-RU"/>
+              </w:rPr>
+            </w:pPr>
+            <w:r>
+              <w:rPr>
+                <w:rFonts w:ascii="Helvetica" w:eastAsia="Times New Roman" w:hAnsi="Helvetica" w:cs="Helvetica"/>
+                <w:color w:val="000000"/>
+                <w:sz w:val="18"/>
+                <w:szCs w:val="18"/>
+                <w:lang w:eastAsia="ru-RU"/>
+              </w:rPr>
+              <w:t>127</w:t>
+            </w:r>
+          </w:p>
+        </w:tc>
+        <w:tc>
+          <w:tcPr>
+            <w:tcW w:w="0" w:type="auto"/>
+            <w:tcBorders>
+              <w:top w:val="nil"/>
+              <w:left w:val="nil"/>
+              <w:bottom w:val="nil"/>
+              <w:right w:val="nil"/>
+            </w:tcBorders>
+            <w:shd w:val="clear" w:color="auto" w:fill="C4C4C4"/>
+            <w:tcMar>
+              <w:top w:w="120" w:type="dxa"/>
+              <w:left w:w="120" w:type="dxa"/>
+              <w:bottom w:w="120" w:type="dxa"/>
+              <w:right w:w="120" w:type="dxa"/>
+            </w:tcMar>
+            <w:vAlign w:val="center"/>
+            <w:hideMark/>
+          </w:tcPr>
+          <w:p>
+            <w:pPr>
+              <w:spacing w:before="240" w:after="0" w:line="240" w:lineRule="auto"/>
+              <w:jc w:val="right"/>
+              <w:rPr>
+                <w:rFonts w:ascii="Helvetica" w:eastAsia="Times New Roman" w:hAnsi="Helvetica" w:cs="Helvetica"/>
+                <w:color w:val="000000"/>
+                <w:sz w:val="18"/>
+                <w:szCs w:val="18"/>
+                <w:lang w:eastAsia="ru-RU"/>
+              </w:rPr>
+            </w:pPr>
+            <w:r>
+              <w:rPr>
+                <w:rFonts w:ascii="Helvetica" w:eastAsia="Times New Roman" w:hAnsi="Helvetica" w:cs="Helvetica"/>
+                <w:color w:val="000000"/>
+                <w:sz w:val="18"/>
+                <w:szCs w:val="18"/>
+                <w:lang w:eastAsia="ru-RU"/>
+              </w:rPr>
+              <w:t>154</w:t>
+            </w:r>
+          </w:p>
+        </w:tc>
+        <w:tc>
+          <w:tcPr>
+            <w:tcW w:w="0" w:type="auto"/>
+            <w:tcBorders>
+              <w:top w:val="nil"/>
+              <w:left w:val="nil"/>
+              <w:bottom w:val="nil"/>
+              <w:right w:val="nil"/>
+            </w:tcBorders>
+            <w:shd w:val="clear" w:color="auto" w:fill="C4C4C4"/>
+            <w:tcMar>
+              <w:top w:w="120" w:type="dxa"/>
+              <w:left w:w="120" w:type="dxa"/>
+              <w:bottom w:w="120" w:type="dxa"/>
+              <w:right w:w="120" w:type="dxa"/>
+            </w:tcMar>
+            <w:vAlign w:val="center"/>
+            <w:hideMark/>
+          </w:tcPr>
+          <w:p>
+            <w:pPr>
+              <w:spacing w:before="240" w:after="0" w:line="240" w:lineRule="auto"/>
+              <w:jc w:val="right"/>
+              <w:rPr>
+                <w:rFonts w:ascii="Helvetica" w:eastAsia="Times New Roman" w:hAnsi="Helvetica" w:cs="Helvetica"/>
+                <w:color w:val="000000"/>
+                <w:sz w:val="18"/>
+                <w:szCs w:val="18"/>
+                <w:lang w:eastAsia="ru-RU"/>
+              </w:rPr>
+            </w:pPr>
+            <w:r>
+              <w:rPr>
+                <w:rFonts w:ascii="Helvetica" w:eastAsia="Times New Roman" w:hAnsi="Helvetica" w:cs="Helvetica"/>
+                <w:color w:val="000000"/>
+                <w:sz w:val="18"/>
+                <w:szCs w:val="18"/>
+                <w:lang w:eastAsia="ru-RU"/>
+              </w:rPr>
+              <w:t>139</w:t>
+            </w:r>
+          </w:p>
+        </w:tc>
+      </w:tr>
+    </w:tbl>
+    <w:p>
+      <w:pPr>
+        <w:rPr>
+          <w:lang w:val="en-US"/>
+        </w:rPr>
+      </w:pPr>
+    </w:p>
+    <w:p>
+      <w:pPr>
+        <w:rPr>
+          <w:lang w:val="en-US"/>
+        </w:rPr>
+      </w:pPr>
+      <w:r>
+        <w:rPr>
+          <w:lang w:val="en-US"/>
+        </w:rPr>
+        <w:t xml:space="preserve">Numbers here are average xG * 100. </w:t>
+      </w:r>
+      <w:r>
+        <w:rPr>
+          <w:lang w:val="en-US"/>
+        </w:rPr>
+        <w:t>This table shows quite a different picture. Home/Away gap narrowed after lockdown (from 0.3 – 0.25 to 0.0</w:t>
+      </w:r>
+      <w:r>
+        <w:rPr>
+          <w:lang w:val="en-US"/>
+        </w:rPr>
+        <w:t>3</w:t>
+      </w:r>
+      <w:r>
+        <w:rPr>
+          <w:lang w:val="en-US"/>
+        </w:rPr>
+        <w:t xml:space="preserve"> – 0.12) and remains stable this season.</w:t>
+      </w:r>
+      <w:r>
+        <w:rPr>
+          <w:lang w:val="en-US"/>
+        </w:rPr>
+        <w:t xml:space="preserve"> </w:t>
+      </w:r>
+      <w:r>
+        <w:rPr>
+          <w:lang w:val="en-US"/>
+        </w:rPr>
+        <w:t>D</w:t>
+      </w:r>
+      <w:r>
+        <w:rPr>
+          <w:lang w:val="en-US"/>
+        </w:rPr>
+        <w:t>ifference in goals scored in the 2</w:t>
+      </w:r>
+      <w:r>
+        <w:rPr>
+          <w:vertAlign w:val="superscript"/>
+          <w:lang w:val="en-US"/>
+        </w:rPr>
+        <w:t>nd</w:t>
+      </w:r>
+      <w:r>
+        <w:rPr>
+          <w:lang w:val="en-US"/>
+        </w:rPr>
+        <w:t xml:space="preserve"> part of 19-20 and 20-21 could be just random fluctuations. Last season home teams were more lucky and away teams are </w:t>
+      </w:r>
+      <w:r>
+        <w:rPr>
+          <w:lang w:val="en-US"/>
+        </w:rPr>
+        <w:t xml:space="preserve">luckier </w:t>
+      </w:r>
+      <w:r>
+        <w:rPr>
+          <w:lang w:val="en-US"/>
+        </w:rPr>
+        <w:t>this season</w:t>
+      </w:r>
+      <w:r>
+        <w:rPr>
+          <w:lang w:val="en-US"/>
+        </w:rPr>
+        <w:t>. In general we can conclude that home teams should score about ¼ goal more with fans and 1/</w:t>
+      </w:r>
+      <w:r>
+        <w:rPr>
+          <w:lang w:val="en-US"/>
+        </w:rPr>
+        <w:t xml:space="preserve">8 at best case </w:t>
+      </w:r>
+      <w:r>
+        <w:rPr>
+          <w:lang w:val="en-US"/>
+        </w:rPr>
+        <w:t>without.</w:t>
+      </w:r>
+    </w:p>
+    <w:p>
+      <w:pPr>
+        <w:rPr>
+          <w:lang w:val="en-US"/>
+        </w:rPr>
+      </w:pPr>
+      <w:r>
+        <w:rPr>
+          <w:lang w:val="en-US"/>
+        </w:rPr>
+        <w:t>9 GWs in the post lockdown 19-20 and 10 GWs this season is not a big sample</w:t>
+      </w:r>
+      <w:r>
+        <w:rPr>
+          <w:lang w:val="en-US"/>
+        </w:rPr>
+        <w:t xml:space="preserve"> so the strength difference of home and away teams could lead to significant impact on goals and xG numbers. </w:t>
+      </w:r>
+      <w:r>
+        <w:rPr>
+          <w:lang w:val="en-US"/>
+        </w:rPr>
+        <w:t xml:space="preserve">So simple linear regression of xG on team strength, Home/Away and opponent average xG conceded can help. Despite it has same small sample problem </w:t>
+      </w:r>
+      <w:r>
+        <w:rPr>
+          <w:lang w:val="en-US"/>
+        </w:rPr>
+        <w:t>which leads to big variation at least it takes into account who plays against who.</w:t>
+      </w:r>
+    </w:p>
+    <w:p>
+      <w:pPr>
+        <w:jc w:val="center"/>
+        <w:rPr>
+          <w:lang w:val="en-US"/>
+        </w:rPr>
+      </w:pPr>
+      <w:r>
+        <w:rPr>
+          <w:lang w:val="en-US"/>
+        </w:rPr>
+        <w:t>D</w:t>
+      </w:r>
+      <w:r>
+        <w:rPr>
+          <w:lang w:val="en-US"/>
+        </w:rPr>
+        <w:t>ependance of team’s strength and H/A</w:t>
+      </w:r>
+      <w:r>
+        <w:rPr>
+          <w:lang w:val="en-US"/>
+        </w:rPr>
+        <w:t xml:space="preserve"> on xG</w:t>
+      </w:r>
+      <w:r>
+        <w:rPr>
+          <w:lang w:val="en-US"/>
+        </w:rPr>
+        <w:t>. Regression coefficients</w:t>
+      </w:r>
+    </w:p>
+    <w:tbl>
+      <w:tblPr>
+        <w:tblW w:w="0" w:type="auto"/>
+        <w:shd w:val="clear" w:color="auto" w:fill="FFFFFF"/>
+        <w:tblCellMar>
+          <w:top w:w="15" w:type="dxa"/>
+          <w:left w:w="15" w:type="dxa"/>
+          <w:bottom w:w="15" w:type="dxa"/>
+          <w:right w:w="15" w:type="dxa"/>
+        </w:tblCellMar>
+        <w:tblLook w:val="04A0" w:firstRow="1" w:lastRow="0" w:firstColumn="1" w:lastColumn="0" w:noHBand="0" w:noVBand="1"/>
+      </w:tblPr>
+      <w:tblGrid>
+        <w:gridCol w:w="1460"/>
+        <w:gridCol w:w="1274"/>
+        <w:gridCol w:w="1509"/>
+        <w:gridCol w:w="1295"/>
+        <w:gridCol w:w="1530"/>
+        <w:gridCol w:w="1026"/>
+        <w:gridCol w:w="1261"/>
+      </w:tblGrid>
+      <w:tr>
+        <w:trPr>
+          <w:tblHeader/>
+        </w:trPr>
+        <w:tc>
+          <w:tcPr>
+            <w:tcW w:w="0" w:type="auto"/>
+            <w:tcBorders>
+              <w:top w:val="nil"/>
+              <w:left w:val="nil"/>
+              <w:bottom w:val="nil"/>
+              <w:right w:val="nil"/>
+            </w:tcBorders>
+            <w:shd w:val="clear" w:color="auto" w:fill="FFFFFF"/>
+            <w:tcMar>
+              <w:top w:w="120" w:type="dxa"/>
+              <w:left w:w="120" w:type="dxa"/>
+              <w:bottom w:w="120" w:type="dxa"/>
+              <w:right w:w="120" w:type="dxa"/>
+            </w:tcMar>
+            <w:vAlign w:val="center"/>
+            <w:hideMark/>
+          </w:tcPr>
+          <w:p>
+            <w:pPr>
+              <w:spacing w:after="0" w:line="240" w:lineRule="auto"/>
+              <w:rPr>
+                <w:rFonts w:ascii="Times New Roman" w:eastAsia="Times New Roman" w:hAnsi="Times New Roman" w:cs="Times New Roman"/>
+                <w:sz w:val="24"/>
+                <w:szCs w:val="24"/>
+                <w:lang w:eastAsia="ru-RU"/>
+              </w:rPr>
+            </w:pPr>
+          </w:p>
+        </w:tc>
+        <w:tc>
+          <w:tcPr>
+            <w:tcW w:w="0" w:type="auto"/>
+            <w:tcBorders>
+              <w:top w:val="nil"/>
+              <w:left w:val="nil"/>
+              <w:bottom w:val="nil"/>
+              <w:right w:val="nil"/>
+            </w:tcBorders>
+            <w:shd w:val="clear" w:color="auto" w:fill="FFFFFF"/>
+            <w:tcMar>
+              <w:top w:w="120" w:type="dxa"/>
+              <w:left w:w="120" w:type="dxa"/>
+              <w:bottom w:w="120" w:type="dxa"/>
+              <w:right w:w="120" w:type="dxa"/>
+            </w:tcMar>
+            <w:vAlign w:val="center"/>
+            <w:hideMark/>
+          </w:tcPr>
+          <w:p>
+            <w:pPr>
+              <w:spacing w:before="240" w:after="0" w:line="240" w:lineRule="auto"/>
+              <w:jc w:val="right"/>
+              <w:rPr>
+                <w:rFonts w:ascii="Helvetica" w:eastAsia="Times New Roman" w:hAnsi="Helvetica" w:cs="Helvetica"/>
+                <w:b/>
+                <w:bCs/>
+                <w:color w:val="000000"/>
+                <w:sz w:val="18"/>
+                <w:szCs w:val="18"/>
+                <w:lang w:eastAsia="ru-RU"/>
+              </w:rPr>
+            </w:pPr>
+            <w:r>
+              <w:rPr>
+                <w:rFonts w:ascii="Helvetica" w:eastAsia="Times New Roman" w:hAnsi="Helvetica" w:cs="Helvetica"/>
+                <w:b/>
+                <w:bCs/>
+                <w:color w:val="000000"/>
+                <w:sz w:val="18"/>
+                <w:szCs w:val="18"/>
+                <w:lang w:eastAsia="ru-RU"/>
+              </w:rPr>
+              <w:t>FPL 19-20 1st part</w:t>
+            </w:r>
+          </w:p>
+        </w:tc>
+        <w:tc>
+          <w:tcPr>
+            <w:tcW w:w="0" w:type="auto"/>
+            <w:tcBorders>
+              <w:top w:val="nil"/>
+              <w:left w:val="nil"/>
+              <w:bottom w:val="nil"/>
+              <w:right w:val="nil"/>
+            </w:tcBorders>
+            <w:shd w:val="clear" w:color="auto" w:fill="FFFFFF"/>
+            <w:tcMar>
+              <w:top w:w="120" w:type="dxa"/>
+              <w:left w:w="120" w:type="dxa"/>
+              <w:bottom w:w="120" w:type="dxa"/>
+              <w:right w:w="120" w:type="dxa"/>
+            </w:tcMar>
+            <w:vAlign w:val="center"/>
+            <w:hideMark/>
+          </w:tcPr>
+          <w:p>
+            <w:pPr>
+              <w:spacing w:before="240" w:after="0" w:line="240" w:lineRule="auto"/>
+              <w:jc w:val="right"/>
+              <w:rPr>
+                <w:rFonts w:ascii="Helvetica" w:eastAsia="Times New Roman" w:hAnsi="Helvetica" w:cs="Helvetica"/>
+                <w:b/>
+                <w:bCs/>
+                <w:color w:val="000000"/>
+                <w:sz w:val="18"/>
+                <w:szCs w:val="18"/>
+                <w:lang w:eastAsia="ru-RU"/>
+              </w:rPr>
+            </w:pPr>
+            <w:r>
+              <w:rPr>
+                <w:rFonts w:ascii="Helvetica" w:eastAsia="Times New Roman" w:hAnsi="Helvetica" w:cs="Helvetica"/>
+                <w:b/>
+                <w:bCs/>
+                <w:color w:val="000000"/>
+                <w:sz w:val="18"/>
+                <w:szCs w:val="18"/>
+                <w:lang w:eastAsia="ru-RU"/>
+              </w:rPr>
+              <w:t>Understat 19-20 1st part</w:t>
+            </w:r>
+          </w:p>
+        </w:tc>
+        <w:tc>
+          <w:tcPr>
+            <w:tcW w:w="0" w:type="auto"/>
+            <w:tcBorders>
+              <w:top w:val="nil"/>
+              <w:left w:val="nil"/>
+              <w:bottom w:val="nil"/>
+              <w:right w:val="nil"/>
+            </w:tcBorders>
+            <w:shd w:val="clear" w:color="auto" w:fill="FFFFFF"/>
+            <w:tcMar>
+              <w:top w:w="120" w:type="dxa"/>
+              <w:left w:w="120" w:type="dxa"/>
+              <w:bottom w:w="120" w:type="dxa"/>
+              <w:right w:w="120" w:type="dxa"/>
+            </w:tcMar>
+            <w:vAlign w:val="center"/>
+            <w:hideMark/>
+          </w:tcPr>
+          <w:p>
+            <w:pPr>
+              <w:spacing w:before="240" w:after="0" w:line="240" w:lineRule="auto"/>
+              <w:jc w:val="right"/>
+              <w:rPr>
+                <w:rFonts w:ascii="Helvetica" w:eastAsia="Times New Roman" w:hAnsi="Helvetica" w:cs="Helvetica"/>
+                <w:b/>
+                <w:bCs/>
+                <w:color w:val="000000"/>
+                <w:sz w:val="18"/>
+                <w:szCs w:val="18"/>
+                <w:lang w:eastAsia="ru-RU"/>
+              </w:rPr>
+            </w:pPr>
+            <w:r>
+              <w:rPr>
+                <w:rFonts w:ascii="Helvetica" w:eastAsia="Times New Roman" w:hAnsi="Helvetica" w:cs="Helvetica"/>
+                <w:b/>
+                <w:bCs/>
+                <w:color w:val="000000"/>
+                <w:sz w:val="18"/>
+                <w:szCs w:val="18"/>
+                <w:lang w:eastAsia="ru-RU"/>
+              </w:rPr>
+              <w:t>FPL 19-20 2nd part</w:t>
+            </w:r>
+          </w:p>
+        </w:tc>
+        <w:tc>
+          <w:tcPr>
+            <w:tcW w:w="0" w:type="auto"/>
+            <w:tcBorders>
+              <w:top w:val="nil"/>
+              <w:left w:val="nil"/>
+              <w:bottom w:val="nil"/>
+              <w:right w:val="nil"/>
+            </w:tcBorders>
+            <w:shd w:val="clear" w:color="auto" w:fill="FFFFFF"/>
+            <w:tcMar>
+              <w:top w:w="120" w:type="dxa"/>
+              <w:left w:w="120" w:type="dxa"/>
+              <w:bottom w:w="120" w:type="dxa"/>
+              <w:right w:w="120" w:type="dxa"/>
+            </w:tcMar>
+            <w:vAlign w:val="center"/>
+            <w:hideMark/>
+          </w:tcPr>
+          <w:p>
+            <w:pPr>
+              <w:spacing w:before="240" w:after="0" w:line="240" w:lineRule="auto"/>
+              <w:jc w:val="right"/>
+              <w:rPr>
+                <w:rFonts w:ascii="Helvetica" w:eastAsia="Times New Roman" w:hAnsi="Helvetica" w:cs="Helvetica"/>
+                <w:b/>
+                <w:bCs/>
+                <w:color w:val="000000"/>
+                <w:sz w:val="18"/>
+                <w:szCs w:val="18"/>
+                <w:lang w:eastAsia="ru-RU"/>
+              </w:rPr>
+            </w:pPr>
+            <w:r>
+              <w:rPr>
+                <w:rFonts w:ascii="Helvetica" w:eastAsia="Times New Roman" w:hAnsi="Helvetica" w:cs="Helvetica"/>
+                <w:b/>
+                <w:bCs/>
+                <w:color w:val="000000"/>
+                <w:sz w:val="18"/>
+                <w:szCs w:val="18"/>
+                <w:lang w:eastAsia="ru-RU"/>
+              </w:rPr>
+              <w:t>Understat 19-20 2nd part</w:t>
+            </w:r>
+          </w:p>
+        </w:tc>
+        <w:tc>
+          <w:tcPr>
+            <w:tcW w:w="0" w:type="auto"/>
+            <w:tcBorders>
+              <w:top w:val="nil"/>
+              <w:left w:val="nil"/>
+              <w:bottom w:val="nil"/>
+              <w:right w:val="nil"/>
+            </w:tcBorders>
+            <w:shd w:val="clear" w:color="auto" w:fill="FFFFFF"/>
+            <w:tcMar>
+              <w:top w:w="120" w:type="dxa"/>
+              <w:left w:w="120" w:type="dxa"/>
+              <w:bottom w:w="120" w:type="dxa"/>
+              <w:right w:w="120" w:type="dxa"/>
+            </w:tcMar>
+            <w:vAlign w:val="center"/>
+            <w:hideMark/>
+          </w:tcPr>
+          <w:p>
+            <w:pPr>
+              <w:spacing w:before="240" w:after="0" w:line="240" w:lineRule="auto"/>
+              <w:jc w:val="right"/>
+              <w:rPr>
+                <w:rFonts w:ascii="Helvetica" w:eastAsia="Times New Roman" w:hAnsi="Helvetica" w:cs="Helvetica"/>
+                <w:b/>
+                <w:bCs/>
+                <w:color w:val="000000"/>
+                <w:sz w:val="18"/>
+                <w:szCs w:val="18"/>
+                <w:lang w:eastAsia="ru-RU"/>
+              </w:rPr>
+            </w:pPr>
+            <w:r>
+              <w:rPr>
+                <w:rFonts w:ascii="Helvetica" w:eastAsia="Times New Roman" w:hAnsi="Helvetica" w:cs="Helvetica"/>
+                <w:b/>
+                <w:bCs/>
+                <w:color w:val="000000"/>
+                <w:sz w:val="18"/>
+                <w:szCs w:val="18"/>
+                <w:lang w:eastAsia="ru-RU"/>
+              </w:rPr>
+              <w:t>FPL 20-21</w:t>
+            </w:r>
+          </w:p>
+        </w:tc>
+        <w:tc>
+          <w:tcPr>
+            <w:tcW w:w="0" w:type="auto"/>
+            <w:tcBorders>
+              <w:top w:val="nil"/>
+              <w:left w:val="nil"/>
+              <w:bottom w:val="nil"/>
+              <w:right w:val="nil"/>
+            </w:tcBorders>
+            <w:shd w:val="clear" w:color="auto" w:fill="FFFFFF"/>
+            <w:tcMar>
+              <w:top w:w="120" w:type="dxa"/>
+              <w:left w:w="120" w:type="dxa"/>
+              <w:bottom w:w="120" w:type="dxa"/>
+              <w:right w:w="120" w:type="dxa"/>
+            </w:tcMar>
+            <w:vAlign w:val="center"/>
+            <w:hideMark/>
+          </w:tcPr>
+          <w:p>
+            <w:pPr>
+              <w:spacing w:before="240" w:after="0" w:line="240" w:lineRule="auto"/>
+              <w:jc w:val="right"/>
+              <w:rPr>
+                <w:rFonts w:ascii="Helvetica" w:eastAsia="Times New Roman" w:hAnsi="Helvetica" w:cs="Helvetica"/>
+                <w:b/>
+                <w:bCs/>
+                <w:color w:val="000000"/>
+                <w:sz w:val="18"/>
+                <w:szCs w:val="18"/>
+                <w:lang w:eastAsia="ru-RU"/>
+              </w:rPr>
+            </w:pPr>
+            <w:r>
+              <w:rPr>
+                <w:rFonts w:ascii="Helvetica" w:eastAsia="Times New Roman" w:hAnsi="Helvetica" w:cs="Helvetica"/>
+                <w:b/>
+                <w:bCs/>
+                <w:color w:val="000000"/>
+                <w:sz w:val="18"/>
+                <w:szCs w:val="18"/>
+                <w:lang w:eastAsia="ru-RU"/>
+              </w:rPr>
+              <w:t>Understat 20-21</w:t>
+            </w:r>
+          </w:p>
+        </w:tc>
+      </w:tr>
+      <w:tr>
+        <w:tc>
+          <w:tcPr>
+            <w:tcW w:w="0" w:type="auto"/>
+            <w:tcBorders>
+              <w:top w:val="nil"/>
+              <w:left w:val="nil"/>
+              <w:bottom w:val="nil"/>
+              <w:right w:val="nil"/>
+            </w:tcBorders>
+            <w:shd w:val="clear" w:color="auto" w:fill="F5F5F5"/>
+            <w:tcMar>
+              <w:top w:w="120" w:type="dxa"/>
+              <w:left w:w="120" w:type="dxa"/>
+              <w:bottom w:w="120" w:type="dxa"/>
+              <w:right w:w="120" w:type="dxa"/>
+            </w:tcMar>
+            <w:vAlign w:val="center"/>
+            <w:hideMark/>
+          </w:tcPr>
+          <w:p>
+            <w:pPr>
+              <w:spacing w:before="240" w:after="0" w:line="240" w:lineRule="auto"/>
+              <w:jc w:val="right"/>
+              <w:rPr>
+                <w:rFonts w:ascii="Helvetica" w:eastAsia="Times New Roman" w:hAnsi="Helvetica" w:cs="Helvetica"/>
+                <w:b/>
+                <w:bCs/>
+                <w:color w:val="000000"/>
+                <w:sz w:val="18"/>
+                <w:szCs w:val="18"/>
+                <w:lang w:eastAsia="ru-RU"/>
+              </w:rPr>
+            </w:pPr>
+            <w:r>
+              <w:rPr>
+                <w:rFonts w:ascii="Helvetica" w:eastAsia="Times New Roman" w:hAnsi="Helvetica" w:cs="Helvetica"/>
+                <w:b/>
+                <w:bCs/>
+                <w:color w:val="000000"/>
+                <w:sz w:val="18"/>
+                <w:szCs w:val="18"/>
+                <w:lang w:eastAsia="ru-RU"/>
+              </w:rPr>
+              <w:t>Team xG</w:t>
+            </w:r>
+          </w:p>
+        </w:tc>
+        <w:tc>
+          <w:tcPr>
+            <w:tcW w:w="0" w:type="auto"/>
+            <w:tcBorders>
+              <w:top w:val="nil"/>
+              <w:left w:val="nil"/>
+              <w:bottom w:val="nil"/>
+              <w:right w:val="nil"/>
+            </w:tcBorders>
+            <w:shd w:val="clear" w:color="auto" w:fill="F5F5F5"/>
+            <w:tcMar>
+              <w:top w:w="120" w:type="dxa"/>
+              <w:left w:w="120" w:type="dxa"/>
+              <w:bottom w:w="120" w:type="dxa"/>
+              <w:right w:w="120" w:type="dxa"/>
+            </w:tcMar>
+            <w:vAlign w:val="center"/>
+            <w:hideMark/>
+          </w:tcPr>
+          <w:p>
+            <w:pPr>
+              <w:spacing w:before="240" w:after="0" w:line="240" w:lineRule="auto"/>
+              <w:jc w:val="right"/>
+              <w:rPr>
+                <w:rFonts w:ascii="Helvetica" w:eastAsia="Times New Roman" w:hAnsi="Helvetica" w:cs="Helvetica"/>
+                <w:color w:val="000000"/>
+                <w:sz w:val="18"/>
+                <w:szCs w:val="18"/>
+                <w:lang w:eastAsia="ru-RU"/>
+              </w:rPr>
+            </w:pPr>
+            <w:r>
+              <w:rPr>
+                <w:rFonts w:ascii="Helvetica" w:eastAsia="Times New Roman" w:hAnsi="Helvetica" w:cs="Helvetica"/>
+                <w:color w:val="000000"/>
+                <w:sz w:val="18"/>
+                <w:szCs w:val="18"/>
+                <w:lang w:eastAsia="ru-RU"/>
+              </w:rPr>
+              <w:t>0.559907</w:t>
+            </w:r>
+          </w:p>
+        </w:tc>
+        <w:tc>
+          <w:tcPr>
+            <w:tcW w:w="0" w:type="auto"/>
+            <w:tcBorders>
+              <w:top w:val="nil"/>
+              <w:left w:val="nil"/>
+              <w:bottom w:val="nil"/>
+              <w:right w:val="nil"/>
+            </w:tcBorders>
+            <w:shd w:val="clear" w:color="auto" w:fill="F5F5F5"/>
+            <w:tcMar>
+              <w:top w:w="120" w:type="dxa"/>
+              <w:left w:w="120" w:type="dxa"/>
+              <w:bottom w:w="120" w:type="dxa"/>
+              <w:right w:w="120" w:type="dxa"/>
+            </w:tcMar>
+            <w:vAlign w:val="center"/>
+            <w:hideMark/>
+          </w:tcPr>
+          <w:p>
+            <w:pPr>
+              <w:spacing w:before="240" w:after="0" w:line="240" w:lineRule="auto"/>
+              <w:jc w:val="right"/>
+              <w:rPr>
+                <w:rFonts w:ascii="Helvetica" w:eastAsia="Times New Roman" w:hAnsi="Helvetica" w:cs="Helvetica"/>
+                <w:color w:val="000000"/>
+                <w:sz w:val="18"/>
+                <w:szCs w:val="18"/>
+                <w:lang w:eastAsia="ru-RU"/>
+              </w:rPr>
+            </w:pPr>
+            <w:r>
+              <w:rPr>
+                <w:rFonts w:ascii="Helvetica" w:eastAsia="Times New Roman" w:hAnsi="Helvetica" w:cs="Helvetica"/>
+                <w:color w:val="000000"/>
+                <w:sz w:val="18"/>
+                <w:szCs w:val="18"/>
+                <w:lang w:eastAsia="ru-RU"/>
+              </w:rPr>
+              <w:t>0.545947</w:t>
+            </w:r>
+          </w:p>
+        </w:tc>
+        <w:tc>
+          <w:tcPr>
+            <w:tcW w:w="0" w:type="auto"/>
+            <w:tcBorders>
+              <w:top w:val="nil"/>
+              <w:left w:val="nil"/>
+              <w:bottom w:val="nil"/>
+              <w:right w:val="nil"/>
+            </w:tcBorders>
+            <w:shd w:val="clear" w:color="auto" w:fill="F5F5F5"/>
+            <w:tcMar>
+              <w:top w:w="120" w:type="dxa"/>
+              <w:left w:w="120" w:type="dxa"/>
+              <w:bottom w:w="120" w:type="dxa"/>
+              <w:right w:w="120" w:type="dxa"/>
+            </w:tcMar>
+            <w:vAlign w:val="center"/>
+            <w:hideMark/>
+          </w:tcPr>
+          <w:p>
+            <w:pPr>
+              <w:spacing w:before="240" w:after="0" w:line="240" w:lineRule="auto"/>
+              <w:jc w:val="right"/>
+              <w:rPr>
+                <w:rFonts w:ascii="Helvetica" w:eastAsia="Times New Roman" w:hAnsi="Helvetica" w:cs="Helvetica"/>
+                <w:color w:val="000000"/>
+                <w:sz w:val="18"/>
+                <w:szCs w:val="18"/>
+                <w:lang w:eastAsia="ru-RU"/>
+              </w:rPr>
+            </w:pPr>
+            <w:r>
+              <w:rPr>
+                <w:rFonts w:ascii="Helvetica" w:eastAsia="Times New Roman" w:hAnsi="Helvetica" w:cs="Helvetica"/>
+                <w:color w:val="000000"/>
+                <w:sz w:val="18"/>
+                <w:szCs w:val="18"/>
+                <w:lang w:eastAsia="ru-RU"/>
+              </w:rPr>
+              <w:t>0.696984</w:t>
+            </w:r>
+          </w:p>
+        </w:tc>
+        <w:tc>
+          <w:tcPr>
+            <w:tcW w:w="0" w:type="auto"/>
+            <w:tcBorders>
+              <w:top w:val="nil"/>
+              <w:left w:val="nil"/>
+              <w:bottom w:val="nil"/>
+              <w:right w:val="nil"/>
+            </w:tcBorders>
+            <w:shd w:val="clear" w:color="auto" w:fill="F5F5F5"/>
+            <w:tcMar>
+              <w:top w:w="120" w:type="dxa"/>
+              <w:left w:w="120" w:type="dxa"/>
+              <w:bottom w:w="120" w:type="dxa"/>
+              <w:right w:w="120" w:type="dxa"/>
+            </w:tcMar>
+            <w:vAlign w:val="center"/>
+            <w:hideMark/>
+          </w:tcPr>
+          <w:p>
+            <w:pPr>
+              <w:spacing w:before="240" w:after="0" w:line="240" w:lineRule="auto"/>
+              <w:jc w:val="right"/>
+              <w:rPr>
+                <w:rFonts w:ascii="Helvetica" w:eastAsia="Times New Roman" w:hAnsi="Helvetica" w:cs="Helvetica"/>
+                <w:color w:val="000000"/>
+                <w:sz w:val="18"/>
+                <w:szCs w:val="18"/>
+                <w:lang w:eastAsia="ru-RU"/>
+              </w:rPr>
+            </w:pPr>
+            <w:r>
+              <w:rPr>
+                <w:rFonts w:ascii="Helvetica" w:eastAsia="Times New Roman" w:hAnsi="Helvetica" w:cs="Helvetica"/>
+                <w:color w:val="000000"/>
+                <w:sz w:val="18"/>
+                <w:szCs w:val="18"/>
+                <w:lang w:eastAsia="ru-RU"/>
+              </w:rPr>
+              <w:t>0.613936</w:t>
+            </w:r>
+          </w:p>
+        </w:tc>
+        <w:tc>
+          <w:tcPr>
+            <w:tcW w:w="0" w:type="auto"/>
+            <w:tcBorders>
+              <w:top w:val="nil"/>
+              <w:left w:val="nil"/>
+              <w:bottom w:val="nil"/>
+              <w:right w:val="nil"/>
+            </w:tcBorders>
+            <w:shd w:val="clear" w:color="auto" w:fill="F5F5F5"/>
+            <w:tcMar>
+              <w:top w:w="120" w:type="dxa"/>
+              <w:left w:w="120" w:type="dxa"/>
+              <w:bottom w:w="120" w:type="dxa"/>
+              <w:right w:w="120" w:type="dxa"/>
+            </w:tcMar>
+            <w:vAlign w:val="center"/>
+            <w:hideMark/>
+          </w:tcPr>
+          <w:p>
+            <w:pPr>
+              <w:spacing w:before="240" w:after="0" w:line="240" w:lineRule="auto"/>
+              <w:jc w:val="right"/>
+              <w:rPr>
+                <w:rFonts w:ascii="Helvetica" w:eastAsia="Times New Roman" w:hAnsi="Helvetica" w:cs="Helvetica"/>
+                <w:color w:val="000000"/>
+                <w:sz w:val="18"/>
+                <w:szCs w:val="18"/>
+                <w:lang w:eastAsia="ru-RU"/>
+              </w:rPr>
+            </w:pPr>
+            <w:r>
+              <w:rPr>
+                <w:rFonts w:ascii="Helvetica" w:eastAsia="Times New Roman" w:hAnsi="Helvetica" w:cs="Helvetica"/>
+                <w:color w:val="000000"/>
+                <w:sz w:val="18"/>
+                <w:szCs w:val="18"/>
+                <w:lang w:eastAsia="ru-RU"/>
+              </w:rPr>
+              <w:t>0.449641</w:t>
+            </w:r>
+          </w:p>
+        </w:tc>
+        <w:tc>
+          <w:tcPr>
+            <w:tcW w:w="0" w:type="auto"/>
+            <w:tcBorders>
+              <w:top w:val="nil"/>
+              <w:left w:val="nil"/>
+              <w:bottom w:val="nil"/>
+              <w:right w:val="nil"/>
+            </w:tcBorders>
+            <w:shd w:val="clear" w:color="auto" w:fill="F5F5F5"/>
+            <w:tcMar>
+              <w:top w:w="120" w:type="dxa"/>
+              <w:left w:w="120" w:type="dxa"/>
+              <w:bottom w:w="120" w:type="dxa"/>
+              <w:right w:w="120" w:type="dxa"/>
+            </w:tcMar>
+            <w:vAlign w:val="center"/>
+            <w:hideMark/>
+          </w:tcPr>
+          <w:p>
+            <w:pPr>
+              <w:spacing w:before="240" w:after="0" w:line="240" w:lineRule="auto"/>
+              <w:jc w:val="right"/>
+              <w:rPr>
+                <w:rFonts w:ascii="Helvetica" w:eastAsia="Times New Roman" w:hAnsi="Helvetica" w:cs="Helvetica"/>
+                <w:color w:val="000000"/>
+                <w:sz w:val="18"/>
+                <w:szCs w:val="18"/>
+                <w:lang w:eastAsia="ru-RU"/>
+              </w:rPr>
+            </w:pPr>
+            <w:r>
+              <w:rPr>
+                <w:rFonts w:ascii="Helvetica" w:eastAsia="Times New Roman" w:hAnsi="Helvetica" w:cs="Helvetica"/>
+                <w:color w:val="000000"/>
+                <w:sz w:val="18"/>
+                <w:szCs w:val="18"/>
+                <w:lang w:eastAsia="ru-RU"/>
+              </w:rPr>
+              <w:t>0.231973</w:t>
+            </w:r>
+          </w:p>
+        </w:tc>
+      </w:tr>
+      <w:tr>
+        <w:tc>
+          <w:tcPr>
+            <w:tcW w:w="0" w:type="auto"/>
+            <w:tcBorders>
+              <w:top w:val="nil"/>
+              <w:left w:val="nil"/>
+              <w:bottom w:val="nil"/>
+              <w:right w:val="nil"/>
+            </w:tcBorders>
+            <w:shd w:val="clear" w:color="auto" w:fill="FFFFFF"/>
+            <w:tcMar>
+              <w:top w:w="120" w:type="dxa"/>
+              <w:left w:w="120" w:type="dxa"/>
+              <w:bottom w:w="120" w:type="dxa"/>
+              <w:right w:w="120" w:type="dxa"/>
+            </w:tcMar>
+            <w:vAlign w:val="center"/>
+            <w:hideMark/>
+          </w:tcPr>
+          <w:p>
+            <w:pPr>
+              <w:spacing w:before="240" w:after="0" w:line="240" w:lineRule="auto"/>
+              <w:jc w:val="right"/>
+              <w:rPr>
+                <w:rFonts w:ascii="Helvetica" w:eastAsia="Times New Roman" w:hAnsi="Helvetica" w:cs="Helvetica"/>
+                <w:b/>
+                <w:bCs/>
+                <w:color w:val="000000"/>
+                <w:sz w:val="18"/>
+                <w:szCs w:val="18"/>
+                <w:lang w:eastAsia="ru-RU"/>
+              </w:rPr>
+            </w:pPr>
+            <w:r>
+              <w:rPr>
+                <w:rFonts w:ascii="Helvetica" w:eastAsia="Times New Roman" w:hAnsi="Helvetica" w:cs="Helvetica"/>
+                <w:b/>
+                <w:bCs/>
+                <w:color w:val="000000"/>
+                <w:sz w:val="18"/>
+                <w:szCs w:val="18"/>
+                <w:lang w:eastAsia="ru-RU"/>
+              </w:rPr>
+              <w:lastRenderedPageBreak/>
+              <w:t>Home/Away</w:t>
+            </w:r>
+          </w:p>
+        </w:tc>
+        <w:tc>
+          <w:tcPr>
+            <w:tcW w:w="0" w:type="auto"/>
+            <w:tcBorders>
+              <w:top w:val="nil"/>
+              <w:left w:val="nil"/>
+              <w:bottom w:val="nil"/>
+              <w:right w:val="nil"/>
+            </w:tcBorders>
+            <w:shd w:val="clear" w:color="auto" w:fill="09BB9F"/>
+            <w:tcMar>
+              <w:top w:w="120" w:type="dxa"/>
+              <w:left w:w="120" w:type="dxa"/>
+              <w:bottom w:w="120" w:type="dxa"/>
+              <w:right w:w="120" w:type="dxa"/>
+            </w:tcMar>
+            <w:vAlign w:val="center"/>
+            <w:hideMark/>
+          </w:tcPr>
+          <w:p>
+            <w:pPr>
+              <w:spacing w:before="240" w:after="0" w:line="240" w:lineRule="auto"/>
+              <w:jc w:val="right"/>
+              <w:rPr>
+                <w:rFonts w:ascii="Helvetica" w:eastAsia="Times New Roman" w:hAnsi="Helvetica" w:cs="Helvetica"/>
+                <w:color w:val="000000"/>
+                <w:sz w:val="18"/>
+                <w:szCs w:val="18"/>
+                <w:lang w:eastAsia="ru-RU"/>
+              </w:rPr>
+            </w:pPr>
+            <w:r>
+              <w:rPr>
+                <w:rFonts w:ascii="Helvetica" w:eastAsia="Times New Roman" w:hAnsi="Helvetica" w:cs="Helvetica"/>
+                <w:color w:val="000000"/>
+                <w:sz w:val="18"/>
+                <w:szCs w:val="18"/>
+                <w:lang w:eastAsia="ru-RU"/>
+              </w:rPr>
+              <w:t>27.5674</w:t>
+            </w:r>
+          </w:p>
+        </w:tc>
+        <w:tc>
+          <w:tcPr>
+            <w:tcW w:w="0" w:type="auto"/>
+            <w:tcBorders>
+              <w:top w:val="nil"/>
+              <w:left w:val="nil"/>
+              <w:bottom w:val="nil"/>
+              <w:right w:val="nil"/>
+            </w:tcBorders>
+            <w:shd w:val="clear" w:color="auto" w:fill="09BB9F"/>
+            <w:tcMar>
+              <w:top w:w="120" w:type="dxa"/>
+              <w:left w:w="120" w:type="dxa"/>
+              <w:bottom w:w="120" w:type="dxa"/>
+              <w:right w:w="120" w:type="dxa"/>
+            </w:tcMar>
+            <w:vAlign w:val="center"/>
+            <w:hideMark/>
+          </w:tcPr>
+          <w:p>
+            <w:pPr>
+              <w:spacing w:before="240" w:after="0" w:line="240" w:lineRule="auto"/>
+              <w:jc w:val="right"/>
+              <w:rPr>
+                <w:rFonts w:ascii="Helvetica" w:eastAsia="Times New Roman" w:hAnsi="Helvetica" w:cs="Helvetica"/>
+                <w:color w:val="000000"/>
+                <w:sz w:val="18"/>
+                <w:szCs w:val="18"/>
+                <w:lang w:eastAsia="ru-RU"/>
+              </w:rPr>
+            </w:pPr>
+            <w:r>
+              <w:rPr>
+                <w:rFonts w:ascii="Helvetica" w:eastAsia="Times New Roman" w:hAnsi="Helvetica" w:cs="Helvetica"/>
+                <w:color w:val="000000"/>
+                <w:sz w:val="18"/>
+                <w:szCs w:val="18"/>
+                <w:lang w:eastAsia="ru-RU"/>
+              </w:rPr>
+              <w:t>20.4295</w:t>
+            </w:r>
+          </w:p>
+        </w:tc>
+        <w:tc>
+          <w:tcPr>
+            <w:tcW w:w="0" w:type="auto"/>
+            <w:tcBorders>
+              <w:top w:val="nil"/>
+              <w:left w:val="nil"/>
+              <w:bottom w:val="nil"/>
+              <w:right w:val="nil"/>
+            </w:tcBorders>
+            <w:shd w:val="clear" w:color="auto" w:fill="C4C4C4"/>
+            <w:tcMar>
+              <w:top w:w="120" w:type="dxa"/>
+              <w:left w:w="120" w:type="dxa"/>
+              <w:bottom w:w="120" w:type="dxa"/>
+              <w:right w:w="120" w:type="dxa"/>
+            </w:tcMar>
+            <w:vAlign w:val="center"/>
+            <w:hideMark/>
+          </w:tcPr>
+          <w:p>
+            <w:pPr>
+              <w:spacing w:before="240" w:after="0" w:line="240" w:lineRule="auto"/>
+              <w:jc w:val="right"/>
+              <w:rPr>
+                <w:rFonts w:ascii="Helvetica" w:eastAsia="Times New Roman" w:hAnsi="Helvetica" w:cs="Helvetica"/>
+                <w:color w:val="000000"/>
+                <w:sz w:val="18"/>
+                <w:szCs w:val="18"/>
+                <w:lang w:eastAsia="ru-RU"/>
+              </w:rPr>
+            </w:pPr>
+            <w:r>
+              <w:rPr>
+                <w:rFonts w:ascii="Helvetica" w:eastAsia="Times New Roman" w:hAnsi="Helvetica" w:cs="Helvetica"/>
+                <w:color w:val="000000"/>
+                <w:sz w:val="18"/>
+                <w:szCs w:val="18"/>
+                <w:lang w:eastAsia="ru-RU"/>
+              </w:rPr>
+              <w:t>-10.7882</w:t>
+            </w:r>
+          </w:p>
+        </w:tc>
+        <w:tc>
+          <w:tcPr>
+            <w:tcW w:w="0" w:type="auto"/>
+            <w:tcBorders>
+              <w:top w:val="nil"/>
+              <w:left w:val="nil"/>
+              <w:bottom w:val="nil"/>
+              <w:right w:val="nil"/>
+            </w:tcBorders>
+            <w:shd w:val="clear" w:color="auto" w:fill="C4C4C4"/>
+            <w:tcMar>
+              <w:top w:w="120" w:type="dxa"/>
+              <w:left w:w="120" w:type="dxa"/>
+              <w:bottom w:w="120" w:type="dxa"/>
+              <w:right w:w="120" w:type="dxa"/>
+            </w:tcMar>
+            <w:vAlign w:val="center"/>
+            <w:hideMark/>
+          </w:tcPr>
+          <w:p>
+            <w:pPr>
+              <w:spacing w:before="240" w:after="0" w:line="240" w:lineRule="auto"/>
+              <w:jc w:val="right"/>
+              <w:rPr>
+                <w:rFonts w:ascii="Helvetica" w:eastAsia="Times New Roman" w:hAnsi="Helvetica" w:cs="Helvetica"/>
+                <w:color w:val="000000"/>
+                <w:sz w:val="18"/>
+                <w:szCs w:val="18"/>
+                <w:lang w:eastAsia="ru-RU"/>
+              </w:rPr>
+            </w:pPr>
+            <w:r>
+              <w:rPr>
+                <w:rFonts w:ascii="Helvetica" w:eastAsia="Times New Roman" w:hAnsi="Helvetica" w:cs="Helvetica"/>
+                <w:color w:val="000000"/>
+                <w:sz w:val="18"/>
+                <w:szCs w:val="18"/>
+                <w:lang w:eastAsia="ru-RU"/>
+              </w:rPr>
+              <w:t>-7.4864</w:t>
+            </w:r>
+          </w:p>
+        </w:tc>
+        <w:tc>
+          <w:tcPr>
+            <w:tcW w:w="0" w:type="auto"/>
+            <w:tcBorders>
+              <w:top w:val="nil"/>
+              <w:left w:val="nil"/>
+              <w:bottom w:val="nil"/>
+              <w:right w:val="nil"/>
+            </w:tcBorders>
+            <w:shd w:val="clear" w:color="auto" w:fill="09BB9F"/>
+            <w:tcMar>
+              <w:top w:w="120" w:type="dxa"/>
+              <w:left w:w="120" w:type="dxa"/>
+              <w:bottom w:w="120" w:type="dxa"/>
+              <w:right w:w="120" w:type="dxa"/>
+            </w:tcMar>
+            <w:vAlign w:val="center"/>
+            <w:hideMark/>
+          </w:tcPr>
+          <w:p>
+            <w:pPr>
+              <w:spacing w:before="240" w:after="0" w:line="240" w:lineRule="auto"/>
+              <w:jc w:val="right"/>
+              <w:rPr>
+                <w:rFonts w:ascii="Helvetica" w:eastAsia="Times New Roman" w:hAnsi="Helvetica" w:cs="Helvetica"/>
+                <w:color w:val="000000"/>
+                <w:sz w:val="18"/>
+                <w:szCs w:val="18"/>
+                <w:lang w:eastAsia="ru-RU"/>
+              </w:rPr>
+            </w:pPr>
+            <w:r>
+              <w:rPr>
+                <w:rFonts w:ascii="Helvetica" w:eastAsia="Times New Roman" w:hAnsi="Helvetica" w:cs="Helvetica"/>
+                <w:color w:val="000000"/>
+                <w:sz w:val="18"/>
+                <w:szCs w:val="18"/>
+                <w:lang w:eastAsia="ru-RU"/>
+              </w:rPr>
+              <w:t>4.11424</w:t>
+            </w:r>
+          </w:p>
+        </w:tc>
+        <w:tc>
+          <w:tcPr>
+            <w:tcW w:w="0" w:type="auto"/>
+            <w:tcBorders>
+              <w:top w:val="nil"/>
+              <w:left w:val="nil"/>
+              <w:bottom w:val="nil"/>
+              <w:right w:val="nil"/>
+            </w:tcBorders>
+            <w:shd w:val="clear" w:color="auto" w:fill="09BB9F"/>
+            <w:tcMar>
+              <w:top w:w="120" w:type="dxa"/>
+              <w:left w:w="120" w:type="dxa"/>
+              <w:bottom w:w="120" w:type="dxa"/>
+              <w:right w:w="120" w:type="dxa"/>
+            </w:tcMar>
+            <w:vAlign w:val="center"/>
+            <w:hideMark/>
+          </w:tcPr>
+          <w:p>
+            <w:pPr>
+              <w:spacing w:before="240" w:after="0" w:line="240" w:lineRule="auto"/>
+              <w:jc w:val="right"/>
+              <w:rPr>
+                <w:rFonts w:ascii="Helvetica" w:eastAsia="Times New Roman" w:hAnsi="Helvetica" w:cs="Helvetica"/>
+                <w:color w:val="000000"/>
+                <w:sz w:val="18"/>
+                <w:szCs w:val="18"/>
+                <w:lang w:eastAsia="ru-RU"/>
+              </w:rPr>
+            </w:pPr>
+            <w:r>
+              <w:rPr>
+                <w:rFonts w:ascii="Helvetica" w:eastAsia="Times New Roman" w:hAnsi="Helvetica" w:cs="Helvetica"/>
+                <w:color w:val="000000"/>
+                <w:sz w:val="18"/>
+                <w:szCs w:val="18"/>
+                <w:lang w:eastAsia="ru-RU"/>
+              </w:rPr>
+              <w:t>3.15344</w:t>
+            </w:r>
+          </w:p>
+        </w:tc>
+      </w:tr>
+      <w:tr>
+        <w:tc>
+          <w:tcPr>
+            <w:tcW w:w="0" w:type="auto"/>
+            <w:tcBorders>
+              <w:top w:val="nil"/>
+              <w:left w:val="nil"/>
+              <w:bottom w:val="nil"/>
+              <w:right w:val="nil"/>
+            </w:tcBorders>
+            <w:shd w:val="clear" w:color="auto" w:fill="F5F5F5"/>
+            <w:tcMar>
+              <w:top w:w="120" w:type="dxa"/>
+              <w:left w:w="120" w:type="dxa"/>
+              <w:bottom w:w="120" w:type="dxa"/>
+              <w:right w:w="120" w:type="dxa"/>
+            </w:tcMar>
+            <w:vAlign w:val="center"/>
+            <w:hideMark/>
+          </w:tcPr>
+          <w:p>
+            <w:pPr>
+              <w:spacing w:before="240" w:after="0" w:line="240" w:lineRule="auto"/>
+              <w:jc w:val="right"/>
+              <w:rPr>
+                <w:rFonts w:ascii="Helvetica" w:eastAsia="Times New Roman" w:hAnsi="Helvetica" w:cs="Helvetica"/>
+                <w:b/>
+                <w:bCs/>
+                <w:color w:val="000000"/>
+                <w:sz w:val="18"/>
+                <w:szCs w:val="18"/>
+                <w:lang w:eastAsia="ru-RU"/>
+              </w:rPr>
+            </w:pPr>
+            <w:r>
+              <w:rPr>
+                <w:rFonts w:ascii="Helvetica" w:eastAsia="Times New Roman" w:hAnsi="Helvetica" w:cs="Helvetica"/>
+                <w:b/>
+                <w:bCs/>
+                <w:color w:val="000000"/>
+                <w:sz w:val="18"/>
+                <w:szCs w:val="18"/>
+                <w:lang w:eastAsia="ru-RU"/>
+              </w:rPr>
+              <w:t>Opponent defense</w:t>
+            </w:r>
+          </w:p>
+        </w:tc>
+        <w:tc>
+          <w:tcPr>
+            <w:tcW w:w="0" w:type="auto"/>
+            <w:tcBorders>
+              <w:top w:val="nil"/>
+              <w:left w:val="nil"/>
+              <w:bottom w:val="nil"/>
+              <w:right w:val="nil"/>
+            </w:tcBorders>
+            <w:shd w:val="clear" w:color="auto" w:fill="F5F5F5"/>
+            <w:tcMar>
+              <w:top w:w="120" w:type="dxa"/>
+              <w:left w:w="120" w:type="dxa"/>
+              <w:bottom w:w="120" w:type="dxa"/>
+              <w:right w:w="120" w:type="dxa"/>
+            </w:tcMar>
+            <w:vAlign w:val="center"/>
+            <w:hideMark/>
+          </w:tcPr>
+          <w:p>
+            <w:pPr>
+              <w:spacing w:before="240" w:after="0" w:line="240" w:lineRule="auto"/>
+              <w:jc w:val="right"/>
+              <w:rPr>
+                <w:rFonts w:ascii="Helvetica" w:eastAsia="Times New Roman" w:hAnsi="Helvetica" w:cs="Helvetica"/>
+                <w:color w:val="000000"/>
+                <w:sz w:val="18"/>
+                <w:szCs w:val="18"/>
+                <w:lang w:eastAsia="ru-RU"/>
+              </w:rPr>
+            </w:pPr>
+            <w:r>
+              <w:rPr>
+                <w:rFonts w:ascii="Helvetica" w:eastAsia="Times New Roman" w:hAnsi="Helvetica" w:cs="Helvetica"/>
+                <w:color w:val="000000"/>
+                <w:sz w:val="18"/>
+                <w:szCs w:val="18"/>
+                <w:lang w:eastAsia="ru-RU"/>
+              </w:rPr>
+              <w:t>1.07622</w:t>
+            </w:r>
+          </w:p>
+        </w:tc>
+        <w:tc>
+          <w:tcPr>
+            <w:tcW w:w="0" w:type="auto"/>
+            <w:tcBorders>
+              <w:top w:val="nil"/>
+              <w:left w:val="nil"/>
+              <w:bottom w:val="nil"/>
+              <w:right w:val="nil"/>
+            </w:tcBorders>
+            <w:shd w:val="clear" w:color="auto" w:fill="F5F5F5"/>
+            <w:tcMar>
+              <w:top w:w="120" w:type="dxa"/>
+              <w:left w:w="120" w:type="dxa"/>
+              <w:bottom w:w="120" w:type="dxa"/>
+              <w:right w:w="120" w:type="dxa"/>
+            </w:tcMar>
+            <w:vAlign w:val="center"/>
+            <w:hideMark/>
+          </w:tcPr>
+          <w:p>
+            <w:pPr>
+              <w:spacing w:before="240" w:after="0" w:line="240" w:lineRule="auto"/>
+              <w:jc w:val="right"/>
+              <w:rPr>
+                <w:rFonts w:ascii="Helvetica" w:eastAsia="Times New Roman" w:hAnsi="Helvetica" w:cs="Helvetica"/>
+                <w:color w:val="000000"/>
+                <w:sz w:val="18"/>
+                <w:szCs w:val="18"/>
+                <w:lang w:eastAsia="ru-RU"/>
+              </w:rPr>
+            </w:pPr>
+            <w:r>
+              <w:rPr>
+                <w:rFonts w:ascii="Helvetica" w:eastAsia="Times New Roman" w:hAnsi="Helvetica" w:cs="Helvetica"/>
+                <w:color w:val="000000"/>
+                <w:sz w:val="18"/>
+                <w:szCs w:val="18"/>
+                <w:lang w:eastAsia="ru-RU"/>
+              </w:rPr>
+              <w:t>1.15494</w:t>
+            </w:r>
+          </w:p>
+        </w:tc>
+        <w:tc>
+          <w:tcPr>
+            <w:tcW w:w="0" w:type="auto"/>
+            <w:tcBorders>
+              <w:top w:val="nil"/>
+              <w:left w:val="nil"/>
+              <w:bottom w:val="nil"/>
+              <w:right w:val="nil"/>
+            </w:tcBorders>
+            <w:shd w:val="clear" w:color="auto" w:fill="F5F5F5"/>
+            <w:tcMar>
+              <w:top w:w="120" w:type="dxa"/>
+              <w:left w:w="120" w:type="dxa"/>
+              <w:bottom w:w="120" w:type="dxa"/>
+              <w:right w:w="120" w:type="dxa"/>
+            </w:tcMar>
+            <w:vAlign w:val="center"/>
+            <w:hideMark/>
+          </w:tcPr>
+          <w:p>
+            <w:pPr>
+              <w:spacing w:before="240" w:after="0" w:line="240" w:lineRule="auto"/>
+              <w:jc w:val="right"/>
+              <w:rPr>
+                <w:rFonts w:ascii="Helvetica" w:eastAsia="Times New Roman" w:hAnsi="Helvetica" w:cs="Helvetica"/>
+                <w:color w:val="000000"/>
+                <w:sz w:val="18"/>
+                <w:szCs w:val="18"/>
+                <w:lang w:eastAsia="ru-RU"/>
+              </w:rPr>
+            </w:pPr>
+            <w:r>
+              <w:rPr>
+                <w:rFonts w:ascii="Helvetica" w:eastAsia="Times New Roman" w:hAnsi="Helvetica" w:cs="Helvetica"/>
+                <w:color w:val="000000"/>
+                <w:sz w:val="18"/>
+                <w:szCs w:val="18"/>
+                <w:lang w:eastAsia="ru-RU"/>
+              </w:rPr>
+              <w:t>1.19235</w:t>
+            </w:r>
+          </w:p>
+        </w:tc>
+        <w:tc>
+          <w:tcPr>
+            <w:tcW w:w="0" w:type="auto"/>
+            <w:tcBorders>
+              <w:top w:val="nil"/>
+              <w:left w:val="nil"/>
+              <w:bottom w:val="nil"/>
+              <w:right w:val="nil"/>
+            </w:tcBorders>
+            <w:shd w:val="clear" w:color="auto" w:fill="F5F5F5"/>
+            <w:tcMar>
+              <w:top w:w="120" w:type="dxa"/>
+              <w:left w:w="120" w:type="dxa"/>
+              <w:bottom w:w="120" w:type="dxa"/>
+              <w:right w:w="120" w:type="dxa"/>
+            </w:tcMar>
+            <w:vAlign w:val="center"/>
+            <w:hideMark/>
+          </w:tcPr>
+          <w:p>
+            <w:pPr>
+              <w:spacing w:before="240" w:after="0" w:line="240" w:lineRule="auto"/>
+              <w:jc w:val="right"/>
+              <w:rPr>
+                <w:rFonts w:ascii="Helvetica" w:eastAsia="Times New Roman" w:hAnsi="Helvetica" w:cs="Helvetica"/>
+                <w:color w:val="000000"/>
+                <w:sz w:val="18"/>
+                <w:szCs w:val="18"/>
+                <w:lang w:eastAsia="ru-RU"/>
+              </w:rPr>
+            </w:pPr>
+            <w:r>
+              <w:rPr>
+                <w:rFonts w:ascii="Helvetica" w:eastAsia="Times New Roman" w:hAnsi="Helvetica" w:cs="Helvetica"/>
+                <w:color w:val="000000"/>
+                <w:sz w:val="18"/>
+                <w:szCs w:val="18"/>
+                <w:lang w:eastAsia="ru-RU"/>
+              </w:rPr>
+              <w:t>0.883422</w:t>
+            </w:r>
+          </w:p>
+        </w:tc>
+        <w:tc>
+          <w:tcPr>
+            <w:tcW w:w="0" w:type="auto"/>
+            <w:tcBorders>
+              <w:top w:val="nil"/>
+              <w:left w:val="nil"/>
+              <w:bottom w:val="nil"/>
+              <w:right w:val="nil"/>
+            </w:tcBorders>
+            <w:shd w:val="clear" w:color="auto" w:fill="F5F5F5"/>
+            <w:tcMar>
+              <w:top w:w="120" w:type="dxa"/>
+              <w:left w:w="120" w:type="dxa"/>
+              <w:bottom w:w="120" w:type="dxa"/>
+              <w:right w:w="120" w:type="dxa"/>
+            </w:tcMar>
+            <w:vAlign w:val="center"/>
+            <w:hideMark/>
+          </w:tcPr>
+          <w:p>
+            <w:pPr>
+              <w:spacing w:before="240" w:after="0" w:line="240" w:lineRule="auto"/>
+              <w:jc w:val="right"/>
+              <w:rPr>
+                <w:rFonts w:ascii="Helvetica" w:eastAsia="Times New Roman" w:hAnsi="Helvetica" w:cs="Helvetica"/>
+                <w:color w:val="000000"/>
+                <w:sz w:val="18"/>
+                <w:szCs w:val="18"/>
+                <w:lang w:eastAsia="ru-RU"/>
+              </w:rPr>
+            </w:pPr>
+            <w:r>
+              <w:rPr>
+                <w:rFonts w:ascii="Helvetica" w:eastAsia="Times New Roman" w:hAnsi="Helvetica" w:cs="Helvetica"/>
+                <w:color w:val="000000"/>
+                <w:sz w:val="18"/>
+                <w:szCs w:val="18"/>
+                <w:lang w:eastAsia="ru-RU"/>
+              </w:rPr>
+              <w:t>1.10653</w:t>
+            </w:r>
+          </w:p>
+        </w:tc>
+        <w:tc>
+          <w:tcPr>
+            <w:tcW w:w="0" w:type="auto"/>
+            <w:tcBorders>
+              <w:top w:val="nil"/>
+              <w:left w:val="nil"/>
+              <w:bottom w:val="nil"/>
+              <w:right w:val="nil"/>
+            </w:tcBorders>
+            <w:shd w:val="clear" w:color="auto" w:fill="F5F5F5"/>
+            <w:tcMar>
+              <w:top w:w="120" w:type="dxa"/>
+              <w:left w:w="120" w:type="dxa"/>
+              <w:bottom w:w="120" w:type="dxa"/>
+              <w:right w:w="120" w:type="dxa"/>
+            </w:tcMar>
+            <w:vAlign w:val="center"/>
+            <w:hideMark/>
+          </w:tcPr>
+          <w:p>
+            <w:pPr>
+              <w:spacing w:before="240" w:after="0" w:line="240" w:lineRule="auto"/>
+              <w:jc w:val="right"/>
+              <w:rPr>
+                <w:rFonts w:ascii="Helvetica" w:eastAsia="Times New Roman" w:hAnsi="Helvetica" w:cs="Helvetica"/>
+                <w:color w:val="000000"/>
+                <w:sz w:val="18"/>
+                <w:szCs w:val="18"/>
+                <w:lang w:eastAsia="ru-RU"/>
+              </w:rPr>
+            </w:pPr>
+            <w:r>
+              <w:rPr>
+                <w:rFonts w:ascii="Helvetica" w:eastAsia="Times New Roman" w:hAnsi="Helvetica" w:cs="Helvetica"/>
+                <w:color w:val="000000"/>
+                <w:sz w:val="18"/>
+                <w:szCs w:val="18"/>
+                <w:lang w:eastAsia="ru-RU"/>
+              </w:rPr>
+              <w:t>1.20773</w:t>
+            </w:r>
+          </w:p>
+        </w:tc>
+      </w:tr>
+    </w:tbl>
+    <w:p>
+      <w:pPr>
+        <w:rPr>
+          <w:lang w:val="en-US"/>
+        </w:rPr>
+      </w:pPr>
+    </w:p>
+    <w:p>
+      <w:pPr>
+        <w:rPr>
+          <w:lang w:val="en-US"/>
+        </w:rPr>
+      </w:pPr>
+      <w:r>
+        <w:rPr>
+          <w:lang w:val="en-US"/>
+        </w:rPr>
+        <w:t xml:space="preserve">To predict xG you had to add 0.2-0.27 to home team at the beginning of 19-20 for the rest parts the effect is unclear. </w:t>
+      </w:r>
+      <w:r>
+        <w:rPr>
+          <w:lang w:val="en-US"/>
+        </w:rPr>
+        <w:t xml:space="preserve">The gap </w:t>
+      </w:r>
+      <w:r>
+        <w:rPr>
+          <w:lang w:val="en-US"/>
+        </w:rPr>
+        <w:t>between 1</w:t>
+      </w:r>
+      <w:r>
+        <w:rPr>
+          <w:vertAlign w:val="superscript"/>
+          <w:lang w:val="en-US"/>
+        </w:rPr>
+        <w:t>st</w:t>
+      </w:r>
+      <w:r>
+        <w:rPr>
+          <w:lang w:val="en-US"/>
+        </w:rPr>
+        <w:t xml:space="preserve"> part 19-20 and others still holds but H/A made some negative impact on xG of2</w:t>
+      </w:r>
+      <w:r>
+        <w:rPr>
+          <w:vertAlign w:val="superscript"/>
+          <w:lang w:val="en-US"/>
+        </w:rPr>
+        <w:t>nd</w:t>
+      </w:r>
+      <w:r>
+        <w:rPr>
+          <w:lang w:val="en-US"/>
+        </w:rPr>
+        <w:t xml:space="preserve"> part and tiny positive for 20-21 on contrary to goals scored.</w:t>
+      </w:r>
+      <w:r>
+        <w:rPr>
+          <w:lang w:val="en-US"/>
+        </w:rPr>
+        <w:t xml:space="preserve"> Team xG was an average xG for last 5 GWs but Opponent defense  </w:t>
+      </w:r>
+      <w:r>
+        <w:rPr>
+          <w:lang w:val="en-US"/>
+        </w:rPr>
+        <w:t>was average xG conceded for the whole part considered.</w:t>
+      </w:r>
+    </w:p>
     <w:p>
       <w:pPr>
         <w:rPr>

--- a/text/01. H-A/01. H-A.docx
+++ b/text/01. H-A/01. H-A.docx
@@ -1741,12 +1741,6 @@
         <w:rPr>
           <w:lang w:val="en-US"/>
         </w:rPr>
-        <w:t xml:space="preserve">Numbers here are average xG * 100. </w:t>
-      </w:r>
-      <w:r>
-        <w:rPr>
-          <w:lang w:val="en-US"/>
-        </w:rPr>
         <w:t>This table shows quite a different picture. Home/Away gap narrowed after lockdown (from 0.3 – 0.25 to 0.0</w:t>
       </w:r>
       <w:r>
@@ -1808,7 +1802,21 @@
         <w:rPr>
           <w:lang w:val="en-US"/>
         </w:rPr>
-        <w:t>. In general we can conclude that home teams should score about ¼ goal more with fans and 1/</w:t>
+        <w:t xml:space="preserve">. In </w:t>
+      </w:r>
+      <w:proofErr w:type="gramStart"/>
+      <w:r>
+        <w:rPr>
+          <w:lang w:val="en-US"/>
+        </w:rPr>
+        <w:t>general</w:t>
+      </w:r>
+      <w:proofErr w:type="gramEnd"/>
+      <w:r>
+        <w:rPr>
+          <w:lang w:val="en-US"/>
+        </w:rPr>
+        <w:t xml:space="preserve"> we can conclude that home teams should score about ¼ goal more with fans and 1/</w:t>
       </w:r>
       <w:r>
         <w:rPr>
@@ -3209,7 +3217,7 @@
         <w:rPr>
           <w:lang w:val="en-US"/>
         </w:rPr>
-        <w:t xml:space="preserve"> Team xG was an average xG for last 5 GWs but Opponent defense  </w:t>
+        <w:t xml:space="preserve"> Team xG was an average xG for last 5 GWs but Opponent defense </w:t>
       </w:r>
       <w:r>
         <w:rPr>
@@ -3217,6 +3225,8772 @@
         </w:rPr>
         <w:t>was average xG conceded for the whole part considered.</w:t>
       </w:r>
+    </w:p>
+    <w:p>
+      <w:pPr>
+        <w:rPr>
+          <w:lang w:val="en-US"/>
+        </w:rPr>
+      </w:pPr>
+      <w:r>
+        <w:rPr>
+          <w:lang w:val="en-US"/>
+        </w:rPr>
+        <w:t>There is no direct usage of that data in the game. Probably it just explains how the game changed and became more unpredictable than before. To be of any use I’ll just post top 10 home over away players for 19-20 season and vice versa</w:t>
+      </w:r>
+    </w:p>
+    <w:tbl>
+      <w:tblPr>
+        <w:tblW w:w="0" w:type="auto"/>
+        <w:shd w:val="clear" w:color="auto" w:fill="FFFFFF"/>
+        <w:tblCellMar>
+          <w:top w:w="15" w:type="dxa"/>
+          <w:left w:w="15" w:type="dxa"/>
+          <w:bottom w:w="15" w:type="dxa"/>
+          <w:right w:w="15" w:type="dxa"/>
+        </w:tblCellMar>
+        <w:tblLook w:val="04A0" w:firstRow="1" w:lastRow="0" w:firstColumn="1" w:lastColumn="0" w:noHBand="0" w:noVBand="1"/>
+      </w:tblPr>
+      <w:tblGrid>
+        <w:gridCol w:w="342"/>
+        <w:gridCol w:w="1781"/>
+        <w:gridCol w:w="791"/>
+        <w:gridCol w:w="1091"/>
+        <w:gridCol w:w="1091"/>
+        <w:gridCol w:w="1105"/>
+        <w:gridCol w:w="1033"/>
+        <w:gridCol w:w="1033"/>
+        <w:gridCol w:w="1088"/>
+      </w:tblGrid>
+      <w:tr>
+        <w:trPr>
+          <w:tblHeader/>
+        </w:trPr>
+        <w:tc>
+          <w:tcPr>
+            <w:tcW w:w="0" w:type="auto"/>
+            <w:tcBorders>
+              <w:top w:val="nil"/>
+              <w:left w:val="nil"/>
+              <w:bottom w:val="nil"/>
+              <w:right w:val="nil"/>
+            </w:tcBorders>
+            <w:shd w:val="clear" w:color="auto" w:fill="FFFFFF"/>
+            <w:tcMar>
+              <w:top w:w="120" w:type="dxa"/>
+              <w:left w:w="120" w:type="dxa"/>
+              <w:bottom w:w="120" w:type="dxa"/>
+              <w:right w:w="120" w:type="dxa"/>
+            </w:tcMar>
+            <w:vAlign w:val="center"/>
+            <w:hideMark/>
+          </w:tcPr>
+          <w:p>
+            <w:pPr>
+              <w:spacing w:after="0" w:line="240" w:lineRule="auto"/>
+              <w:rPr>
+                <w:rFonts w:ascii="Times New Roman" w:eastAsia="Times New Roman" w:hAnsi="Times New Roman" w:cs="Times New Roman"/>
+                <w:sz w:val="24"/>
+                <w:szCs w:val="24"/>
+                <w:lang w:eastAsia="ru-RU"/>
+              </w:rPr>
+            </w:pPr>
+          </w:p>
+        </w:tc>
+        <w:tc>
+          <w:tcPr>
+            <w:tcW w:w="0" w:type="auto"/>
+            <w:tcBorders>
+              <w:top w:val="nil"/>
+              <w:left w:val="nil"/>
+              <w:bottom w:val="nil"/>
+              <w:right w:val="nil"/>
+            </w:tcBorders>
+            <w:shd w:val="clear" w:color="auto" w:fill="FFFFFF"/>
+            <w:tcMar>
+              <w:top w:w="120" w:type="dxa"/>
+              <w:left w:w="120" w:type="dxa"/>
+              <w:bottom w:w="120" w:type="dxa"/>
+              <w:right w:w="120" w:type="dxa"/>
+            </w:tcMar>
+            <w:vAlign w:val="center"/>
+            <w:hideMark/>
+          </w:tcPr>
+          <w:p>
+            <w:pPr>
+              <w:spacing w:before="240" w:after="0" w:line="240" w:lineRule="auto"/>
+              <w:jc w:val="right"/>
+              <w:rPr>
+                <w:rFonts w:ascii="Helvetica" w:eastAsia="Times New Roman" w:hAnsi="Helvetica" w:cs="Helvetica"/>
+                <w:b/>
+                <w:bCs/>
+                <w:color w:val="000000"/>
+                <w:sz w:val="18"/>
+                <w:szCs w:val="18"/>
+                <w:lang w:eastAsia="ru-RU"/>
+              </w:rPr>
+            </w:pPr>
+            <w:r>
+              <w:rPr>
+                <w:rFonts w:ascii="Helvetica" w:eastAsia="Times New Roman" w:hAnsi="Helvetica" w:cs="Helvetica"/>
+                <w:b/>
+                <w:bCs/>
+                <w:color w:val="000000"/>
+                <w:sz w:val="18"/>
+                <w:szCs w:val="18"/>
+                <w:lang w:eastAsia="ru-RU"/>
+              </w:rPr>
+              <w:t>Name</w:t>
+            </w:r>
+          </w:p>
+        </w:tc>
+        <w:tc>
+          <w:tcPr>
+            <w:tcW w:w="0" w:type="auto"/>
+            <w:tcBorders>
+              <w:top w:val="nil"/>
+              <w:left w:val="nil"/>
+              <w:bottom w:val="nil"/>
+              <w:right w:val="nil"/>
+            </w:tcBorders>
+            <w:shd w:val="clear" w:color="auto" w:fill="FFFFFF"/>
+            <w:tcMar>
+              <w:top w:w="120" w:type="dxa"/>
+              <w:left w:w="120" w:type="dxa"/>
+              <w:bottom w:w="120" w:type="dxa"/>
+              <w:right w:w="120" w:type="dxa"/>
+            </w:tcMar>
+            <w:vAlign w:val="center"/>
+            <w:hideMark/>
+          </w:tcPr>
+          <w:p>
+            <w:pPr>
+              <w:spacing w:before="240" w:after="0" w:line="240" w:lineRule="auto"/>
+              <w:jc w:val="right"/>
+              <w:rPr>
+                <w:rFonts w:ascii="Helvetica" w:eastAsia="Times New Roman" w:hAnsi="Helvetica" w:cs="Helvetica"/>
+                <w:b/>
+                <w:bCs/>
+                <w:color w:val="000000"/>
+                <w:sz w:val="18"/>
+                <w:szCs w:val="18"/>
+                <w:lang w:eastAsia="ru-RU"/>
+              </w:rPr>
+            </w:pPr>
+            <w:r>
+              <w:rPr>
+                <w:rFonts w:ascii="Helvetica" w:eastAsia="Times New Roman" w:hAnsi="Helvetica" w:cs="Helvetica"/>
+                <w:b/>
+                <w:bCs/>
+                <w:color w:val="000000"/>
+                <w:sz w:val="18"/>
+                <w:szCs w:val="18"/>
+                <w:lang w:eastAsia="ru-RU"/>
+              </w:rPr>
+              <w:t>xG</w:t>
+            </w:r>
+          </w:p>
+        </w:tc>
+        <w:tc>
+          <w:tcPr>
+            <w:tcW w:w="0" w:type="auto"/>
+            <w:tcBorders>
+              <w:top w:val="nil"/>
+              <w:left w:val="nil"/>
+              <w:bottom w:val="nil"/>
+              <w:right w:val="nil"/>
+            </w:tcBorders>
+            <w:shd w:val="clear" w:color="auto" w:fill="FFFFFF"/>
+            <w:tcMar>
+              <w:top w:w="120" w:type="dxa"/>
+              <w:left w:w="120" w:type="dxa"/>
+              <w:bottom w:w="120" w:type="dxa"/>
+              <w:right w:w="120" w:type="dxa"/>
+            </w:tcMar>
+            <w:vAlign w:val="center"/>
+            <w:hideMark/>
+          </w:tcPr>
+          <w:p>
+            <w:pPr>
+              <w:spacing w:before="240" w:after="0" w:line="240" w:lineRule="auto"/>
+              <w:jc w:val="right"/>
+              <w:rPr>
+                <w:rFonts w:ascii="Helvetica" w:eastAsia="Times New Roman" w:hAnsi="Helvetica" w:cs="Helvetica"/>
+                <w:b/>
+                <w:bCs/>
+                <w:color w:val="000000"/>
+                <w:sz w:val="18"/>
+                <w:szCs w:val="18"/>
+                <w:lang w:eastAsia="ru-RU"/>
+              </w:rPr>
+            </w:pPr>
+            <w:r>
+              <w:rPr>
+                <w:rFonts w:ascii="Helvetica" w:eastAsia="Times New Roman" w:hAnsi="Helvetica" w:cs="Helvetica"/>
+                <w:b/>
+                <w:bCs/>
+                <w:color w:val="000000"/>
+                <w:sz w:val="18"/>
+                <w:szCs w:val="18"/>
+                <w:lang w:eastAsia="ru-RU"/>
+              </w:rPr>
+              <w:t>H per 90</w:t>
+            </w:r>
+          </w:p>
+        </w:tc>
+        <w:tc>
+          <w:tcPr>
+            <w:tcW w:w="0" w:type="auto"/>
+            <w:tcBorders>
+              <w:top w:val="nil"/>
+              <w:left w:val="nil"/>
+              <w:bottom w:val="nil"/>
+              <w:right w:val="nil"/>
+            </w:tcBorders>
+            <w:shd w:val="clear" w:color="auto" w:fill="FFFFFF"/>
+            <w:tcMar>
+              <w:top w:w="120" w:type="dxa"/>
+              <w:left w:w="120" w:type="dxa"/>
+              <w:bottom w:w="120" w:type="dxa"/>
+              <w:right w:w="120" w:type="dxa"/>
+            </w:tcMar>
+            <w:vAlign w:val="center"/>
+            <w:hideMark/>
+          </w:tcPr>
+          <w:p>
+            <w:pPr>
+              <w:spacing w:before="240" w:after="0" w:line="240" w:lineRule="auto"/>
+              <w:jc w:val="right"/>
+              <w:rPr>
+                <w:rFonts w:ascii="Helvetica" w:eastAsia="Times New Roman" w:hAnsi="Helvetica" w:cs="Helvetica"/>
+                <w:b/>
+                <w:bCs/>
+                <w:color w:val="000000"/>
+                <w:sz w:val="18"/>
+                <w:szCs w:val="18"/>
+                <w:lang w:eastAsia="ru-RU"/>
+              </w:rPr>
+            </w:pPr>
+            <w:r>
+              <w:rPr>
+                <w:rFonts w:ascii="Helvetica" w:eastAsia="Times New Roman" w:hAnsi="Helvetica" w:cs="Helvetica"/>
+                <w:b/>
+                <w:bCs/>
+                <w:color w:val="000000"/>
+                <w:sz w:val="18"/>
+                <w:szCs w:val="18"/>
+                <w:lang w:eastAsia="ru-RU"/>
+              </w:rPr>
+              <w:t>A per 90</w:t>
+            </w:r>
+          </w:p>
+        </w:tc>
+        <w:tc>
+          <w:tcPr>
+            <w:tcW w:w="0" w:type="auto"/>
+            <w:tcBorders>
+              <w:top w:val="nil"/>
+              <w:left w:val="nil"/>
+              <w:bottom w:val="nil"/>
+              <w:right w:val="nil"/>
+            </w:tcBorders>
+            <w:shd w:val="clear" w:color="auto" w:fill="FFFFFF"/>
+            <w:tcMar>
+              <w:top w:w="120" w:type="dxa"/>
+              <w:left w:w="120" w:type="dxa"/>
+              <w:bottom w:w="120" w:type="dxa"/>
+              <w:right w:w="120" w:type="dxa"/>
+            </w:tcMar>
+            <w:vAlign w:val="center"/>
+            <w:hideMark/>
+          </w:tcPr>
+          <w:p>
+            <w:pPr>
+              <w:spacing w:before="240" w:after="0" w:line="240" w:lineRule="auto"/>
+              <w:jc w:val="right"/>
+              <w:rPr>
+                <w:rFonts w:ascii="Helvetica" w:eastAsia="Times New Roman" w:hAnsi="Helvetica" w:cs="Helvetica"/>
+                <w:b/>
+                <w:bCs/>
+                <w:color w:val="000000"/>
+                <w:sz w:val="18"/>
+                <w:szCs w:val="18"/>
+                <w:lang w:eastAsia="ru-RU"/>
+              </w:rPr>
+            </w:pPr>
+            <w:r>
+              <w:rPr>
+                <w:rFonts w:ascii="Helvetica" w:eastAsia="Times New Roman" w:hAnsi="Helvetica" w:cs="Helvetica"/>
+                <w:b/>
+                <w:bCs/>
+                <w:color w:val="000000"/>
+                <w:sz w:val="18"/>
+                <w:szCs w:val="18"/>
+                <w:lang w:eastAsia="ru-RU"/>
+              </w:rPr>
+              <w:t>H-A per 90</w:t>
+            </w:r>
+          </w:p>
+        </w:tc>
+        <w:tc>
+          <w:tcPr>
+            <w:tcW w:w="0" w:type="auto"/>
+            <w:tcBorders>
+              <w:top w:val="nil"/>
+              <w:left w:val="nil"/>
+              <w:bottom w:val="nil"/>
+              <w:right w:val="nil"/>
+            </w:tcBorders>
+            <w:shd w:val="clear" w:color="auto" w:fill="FFFFFF"/>
+            <w:tcMar>
+              <w:top w:w="120" w:type="dxa"/>
+              <w:left w:w="120" w:type="dxa"/>
+              <w:bottom w:w="120" w:type="dxa"/>
+              <w:right w:w="120" w:type="dxa"/>
+            </w:tcMar>
+            <w:vAlign w:val="center"/>
+            <w:hideMark/>
+          </w:tcPr>
+          <w:p>
+            <w:pPr>
+              <w:spacing w:before="240" w:after="0" w:line="240" w:lineRule="auto"/>
+              <w:jc w:val="right"/>
+              <w:rPr>
+                <w:rFonts w:ascii="Helvetica" w:eastAsia="Times New Roman" w:hAnsi="Helvetica" w:cs="Helvetica"/>
+                <w:b/>
+                <w:bCs/>
+                <w:color w:val="000000"/>
+                <w:sz w:val="18"/>
+                <w:szCs w:val="18"/>
+                <w:lang w:eastAsia="ru-RU"/>
+              </w:rPr>
+            </w:pPr>
+            <w:r>
+              <w:rPr>
+                <w:rFonts w:ascii="Helvetica" w:eastAsia="Times New Roman" w:hAnsi="Helvetica" w:cs="Helvetica"/>
+                <w:b/>
+                <w:bCs/>
+                <w:color w:val="000000"/>
+                <w:sz w:val="18"/>
+                <w:szCs w:val="18"/>
+                <w:lang w:eastAsia="ru-RU"/>
+              </w:rPr>
+              <w:t>H absolute</w:t>
+            </w:r>
+          </w:p>
+        </w:tc>
+        <w:tc>
+          <w:tcPr>
+            <w:tcW w:w="0" w:type="auto"/>
+            <w:tcBorders>
+              <w:top w:val="nil"/>
+              <w:left w:val="nil"/>
+              <w:bottom w:val="nil"/>
+              <w:right w:val="nil"/>
+            </w:tcBorders>
+            <w:shd w:val="clear" w:color="auto" w:fill="FFFFFF"/>
+            <w:tcMar>
+              <w:top w:w="120" w:type="dxa"/>
+              <w:left w:w="120" w:type="dxa"/>
+              <w:bottom w:w="120" w:type="dxa"/>
+              <w:right w:w="120" w:type="dxa"/>
+            </w:tcMar>
+            <w:vAlign w:val="center"/>
+            <w:hideMark/>
+          </w:tcPr>
+          <w:p>
+            <w:pPr>
+              <w:spacing w:before="240" w:after="0" w:line="240" w:lineRule="auto"/>
+              <w:jc w:val="right"/>
+              <w:rPr>
+                <w:rFonts w:ascii="Helvetica" w:eastAsia="Times New Roman" w:hAnsi="Helvetica" w:cs="Helvetica"/>
+                <w:b/>
+                <w:bCs/>
+                <w:color w:val="000000"/>
+                <w:sz w:val="18"/>
+                <w:szCs w:val="18"/>
+                <w:lang w:eastAsia="ru-RU"/>
+              </w:rPr>
+            </w:pPr>
+            <w:r>
+              <w:rPr>
+                <w:rFonts w:ascii="Helvetica" w:eastAsia="Times New Roman" w:hAnsi="Helvetica" w:cs="Helvetica"/>
+                <w:b/>
+                <w:bCs/>
+                <w:color w:val="000000"/>
+                <w:sz w:val="18"/>
+                <w:szCs w:val="18"/>
+                <w:lang w:eastAsia="ru-RU"/>
+              </w:rPr>
+              <w:t>A absolute</w:t>
+            </w:r>
+          </w:p>
+        </w:tc>
+        <w:tc>
+          <w:tcPr>
+            <w:tcW w:w="0" w:type="auto"/>
+            <w:tcBorders>
+              <w:top w:val="nil"/>
+              <w:left w:val="nil"/>
+              <w:bottom w:val="nil"/>
+              <w:right w:val="nil"/>
+            </w:tcBorders>
+            <w:shd w:val="clear" w:color="auto" w:fill="FFFFFF"/>
+            <w:tcMar>
+              <w:top w:w="120" w:type="dxa"/>
+              <w:left w:w="120" w:type="dxa"/>
+              <w:bottom w:w="120" w:type="dxa"/>
+              <w:right w:w="120" w:type="dxa"/>
+            </w:tcMar>
+            <w:vAlign w:val="center"/>
+            <w:hideMark/>
+          </w:tcPr>
+          <w:p>
+            <w:pPr>
+              <w:spacing w:before="240" w:after="0" w:line="240" w:lineRule="auto"/>
+              <w:jc w:val="right"/>
+              <w:rPr>
+                <w:rFonts w:ascii="Helvetica" w:eastAsia="Times New Roman" w:hAnsi="Helvetica" w:cs="Helvetica"/>
+                <w:b/>
+                <w:bCs/>
+                <w:color w:val="000000"/>
+                <w:sz w:val="18"/>
+                <w:szCs w:val="18"/>
+                <w:lang w:eastAsia="ru-RU"/>
+              </w:rPr>
+            </w:pPr>
+            <w:r>
+              <w:rPr>
+                <w:rFonts w:ascii="Helvetica" w:eastAsia="Times New Roman" w:hAnsi="Helvetica" w:cs="Helvetica"/>
+                <w:b/>
+                <w:bCs/>
+                <w:color w:val="000000"/>
+                <w:sz w:val="18"/>
+                <w:szCs w:val="18"/>
+                <w:lang w:eastAsia="ru-RU"/>
+              </w:rPr>
+              <w:t>H-A absolute</w:t>
+            </w:r>
+          </w:p>
+        </w:tc>
+      </w:tr>
+      <w:tr>
+        <w:tc>
+          <w:tcPr>
+            <w:tcW w:w="0" w:type="auto"/>
+            <w:tcBorders>
+              <w:top w:val="nil"/>
+              <w:left w:val="nil"/>
+              <w:bottom w:val="nil"/>
+              <w:right w:val="nil"/>
+            </w:tcBorders>
+            <w:shd w:val="clear" w:color="auto" w:fill="F5F5F5"/>
+            <w:tcMar>
+              <w:top w:w="120" w:type="dxa"/>
+              <w:left w:w="120" w:type="dxa"/>
+              <w:bottom w:w="120" w:type="dxa"/>
+              <w:right w:w="120" w:type="dxa"/>
+            </w:tcMar>
+            <w:vAlign w:val="center"/>
+            <w:hideMark/>
+          </w:tcPr>
+          <w:p>
+            <w:pPr>
+              <w:spacing w:before="240" w:after="0" w:line="240" w:lineRule="auto"/>
+              <w:jc w:val="right"/>
+              <w:rPr>
+                <w:rFonts w:ascii="Helvetica" w:eastAsia="Times New Roman" w:hAnsi="Helvetica" w:cs="Helvetica"/>
+                <w:b/>
+                <w:bCs/>
+                <w:color w:val="000000"/>
+                <w:sz w:val="18"/>
+                <w:szCs w:val="18"/>
+                <w:lang w:eastAsia="ru-RU"/>
+              </w:rPr>
+            </w:pPr>
+            <w:r>
+              <w:rPr>
+                <w:rFonts w:ascii="Helvetica" w:eastAsia="Times New Roman" w:hAnsi="Helvetica" w:cs="Helvetica"/>
+                <w:b/>
+                <w:bCs/>
+                <w:color w:val="000000"/>
+                <w:sz w:val="18"/>
+                <w:szCs w:val="18"/>
+                <w:lang w:eastAsia="ru-RU"/>
+              </w:rPr>
+              <w:t>0</w:t>
+            </w:r>
+          </w:p>
+        </w:tc>
+        <w:tc>
+          <w:tcPr>
+            <w:tcW w:w="0" w:type="auto"/>
+            <w:tcBorders>
+              <w:top w:val="nil"/>
+              <w:left w:val="nil"/>
+              <w:bottom w:val="nil"/>
+              <w:right w:val="nil"/>
+            </w:tcBorders>
+            <w:shd w:val="clear" w:color="auto" w:fill="F5F5F5"/>
+            <w:tcMar>
+              <w:top w:w="120" w:type="dxa"/>
+              <w:left w:w="120" w:type="dxa"/>
+              <w:bottom w:w="120" w:type="dxa"/>
+              <w:right w:w="120" w:type="dxa"/>
+            </w:tcMar>
+            <w:vAlign w:val="center"/>
+            <w:hideMark/>
+          </w:tcPr>
+          <w:p>
+            <w:pPr>
+              <w:spacing w:before="240" w:after="0" w:line="240" w:lineRule="auto"/>
+              <w:jc w:val="right"/>
+              <w:rPr>
+                <w:rFonts w:ascii="Helvetica" w:eastAsia="Times New Roman" w:hAnsi="Helvetica" w:cs="Helvetica"/>
+                <w:color w:val="000000"/>
+                <w:sz w:val="18"/>
+                <w:szCs w:val="18"/>
+                <w:lang w:eastAsia="ru-RU"/>
+              </w:rPr>
+            </w:pPr>
+            <w:r>
+              <w:rPr>
+                <w:rFonts w:ascii="Helvetica" w:eastAsia="Times New Roman" w:hAnsi="Helvetica" w:cs="Helvetica"/>
+                <w:color w:val="000000"/>
+                <w:sz w:val="18"/>
+                <w:szCs w:val="18"/>
+                <w:lang w:eastAsia="ru-RU"/>
+              </w:rPr>
+              <w:t>Riyad Mahrez</w:t>
+            </w:r>
+          </w:p>
+        </w:tc>
+        <w:tc>
+          <w:tcPr>
+            <w:tcW w:w="0" w:type="auto"/>
+            <w:tcBorders>
+              <w:top w:val="nil"/>
+              <w:left w:val="nil"/>
+              <w:bottom w:val="nil"/>
+              <w:right w:val="nil"/>
+            </w:tcBorders>
+            <w:shd w:val="clear" w:color="auto" w:fill="F5F5F5"/>
+            <w:tcMar>
+              <w:top w:w="120" w:type="dxa"/>
+              <w:left w:w="120" w:type="dxa"/>
+              <w:bottom w:w="120" w:type="dxa"/>
+              <w:right w:w="120" w:type="dxa"/>
+            </w:tcMar>
+            <w:vAlign w:val="center"/>
+            <w:hideMark/>
+          </w:tcPr>
+          <w:p>
+            <w:pPr>
+              <w:spacing w:before="240" w:after="0" w:line="240" w:lineRule="auto"/>
+              <w:jc w:val="right"/>
+              <w:rPr>
+                <w:rFonts w:ascii="Helvetica" w:eastAsia="Times New Roman" w:hAnsi="Helvetica" w:cs="Helvetica"/>
+                <w:color w:val="000000"/>
+                <w:sz w:val="18"/>
+                <w:szCs w:val="18"/>
+                <w:lang w:eastAsia="ru-RU"/>
+              </w:rPr>
+            </w:pPr>
+            <w:r>
+              <w:rPr>
+                <w:rFonts w:ascii="Helvetica" w:eastAsia="Times New Roman" w:hAnsi="Helvetica" w:cs="Helvetica"/>
+                <w:color w:val="000000"/>
+                <w:sz w:val="18"/>
+                <w:szCs w:val="18"/>
+                <w:lang w:eastAsia="ru-RU"/>
+              </w:rPr>
+              <w:t>1094.0</w:t>
+            </w:r>
+          </w:p>
+        </w:tc>
+        <w:tc>
+          <w:tcPr>
+            <w:tcW w:w="0" w:type="auto"/>
+            <w:tcBorders>
+              <w:top w:val="nil"/>
+              <w:left w:val="nil"/>
+              <w:bottom w:val="nil"/>
+              <w:right w:val="nil"/>
+            </w:tcBorders>
+            <w:shd w:val="clear" w:color="auto" w:fill="F5F5F5"/>
+            <w:tcMar>
+              <w:top w:w="120" w:type="dxa"/>
+              <w:left w:w="120" w:type="dxa"/>
+              <w:bottom w:w="120" w:type="dxa"/>
+              <w:right w:w="120" w:type="dxa"/>
+            </w:tcMar>
+            <w:vAlign w:val="center"/>
+            <w:hideMark/>
+          </w:tcPr>
+          <w:p>
+            <w:pPr>
+              <w:spacing w:before="240" w:after="0" w:line="240" w:lineRule="auto"/>
+              <w:jc w:val="right"/>
+              <w:rPr>
+                <w:rFonts w:ascii="Helvetica" w:eastAsia="Times New Roman" w:hAnsi="Helvetica" w:cs="Helvetica"/>
+                <w:color w:val="000000"/>
+                <w:sz w:val="18"/>
+                <w:szCs w:val="18"/>
+                <w:lang w:eastAsia="ru-RU"/>
+              </w:rPr>
+            </w:pPr>
+            <w:r>
+              <w:rPr>
+                <w:rFonts w:ascii="Helvetica" w:eastAsia="Times New Roman" w:hAnsi="Helvetica" w:cs="Helvetica"/>
+                <w:color w:val="000000"/>
+                <w:sz w:val="18"/>
+                <w:szCs w:val="18"/>
+                <w:lang w:eastAsia="ru-RU"/>
+              </w:rPr>
+              <w:t>63.546326</w:t>
+            </w:r>
+          </w:p>
+        </w:tc>
+        <w:tc>
+          <w:tcPr>
+            <w:tcW w:w="0" w:type="auto"/>
+            <w:tcBorders>
+              <w:top w:val="nil"/>
+              <w:left w:val="nil"/>
+              <w:bottom w:val="nil"/>
+              <w:right w:val="nil"/>
+            </w:tcBorders>
+            <w:shd w:val="clear" w:color="auto" w:fill="F5F5F5"/>
+            <w:tcMar>
+              <w:top w:w="120" w:type="dxa"/>
+              <w:left w:w="120" w:type="dxa"/>
+              <w:bottom w:w="120" w:type="dxa"/>
+              <w:right w:w="120" w:type="dxa"/>
+            </w:tcMar>
+            <w:vAlign w:val="center"/>
+            <w:hideMark/>
+          </w:tcPr>
+          <w:p>
+            <w:pPr>
+              <w:spacing w:before="240" w:after="0" w:line="240" w:lineRule="auto"/>
+              <w:jc w:val="right"/>
+              <w:rPr>
+                <w:rFonts w:ascii="Helvetica" w:eastAsia="Times New Roman" w:hAnsi="Helvetica" w:cs="Helvetica"/>
+                <w:color w:val="000000"/>
+                <w:sz w:val="18"/>
+                <w:szCs w:val="18"/>
+                <w:lang w:eastAsia="ru-RU"/>
+              </w:rPr>
+            </w:pPr>
+            <w:r>
+              <w:rPr>
+                <w:rFonts w:ascii="Helvetica" w:eastAsia="Times New Roman" w:hAnsi="Helvetica" w:cs="Helvetica"/>
+                <w:color w:val="000000"/>
+                <w:sz w:val="18"/>
+                <w:szCs w:val="18"/>
+                <w:lang w:eastAsia="ru-RU"/>
+              </w:rPr>
+              <w:t>38.984925</w:t>
+            </w:r>
+          </w:p>
+        </w:tc>
+        <w:tc>
+          <w:tcPr>
+            <w:tcW w:w="0" w:type="auto"/>
+            <w:tcBorders>
+              <w:top w:val="nil"/>
+              <w:left w:val="nil"/>
+              <w:bottom w:val="nil"/>
+              <w:right w:val="nil"/>
+            </w:tcBorders>
+            <w:shd w:val="clear" w:color="auto" w:fill="F5F5F5"/>
+            <w:tcMar>
+              <w:top w:w="120" w:type="dxa"/>
+              <w:left w:w="120" w:type="dxa"/>
+              <w:bottom w:w="120" w:type="dxa"/>
+              <w:right w:w="120" w:type="dxa"/>
+            </w:tcMar>
+            <w:vAlign w:val="center"/>
+            <w:hideMark/>
+          </w:tcPr>
+          <w:p>
+            <w:pPr>
+              <w:spacing w:before="240" w:after="0" w:line="240" w:lineRule="auto"/>
+              <w:jc w:val="right"/>
+              <w:rPr>
+                <w:rFonts w:ascii="Helvetica" w:eastAsia="Times New Roman" w:hAnsi="Helvetica" w:cs="Helvetica"/>
+                <w:color w:val="000000"/>
+                <w:sz w:val="18"/>
+                <w:szCs w:val="18"/>
+                <w:lang w:eastAsia="ru-RU"/>
+              </w:rPr>
+            </w:pPr>
+            <w:r>
+              <w:rPr>
+                <w:rFonts w:ascii="Helvetica" w:eastAsia="Times New Roman" w:hAnsi="Helvetica" w:cs="Helvetica"/>
+                <w:color w:val="000000"/>
+                <w:sz w:val="18"/>
+                <w:szCs w:val="18"/>
+                <w:lang w:eastAsia="ru-RU"/>
+              </w:rPr>
+              <w:t>24.561401</w:t>
+            </w:r>
+          </w:p>
+        </w:tc>
+        <w:tc>
+          <w:tcPr>
+            <w:tcW w:w="0" w:type="auto"/>
+            <w:tcBorders>
+              <w:top w:val="nil"/>
+              <w:left w:val="nil"/>
+              <w:bottom w:val="nil"/>
+              <w:right w:val="nil"/>
+            </w:tcBorders>
+            <w:shd w:val="clear" w:color="auto" w:fill="F5F5F5"/>
+            <w:tcMar>
+              <w:top w:w="120" w:type="dxa"/>
+              <w:left w:w="120" w:type="dxa"/>
+              <w:bottom w:w="120" w:type="dxa"/>
+              <w:right w:w="120" w:type="dxa"/>
+            </w:tcMar>
+            <w:vAlign w:val="center"/>
+            <w:hideMark/>
+          </w:tcPr>
+          <w:p>
+            <w:pPr>
+              <w:spacing w:before="240" w:after="0" w:line="240" w:lineRule="auto"/>
+              <w:jc w:val="right"/>
+              <w:rPr>
+                <w:rFonts w:ascii="Helvetica" w:eastAsia="Times New Roman" w:hAnsi="Helvetica" w:cs="Helvetica"/>
+                <w:color w:val="000000"/>
+                <w:sz w:val="18"/>
+                <w:szCs w:val="18"/>
+                <w:lang w:eastAsia="ru-RU"/>
+              </w:rPr>
+            </w:pPr>
+            <w:r>
+              <w:rPr>
+                <w:rFonts w:ascii="Helvetica" w:eastAsia="Times New Roman" w:hAnsi="Helvetica" w:cs="Helvetica"/>
+                <w:color w:val="000000"/>
+                <w:sz w:val="18"/>
+                <w:szCs w:val="18"/>
+                <w:lang w:eastAsia="ru-RU"/>
+              </w:rPr>
+              <w:t>663.0</w:t>
+            </w:r>
+          </w:p>
+        </w:tc>
+        <w:tc>
+          <w:tcPr>
+            <w:tcW w:w="0" w:type="auto"/>
+            <w:tcBorders>
+              <w:top w:val="nil"/>
+              <w:left w:val="nil"/>
+              <w:bottom w:val="nil"/>
+              <w:right w:val="nil"/>
+            </w:tcBorders>
+            <w:shd w:val="clear" w:color="auto" w:fill="F5F5F5"/>
+            <w:tcMar>
+              <w:top w:w="120" w:type="dxa"/>
+              <w:left w:w="120" w:type="dxa"/>
+              <w:bottom w:w="120" w:type="dxa"/>
+              <w:right w:w="120" w:type="dxa"/>
+            </w:tcMar>
+            <w:vAlign w:val="center"/>
+            <w:hideMark/>
+          </w:tcPr>
+          <w:p>
+            <w:pPr>
+              <w:spacing w:before="240" w:after="0" w:line="240" w:lineRule="auto"/>
+              <w:jc w:val="right"/>
+              <w:rPr>
+                <w:rFonts w:ascii="Helvetica" w:eastAsia="Times New Roman" w:hAnsi="Helvetica" w:cs="Helvetica"/>
+                <w:color w:val="000000"/>
+                <w:sz w:val="18"/>
+                <w:szCs w:val="18"/>
+                <w:lang w:eastAsia="ru-RU"/>
+              </w:rPr>
+            </w:pPr>
+            <w:r>
+              <w:rPr>
+                <w:rFonts w:ascii="Helvetica" w:eastAsia="Times New Roman" w:hAnsi="Helvetica" w:cs="Helvetica"/>
+                <w:color w:val="000000"/>
+                <w:sz w:val="18"/>
+                <w:szCs w:val="18"/>
+                <w:lang w:eastAsia="ru-RU"/>
+              </w:rPr>
+              <w:t>431.0</w:t>
+            </w:r>
+          </w:p>
+        </w:tc>
+        <w:tc>
+          <w:tcPr>
+            <w:tcW w:w="0" w:type="auto"/>
+            <w:tcBorders>
+              <w:top w:val="nil"/>
+              <w:left w:val="nil"/>
+              <w:bottom w:val="nil"/>
+              <w:right w:val="nil"/>
+            </w:tcBorders>
+            <w:shd w:val="clear" w:color="auto" w:fill="F5F5F5"/>
+            <w:tcMar>
+              <w:top w:w="120" w:type="dxa"/>
+              <w:left w:w="120" w:type="dxa"/>
+              <w:bottom w:w="120" w:type="dxa"/>
+              <w:right w:w="120" w:type="dxa"/>
+            </w:tcMar>
+            <w:vAlign w:val="center"/>
+            <w:hideMark/>
+          </w:tcPr>
+          <w:p>
+            <w:pPr>
+              <w:spacing w:before="240" w:after="0" w:line="240" w:lineRule="auto"/>
+              <w:jc w:val="right"/>
+              <w:rPr>
+                <w:rFonts w:ascii="Helvetica" w:eastAsia="Times New Roman" w:hAnsi="Helvetica" w:cs="Helvetica"/>
+                <w:color w:val="000000"/>
+                <w:sz w:val="18"/>
+                <w:szCs w:val="18"/>
+                <w:lang w:eastAsia="ru-RU"/>
+              </w:rPr>
+            </w:pPr>
+            <w:r>
+              <w:rPr>
+                <w:rFonts w:ascii="Helvetica" w:eastAsia="Times New Roman" w:hAnsi="Helvetica" w:cs="Helvetica"/>
+                <w:color w:val="000000"/>
+                <w:sz w:val="18"/>
+                <w:szCs w:val="18"/>
+                <w:lang w:eastAsia="ru-RU"/>
+              </w:rPr>
+              <w:t>232.0</w:t>
+            </w:r>
+          </w:p>
+        </w:tc>
+      </w:tr>
+      <w:tr>
+        <w:tc>
+          <w:tcPr>
+            <w:tcW w:w="0" w:type="auto"/>
+            <w:tcBorders>
+              <w:top w:val="nil"/>
+              <w:left w:val="nil"/>
+              <w:bottom w:val="nil"/>
+              <w:right w:val="nil"/>
+            </w:tcBorders>
+            <w:shd w:val="clear" w:color="auto" w:fill="FFFFFF"/>
+            <w:tcMar>
+              <w:top w:w="120" w:type="dxa"/>
+              <w:left w:w="120" w:type="dxa"/>
+              <w:bottom w:w="120" w:type="dxa"/>
+              <w:right w:w="120" w:type="dxa"/>
+            </w:tcMar>
+            <w:vAlign w:val="center"/>
+            <w:hideMark/>
+          </w:tcPr>
+          <w:p>
+            <w:pPr>
+              <w:spacing w:before="240" w:after="0" w:line="240" w:lineRule="auto"/>
+              <w:jc w:val="right"/>
+              <w:rPr>
+                <w:rFonts w:ascii="Helvetica" w:eastAsia="Times New Roman" w:hAnsi="Helvetica" w:cs="Helvetica"/>
+                <w:b/>
+                <w:bCs/>
+                <w:color w:val="000000"/>
+                <w:sz w:val="18"/>
+                <w:szCs w:val="18"/>
+                <w:lang w:eastAsia="ru-RU"/>
+              </w:rPr>
+            </w:pPr>
+            <w:r>
+              <w:rPr>
+                <w:rFonts w:ascii="Helvetica" w:eastAsia="Times New Roman" w:hAnsi="Helvetica" w:cs="Helvetica"/>
+                <w:b/>
+                <w:bCs/>
+                <w:color w:val="000000"/>
+                <w:sz w:val="18"/>
+                <w:szCs w:val="18"/>
+                <w:lang w:eastAsia="ru-RU"/>
+              </w:rPr>
+              <w:t>1</w:t>
+            </w:r>
+          </w:p>
+        </w:tc>
+        <w:tc>
+          <w:tcPr>
+            <w:tcW w:w="0" w:type="auto"/>
+            <w:tcBorders>
+              <w:top w:val="nil"/>
+              <w:left w:val="nil"/>
+              <w:bottom w:val="nil"/>
+              <w:right w:val="nil"/>
+            </w:tcBorders>
+            <w:shd w:val="clear" w:color="auto" w:fill="FFFFFF"/>
+            <w:tcMar>
+              <w:top w:w="120" w:type="dxa"/>
+              <w:left w:w="120" w:type="dxa"/>
+              <w:bottom w:w="120" w:type="dxa"/>
+              <w:right w:w="120" w:type="dxa"/>
+            </w:tcMar>
+            <w:vAlign w:val="center"/>
+            <w:hideMark/>
+          </w:tcPr>
+          <w:p>
+            <w:pPr>
+              <w:spacing w:before="240" w:after="0" w:line="240" w:lineRule="auto"/>
+              <w:jc w:val="right"/>
+              <w:rPr>
+                <w:rFonts w:ascii="Helvetica" w:eastAsia="Times New Roman" w:hAnsi="Helvetica" w:cs="Helvetica"/>
+                <w:color w:val="000000"/>
+                <w:sz w:val="18"/>
+                <w:szCs w:val="18"/>
+                <w:lang w:eastAsia="ru-RU"/>
+              </w:rPr>
+            </w:pPr>
+            <w:r>
+              <w:rPr>
+                <w:rFonts w:ascii="Helvetica" w:eastAsia="Times New Roman" w:hAnsi="Helvetica" w:cs="Helvetica"/>
+                <w:color w:val="000000"/>
+                <w:sz w:val="18"/>
+                <w:szCs w:val="18"/>
+                <w:lang w:eastAsia="ru-RU"/>
+              </w:rPr>
+              <w:t>Jay Rodriguez</w:t>
+            </w:r>
+          </w:p>
+        </w:tc>
+        <w:tc>
+          <w:tcPr>
+            <w:tcW w:w="0" w:type="auto"/>
+            <w:tcBorders>
+              <w:top w:val="nil"/>
+              <w:left w:val="nil"/>
+              <w:bottom w:val="nil"/>
+              <w:right w:val="nil"/>
+            </w:tcBorders>
+            <w:shd w:val="clear" w:color="auto" w:fill="FFFFFF"/>
+            <w:tcMar>
+              <w:top w:w="120" w:type="dxa"/>
+              <w:left w:w="120" w:type="dxa"/>
+              <w:bottom w:w="120" w:type="dxa"/>
+              <w:right w:w="120" w:type="dxa"/>
+            </w:tcMar>
+            <w:vAlign w:val="center"/>
+            <w:hideMark/>
+          </w:tcPr>
+          <w:p>
+            <w:pPr>
+              <w:spacing w:before="240" w:after="0" w:line="240" w:lineRule="auto"/>
+              <w:jc w:val="right"/>
+              <w:rPr>
+                <w:rFonts w:ascii="Helvetica" w:eastAsia="Times New Roman" w:hAnsi="Helvetica" w:cs="Helvetica"/>
+                <w:color w:val="000000"/>
+                <w:sz w:val="18"/>
+                <w:szCs w:val="18"/>
+                <w:lang w:eastAsia="ru-RU"/>
+              </w:rPr>
+            </w:pPr>
+            <w:r>
+              <w:rPr>
+                <w:rFonts w:ascii="Helvetica" w:eastAsia="Times New Roman" w:hAnsi="Helvetica" w:cs="Helvetica"/>
+                <w:color w:val="000000"/>
+                <w:sz w:val="18"/>
+                <w:szCs w:val="18"/>
+                <w:lang w:eastAsia="ru-RU"/>
+              </w:rPr>
+              <w:t>827.0</w:t>
+            </w:r>
+          </w:p>
+        </w:tc>
+        <w:tc>
+          <w:tcPr>
+            <w:tcW w:w="0" w:type="auto"/>
+            <w:tcBorders>
+              <w:top w:val="nil"/>
+              <w:left w:val="nil"/>
+              <w:bottom w:val="nil"/>
+              <w:right w:val="nil"/>
+            </w:tcBorders>
+            <w:shd w:val="clear" w:color="auto" w:fill="FFFFFF"/>
+            <w:tcMar>
+              <w:top w:w="120" w:type="dxa"/>
+              <w:left w:w="120" w:type="dxa"/>
+              <w:bottom w:w="120" w:type="dxa"/>
+              <w:right w:w="120" w:type="dxa"/>
+            </w:tcMar>
+            <w:vAlign w:val="center"/>
+            <w:hideMark/>
+          </w:tcPr>
+          <w:p>
+            <w:pPr>
+              <w:spacing w:before="240" w:after="0" w:line="240" w:lineRule="auto"/>
+              <w:jc w:val="right"/>
+              <w:rPr>
+                <w:rFonts w:ascii="Helvetica" w:eastAsia="Times New Roman" w:hAnsi="Helvetica" w:cs="Helvetica"/>
+                <w:color w:val="000000"/>
+                <w:sz w:val="18"/>
+                <w:szCs w:val="18"/>
+                <w:lang w:eastAsia="ru-RU"/>
+              </w:rPr>
+            </w:pPr>
+            <w:r>
+              <w:rPr>
+                <w:rFonts w:ascii="Helvetica" w:eastAsia="Times New Roman" w:hAnsi="Helvetica" w:cs="Helvetica"/>
+                <w:color w:val="000000"/>
+                <w:sz w:val="18"/>
+                <w:szCs w:val="18"/>
+                <w:lang w:eastAsia="ru-RU"/>
+              </w:rPr>
+              <w:t>47.824675</w:t>
+            </w:r>
+          </w:p>
+        </w:tc>
+        <w:tc>
+          <w:tcPr>
+            <w:tcW w:w="0" w:type="auto"/>
+            <w:tcBorders>
+              <w:top w:val="nil"/>
+              <w:left w:val="nil"/>
+              <w:bottom w:val="nil"/>
+              <w:right w:val="nil"/>
+            </w:tcBorders>
+            <w:shd w:val="clear" w:color="auto" w:fill="FFFFFF"/>
+            <w:tcMar>
+              <w:top w:w="120" w:type="dxa"/>
+              <w:left w:w="120" w:type="dxa"/>
+              <w:bottom w:w="120" w:type="dxa"/>
+              <w:right w:w="120" w:type="dxa"/>
+            </w:tcMar>
+            <w:vAlign w:val="center"/>
+            <w:hideMark/>
+          </w:tcPr>
+          <w:p>
+            <w:pPr>
+              <w:spacing w:before="240" w:after="0" w:line="240" w:lineRule="auto"/>
+              <w:jc w:val="right"/>
+              <w:rPr>
+                <w:rFonts w:ascii="Helvetica" w:eastAsia="Times New Roman" w:hAnsi="Helvetica" w:cs="Helvetica"/>
+                <w:color w:val="000000"/>
+                <w:sz w:val="18"/>
+                <w:szCs w:val="18"/>
+                <w:lang w:eastAsia="ru-RU"/>
+              </w:rPr>
+            </w:pPr>
+            <w:r>
+              <w:rPr>
+                <w:rFonts w:ascii="Helvetica" w:eastAsia="Times New Roman" w:hAnsi="Helvetica" w:cs="Helvetica"/>
+                <w:color w:val="000000"/>
+                <w:sz w:val="18"/>
+                <w:szCs w:val="18"/>
+                <w:lang w:eastAsia="ru-RU"/>
+              </w:rPr>
+              <w:t>28.051948</w:t>
+            </w:r>
+          </w:p>
+        </w:tc>
+        <w:tc>
+          <w:tcPr>
+            <w:tcW w:w="0" w:type="auto"/>
+            <w:tcBorders>
+              <w:top w:val="nil"/>
+              <w:left w:val="nil"/>
+              <w:bottom w:val="nil"/>
+              <w:right w:val="nil"/>
+            </w:tcBorders>
+            <w:shd w:val="clear" w:color="auto" w:fill="FFFFFF"/>
+            <w:tcMar>
+              <w:top w:w="120" w:type="dxa"/>
+              <w:left w:w="120" w:type="dxa"/>
+              <w:bottom w:w="120" w:type="dxa"/>
+              <w:right w:w="120" w:type="dxa"/>
+            </w:tcMar>
+            <w:vAlign w:val="center"/>
+            <w:hideMark/>
+          </w:tcPr>
+          <w:p>
+            <w:pPr>
+              <w:spacing w:before="240" w:after="0" w:line="240" w:lineRule="auto"/>
+              <w:jc w:val="right"/>
+              <w:rPr>
+                <w:rFonts w:ascii="Helvetica" w:eastAsia="Times New Roman" w:hAnsi="Helvetica" w:cs="Helvetica"/>
+                <w:color w:val="000000"/>
+                <w:sz w:val="18"/>
+                <w:szCs w:val="18"/>
+                <w:lang w:eastAsia="ru-RU"/>
+              </w:rPr>
+            </w:pPr>
+            <w:r>
+              <w:rPr>
+                <w:rFonts w:ascii="Helvetica" w:eastAsia="Times New Roman" w:hAnsi="Helvetica" w:cs="Helvetica"/>
+                <w:color w:val="000000"/>
+                <w:sz w:val="18"/>
+                <w:szCs w:val="18"/>
+                <w:lang w:eastAsia="ru-RU"/>
+              </w:rPr>
+              <w:t>19.772727</w:t>
+            </w:r>
+          </w:p>
+        </w:tc>
+        <w:tc>
+          <w:tcPr>
+            <w:tcW w:w="0" w:type="auto"/>
+            <w:tcBorders>
+              <w:top w:val="nil"/>
+              <w:left w:val="nil"/>
+              <w:bottom w:val="nil"/>
+              <w:right w:val="nil"/>
+            </w:tcBorders>
+            <w:shd w:val="clear" w:color="auto" w:fill="FFFFFF"/>
+            <w:tcMar>
+              <w:top w:w="120" w:type="dxa"/>
+              <w:left w:w="120" w:type="dxa"/>
+              <w:bottom w:w="120" w:type="dxa"/>
+              <w:right w:w="120" w:type="dxa"/>
+            </w:tcMar>
+            <w:vAlign w:val="center"/>
+            <w:hideMark/>
+          </w:tcPr>
+          <w:p>
+            <w:pPr>
+              <w:spacing w:before="240" w:after="0" w:line="240" w:lineRule="auto"/>
+              <w:jc w:val="right"/>
+              <w:rPr>
+                <w:rFonts w:ascii="Helvetica" w:eastAsia="Times New Roman" w:hAnsi="Helvetica" w:cs="Helvetica"/>
+                <w:color w:val="000000"/>
+                <w:sz w:val="18"/>
+                <w:szCs w:val="18"/>
+                <w:lang w:eastAsia="ru-RU"/>
+              </w:rPr>
+            </w:pPr>
+            <w:r>
+              <w:rPr>
+                <w:rFonts w:ascii="Helvetica" w:eastAsia="Times New Roman" w:hAnsi="Helvetica" w:cs="Helvetica"/>
+                <w:color w:val="000000"/>
+                <w:sz w:val="18"/>
+                <w:szCs w:val="18"/>
+                <w:lang w:eastAsia="ru-RU"/>
+              </w:rPr>
+              <w:t>491.0</w:t>
+            </w:r>
+          </w:p>
+        </w:tc>
+        <w:tc>
+          <w:tcPr>
+            <w:tcW w:w="0" w:type="auto"/>
+            <w:tcBorders>
+              <w:top w:val="nil"/>
+              <w:left w:val="nil"/>
+              <w:bottom w:val="nil"/>
+              <w:right w:val="nil"/>
+            </w:tcBorders>
+            <w:shd w:val="clear" w:color="auto" w:fill="FFFFFF"/>
+            <w:tcMar>
+              <w:top w:w="120" w:type="dxa"/>
+              <w:left w:w="120" w:type="dxa"/>
+              <w:bottom w:w="120" w:type="dxa"/>
+              <w:right w:w="120" w:type="dxa"/>
+            </w:tcMar>
+            <w:vAlign w:val="center"/>
+            <w:hideMark/>
+          </w:tcPr>
+          <w:p>
+            <w:pPr>
+              <w:spacing w:before="240" w:after="0" w:line="240" w:lineRule="auto"/>
+              <w:jc w:val="right"/>
+              <w:rPr>
+                <w:rFonts w:ascii="Helvetica" w:eastAsia="Times New Roman" w:hAnsi="Helvetica" w:cs="Helvetica"/>
+                <w:color w:val="000000"/>
+                <w:sz w:val="18"/>
+                <w:szCs w:val="18"/>
+                <w:lang w:eastAsia="ru-RU"/>
+              </w:rPr>
+            </w:pPr>
+            <w:r>
+              <w:rPr>
+                <w:rFonts w:ascii="Helvetica" w:eastAsia="Times New Roman" w:hAnsi="Helvetica" w:cs="Helvetica"/>
+                <w:color w:val="000000"/>
+                <w:sz w:val="18"/>
+                <w:szCs w:val="18"/>
+                <w:lang w:eastAsia="ru-RU"/>
+              </w:rPr>
+              <w:t>336.0</w:t>
+            </w:r>
+          </w:p>
+        </w:tc>
+        <w:tc>
+          <w:tcPr>
+            <w:tcW w:w="0" w:type="auto"/>
+            <w:tcBorders>
+              <w:top w:val="nil"/>
+              <w:left w:val="nil"/>
+              <w:bottom w:val="nil"/>
+              <w:right w:val="nil"/>
+            </w:tcBorders>
+            <w:shd w:val="clear" w:color="auto" w:fill="FFFFFF"/>
+            <w:tcMar>
+              <w:top w:w="120" w:type="dxa"/>
+              <w:left w:w="120" w:type="dxa"/>
+              <w:bottom w:w="120" w:type="dxa"/>
+              <w:right w:w="120" w:type="dxa"/>
+            </w:tcMar>
+            <w:vAlign w:val="center"/>
+            <w:hideMark/>
+          </w:tcPr>
+          <w:p>
+            <w:pPr>
+              <w:spacing w:before="240" w:after="0" w:line="240" w:lineRule="auto"/>
+              <w:jc w:val="right"/>
+              <w:rPr>
+                <w:rFonts w:ascii="Helvetica" w:eastAsia="Times New Roman" w:hAnsi="Helvetica" w:cs="Helvetica"/>
+                <w:color w:val="000000"/>
+                <w:sz w:val="18"/>
+                <w:szCs w:val="18"/>
+                <w:lang w:eastAsia="ru-RU"/>
+              </w:rPr>
+            </w:pPr>
+            <w:r>
+              <w:rPr>
+                <w:rFonts w:ascii="Helvetica" w:eastAsia="Times New Roman" w:hAnsi="Helvetica" w:cs="Helvetica"/>
+                <w:color w:val="000000"/>
+                <w:sz w:val="18"/>
+                <w:szCs w:val="18"/>
+                <w:lang w:eastAsia="ru-RU"/>
+              </w:rPr>
+              <w:t>155.0</w:t>
+            </w:r>
+          </w:p>
+        </w:tc>
+      </w:tr>
+      <w:tr>
+        <w:tc>
+          <w:tcPr>
+            <w:tcW w:w="0" w:type="auto"/>
+            <w:tcBorders>
+              <w:top w:val="nil"/>
+              <w:left w:val="nil"/>
+              <w:bottom w:val="nil"/>
+              <w:right w:val="nil"/>
+            </w:tcBorders>
+            <w:shd w:val="clear" w:color="auto" w:fill="F5F5F5"/>
+            <w:tcMar>
+              <w:top w:w="120" w:type="dxa"/>
+              <w:left w:w="120" w:type="dxa"/>
+              <w:bottom w:w="120" w:type="dxa"/>
+              <w:right w:w="120" w:type="dxa"/>
+            </w:tcMar>
+            <w:vAlign w:val="center"/>
+            <w:hideMark/>
+          </w:tcPr>
+          <w:p>
+            <w:pPr>
+              <w:spacing w:before="240" w:after="0" w:line="240" w:lineRule="auto"/>
+              <w:jc w:val="right"/>
+              <w:rPr>
+                <w:rFonts w:ascii="Helvetica" w:eastAsia="Times New Roman" w:hAnsi="Helvetica" w:cs="Helvetica"/>
+                <w:b/>
+                <w:bCs/>
+                <w:color w:val="000000"/>
+                <w:sz w:val="18"/>
+                <w:szCs w:val="18"/>
+                <w:lang w:eastAsia="ru-RU"/>
+              </w:rPr>
+            </w:pPr>
+            <w:r>
+              <w:rPr>
+                <w:rFonts w:ascii="Helvetica" w:eastAsia="Times New Roman" w:hAnsi="Helvetica" w:cs="Helvetica"/>
+                <w:b/>
+                <w:bCs/>
+                <w:color w:val="000000"/>
+                <w:sz w:val="18"/>
+                <w:szCs w:val="18"/>
+                <w:lang w:eastAsia="ru-RU"/>
+              </w:rPr>
+              <w:t>2</w:t>
+            </w:r>
+          </w:p>
+        </w:tc>
+        <w:tc>
+          <w:tcPr>
+            <w:tcW w:w="0" w:type="auto"/>
+            <w:tcBorders>
+              <w:top w:val="nil"/>
+              <w:left w:val="nil"/>
+              <w:bottom w:val="nil"/>
+              <w:right w:val="nil"/>
+            </w:tcBorders>
+            <w:shd w:val="clear" w:color="auto" w:fill="F5F5F5"/>
+            <w:tcMar>
+              <w:top w:w="120" w:type="dxa"/>
+              <w:left w:w="120" w:type="dxa"/>
+              <w:bottom w:w="120" w:type="dxa"/>
+              <w:right w:w="120" w:type="dxa"/>
+            </w:tcMar>
+            <w:vAlign w:val="center"/>
+            <w:hideMark/>
+          </w:tcPr>
+          <w:p>
+            <w:pPr>
+              <w:spacing w:before="240" w:after="0" w:line="240" w:lineRule="auto"/>
+              <w:jc w:val="right"/>
+              <w:rPr>
+                <w:rFonts w:ascii="Helvetica" w:eastAsia="Times New Roman" w:hAnsi="Helvetica" w:cs="Helvetica"/>
+                <w:color w:val="000000"/>
+                <w:sz w:val="18"/>
+                <w:szCs w:val="18"/>
+                <w:lang w:eastAsia="ru-RU"/>
+              </w:rPr>
+            </w:pPr>
+            <w:r>
+              <w:rPr>
+                <w:rFonts w:ascii="Helvetica" w:eastAsia="Times New Roman" w:hAnsi="Helvetica" w:cs="Helvetica"/>
+                <w:color w:val="000000"/>
+                <w:sz w:val="18"/>
+                <w:szCs w:val="18"/>
+                <w:lang w:eastAsia="ru-RU"/>
+              </w:rPr>
+              <w:t>Oliver McBurnie</w:t>
+            </w:r>
+          </w:p>
+        </w:tc>
+        <w:tc>
+          <w:tcPr>
+            <w:tcW w:w="0" w:type="auto"/>
+            <w:tcBorders>
+              <w:top w:val="nil"/>
+              <w:left w:val="nil"/>
+              <w:bottom w:val="nil"/>
+              <w:right w:val="nil"/>
+            </w:tcBorders>
+            <w:shd w:val="clear" w:color="auto" w:fill="F5F5F5"/>
+            <w:tcMar>
+              <w:top w:w="120" w:type="dxa"/>
+              <w:left w:w="120" w:type="dxa"/>
+              <w:bottom w:w="120" w:type="dxa"/>
+              <w:right w:w="120" w:type="dxa"/>
+            </w:tcMar>
+            <w:vAlign w:val="center"/>
+            <w:hideMark/>
+          </w:tcPr>
+          <w:p>
+            <w:pPr>
+              <w:spacing w:before="240" w:after="0" w:line="240" w:lineRule="auto"/>
+              <w:jc w:val="right"/>
+              <w:rPr>
+                <w:rFonts w:ascii="Helvetica" w:eastAsia="Times New Roman" w:hAnsi="Helvetica" w:cs="Helvetica"/>
+                <w:color w:val="000000"/>
+                <w:sz w:val="18"/>
+                <w:szCs w:val="18"/>
+                <w:lang w:eastAsia="ru-RU"/>
+              </w:rPr>
+            </w:pPr>
+            <w:r>
+              <w:rPr>
+                <w:rFonts w:ascii="Helvetica" w:eastAsia="Times New Roman" w:hAnsi="Helvetica" w:cs="Helvetica"/>
+                <w:color w:val="000000"/>
+                <w:sz w:val="18"/>
+                <w:szCs w:val="18"/>
+                <w:lang w:eastAsia="ru-RU"/>
+              </w:rPr>
+              <w:t>830.0</w:t>
+            </w:r>
+          </w:p>
+        </w:tc>
+        <w:tc>
+          <w:tcPr>
+            <w:tcW w:w="0" w:type="auto"/>
+            <w:tcBorders>
+              <w:top w:val="nil"/>
+              <w:left w:val="nil"/>
+              <w:bottom w:val="nil"/>
+              <w:right w:val="nil"/>
+            </w:tcBorders>
+            <w:shd w:val="clear" w:color="auto" w:fill="F5F5F5"/>
+            <w:tcMar>
+              <w:top w:w="120" w:type="dxa"/>
+              <w:left w:w="120" w:type="dxa"/>
+              <w:bottom w:w="120" w:type="dxa"/>
+              <w:right w:w="120" w:type="dxa"/>
+            </w:tcMar>
+            <w:vAlign w:val="center"/>
+            <w:hideMark/>
+          </w:tcPr>
+          <w:p>
+            <w:pPr>
+              <w:spacing w:before="240" w:after="0" w:line="240" w:lineRule="auto"/>
+              <w:jc w:val="right"/>
+              <w:rPr>
+                <w:rFonts w:ascii="Helvetica" w:eastAsia="Times New Roman" w:hAnsi="Helvetica" w:cs="Helvetica"/>
+                <w:color w:val="000000"/>
+                <w:sz w:val="18"/>
+                <w:szCs w:val="18"/>
+                <w:lang w:eastAsia="ru-RU"/>
+              </w:rPr>
+            </w:pPr>
+            <w:r>
+              <w:rPr>
+                <w:rFonts w:ascii="Helvetica" w:eastAsia="Times New Roman" w:hAnsi="Helvetica" w:cs="Helvetica"/>
+                <w:color w:val="000000"/>
+                <w:sz w:val="18"/>
+                <w:szCs w:val="18"/>
+                <w:lang w:eastAsia="ru-RU"/>
+              </w:rPr>
+              <w:t>44.372822</w:t>
+            </w:r>
+          </w:p>
+        </w:tc>
+        <w:tc>
+          <w:tcPr>
+            <w:tcW w:w="0" w:type="auto"/>
+            <w:tcBorders>
+              <w:top w:val="nil"/>
+              <w:left w:val="nil"/>
+              <w:bottom w:val="nil"/>
+              <w:right w:val="nil"/>
+            </w:tcBorders>
+            <w:shd w:val="clear" w:color="auto" w:fill="F5F5F5"/>
+            <w:tcMar>
+              <w:top w:w="120" w:type="dxa"/>
+              <w:left w:w="120" w:type="dxa"/>
+              <w:bottom w:w="120" w:type="dxa"/>
+              <w:right w:w="120" w:type="dxa"/>
+            </w:tcMar>
+            <w:vAlign w:val="center"/>
+            <w:hideMark/>
+          </w:tcPr>
+          <w:p>
+            <w:pPr>
+              <w:spacing w:before="240" w:after="0" w:line="240" w:lineRule="auto"/>
+              <w:jc w:val="right"/>
+              <w:rPr>
+                <w:rFonts w:ascii="Helvetica" w:eastAsia="Times New Roman" w:hAnsi="Helvetica" w:cs="Helvetica"/>
+                <w:color w:val="000000"/>
+                <w:sz w:val="18"/>
+                <w:szCs w:val="18"/>
+                <w:lang w:eastAsia="ru-RU"/>
+              </w:rPr>
+            </w:pPr>
+            <w:r>
+              <w:rPr>
+                <w:rFonts w:ascii="Helvetica" w:eastAsia="Times New Roman" w:hAnsi="Helvetica" w:cs="Helvetica"/>
+                <w:color w:val="000000"/>
+                <w:sz w:val="18"/>
+                <w:szCs w:val="18"/>
+                <w:lang w:eastAsia="ru-RU"/>
+              </w:rPr>
+              <w:t>24.827586</w:t>
+            </w:r>
+          </w:p>
+        </w:tc>
+        <w:tc>
+          <w:tcPr>
+            <w:tcW w:w="0" w:type="auto"/>
+            <w:tcBorders>
+              <w:top w:val="nil"/>
+              <w:left w:val="nil"/>
+              <w:bottom w:val="nil"/>
+              <w:right w:val="nil"/>
+            </w:tcBorders>
+            <w:shd w:val="clear" w:color="auto" w:fill="F5F5F5"/>
+            <w:tcMar>
+              <w:top w:w="120" w:type="dxa"/>
+              <w:left w:w="120" w:type="dxa"/>
+              <w:bottom w:w="120" w:type="dxa"/>
+              <w:right w:w="120" w:type="dxa"/>
+            </w:tcMar>
+            <w:vAlign w:val="center"/>
+            <w:hideMark/>
+          </w:tcPr>
+          <w:p>
+            <w:pPr>
+              <w:spacing w:before="240" w:after="0" w:line="240" w:lineRule="auto"/>
+              <w:jc w:val="right"/>
+              <w:rPr>
+                <w:rFonts w:ascii="Helvetica" w:eastAsia="Times New Roman" w:hAnsi="Helvetica" w:cs="Helvetica"/>
+                <w:color w:val="000000"/>
+                <w:sz w:val="18"/>
+                <w:szCs w:val="18"/>
+                <w:lang w:eastAsia="ru-RU"/>
+              </w:rPr>
+            </w:pPr>
+            <w:r>
+              <w:rPr>
+                <w:rFonts w:ascii="Helvetica" w:eastAsia="Times New Roman" w:hAnsi="Helvetica" w:cs="Helvetica"/>
+                <w:color w:val="000000"/>
+                <w:sz w:val="18"/>
+                <w:szCs w:val="18"/>
+                <w:lang w:eastAsia="ru-RU"/>
+              </w:rPr>
+              <w:t>19.545236</w:t>
+            </w:r>
+          </w:p>
+        </w:tc>
+        <w:tc>
+          <w:tcPr>
+            <w:tcW w:w="0" w:type="auto"/>
+            <w:tcBorders>
+              <w:top w:val="nil"/>
+              <w:left w:val="nil"/>
+              <w:bottom w:val="nil"/>
+              <w:right w:val="nil"/>
+            </w:tcBorders>
+            <w:shd w:val="clear" w:color="auto" w:fill="F5F5F5"/>
+            <w:tcMar>
+              <w:top w:w="120" w:type="dxa"/>
+              <w:left w:w="120" w:type="dxa"/>
+              <w:bottom w:w="120" w:type="dxa"/>
+              <w:right w:w="120" w:type="dxa"/>
+            </w:tcMar>
+            <w:vAlign w:val="center"/>
+            <w:hideMark/>
+          </w:tcPr>
+          <w:p>
+            <w:pPr>
+              <w:spacing w:before="240" w:after="0" w:line="240" w:lineRule="auto"/>
+              <w:jc w:val="right"/>
+              <w:rPr>
+                <w:rFonts w:ascii="Helvetica" w:eastAsia="Times New Roman" w:hAnsi="Helvetica" w:cs="Helvetica"/>
+                <w:color w:val="000000"/>
+                <w:sz w:val="18"/>
+                <w:szCs w:val="18"/>
+                <w:lang w:eastAsia="ru-RU"/>
+              </w:rPr>
+            </w:pPr>
+            <w:r>
+              <w:rPr>
+                <w:rFonts w:ascii="Helvetica" w:eastAsia="Times New Roman" w:hAnsi="Helvetica" w:cs="Helvetica"/>
+                <w:color w:val="000000"/>
+                <w:sz w:val="18"/>
+                <w:szCs w:val="18"/>
+                <w:lang w:eastAsia="ru-RU"/>
+              </w:rPr>
+              <w:t>566.0</w:t>
+            </w:r>
+          </w:p>
+        </w:tc>
+        <w:tc>
+          <w:tcPr>
+            <w:tcW w:w="0" w:type="auto"/>
+            <w:tcBorders>
+              <w:top w:val="nil"/>
+              <w:left w:val="nil"/>
+              <w:bottom w:val="nil"/>
+              <w:right w:val="nil"/>
+            </w:tcBorders>
+            <w:shd w:val="clear" w:color="auto" w:fill="F5F5F5"/>
+            <w:tcMar>
+              <w:top w:w="120" w:type="dxa"/>
+              <w:left w:w="120" w:type="dxa"/>
+              <w:bottom w:w="120" w:type="dxa"/>
+              <w:right w:w="120" w:type="dxa"/>
+            </w:tcMar>
+            <w:vAlign w:val="center"/>
+            <w:hideMark/>
+          </w:tcPr>
+          <w:p>
+            <w:pPr>
+              <w:spacing w:before="240" w:after="0" w:line="240" w:lineRule="auto"/>
+              <w:jc w:val="right"/>
+              <w:rPr>
+                <w:rFonts w:ascii="Helvetica" w:eastAsia="Times New Roman" w:hAnsi="Helvetica" w:cs="Helvetica"/>
+                <w:color w:val="000000"/>
+                <w:sz w:val="18"/>
+                <w:szCs w:val="18"/>
+                <w:lang w:eastAsia="ru-RU"/>
+              </w:rPr>
+            </w:pPr>
+            <w:r>
+              <w:rPr>
+                <w:rFonts w:ascii="Helvetica" w:eastAsia="Times New Roman" w:hAnsi="Helvetica" w:cs="Helvetica"/>
+                <w:color w:val="000000"/>
+                <w:sz w:val="18"/>
+                <w:szCs w:val="18"/>
+                <w:lang w:eastAsia="ru-RU"/>
+              </w:rPr>
+              <w:t>264.0</w:t>
+            </w:r>
+          </w:p>
+        </w:tc>
+        <w:tc>
+          <w:tcPr>
+            <w:tcW w:w="0" w:type="auto"/>
+            <w:tcBorders>
+              <w:top w:val="nil"/>
+              <w:left w:val="nil"/>
+              <w:bottom w:val="nil"/>
+              <w:right w:val="nil"/>
+            </w:tcBorders>
+            <w:shd w:val="clear" w:color="auto" w:fill="F5F5F5"/>
+            <w:tcMar>
+              <w:top w:w="120" w:type="dxa"/>
+              <w:left w:w="120" w:type="dxa"/>
+              <w:bottom w:w="120" w:type="dxa"/>
+              <w:right w:w="120" w:type="dxa"/>
+            </w:tcMar>
+            <w:vAlign w:val="center"/>
+            <w:hideMark/>
+          </w:tcPr>
+          <w:p>
+            <w:pPr>
+              <w:spacing w:before="240" w:after="0" w:line="240" w:lineRule="auto"/>
+              <w:jc w:val="right"/>
+              <w:rPr>
+                <w:rFonts w:ascii="Helvetica" w:eastAsia="Times New Roman" w:hAnsi="Helvetica" w:cs="Helvetica"/>
+                <w:color w:val="000000"/>
+                <w:sz w:val="18"/>
+                <w:szCs w:val="18"/>
+                <w:lang w:eastAsia="ru-RU"/>
+              </w:rPr>
+            </w:pPr>
+            <w:r>
+              <w:rPr>
+                <w:rFonts w:ascii="Helvetica" w:eastAsia="Times New Roman" w:hAnsi="Helvetica" w:cs="Helvetica"/>
+                <w:color w:val="000000"/>
+                <w:sz w:val="18"/>
+                <w:szCs w:val="18"/>
+                <w:lang w:eastAsia="ru-RU"/>
+              </w:rPr>
+              <w:t>302.0</w:t>
+            </w:r>
+          </w:p>
+        </w:tc>
+      </w:tr>
+      <w:tr>
+        <w:tc>
+          <w:tcPr>
+            <w:tcW w:w="0" w:type="auto"/>
+            <w:tcBorders>
+              <w:top w:val="nil"/>
+              <w:left w:val="nil"/>
+              <w:bottom w:val="nil"/>
+              <w:right w:val="nil"/>
+            </w:tcBorders>
+            <w:shd w:val="clear" w:color="auto" w:fill="FFFFFF"/>
+            <w:tcMar>
+              <w:top w:w="120" w:type="dxa"/>
+              <w:left w:w="120" w:type="dxa"/>
+              <w:bottom w:w="120" w:type="dxa"/>
+              <w:right w:w="120" w:type="dxa"/>
+            </w:tcMar>
+            <w:vAlign w:val="center"/>
+            <w:hideMark/>
+          </w:tcPr>
+          <w:p>
+            <w:pPr>
+              <w:spacing w:before="240" w:after="0" w:line="240" w:lineRule="auto"/>
+              <w:jc w:val="right"/>
+              <w:rPr>
+                <w:rFonts w:ascii="Helvetica" w:eastAsia="Times New Roman" w:hAnsi="Helvetica" w:cs="Helvetica"/>
+                <w:b/>
+                <w:bCs/>
+                <w:color w:val="000000"/>
+                <w:sz w:val="18"/>
+                <w:szCs w:val="18"/>
+                <w:lang w:eastAsia="ru-RU"/>
+              </w:rPr>
+            </w:pPr>
+            <w:r>
+              <w:rPr>
+                <w:rFonts w:ascii="Helvetica" w:eastAsia="Times New Roman" w:hAnsi="Helvetica" w:cs="Helvetica"/>
+                <w:b/>
+                <w:bCs/>
+                <w:color w:val="000000"/>
+                <w:sz w:val="18"/>
+                <w:szCs w:val="18"/>
+                <w:lang w:eastAsia="ru-RU"/>
+              </w:rPr>
+              <w:t>3</w:t>
+            </w:r>
+          </w:p>
+        </w:tc>
+        <w:tc>
+          <w:tcPr>
+            <w:tcW w:w="0" w:type="auto"/>
+            <w:tcBorders>
+              <w:top w:val="nil"/>
+              <w:left w:val="nil"/>
+              <w:bottom w:val="nil"/>
+              <w:right w:val="nil"/>
+            </w:tcBorders>
+            <w:shd w:val="clear" w:color="auto" w:fill="FFFFFF"/>
+            <w:tcMar>
+              <w:top w:w="120" w:type="dxa"/>
+              <w:left w:w="120" w:type="dxa"/>
+              <w:bottom w:w="120" w:type="dxa"/>
+              <w:right w:w="120" w:type="dxa"/>
+            </w:tcMar>
+            <w:vAlign w:val="center"/>
+            <w:hideMark/>
+          </w:tcPr>
+          <w:p>
+            <w:pPr>
+              <w:spacing w:before="240" w:after="0" w:line="240" w:lineRule="auto"/>
+              <w:jc w:val="right"/>
+              <w:rPr>
+                <w:rFonts w:ascii="Helvetica" w:eastAsia="Times New Roman" w:hAnsi="Helvetica" w:cs="Helvetica"/>
+                <w:color w:val="000000"/>
+                <w:sz w:val="18"/>
+                <w:szCs w:val="18"/>
+                <w:lang w:eastAsia="ru-RU"/>
+              </w:rPr>
+            </w:pPr>
+            <w:r>
+              <w:rPr>
+                <w:rFonts w:ascii="Helvetica" w:eastAsia="Times New Roman" w:hAnsi="Helvetica" w:cs="Helvetica"/>
+                <w:color w:val="000000"/>
+                <w:sz w:val="18"/>
+                <w:szCs w:val="18"/>
+                <w:lang w:eastAsia="ru-RU"/>
+              </w:rPr>
+              <w:t>Gerard Deulofeu</w:t>
+            </w:r>
+          </w:p>
+        </w:tc>
+        <w:tc>
+          <w:tcPr>
+            <w:tcW w:w="0" w:type="auto"/>
+            <w:tcBorders>
+              <w:top w:val="nil"/>
+              <w:left w:val="nil"/>
+              <w:bottom w:val="nil"/>
+              <w:right w:val="nil"/>
+            </w:tcBorders>
+            <w:shd w:val="clear" w:color="auto" w:fill="FFFFFF"/>
+            <w:tcMar>
+              <w:top w:w="120" w:type="dxa"/>
+              <w:left w:w="120" w:type="dxa"/>
+              <w:bottom w:w="120" w:type="dxa"/>
+              <w:right w:w="120" w:type="dxa"/>
+            </w:tcMar>
+            <w:vAlign w:val="center"/>
+            <w:hideMark/>
+          </w:tcPr>
+          <w:p>
+            <w:pPr>
+              <w:spacing w:before="240" w:after="0" w:line="240" w:lineRule="auto"/>
+              <w:jc w:val="right"/>
+              <w:rPr>
+                <w:rFonts w:ascii="Helvetica" w:eastAsia="Times New Roman" w:hAnsi="Helvetica" w:cs="Helvetica"/>
+                <w:color w:val="000000"/>
+                <w:sz w:val="18"/>
+                <w:szCs w:val="18"/>
+                <w:lang w:eastAsia="ru-RU"/>
+              </w:rPr>
+            </w:pPr>
+            <w:r>
+              <w:rPr>
+                <w:rFonts w:ascii="Helvetica" w:eastAsia="Times New Roman" w:hAnsi="Helvetica" w:cs="Helvetica"/>
+                <w:color w:val="000000"/>
+                <w:sz w:val="18"/>
+                <w:szCs w:val="18"/>
+                <w:lang w:eastAsia="ru-RU"/>
+              </w:rPr>
+              <w:t>896.0</w:t>
+            </w:r>
+          </w:p>
+        </w:tc>
+        <w:tc>
+          <w:tcPr>
+            <w:tcW w:w="0" w:type="auto"/>
+            <w:tcBorders>
+              <w:top w:val="nil"/>
+              <w:left w:val="nil"/>
+              <w:bottom w:val="nil"/>
+              <w:right w:val="nil"/>
+            </w:tcBorders>
+            <w:shd w:val="clear" w:color="auto" w:fill="FFFFFF"/>
+            <w:tcMar>
+              <w:top w:w="120" w:type="dxa"/>
+              <w:left w:w="120" w:type="dxa"/>
+              <w:bottom w:w="120" w:type="dxa"/>
+              <w:right w:w="120" w:type="dxa"/>
+            </w:tcMar>
+            <w:vAlign w:val="center"/>
+            <w:hideMark/>
+          </w:tcPr>
+          <w:p>
+            <w:pPr>
+              <w:spacing w:before="240" w:after="0" w:line="240" w:lineRule="auto"/>
+              <w:jc w:val="right"/>
+              <w:rPr>
+                <w:rFonts w:ascii="Helvetica" w:eastAsia="Times New Roman" w:hAnsi="Helvetica" w:cs="Helvetica"/>
+                <w:color w:val="000000"/>
+                <w:sz w:val="18"/>
+                <w:szCs w:val="18"/>
+                <w:lang w:eastAsia="ru-RU"/>
+              </w:rPr>
+            </w:pPr>
+            <w:r>
+              <w:rPr>
+                <w:rFonts w:ascii="Helvetica" w:eastAsia="Times New Roman" w:hAnsi="Helvetica" w:cs="Helvetica"/>
+                <w:color w:val="000000"/>
+                <w:sz w:val="18"/>
+                <w:szCs w:val="18"/>
+                <w:lang w:eastAsia="ru-RU"/>
+              </w:rPr>
+              <w:t>46.786389</w:t>
+            </w:r>
+          </w:p>
+        </w:tc>
+        <w:tc>
+          <w:tcPr>
+            <w:tcW w:w="0" w:type="auto"/>
+            <w:tcBorders>
+              <w:top w:val="nil"/>
+              <w:left w:val="nil"/>
+              <w:bottom w:val="nil"/>
+              <w:right w:val="nil"/>
+            </w:tcBorders>
+            <w:shd w:val="clear" w:color="auto" w:fill="FFFFFF"/>
+            <w:tcMar>
+              <w:top w:w="120" w:type="dxa"/>
+              <w:left w:w="120" w:type="dxa"/>
+              <w:bottom w:w="120" w:type="dxa"/>
+              <w:right w:w="120" w:type="dxa"/>
+            </w:tcMar>
+            <w:vAlign w:val="center"/>
+            <w:hideMark/>
+          </w:tcPr>
+          <w:p>
+            <w:pPr>
+              <w:spacing w:before="240" w:after="0" w:line="240" w:lineRule="auto"/>
+              <w:jc w:val="right"/>
+              <w:rPr>
+                <w:rFonts w:ascii="Helvetica" w:eastAsia="Times New Roman" w:hAnsi="Helvetica" w:cs="Helvetica"/>
+                <w:color w:val="000000"/>
+                <w:sz w:val="18"/>
+                <w:szCs w:val="18"/>
+                <w:lang w:eastAsia="ru-RU"/>
+              </w:rPr>
+            </w:pPr>
+            <w:r>
+              <w:rPr>
+                <w:rFonts w:ascii="Helvetica" w:eastAsia="Times New Roman" w:hAnsi="Helvetica" w:cs="Helvetica"/>
+                <w:color w:val="000000"/>
+                <w:sz w:val="18"/>
+                <w:szCs w:val="18"/>
+                <w:lang w:eastAsia="ru-RU"/>
+              </w:rPr>
+              <w:t>29.971126</w:t>
+            </w:r>
+          </w:p>
+        </w:tc>
+        <w:tc>
+          <w:tcPr>
+            <w:tcW w:w="0" w:type="auto"/>
+            <w:tcBorders>
+              <w:top w:val="nil"/>
+              <w:left w:val="nil"/>
+              <w:bottom w:val="nil"/>
+              <w:right w:val="nil"/>
+            </w:tcBorders>
+            <w:shd w:val="clear" w:color="auto" w:fill="FFFFFF"/>
+            <w:tcMar>
+              <w:top w:w="120" w:type="dxa"/>
+              <w:left w:w="120" w:type="dxa"/>
+              <w:bottom w:w="120" w:type="dxa"/>
+              <w:right w:w="120" w:type="dxa"/>
+            </w:tcMar>
+            <w:vAlign w:val="center"/>
+            <w:hideMark/>
+          </w:tcPr>
+          <w:p>
+            <w:pPr>
+              <w:spacing w:before="240" w:after="0" w:line="240" w:lineRule="auto"/>
+              <w:jc w:val="right"/>
+              <w:rPr>
+                <w:rFonts w:ascii="Helvetica" w:eastAsia="Times New Roman" w:hAnsi="Helvetica" w:cs="Helvetica"/>
+                <w:color w:val="000000"/>
+                <w:sz w:val="18"/>
+                <w:szCs w:val="18"/>
+                <w:lang w:eastAsia="ru-RU"/>
+              </w:rPr>
+            </w:pPr>
+            <w:r>
+              <w:rPr>
+                <w:rFonts w:ascii="Helvetica" w:eastAsia="Times New Roman" w:hAnsi="Helvetica" w:cs="Helvetica"/>
+                <w:color w:val="000000"/>
+                <w:sz w:val="18"/>
+                <w:szCs w:val="18"/>
+                <w:lang w:eastAsia="ru-RU"/>
+              </w:rPr>
+              <w:t>16.815263</w:t>
+            </w:r>
+          </w:p>
+        </w:tc>
+        <w:tc>
+          <w:tcPr>
+            <w:tcW w:w="0" w:type="auto"/>
+            <w:tcBorders>
+              <w:top w:val="nil"/>
+              <w:left w:val="nil"/>
+              <w:bottom w:val="nil"/>
+              <w:right w:val="nil"/>
+            </w:tcBorders>
+            <w:shd w:val="clear" w:color="auto" w:fill="FFFFFF"/>
+            <w:tcMar>
+              <w:top w:w="120" w:type="dxa"/>
+              <w:left w:w="120" w:type="dxa"/>
+              <w:bottom w:w="120" w:type="dxa"/>
+              <w:right w:w="120" w:type="dxa"/>
+            </w:tcMar>
+            <w:vAlign w:val="center"/>
+            <w:hideMark/>
+          </w:tcPr>
+          <w:p>
+            <w:pPr>
+              <w:spacing w:before="240" w:after="0" w:line="240" w:lineRule="auto"/>
+              <w:jc w:val="right"/>
+              <w:rPr>
+                <w:rFonts w:ascii="Helvetica" w:eastAsia="Times New Roman" w:hAnsi="Helvetica" w:cs="Helvetica"/>
+                <w:color w:val="000000"/>
+                <w:sz w:val="18"/>
+                <w:szCs w:val="18"/>
+                <w:lang w:eastAsia="ru-RU"/>
+              </w:rPr>
+            </w:pPr>
+            <w:r>
+              <w:rPr>
+                <w:rFonts w:ascii="Helvetica" w:eastAsia="Times New Roman" w:hAnsi="Helvetica" w:cs="Helvetica"/>
+                <w:color w:val="000000"/>
+                <w:sz w:val="18"/>
+                <w:szCs w:val="18"/>
+                <w:lang w:eastAsia="ru-RU"/>
+              </w:rPr>
+              <w:t>550.0</w:t>
+            </w:r>
+          </w:p>
+        </w:tc>
+        <w:tc>
+          <w:tcPr>
+            <w:tcW w:w="0" w:type="auto"/>
+            <w:tcBorders>
+              <w:top w:val="nil"/>
+              <w:left w:val="nil"/>
+              <w:bottom w:val="nil"/>
+              <w:right w:val="nil"/>
+            </w:tcBorders>
+            <w:shd w:val="clear" w:color="auto" w:fill="FFFFFF"/>
+            <w:tcMar>
+              <w:top w:w="120" w:type="dxa"/>
+              <w:left w:w="120" w:type="dxa"/>
+              <w:bottom w:w="120" w:type="dxa"/>
+              <w:right w:w="120" w:type="dxa"/>
+            </w:tcMar>
+            <w:vAlign w:val="center"/>
+            <w:hideMark/>
+          </w:tcPr>
+          <w:p>
+            <w:pPr>
+              <w:spacing w:before="240" w:after="0" w:line="240" w:lineRule="auto"/>
+              <w:jc w:val="right"/>
+              <w:rPr>
+                <w:rFonts w:ascii="Helvetica" w:eastAsia="Times New Roman" w:hAnsi="Helvetica" w:cs="Helvetica"/>
+                <w:color w:val="000000"/>
+                <w:sz w:val="18"/>
+                <w:szCs w:val="18"/>
+                <w:lang w:eastAsia="ru-RU"/>
+              </w:rPr>
+            </w:pPr>
+            <w:r>
+              <w:rPr>
+                <w:rFonts w:ascii="Helvetica" w:eastAsia="Times New Roman" w:hAnsi="Helvetica" w:cs="Helvetica"/>
+                <w:color w:val="000000"/>
+                <w:sz w:val="18"/>
+                <w:szCs w:val="18"/>
+                <w:lang w:eastAsia="ru-RU"/>
+              </w:rPr>
+              <w:t>346.0</w:t>
+            </w:r>
+          </w:p>
+        </w:tc>
+        <w:tc>
+          <w:tcPr>
+            <w:tcW w:w="0" w:type="auto"/>
+            <w:tcBorders>
+              <w:top w:val="nil"/>
+              <w:left w:val="nil"/>
+              <w:bottom w:val="nil"/>
+              <w:right w:val="nil"/>
+            </w:tcBorders>
+            <w:shd w:val="clear" w:color="auto" w:fill="FFFFFF"/>
+            <w:tcMar>
+              <w:top w:w="120" w:type="dxa"/>
+              <w:left w:w="120" w:type="dxa"/>
+              <w:bottom w:w="120" w:type="dxa"/>
+              <w:right w:w="120" w:type="dxa"/>
+            </w:tcMar>
+            <w:vAlign w:val="center"/>
+            <w:hideMark/>
+          </w:tcPr>
+          <w:p>
+            <w:pPr>
+              <w:spacing w:before="240" w:after="0" w:line="240" w:lineRule="auto"/>
+              <w:jc w:val="right"/>
+              <w:rPr>
+                <w:rFonts w:ascii="Helvetica" w:eastAsia="Times New Roman" w:hAnsi="Helvetica" w:cs="Helvetica"/>
+                <w:color w:val="000000"/>
+                <w:sz w:val="18"/>
+                <w:szCs w:val="18"/>
+                <w:lang w:eastAsia="ru-RU"/>
+              </w:rPr>
+            </w:pPr>
+            <w:r>
+              <w:rPr>
+                <w:rFonts w:ascii="Helvetica" w:eastAsia="Times New Roman" w:hAnsi="Helvetica" w:cs="Helvetica"/>
+                <w:color w:val="000000"/>
+                <w:sz w:val="18"/>
+                <w:szCs w:val="18"/>
+                <w:lang w:eastAsia="ru-RU"/>
+              </w:rPr>
+              <w:t>204.0</w:t>
+            </w:r>
+          </w:p>
+        </w:tc>
+      </w:tr>
+      <w:tr>
+        <w:tc>
+          <w:tcPr>
+            <w:tcW w:w="0" w:type="auto"/>
+            <w:tcBorders>
+              <w:top w:val="nil"/>
+              <w:left w:val="nil"/>
+              <w:bottom w:val="nil"/>
+              <w:right w:val="nil"/>
+            </w:tcBorders>
+            <w:shd w:val="clear" w:color="auto" w:fill="F5F5F5"/>
+            <w:tcMar>
+              <w:top w:w="120" w:type="dxa"/>
+              <w:left w:w="120" w:type="dxa"/>
+              <w:bottom w:w="120" w:type="dxa"/>
+              <w:right w:w="120" w:type="dxa"/>
+            </w:tcMar>
+            <w:vAlign w:val="center"/>
+            <w:hideMark/>
+          </w:tcPr>
+          <w:p>
+            <w:pPr>
+              <w:spacing w:before="240" w:after="0" w:line="240" w:lineRule="auto"/>
+              <w:jc w:val="right"/>
+              <w:rPr>
+                <w:rFonts w:ascii="Helvetica" w:eastAsia="Times New Roman" w:hAnsi="Helvetica" w:cs="Helvetica"/>
+                <w:b/>
+                <w:bCs/>
+                <w:color w:val="000000"/>
+                <w:sz w:val="18"/>
+                <w:szCs w:val="18"/>
+                <w:lang w:eastAsia="ru-RU"/>
+              </w:rPr>
+            </w:pPr>
+            <w:r>
+              <w:rPr>
+                <w:rFonts w:ascii="Helvetica" w:eastAsia="Times New Roman" w:hAnsi="Helvetica" w:cs="Helvetica"/>
+                <w:b/>
+                <w:bCs/>
+                <w:color w:val="000000"/>
+                <w:sz w:val="18"/>
+                <w:szCs w:val="18"/>
+                <w:lang w:eastAsia="ru-RU"/>
+              </w:rPr>
+              <w:t>4</w:t>
+            </w:r>
+          </w:p>
+        </w:tc>
+        <w:tc>
+          <w:tcPr>
+            <w:tcW w:w="0" w:type="auto"/>
+            <w:tcBorders>
+              <w:top w:val="nil"/>
+              <w:left w:val="nil"/>
+              <w:bottom w:val="nil"/>
+              <w:right w:val="nil"/>
+            </w:tcBorders>
+            <w:shd w:val="clear" w:color="auto" w:fill="F5F5F5"/>
+            <w:tcMar>
+              <w:top w:w="120" w:type="dxa"/>
+              <w:left w:w="120" w:type="dxa"/>
+              <w:bottom w:w="120" w:type="dxa"/>
+              <w:right w:w="120" w:type="dxa"/>
+            </w:tcMar>
+            <w:vAlign w:val="center"/>
+            <w:hideMark/>
+          </w:tcPr>
+          <w:p>
+            <w:pPr>
+              <w:spacing w:before="240" w:after="0" w:line="240" w:lineRule="auto"/>
+              <w:jc w:val="right"/>
+              <w:rPr>
+                <w:rFonts w:ascii="Helvetica" w:eastAsia="Times New Roman" w:hAnsi="Helvetica" w:cs="Helvetica"/>
+                <w:color w:val="000000"/>
+                <w:sz w:val="18"/>
+                <w:szCs w:val="18"/>
+                <w:lang w:val="en-US" w:eastAsia="ru-RU"/>
+              </w:rPr>
+            </w:pPr>
+            <w:r>
+              <w:rPr>
+                <w:rFonts w:ascii="Helvetica" w:eastAsia="Times New Roman" w:hAnsi="Helvetica" w:cs="Helvetica"/>
+                <w:color w:val="000000"/>
+                <w:sz w:val="18"/>
+                <w:szCs w:val="18"/>
+                <w:lang w:val="en-US" w:eastAsia="ru-RU"/>
+              </w:rPr>
+              <w:t>Bernardo Mota Veiga de Carvalho e Silva</w:t>
+            </w:r>
+          </w:p>
+        </w:tc>
+        <w:tc>
+          <w:tcPr>
+            <w:tcW w:w="0" w:type="auto"/>
+            <w:tcBorders>
+              <w:top w:val="nil"/>
+              <w:left w:val="nil"/>
+              <w:bottom w:val="nil"/>
+              <w:right w:val="nil"/>
+            </w:tcBorders>
+            <w:shd w:val="clear" w:color="auto" w:fill="F5F5F5"/>
+            <w:tcMar>
+              <w:top w:w="120" w:type="dxa"/>
+              <w:left w:w="120" w:type="dxa"/>
+              <w:bottom w:w="120" w:type="dxa"/>
+              <w:right w:w="120" w:type="dxa"/>
+            </w:tcMar>
+            <w:vAlign w:val="center"/>
+            <w:hideMark/>
+          </w:tcPr>
+          <w:p>
+            <w:pPr>
+              <w:spacing w:before="240" w:after="0" w:line="240" w:lineRule="auto"/>
+              <w:jc w:val="right"/>
+              <w:rPr>
+                <w:rFonts w:ascii="Helvetica" w:eastAsia="Times New Roman" w:hAnsi="Helvetica" w:cs="Helvetica"/>
+                <w:color w:val="000000"/>
+                <w:sz w:val="18"/>
+                <w:szCs w:val="18"/>
+                <w:lang w:eastAsia="ru-RU"/>
+              </w:rPr>
+            </w:pPr>
+            <w:r>
+              <w:rPr>
+                <w:rFonts w:ascii="Helvetica" w:eastAsia="Times New Roman" w:hAnsi="Helvetica" w:cs="Helvetica"/>
+                <w:color w:val="000000"/>
+                <w:sz w:val="18"/>
+                <w:szCs w:val="18"/>
+                <w:lang w:eastAsia="ru-RU"/>
+              </w:rPr>
+              <w:t>927.0</w:t>
+            </w:r>
+          </w:p>
+        </w:tc>
+        <w:tc>
+          <w:tcPr>
+            <w:tcW w:w="0" w:type="auto"/>
+            <w:tcBorders>
+              <w:top w:val="nil"/>
+              <w:left w:val="nil"/>
+              <w:bottom w:val="nil"/>
+              <w:right w:val="nil"/>
+            </w:tcBorders>
+            <w:shd w:val="clear" w:color="auto" w:fill="F5F5F5"/>
+            <w:tcMar>
+              <w:top w:w="120" w:type="dxa"/>
+              <w:left w:w="120" w:type="dxa"/>
+              <w:bottom w:w="120" w:type="dxa"/>
+              <w:right w:w="120" w:type="dxa"/>
+            </w:tcMar>
+            <w:vAlign w:val="center"/>
+            <w:hideMark/>
+          </w:tcPr>
+          <w:p>
+            <w:pPr>
+              <w:spacing w:before="240" w:after="0" w:line="240" w:lineRule="auto"/>
+              <w:jc w:val="right"/>
+              <w:rPr>
+                <w:rFonts w:ascii="Helvetica" w:eastAsia="Times New Roman" w:hAnsi="Helvetica" w:cs="Helvetica"/>
+                <w:color w:val="000000"/>
+                <w:sz w:val="18"/>
+                <w:szCs w:val="18"/>
+                <w:lang w:eastAsia="ru-RU"/>
+              </w:rPr>
+            </w:pPr>
+            <w:r>
+              <w:rPr>
+                <w:rFonts w:ascii="Helvetica" w:eastAsia="Times New Roman" w:hAnsi="Helvetica" w:cs="Helvetica"/>
+                <w:color w:val="000000"/>
+                <w:sz w:val="18"/>
+                <w:szCs w:val="18"/>
+                <w:lang w:eastAsia="ru-RU"/>
+              </w:rPr>
+              <w:t>49.751553</w:t>
+            </w:r>
+          </w:p>
+        </w:tc>
+        <w:tc>
+          <w:tcPr>
+            <w:tcW w:w="0" w:type="auto"/>
+            <w:tcBorders>
+              <w:top w:val="nil"/>
+              <w:left w:val="nil"/>
+              <w:bottom w:val="nil"/>
+              <w:right w:val="nil"/>
+            </w:tcBorders>
+            <w:shd w:val="clear" w:color="auto" w:fill="F5F5F5"/>
+            <w:tcMar>
+              <w:top w:w="120" w:type="dxa"/>
+              <w:left w:w="120" w:type="dxa"/>
+              <w:bottom w:w="120" w:type="dxa"/>
+              <w:right w:w="120" w:type="dxa"/>
+            </w:tcMar>
+            <w:vAlign w:val="center"/>
+            <w:hideMark/>
+          </w:tcPr>
+          <w:p>
+            <w:pPr>
+              <w:spacing w:before="240" w:after="0" w:line="240" w:lineRule="auto"/>
+              <w:jc w:val="right"/>
+              <w:rPr>
+                <w:rFonts w:ascii="Helvetica" w:eastAsia="Times New Roman" w:hAnsi="Helvetica" w:cs="Helvetica"/>
+                <w:color w:val="000000"/>
+                <w:sz w:val="18"/>
+                <w:szCs w:val="18"/>
+                <w:lang w:eastAsia="ru-RU"/>
+              </w:rPr>
+            </w:pPr>
+            <w:r>
+              <w:rPr>
+                <w:rFonts w:ascii="Helvetica" w:eastAsia="Times New Roman" w:hAnsi="Helvetica" w:cs="Helvetica"/>
+                <w:color w:val="000000"/>
+                <w:sz w:val="18"/>
+                <w:szCs w:val="18"/>
+                <w:lang w:eastAsia="ru-RU"/>
+              </w:rPr>
+              <w:t>33.526066</w:t>
+            </w:r>
+          </w:p>
+        </w:tc>
+        <w:tc>
+          <w:tcPr>
+            <w:tcW w:w="0" w:type="auto"/>
+            <w:tcBorders>
+              <w:top w:val="nil"/>
+              <w:left w:val="nil"/>
+              <w:bottom w:val="nil"/>
+              <w:right w:val="nil"/>
+            </w:tcBorders>
+            <w:shd w:val="clear" w:color="auto" w:fill="F5F5F5"/>
+            <w:tcMar>
+              <w:top w:w="120" w:type="dxa"/>
+              <w:left w:w="120" w:type="dxa"/>
+              <w:bottom w:w="120" w:type="dxa"/>
+              <w:right w:w="120" w:type="dxa"/>
+            </w:tcMar>
+            <w:vAlign w:val="center"/>
+            <w:hideMark/>
+          </w:tcPr>
+          <w:p>
+            <w:pPr>
+              <w:spacing w:before="240" w:after="0" w:line="240" w:lineRule="auto"/>
+              <w:jc w:val="right"/>
+              <w:rPr>
+                <w:rFonts w:ascii="Helvetica" w:eastAsia="Times New Roman" w:hAnsi="Helvetica" w:cs="Helvetica"/>
+                <w:color w:val="000000"/>
+                <w:sz w:val="18"/>
+                <w:szCs w:val="18"/>
+                <w:lang w:eastAsia="ru-RU"/>
+              </w:rPr>
+            </w:pPr>
+            <w:r>
+              <w:rPr>
+                <w:rFonts w:ascii="Helvetica" w:eastAsia="Times New Roman" w:hAnsi="Helvetica" w:cs="Helvetica"/>
+                <w:color w:val="000000"/>
+                <w:sz w:val="18"/>
+                <w:szCs w:val="18"/>
+                <w:lang w:eastAsia="ru-RU"/>
+              </w:rPr>
+              <w:t>16.225486</w:t>
+            </w:r>
+          </w:p>
+        </w:tc>
+        <w:tc>
+          <w:tcPr>
+            <w:tcW w:w="0" w:type="auto"/>
+            <w:tcBorders>
+              <w:top w:val="nil"/>
+              <w:left w:val="nil"/>
+              <w:bottom w:val="nil"/>
+              <w:right w:val="nil"/>
+            </w:tcBorders>
+            <w:shd w:val="clear" w:color="auto" w:fill="F5F5F5"/>
+            <w:tcMar>
+              <w:top w:w="120" w:type="dxa"/>
+              <w:left w:w="120" w:type="dxa"/>
+              <w:bottom w:w="120" w:type="dxa"/>
+              <w:right w:w="120" w:type="dxa"/>
+            </w:tcMar>
+            <w:vAlign w:val="center"/>
+            <w:hideMark/>
+          </w:tcPr>
+          <w:p>
+            <w:pPr>
+              <w:spacing w:before="240" w:after="0" w:line="240" w:lineRule="auto"/>
+              <w:jc w:val="right"/>
+              <w:rPr>
+                <w:rFonts w:ascii="Helvetica" w:eastAsia="Times New Roman" w:hAnsi="Helvetica" w:cs="Helvetica"/>
+                <w:color w:val="000000"/>
+                <w:sz w:val="18"/>
+                <w:szCs w:val="18"/>
+                <w:lang w:eastAsia="ru-RU"/>
+              </w:rPr>
+            </w:pPr>
+            <w:r>
+              <w:rPr>
+                <w:rFonts w:ascii="Helvetica" w:eastAsia="Times New Roman" w:hAnsi="Helvetica" w:cs="Helvetica"/>
+                <w:color w:val="000000"/>
+                <w:sz w:val="18"/>
+                <w:szCs w:val="18"/>
+                <w:lang w:eastAsia="ru-RU"/>
+              </w:rPr>
+              <w:t>534.0</w:t>
+            </w:r>
+          </w:p>
+        </w:tc>
+        <w:tc>
+          <w:tcPr>
+            <w:tcW w:w="0" w:type="auto"/>
+            <w:tcBorders>
+              <w:top w:val="nil"/>
+              <w:left w:val="nil"/>
+              <w:bottom w:val="nil"/>
+              <w:right w:val="nil"/>
+            </w:tcBorders>
+            <w:shd w:val="clear" w:color="auto" w:fill="F5F5F5"/>
+            <w:tcMar>
+              <w:top w:w="120" w:type="dxa"/>
+              <w:left w:w="120" w:type="dxa"/>
+              <w:bottom w:w="120" w:type="dxa"/>
+              <w:right w:w="120" w:type="dxa"/>
+            </w:tcMar>
+            <w:vAlign w:val="center"/>
+            <w:hideMark/>
+          </w:tcPr>
+          <w:p>
+            <w:pPr>
+              <w:spacing w:before="240" w:after="0" w:line="240" w:lineRule="auto"/>
+              <w:jc w:val="right"/>
+              <w:rPr>
+                <w:rFonts w:ascii="Helvetica" w:eastAsia="Times New Roman" w:hAnsi="Helvetica" w:cs="Helvetica"/>
+                <w:color w:val="000000"/>
+                <w:sz w:val="18"/>
+                <w:szCs w:val="18"/>
+                <w:lang w:eastAsia="ru-RU"/>
+              </w:rPr>
+            </w:pPr>
+            <w:r>
+              <w:rPr>
+                <w:rFonts w:ascii="Helvetica" w:eastAsia="Times New Roman" w:hAnsi="Helvetica" w:cs="Helvetica"/>
+                <w:color w:val="000000"/>
+                <w:sz w:val="18"/>
+                <w:szCs w:val="18"/>
+                <w:lang w:eastAsia="ru-RU"/>
+              </w:rPr>
+              <w:t>393.0</w:t>
+            </w:r>
+          </w:p>
+        </w:tc>
+        <w:tc>
+          <w:tcPr>
+            <w:tcW w:w="0" w:type="auto"/>
+            <w:tcBorders>
+              <w:top w:val="nil"/>
+              <w:left w:val="nil"/>
+              <w:bottom w:val="nil"/>
+              <w:right w:val="nil"/>
+            </w:tcBorders>
+            <w:shd w:val="clear" w:color="auto" w:fill="F5F5F5"/>
+            <w:tcMar>
+              <w:top w:w="120" w:type="dxa"/>
+              <w:left w:w="120" w:type="dxa"/>
+              <w:bottom w:w="120" w:type="dxa"/>
+              <w:right w:w="120" w:type="dxa"/>
+            </w:tcMar>
+            <w:vAlign w:val="center"/>
+            <w:hideMark/>
+          </w:tcPr>
+          <w:p>
+            <w:pPr>
+              <w:spacing w:before="240" w:after="0" w:line="240" w:lineRule="auto"/>
+              <w:jc w:val="right"/>
+              <w:rPr>
+                <w:rFonts w:ascii="Helvetica" w:eastAsia="Times New Roman" w:hAnsi="Helvetica" w:cs="Helvetica"/>
+                <w:color w:val="000000"/>
+                <w:sz w:val="18"/>
+                <w:szCs w:val="18"/>
+                <w:lang w:eastAsia="ru-RU"/>
+              </w:rPr>
+            </w:pPr>
+            <w:r>
+              <w:rPr>
+                <w:rFonts w:ascii="Helvetica" w:eastAsia="Times New Roman" w:hAnsi="Helvetica" w:cs="Helvetica"/>
+                <w:color w:val="000000"/>
+                <w:sz w:val="18"/>
+                <w:szCs w:val="18"/>
+                <w:lang w:eastAsia="ru-RU"/>
+              </w:rPr>
+              <w:t>141.0</w:t>
+            </w:r>
+          </w:p>
+        </w:tc>
+      </w:tr>
+      <w:tr>
+        <w:tc>
+          <w:tcPr>
+            <w:tcW w:w="0" w:type="auto"/>
+            <w:tcBorders>
+              <w:top w:val="nil"/>
+              <w:left w:val="nil"/>
+              <w:bottom w:val="nil"/>
+              <w:right w:val="nil"/>
+            </w:tcBorders>
+            <w:shd w:val="clear" w:color="auto" w:fill="FFFFFF"/>
+            <w:tcMar>
+              <w:top w:w="120" w:type="dxa"/>
+              <w:left w:w="120" w:type="dxa"/>
+              <w:bottom w:w="120" w:type="dxa"/>
+              <w:right w:w="120" w:type="dxa"/>
+            </w:tcMar>
+            <w:vAlign w:val="center"/>
+            <w:hideMark/>
+          </w:tcPr>
+          <w:p>
+            <w:pPr>
+              <w:spacing w:before="240" w:after="0" w:line="240" w:lineRule="auto"/>
+              <w:jc w:val="right"/>
+              <w:rPr>
+                <w:rFonts w:ascii="Helvetica" w:eastAsia="Times New Roman" w:hAnsi="Helvetica" w:cs="Helvetica"/>
+                <w:b/>
+                <w:bCs/>
+                <w:color w:val="000000"/>
+                <w:sz w:val="18"/>
+                <w:szCs w:val="18"/>
+                <w:lang w:eastAsia="ru-RU"/>
+              </w:rPr>
+            </w:pPr>
+            <w:r>
+              <w:rPr>
+                <w:rFonts w:ascii="Helvetica" w:eastAsia="Times New Roman" w:hAnsi="Helvetica" w:cs="Helvetica"/>
+                <w:b/>
+                <w:bCs/>
+                <w:color w:val="000000"/>
+                <w:sz w:val="18"/>
+                <w:szCs w:val="18"/>
+                <w:lang w:eastAsia="ru-RU"/>
+              </w:rPr>
+              <w:t>5</w:t>
+            </w:r>
+          </w:p>
+        </w:tc>
+        <w:tc>
+          <w:tcPr>
+            <w:tcW w:w="0" w:type="auto"/>
+            <w:tcBorders>
+              <w:top w:val="nil"/>
+              <w:left w:val="nil"/>
+              <w:bottom w:val="nil"/>
+              <w:right w:val="nil"/>
+            </w:tcBorders>
+            <w:shd w:val="clear" w:color="auto" w:fill="FFFFFF"/>
+            <w:tcMar>
+              <w:top w:w="120" w:type="dxa"/>
+              <w:left w:w="120" w:type="dxa"/>
+              <w:bottom w:w="120" w:type="dxa"/>
+              <w:right w:w="120" w:type="dxa"/>
+            </w:tcMar>
+            <w:vAlign w:val="center"/>
+            <w:hideMark/>
+          </w:tcPr>
+          <w:p>
+            <w:pPr>
+              <w:spacing w:before="240" w:after="0" w:line="240" w:lineRule="auto"/>
+              <w:jc w:val="right"/>
+              <w:rPr>
+                <w:rFonts w:ascii="Helvetica" w:eastAsia="Times New Roman" w:hAnsi="Helvetica" w:cs="Helvetica"/>
+                <w:color w:val="000000"/>
+                <w:sz w:val="18"/>
+                <w:szCs w:val="18"/>
+                <w:lang w:eastAsia="ru-RU"/>
+              </w:rPr>
+            </w:pPr>
+            <w:r>
+              <w:rPr>
+                <w:rFonts w:ascii="Helvetica" w:eastAsia="Times New Roman" w:hAnsi="Helvetica" w:cs="Helvetica"/>
+                <w:color w:val="000000"/>
+                <w:sz w:val="18"/>
+                <w:szCs w:val="18"/>
+                <w:lang w:eastAsia="ru-RU"/>
+              </w:rPr>
+              <w:t>Tammy Abraham</w:t>
+            </w:r>
+          </w:p>
+        </w:tc>
+        <w:tc>
+          <w:tcPr>
+            <w:tcW w:w="0" w:type="auto"/>
+            <w:tcBorders>
+              <w:top w:val="nil"/>
+              <w:left w:val="nil"/>
+              <w:bottom w:val="nil"/>
+              <w:right w:val="nil"/>
+            </w:tcBorders>
+            <w:shd w:val="clear" w:color="auto" w:fill="FFFFFF"/>
+            <w:tcMar>
+              <w:top w:w="120" w:type="dxa"/>
+              <w:left w:w="120" w:type="dxa"/>
+              <w:bottom w:w="120" w:type="dxa"/>
+              <w:right w:w="120" w:type="dxa"/>
+            </w:tcMar>
+            <w:vAlign w:val="center"/>
+            <w:hideMark/>
+          </w:tcPr>
+          <w:p>
+            <w:pPr>
+              <w:spacing w:before="240" w:after="0" w:line="240" w:lineRule="auto"/>
+              <w:jc w:val="right"/>
+              <w:rPr>
+                <w:rFonts w:ascii="Helvetica" w:eastAsia="Times New Roman" w:hAnsi="Helvetica" w:cs="Helvetica"/>
+                <w:color w:val="000000"/>
+                <w:sz w:val="18"/>
+                <w:szCs w:val="18"/>
+                <w:lang w:eastAsia="ru-RU"/>
+              </w:rPr>
+            </w:pPr>
+            <w:r>
+              <w:rPr>
+                <w:rFonts w:ascii="Helvetica" w:eastAsia="Times New Roman" w:hAnsi="Helvetica" w:cs="Helvetica"/>
+                <w:color w:val="000000"/>
+                <w:sz w:val="18"/>
+                <w:szCs w:val="18"/>
+                <w:lang w:eastAsia="ru-RU"/>
+              </w:rPr>
+              <w:t>1301.0</w:t>
+            </w:r>
+          </w:p>
+        </w:tc>
+        <w:tc>
+          <w:tcPr>
+            <w:tcW w:w="0" w:type="auto"/>
+            <w:tcBorders>
+              <w:top w:val="nil"/>
+              <w:left w:val="nil"/>
+              <w:bottom w:val="nil"/>
+              <w:right w:val="nil"/>
+            </w:tcBorders>
+            <w:shd w:val="clear" w:color="auto" w:fill="FFFFFF"/>
+            <w:tcMar>
+              <w:top w:w="120" w:type="dxa"/>
+              <w:left w:w="120" w:type="dxa"/>
+              <w:bottom w:w="120" w:type="dxa"/>
+              <w:right w:w="120" w:type="dxa"/>
+            </w:tcMar>
+            <w:vAlign w:val="center"/>
+            <w:hideMark/>
+          </w:tcPr>
+          <w:p>
+            <w:pPr>
+              <w:spacing w:before="240" w:after="0" w:line="240" w:lineRule="auto"/>
+              <w:jc w:val="right"/>
+              <w:rPr>
+                <w:rFonts w:ascii="Helvetica" w:eastAsia="Times New Roman" w:hAnsi="Helvetica" w:cs="Helvetica"/>
+                <w:color w:val="000000"/>
+                <w:sz w:val="18"/>
+                <w:szCs w:val="18"/>
+                <w:lang w:eastAsia="ru-RU"/>
+              </w:rPr>
+            </w:pPr>
+            <w:r>
+              <w:rPr>
+                <w:rFonts w:ascii="Helvetica" w:eastAsia="Times New Roman" w:hAnsi="Helvetica" w:cs="Helvetica"/>
+                <w:color w:val="000000"/>
+                <w:sz w:val="18"/>
+                <w:szCs w:val="18"/>
+                <w:lang w:eastAsia="ru-RU"/>
+              </w:rPr>
+              <w:t>62.300420</w:t>
+            </w:r>
+          </w:p>
+        </w:tc>
+        <w:tc>
+          <w:tcPr>
+            <w:tcW w:w="0" w:type="auto"/>
+            <w:tcBorders>
+              <w:top w:val="nil"/>
+              <w:left w:val="nil"/>
+              <w:bottom w:val="nil"/>
+              <w:right w:val="nil"/>
+            </w:tcBorders>
+            <w:shd w:val="clear" w:color="auto" w:fill="FFFFFF"/>
+            <w:tcMar>
+              <w:top w:w="120" w:type="dxa"/>
+              <w:left w:w="120" w:type="dxa"/>
+              <w:bottom w:w="120" w:type="dxa"/>
+              <w:right w:w="120" w:type="dxa"/>
+            </w:tcMar>
+            <w:vAlign w:val="center"/>
+            <w:hideMark/>
+          </w:tcPr>
+          <w:p>
+            <w:pPr>
+              <w:spacing w:before="240" w:after="0" w:line="240" w:lineRule="auto"/>
+              <w:jc w:val="right"/>
+              <w:rPr>
+                <w:rFonts w:ascii="Helvetica" w:eastAsia="Times New Roman" w:hAnsi="Helvetica" w:cs="Helvetica"/>
+                <w:color w:val="000000"/>
+                <w:sz w:val="18"/>
+                <w:szCs w:val="18"/>
+                <w:lang w:eastAsia="ru-RU"/>
+              </w:rPr>
+            </w:pPr>
+            <w:r>
+              <w:rPr>
+                <w:rFonts w:ascii="Helvetica" w:eastAsia="Times New Roman" w:hAnsi="Helvetica" w:cs="Helvetica"/>
+                <w:color w:val="000000"/>
+                <w:sz w:val="18"/>
+                <w:szCs w:val="18"/>
+                <w:lang w:eastAsia="ru-RU"/>
+              </w:rPr>
+              <w:t>46.076555</w:t>
+            </w:r>
+          </w:p>
+        </w:tc>
+        <w:tc>
+          <w:tcPr>
+            <w:tcW w:w="0" w:type="auto"/>
+            <w:tcBorders>
+              <w:top w:val="nil"/>
+              <w:left w:val="nil"/>
+              <w:bottom w:val="nil"/>
+              <w:right w:val="nil"/>
+            </w:tcBorders>
+            <w:shd w:val="clear" w:color="auto" w:fill="FFFFFF"/>
+            <w:tcMar>
+              <w:top w:w="120" w:type="dxa"/>
+              <w:left w:w="120" w:type="dxa"/>
+              <w:bottom w:w="120" w:type="dxa"/>
+              <w:right w:w="120" w:type="dxa"/>
+            </w:tcMar>
+            <w:vAlign w:val="center"/>
+            <w:hideMark/>
+          </w:tcPr>
+          <w:p>
+            <w:pPr>
+              <w:spacing w:before="240" w:after="0" w:line="240" w:lineRule="auto"/>
+              <w:jc w:val="right"/>
+              <w:rPr>
+                <w:rFonts w:ascii="Helvetica" w:eastAsia="Times New Roman" w:hAnsi="Helvetica" w:cs="Helvetica"/>
+                <w:color w:val="000000"/>
+                <w:sz w:val="18"/>
+                <w:szCs w:val="18"/>
+                <w:lang w:eastAsia="ru-RU"/>
+              </w:rPr>
+            </w:pPr>
+            <w:r>
+              <w:rPr>
+                <w:rFonts w:ascii="Helvetica" w:eastAsia="Times New Roman" w:hAnsi="Helvetica" w:cs="Helvetica"/>
+                <w:color w:val="000000"/>
+                <w:sz w:val="18"/>
+                <w:szCs w:val="18"/>
+                <w:lang w:eastAsia="ru-RU"/>
+              </w:rPr>
+              <w:t>16.223865</w:t>
+            </w:r>
+          </w:p>
+        </w:tc>
+        <w:tc>
+          <w:tcPr>
+            <w:tcW w:w="0" w:type="auto"/>
+            <w:tcBorders>
+              <w:top w:val="nil"/>
+              <w:left w:val="nil"/>
+              <w:bottom w:val="nil"/>
+              <w:right w:val="nil"/>
+            </w:tcBorders>
+            <w:shd w:val="clear" w:color="auto" w:fill="FFFFFF"/>
+            <w:tcMar>
+              <w:top w:w="120" w:type="dxa"/>
+              <w:left w:w="120" w:type="dxa"/>
+              <w:bottom w:w="120" w:type="dxa"/>
+              <w:right w:w="120" w:type="dxa"/>
+            </w:tcMar>
+            <w:vAlign w:val="center"/>
+            <w:hideMark/>
+          </w:tcPr>
+          <w:p>
+            <w:pPr>
+              <w:spacing w:before="240" w:after="0" w:line="240" w:lineRule="auto"/>
+              <w:jc w:val="right"/>
+              <w:rPr>
+                <w:rFonts w:ascii="Helvetica" w:eastAsia="Times New Roman" w:hAnsi="Helvetica" w:cs="Helvetica"/>
+                <w:color w:val="000000"/>
+                <w:sz w:val="18"/>
+                <w:szCs w:val="18"/>
+                <w:lang w:eastAsia="ru-RU"/>
+              </w:rPr>
+            </w:pPr>
+            <w:r>
+              <w:rPr>
+                <w:rFonts w:ascii="Helvetica" w:eastAsia="Times New Roman" w:hAnsi="Helvetica" w:cs="Helvetica"/>
+                <w:color w:val="000000"/>
+                <w:sz w:val="18"/>
+                <w:szCs w:val="18"/>
+                <w:lang w:eastAsia="ru-RU"/>
+              </w:rPr>
+              <w:t>659.0</w:t>
+            </w:r>
+          </w:p>
+        </w:tc>
+        <w:tc>
+          <w:tcPr>
+            <w:tcW w:w="0" w:type="auto"/>
+            <w:tcBorders>
+              <w:top w:val="nil"/>
+              <w:left w:val="nil"/>
+              <w:bottom w:val="nil"/>
+              <w:right w:val="nil"/>
+            </w:tcBorders>
+            <w:shd w:val="clear" w:color="auto" w:fill="FFFFFF"/>
+            <w:tcMar>
+              <w:top w:w="120" w:type="dxa"/>
+              <w:left w:w="120" w:type="dxa"/>
+              <w:bottom w:w="120" w:type="dxa"/>
+              <w:right w:w="120" w:type="dxa"/>
+            </w:tcMar>
+            <w:vAlign w:val="center"/>
+            <w:hideMark/>
+          </w:tcPr>
+          <w:p>
+            <w:pPr>
+              <w:spacing w:before="240" w:after="0" w:line="240" w:lineRule="auto"/>
+              <w:jc w:val="right"/>
+              <w:rPr>
+                <w:rFonts w:ascii="Helvetica" w:eastAsia="Times New Roman" w:hAnsi="Helvetica" w:cs="Helvetica"/>
+                <w:color w:val="000000"/>
+                <w:sz w:val="18"/>
+                <w:szCs w:val="18"/>
+                <w:lang w:eastAsia="ru-RU"/>
+              </w:rPr>
+            </w:pPr>
+            <w:r>
+              <w:rPr>
+                <w:rFonts w:ascii="Helvetica" w:eastAsia="Times New Roman" w:hAnsi="Helvetica" w:cs="Helvetica"/>
+                <w:color w:val="000000"/>
+                <w:sz w:val="18"/>
+                <w:szCs w:val="18"/>
+                <w:lang w:eastAsia="ru-RU"/>
+              </w:rPr>
+              <w:t>642.0</w:t>
+            </w:r>
+          </w:p>
+        </w:tc>
+        <w:tc>
+          <w:tcPr>
+            <w:tcW w:w="0" w:type="auto"/>
+            <w:tcBorders>
+              <w:top w:val="nil"/>
+              <w:left w:val="nil"/>
+              <w:bottom w:val="nil"/>
+              <w:right w:val="nil"/>
+            </w:tcBorders>
+            <w:shd w:val="clear" w:color="auto" w:fill="FFFFFF"/>
+            <w:tcMar>
+              <w:top w:w="120" w:type="dxa"/>
+              <w:left w:w="120" w:type="dxa"/>
+              <w:bottom w:w="120" w:type="dxa"/>
+              <w:right w:w="120" w:type="dxa"/>
+            </w:tcMar>
+            <w:vAlign w:val="center"/>
+            <w:hideMark/>
+          </w:tcPr>
+          <w:p>
+            <w:pPr>
+              <w:spacing w:before="240" w:after="0" w:line="240" w:lineRule="auto"/>
+              <w:jc w:val="right"/>
+              <w:rPr>
+                <w:rFonts w:ascii="Helvetica" w:eastAsia="Times New Roman" w:hAnsi="Helvetica" w:cs="Helvetica"/>
+                <w:color w:val="000000"/>
+                <w:sz w:val="18"/>
+                <w:szCs w:val="18"/>
+                <w:lang w:eastAsia="ru-RU"/>
+              </w:rPr>
+            </w:pPr>
+            <w:r>
+              <w:rPr>
+                <w:rFonts w:ascii="Helvetica" w:eastAsia="Times New Roman" w:hAnsi="Helvetica" w:cs="Helvetica"/>
+                <w:color w:val="000000"/>
+                <w:sz w:val="18"/>
+                <w:szCs w:val="18"/>
+                <w:lang w:eastAsia="ru-RU"/>
+              </w:rPr>
+              <w:t>17.0</w:t>
+            </w:r>
+          </w:p>
+        </w:tc>
+      </w:tr>
+      <w:tr>
+        <w:tc>
+          <w:tcPr>
+            <w:tcW w:w="0" w:type="auto"/>
+            <w:tcBorders>
+              <w:top w:val="nil"/>
+              <w:left w:val="nil"/>
+              <w:bottom w:val="nil"/>
+              <w:right w:val="nil"/>
+            </w:tcBorders>
+            <w:shd w:val="clear" w:color="auto" w:fill="F5F5F5"/>
+            <w:tcMar>
+              <w:top w:w="120" w:type="dxa"/>
+              <w:left w:w="120" w:type="dxa"/>
+              <w:bottom w:w="120" w:type="dxa"/>
+              <w:right w:w="120" w:type="dxa"/>
+            </w:tcMar>
+            <w:vAlign w:val="center"/>
+            <w:hideMark/>
+          </w:tcPr>
+          <w:p>
+            <w:pPr>
+              <w:spacing w:before="240" w:after="0" w:line="240" w:lineRule="auto"/>
+              <w:jc w:val="right"/>
+              <w:rPr>
+                <w:rFonts w:ascii="Helvetica" w:eastAsia="Times New Roman" w:hAnsi="Helvetica" w:cs="Helvetica"/>
+                <w:b/>
+                <w:bCs/>
+                <w:color w:val="000000"/>
+                <w:sz w:val="18"/>
+                <w:szCs w:val="18"/>
+                <w:lang w:eastAsia="ru-RU"/>
+              </w:rPr>
+            </w:pPr>
+            <w:r>
+              <w:rPr>
+                <w:rFonts w:ascii="Helvetica" w:eastAsia="Times New Roman" w:hAnsi="Helvetica" w:cs="Helvetica"/>
+                <w:b/>
+                <w:bCs/>
+                <w:color w:val="000000"/>
+                <w:sz w:val="18"/>
+                <w:szCs w:val="18"/>
+                <w:lang w:eastAsia="ru-RU"/>
+              </w:rPr>
+              <w:t>6</w:t>
+            </w:r>
+          </w:p>
+        </w:tc>
+        <w:tc>
+          <w:tcPr>
+            <w:tcW w:w="0" w:type="auto"/>
+            <w:tcBorders>
+              <w:top w:val="nil"/>
+              <w:left w:val="nil"/>
+              <w:bottom w:val="nil"/>
+              <w:right w:val="nil"/>
+            </w:tcBorders>
+            <w:shd w:val="clear" w:color="auto" w:fill="F5F5F5"/>
+            <w:tcMar>
+              <w:top w:w="120" w:type="dxa"/>
+              <w:left w:w="120" w:type="dxa"/>
+              <w:bottom w:w="120" w:type="dxa"/>
+              <w:right w:w="120" w:type="dxa"/>
+            </w:tcMar>
+            <w:vAlign w:val="center"/>
+            <w:hideMark/>
+          </w:tcPr>
+          <w:p>
+            <w:pPr>
+              <w:spacing w:before="240" w:after="0" w:line="240" w:lineRule="auto"/>
+              <w:jc w:val="right"/>
+              <w:rPr>
+                <w:rFonts w:ascii="Helvetica" w:eastAsia="Times New Roman" w:hAnsi="Helvetica" w:cs="Helvetica"/>
+                <w:color w:val="000000"/>
+                <w:sz w:val="18"/>
+                <w:szCs w:val="18"/>
+                <w:lang w:eastAsia="ru-RU"/>
+              </w:rPr>
+            </w:pPr>
+            <w:r>
+              <w:rPr>
+                <w:rFonts w:ascii="Helvetica" w:eastAsia="Times New Roman" w:hAnsi="Helvetica" w:cs="Helvetica"/>
+                <w:color w:val="000000"/>
+                <w:sz w:val="18"/>
+                <w:szCs w:val="18"/>
+                <w:lang w:eastAsia="ru-RU"/>
+              </w:rPr>
+              <w:t>Anthony Martial</w:t>
+            </w:r>
+          </w:p>
+        </w:tc>
+        <w:tc>
+          <w:tcPr>
+            <w:tcW w:w="0" w:type="auto"/>
+            <w:tcBorders>
+              <w:top w:val="nil"/>
+              <w:left w:val="nil"/>
+              <w:bottom w:val="nil"/>
+              <w:right w:val="nil"/>
+            </w:tcBorders>
+            <w:shd w:val="clear" w:color="auto" w:fill="F5F5F5"/>
+            <w:tcMar>
+              <w:top w:w="120" w:type="dxa"/>
+              <w:left w:w="120" w:type="dxa"/>
+              <w:bottom w:w="120" w:type="dxa"/>
+              <w:right w:w="120" w:type="dxa"/>
+            </w:tcMar>
+            <w:vAlign w:val="center"/>
+            <w:hideMark/>
+          </w:tcPr>
+          <w:p>
+            <w:pPr>
+              <w:spacing w:before="240" w:after="0" w:line="240" w:lineRule="auto"/>
+              <w:jc w:val="right"/>
+              <w:rPr>
+                <w:rFonts w:ascii="Helvetica" w:eastAsia="Times New Roman" w:hAnsi="Helvetica" w:cs="Helvetica"/>
+                <w:color w:val="000000"/>
+                <w:sz w:val="18"/>
+                <w:szCs w:val="18"/>
+                <w:lang w:eastAsia="ru-RU"/>
+              </w:rPr>
+            </w:pPr>
+            <w:r>
+              <w:rPr>
+                <w:rFonts w:ascii="Helvetica" w:eastAsia="Times New Roman" w:hAnsi="Helvetica" w:cs="Helvetica"/>
+                <w:color w:val="000000"/>
+                <w:sz w:val="18"/>
+                <w:szCs w:val="18"/>
+                <w:lang w:eastAsia="ru-RU"/>
+              </w:rPr>
+              <w:t>1297.0</w:t>
+            </w:r>
+          </w:p>
+        </w:tc>
+        <w:tc>
+          <w:tcPr>
+            <w:tcW w:w="0" w:type="auto"/>
+            <w:tcBorders>
+              <w:top w:val="nil"/>
+              <w:left w:val="nil"/>
+              <w:bottom w:val="nil"/>
+              <w:right w:val="nil"/>
+            </w:tcBorders>
+            <w:shd w:val="clear" w:color="auto" w:fill="F5F5F5"/>
+            <w:tcMar>
+              <w:top w:w="120" w:type="dxa"/>
+              <w:left w:w="120" w:type="dxa"/>
+              <w:bottom w:w="120" w:type="dxa"/>
+              <w:right w:w="120" w:type="dxa"/>
+            </w:tcMar>
+            <w:vAlign w:val="center"/>
+            <w:hideMark/>
+          </w:tcPr>
+          <w:p>
+            <w:pPr>
+              <w:spacing w:before="240" w:after="0" w:line="240" w:lineRule="auto"/>
+              <w:jc w:val="right"/>
+              <w:rPr>
+                <w:rFonts w:ascii="Helvetica" w:eastAsia="Times New Roman" w:hAnsi="Helvetica" w:cs="Helvetica"/>
+                <w:color w:val="000000"/>
+                <w:sz w:val="18"/>
+                <w:szCs w:val="18"/>
+                <w:lang w:eastAsia="ru-RU"/>
+              </w:rPr>
+            </w:pPr>
+            <w:r>
+              <w:rPr>
+                <w:rFonts w:ascii="Helvetica" w:eastAsia="Times New Roman" w:hAnsi="Helvetica" w:cs="Helvetica"/>
+                <w:color w:val="000000"/>
+                <w:sz w:val="18"/>
+                <w:szCs w:val="18"/>
+                <w:lang w:eastAsia="ru-RU"/>
+              </w:rPr>
+              <w:t>52.180095</w:t>
+            </w:r>
+          </w:p>
+        </w:tc>
+        <w:tc>
+          <w:tcPr>
+            <w:tcW w:w="0" w:type="auto"/>
+            <w:tcBorders>
+              <w:top w:val="nil"/>
+              <w:left w:val="nil"/>
+              <w:bottom w:val="nil"/>
+              <w:right w:val="nil"/>
+            </w:tcBorders>
+            <w:shd w:val="clear" w:color="auto" w:fill="F5F5F5"/>
+            <w:tcMar>
+              <w:top w:w="120" w:type="dxa"/>
+              <w:left w:w="120" w:type="dxa"/>
+              <w:bottom w:w="120" w:type="dxa"/>
+              <w:right w:w="120" w:type="dxa"/>
+            </w:tcMar>
+            <w:vAlign w:val="center"/>
+            <w:hideMark/>
+          </w:tcPr>
+          <w:p>
+            <w:pPr>
+              <w:spacing w:before="240" w:after="0" w:line="240" w:lineRule="auto"/>
+              <w:jc w:val="right"/>
+              <w:rPr>
+                <w:rFonts w:ascii="Helvetica" w:eastAsia="Times New Roman" w:hAnsi="Helvetica" w:cs="Helvetica"/>
+                <w:color w:val="000000"/>
+                <w:sz w:val="18"/>
+                <w:szCs w:val="18"/>
+                <w:lang w:eastAsia="ru-RU"/>
+              </w:rPr>
+            </w:pPr>
+            <w:r>
+              <w:rPr>
+                <w:rFonts w:ascii="Helvetica" w:eastAsia="Times New Roman" w:hAnsi="Helvetica" w:cs="Helvetica"/>
+                <w:color w:val="000000"/>
+                <w:sz w:val="18"/>
+                <w:szCs w:val="18"/>
+                <w:lang w:eastAsia="ru-RU"/>
+              </w:rPr>
+              <w:t>37.284768</w:t>
+            </w:r>
+          </w:p>
+        </w:tc>
+        <w:tc>
+          <w:tcPr>
+            <w:tcW w:w="0" w:type="auto"/>
+            <w:tcBorders>
+              <w:top w:val="nil"/>
+              <w:left w:val="nil"/>
+              <w:bottom w:val="nil"/>
+              <w:right w:val="nil"/>
+            </w:tcBorders>
+            <w:shd w:val="clear" w:color="auto" w:fill="F5F5F5"/>
+            <w:tcMar>
+              <w:top w:w="120" w:type="dxa"/>
+              <w:left w:w="120" w:type="dxa"/>
+              <w:bottom w:w="120" w:type="dxa"/>
+              <w:right w:w="120" w:type="dxa"/>
+            </w:tcMar>
+            <w:vAlign w:val="center"/>
+            <w:hideMark/>
+          </w:tcPr>
+          <w:p>
+            <w:pPr>
+              <w:spacing w:before="240" w:after="0" w:line="240" w:lineRule="auto"/>
+              <w:jc w:val="right"/>
+              <w:rPr>
+                <w:rFonts w:ascii="Helvetica" w:eastAsia="Times New Roman" w:hAnsi="Helvetica" w:cs="Helvetica"/>
+                <w:color w:val="000000"/>
+                <w:sz w:val="18"/>
+                <w:szCs w:val="18"/>
+                <w:lang w:eastAsia="ru-RU"/>
+              </w:rPr>
+            </w:pPr>
+            <w:r>
+              <w:rPr>
+                <w:rFonts w:ascii="Helvetica" w:eastAsia="Times New Roman" w:hAnsi="Helvetica" w:cs="Helvetica"/>
+                <w:color w:val="000000"/>
+                <w:sz w:val="18"/>
+                <w:szCs w:val="18"/>
+                <w:lang w:eastAsia="ru-RU"/>
+              </w:rPr>
+              <w:t>14.895327</w:t>
+            </w:r>
+          </w:p>
+        </w:tc>
+        <w:tc>
+          <w:tcPr>
+            <w:tcW w:w="0" w:type="auto"/>
+            <w:tcBorders>
+              <w:top w:val="nil"/>
+              <w:left w:val="nil"/>
+              <w:bottom w:val="nil"/>
+              <w:right w:val="nil"/>
+            </w:tcBorders>
+            <w:shd w:val="clear" w:color="auto" w:fill="F5F5F5"/>
+            <w:tcMar>
+              <w:top w:w="120" w:type="dxa"/>
+              <w:left w:w="120" w:type="dxa"/>
+              <w:bottom w:w="120" w:type="dxa"/>
+              <w:right w:w="120" w:type="dxa"/>
+            </w:tcMar>
+            <w:vAlign w:val="center"/>
+            <w:hideMark/>
+          </w:tcPr>
+          <w:p>
+            <w:pPr>
+              <w:spacing w:before="240" w:after="0" w:line="240" w:lineRule="auto"/>
+              <w:jc w:val="right"/>
+              <w:rPr>
+                <w:rFonts w:ascii="Helvetica" w:eastAsia="Times New Roman" w:hAnsi="Helvetica" w:cs="Helvetica"/>
+                <w:color w:val="000000"/>
+                <w:sz w:val="18"/>
+                <w:szCs w:val="18"/>
+                <w:lang w:eastAsia="ru-RU"/>
+              </w:rPr>
+            </w:pPr>
+            <w:r>
+              <w:rPr>
+                <w:rFonts w:ascii="Helvetica" w:eastAsia="Times New Roman" w:hAnsi="Helvetica" w:cs="Helvetica"/>
+                <w:color w:val="000000"/>
+                <w:sz w:val="18"/>
+                <w:szCs w:val="18"/>
+                <w:lang w:eastAsia="ru-RU"/>
+              </w:rPr>
+              <w:t>734.0</w:t>
+            </w:r>
+          </w:p>
+        </w:tc>
+        <w:tc>
+          <w:tcPr>
+            <w:tcW w:w="0" w:type="auto"/>
+            <w:tcBorders>
+              <w:top w:val="nil"/>
+              <w:left w:val="nil"/>
+              <w:bottom w:val="nil"/>
+              <w:right w:val="nil"/>
+            </w:tcBorders>
+            <w:shd w:val="clear" w:color="auto" w:fill="F5F5F5"/>
+            <w:tcMar>
+              <w:top w:w="120" w:type="dxa"/>
+              <w:left w:w="120" w:type="dxa"/>
+              <w:bottom w:w="120" w:type="dxa"/>
+              <w:right w:w="120" w:type="dxa"/>
+            </w:tcMar>
+            <w:vAlign w:val="center"/>
+            <w:hideMark/>
+          </w:tcPr>
+          <w:p>
+            <w:pPr>
+              <w:spacing w:before="240" w:after="0" w:line="240" w:lineRule="auto"/>
+              <w:jc w:val="right"/>
+              <w:rPr>
+                <w:rFonts w:ascii="Helvetica" w:eastAsia="Times New Roman" w:hAnsi="Helvetica" w:cs="Helvetica"/>
+                <w:color w:val="000000"/>
+                <w:sz w:val="18"/>
+                <w:szCs w:val="18"/>
+                <w:lang w:eastAsia="ru-RU"/>
+              </w:rPr>
+            </w:pPr>
+            <w:r>
+              <w:rPr>
+                <w:rFonts w:ascii="Helvetica" w:eastAsia="Times New Roman" w:hAnsi="Helvetica" w:cs="Helvetica"/>
+                <w:color w:val="000000"/>
+                <w:sz w:val="18"/>
+                <w:szCs w:val="18"/>
+                <w:lang w:eastAsia="ru-RU"/>
+              </w:rPr>
+              <w:t>563.0</w:t>
+            </w:r>
+          </w:p>
+        </w:tc>
+        <w:tc>
+          <w:tcPr>
+            <w:tcW w:w="0" w:type="auto"/>
+            <w:tcBorders>
+              <w:top w:val="nil"/>
+              <w:left w:val="nil"/>
+              <w:bottom w:val="nil"/>
+              <w:right w:val="nil"/>
+            </w:tcBorders>
+            <w:shd w:val="clear" w:color="auto" w:fill="F5F5F5"/>
+            <w:tcMar>
+              <w:top w:w="120" w:type="dxa"/>
+              <w:left w:w="120" w:type="dxa"/>
+              <w:bottom w:w="120" w:type="dxa"/>
+              <w:right w:w="120" w:type="dxa"/>
+            </w:tcMar>
+            <w:vAlign w:val="center"/>
+            <w:hideMark/>
+          </w:tcPr>
+          <w:p>
+            <w:pPr>
+              <w:spacing w:before="240" w:after="0" w:line="240" w:lineRule="auto"/>
+              <w:jc w:val="right"/>
+              <w:rPr>
+                <w:rFonts w:ascii="Helvetica" w:eastAsia="Times New Roman" w:hAnsi="Helvetica" w:cs="Helvetica"/>
+                <w:color w:val="000000"/>
+                <w:sz w:val="18"/>
+                <w:szCs w:val="18"/>
+                <w:lang w:eastAsia="ru-RU"/>
+              </w:rPr>
+            </w:pPr>
+            <w:r>
+              <w:rPr>
+                <w:rFonts w:ascii="Helvetica" w:eastAsia="Times New Roman" w:hAnsi="Helvetica" w:cs="Helvetica"/>
+                <w:color w:val="000000"/>
+                <w:sz w:val="18"/>
+                <w:szCs w:val="18"/>
+                <w:lang w:eastAsia="ru-RU"/>
+              </w:rPr>
+              <w:t>171.0</w:t>
+            </w:r>
+          </w:p>
+        </w:tc>
+      </w:tr>
+      <w:tr>
+        <w:tc>
+          <w:tcPr>
+            <w:tcW w:w="0" w:type="auto"/>
+            <w:tcBorders>
+              <w:top w:val="nil"/>
+              <w:left w:val="nil"/>
+              <w:bottom w:val="nil"/>
+              <w:right w:val="nil"/>
+            </w:tcBorders>
+            <w:shd w:val="clear" w:color="auto" w:fill="FFFFFF"/>
+            <w:tcMar>
+              <w:top w:w="120" w:type="dxa"/>
+              <w:left w:w="120" w:type="dxa"/>
+              <w:bottom w:w="120" w:type="dxa"/>
+              <w:right w:w="120" w:type="dxa"/>
+            </w:tcMar>
+            <w:vAlign w:val="center"/>
+            <w:hideMark/>
+          </w:tcPr>
+          <w:p>
+            <w:pPr>
+              <w:spacing w:before="240" w:after="0" w:line="240" w:lineRule="auto"/>
+              <w:jc w:val="right"/>
+              <w:rPr>
+                <w:rFonts w:ascii="Helvetica" w:eastAsia="Times New Roman" w:hAnsi="Helvetica" w:cs="Helvetica"/>
+                <w:b/>
+                <w:bCs/>
+                <w:color w:val="000000"/>
+                <w:sz w:val="18"/>
+                <w:szCs w:val="18"/>
+                <w:lang w:eastAsia="ru-RU"/>
+              </w:rPr>
+            </w:pPr>
+            <w:r>
+              <w:rPr>
+                <w:rFonts w:ascii="Helvetica" w:eastAsia="Times New Roman" w:hAnsi="Helvetica" w:cs="Helvetica"/>
+                <w:b/>
+                <w:bCs/>
+                <w:color w:val="000000"/>
+                <w:sz w:val="18"/>
+                <w:szCs w:val="18"/>
+                <w:lang w:eastAsia="ru-RU"/>
+              </w:rPr>
+              <w:t>7</w:t>
+            </w:r>
+          </w:p>
+        </w:tc>
+        <w:tc>
+          <w:tcPr>
+            <w:tcW w:w="0" w:type="auto"/>
+            <w:tcBorders>
+              <w:top w:val="nil"/>
+              <w:left w:val="nil"/>
+              <w:bottom w:val="nil"/>
+              <w:right w:val="nil"/>
+            </w:tcBorders>
+            <w:shd w:val="clear" w:color="auto" w:fill="FFFFFF"/>
+            <w:tcMar>
+              <w:top w:w="120" w:type="dxa"/>
+              <w:left w:w="120" w:type="dxa"/>
+              <w:bottom w:w="120" w:type="dxa"/>
+              <w:right w:w="120" w:type="dxa"/>
+            </w:tcMar>
+            <w:vAlign w:val="center"/>
+            <w:hideMark/>
+          </w:tcPr>
+          <w:p>
+            <w:pPr>
+              <w:spacing w:before="240" w:after="0" w:line="240" w:lineRule="auto"/>
+              <w:jc w:val="right"/>
+              <w:rPr>
+                <w:rFonts w:ascii="Helvetica" w:eastAsia="Times New Roman" w:hAnsi="Helvetica" w:cs="Helvetica"/>
+                <w:color w:val="000000"/>
+                <w:sz w:val="18"/>
+                <w:szCs w:val="18"/>
+                <w:lang w:eastAsia="ru-RU"/>
+              </w:rPr>
+            </w:pPr>
+            <w:r>
+              <w:rPr>
+                <w:rFonts w:ascii="Helvetica" w:eastAsia="Times New Roman" w:hAnsi="Helvetica" w:cs="Helvetica"/>
+                <w:color w:val="000000"/>
+                <w:sz w:val="18"/>
+                <w:szCs w:val="18"/>
+                <w:lang w:eastAsia="ru-RU"/>
+              </w:rPr>
+              <w:t>David Silva</w:t>
+            </w:r>
+          </w:p>
+        </w:tc>
+        <w:tc>
+          <w:tcPr>
+            <w:tcW w:w="0" w:type="auto"/>
+            <w:tcBorders>
+              <w:top w:val="nil"/>
+              <w:left w:val="nil"/>
+              <w:bottom w:val="nil"/>
+              <w:right w:val="nil"/>
+            </w:tcBorders>
+            <w:shd w:val="clear" w:color="auto" w:fill="FFFFFF"/>
+            <w:tcMar>
+              <w:top w:w="120" w:type="dxa"/>
+              <w:left w:w="120" w:type="dxa"/>
+              <w:bottom w:w="120" w:type="dxa"/>
+              <w:right w:w="120" w:type="dxa"/>
+            </w:tcMar>
+            <w:vAlign w:val="center"/>
+            <w:hideMark/>
+          </w:tcPr>
+          <w:p>
+            <w:pPr>
+              <w:spacing w:before="240" w:after="0" w:line="240" w:lineRule="auto"/>
+              <w:jc w:val="right"/>
+              <w:rPr>
+                <w:rFonts w:ascii="Helvetica" w:eastAsia="Times New Roman" w:hAnsi="Helvetica" w:cs="Helvetica"/>
+                <w:color w:val="000000"/>
+                <w:sz w:val="18"/>
+                <w:szCs w:val="18"/>
+                <w:lang w:eastAsia="ru-RU"/>
+              </w:rPr>
+            </w:pPr>
+            <w:r>
+              <w:rPr>
+                <w:rFonts w:ascii="Helvetica" w:eastAsia="Times New Roman" w:hAnsi="Helvetica" w:cs="Helvetica"/>
+                <w:color w:val="000000"/>
+                <w:sz w:val="18"/>
+                <w:szCs w:val="18"/>
+                <w:lang w:eastAsia="ru-RU"/>
+              </w:rPr>
+              <w:t>937.0</w:t>
+            </w:r>
+          </w:p>
+        </w:tc>
+        <w:tc>
+          <w:tcPr>
+            <w:tcW w:w="0" w:type="auto"/>
+            <w:tcBorders>
+              <w:top w:val="nil"/>
+              <w:left w:val="nil"/>
+              <w:bottom w:val="nil"/>
+              <w:right w:val="nil"/>
+            </w:tcBorders>
+            <w:shd w:val="clear" w:color="auto" w:fill="FFFFFF"/>
+            <w:tcMar>
+              <w:top w:w="120" w:type="dxa"/>
+              <w:left w:w="120" w:type="dxa"/>
+              <w:bottom w:w="120" w:type="dxa"/>
+              <w:right w:w="120" w:type="dxa"/>
+            </w:tcMar>
+            <w:vAlign w:val="center"/>
+            <w:hideMark/>
+          </w:tcPr>
+          <w:p>
+            <w:pPr>
+              <w:spacing w:before="240" w:after="0" w:line="240" w:lineRule="auto"/>
+              <w:jc w:val="right"/>
+              <w:rPr>
+                <w:rFonts w:ascii="Helvetica" w:eastAsia="Times New Roman" w:hAnsi="Helvetica" w:cs="Helvetica"/>
+                <w:color w:val="000000"/>
+                <w:sz w:val="18"/>
+                <w:szCs w:val="18"/>
+                <w:lang w:eastAsia="ru-RU"/>
+              </w:rPr>
+            </w:pPr>
+            <w:r>
+              <w:rPr>
+                <w:rFonts w:ascii="Helvetica" w:eastAsia="Times New Roman" w:hAnsi="Helvetica" w:cs="Helvetica"/>
+                <w:color w:val="000000"/>
+                <w:sz w:val="18"/>
+                <w:szCs w:val="18"/>
+                <w:lang w:eastAsia="ru-RU"/>
+              </w:rPr>
+              <w:t>52.028725</w:t>
+            </w:r>
+          </w:p>
+        </w:tc>
+        <w:tc>
+          <w:tcPr>
+            <w:tcW w:w="0" w:type="auto"/>
+            <w:tcBorders>
+              <w:top w:val="nil"/>
+              <w:left w:val="nil"/>
+              <w:bottom w:val="nil"/>
+              <w:right w:val="nil"/>
+            </w:tcBorders>
+            <w:shd w:val="clear" w:color="auto" w:fill="FFFFFF"/>
+            <w:tcMar>
+              <w:top w:w="120" w:type="dxa"/>
+              <w:left w:w="120" w:type="dxa"/>
+              <w:bottom w:w="120" w:type="dxa"/>
+              <w:right w:w="120" w:type="dxa"/>
+            </w:tcMar>
+            <w:vAlign w:val="center"/>
+            <w:hideMark/>
+          </w:tcPr>
+          <w:p>
+            <w:pPr>
+              <w:spacing w:before="240" w:after="0" w:line="240" w:lineRule="auto"/>
+              <w:jc w:val="right"/>
+              <w:rPr>
+                <w:rFonts w:ascii="Helvetica" w:eastAsia="Times New Roman" w:hAnsi="Helvetica" w:cs="Helvetica"/>
+                <w:color w:val="000000"/>
+                <w:sz w:val="18"/>
+                <w:szCs w:val="18"/>
+                <w:lang w:eastAsia="ru-RU"/>
+              </w:rPr>
+            </w:pPr>
+            <w:r>
+              <w:rPr>
+                <w:rFonts w:ascii="Helvetica" w:eastAsia="Times New Roman" w:hAnsi="Helvetica" w:cs="Helvetica"/>
+                <w:color w:val="000000"/>
+                <w:sz w:val="18"/>
+                <w:szCs w:val="18"/>
+                <w:lang w:eastAsia="ru-RU"/>
+              </w:rPr>
+              <w:t>37.298444</w:t>
+            </w:r>
+          </w:p>
+        </w:tc>
+        <w:tc>
+          <w:tcPr>
+            <w:tcW w:w="0" w:type="auto"/>
+            <w:tcBorders>
+              <w:top w:val="nil"/>
+              <w:left w:val="nil"/>
+              <w:bottom w:val="nil"/>
+              <w:right w:val="nil"/>
+            </w:tcBorders>
+            <w:shd w:val="clear" w:color="auto" w:fill="FFFFFF"/>
+            <w:tcMar>
+              <w:top w:w="120" w:type="dxa"/>
+              <w:left w:w="120" w:type="dxa"/>
+              <w:bottom w:w="120" w:type="dxa"/>
+              <w:right w:w="120" w:type="dxa"/>
+            </w:tcMar>
+            <w:vAlign w:val="center"/>
+            <w:hideMark/>
+          </w:tcPr>
+          <w:p>
+            <w:pPr>
+              <w:spacing w:before="240" w:after="0" w:line="240" w:lineRule="auto"/>
+              <w:jc w:val="right"/>
+              <w:rPr>
+                <w:rFonts w:ascii="Helvetica" w:eastAsia="Times New Roman" w:hAnsi="Helvetica" w:cs="Helvetica"/>
+                <w:color w:val="000000"/>
+                <w:sz w:val="18"/>
+                <w:szCs w:val="18"/>
+                <w:lang w:eastAsia="ru-RU"/>
+              </w:rPr>
+            </w:pPr>
+            <w:r>
+              <w:rPr>
+                <w:rFonts w:ascii="Helvetica" w:eastAsia="Times New Roman" w:hAnsi="Helvetica" w:cs="Helvetica"/>
+                <w:color w:val="000000"/>
+                <w:sz w:val="18"/>
+                <w:szCs w:val="18"/>
+                <w:lang w:eastAsia="ru-RU"/>
+              </w:rPr>
+              <w:t>14.730281</w:t>
+            </w:r>
+          </w:p>
+        </w:tc>
+        <w:tc>
+          <w:tcPr>
+            <w:tcW w:w="0" w:type="auto"/>
+            <w:tcBorders>
+              <w:top w:val="nil"/>
+              <w:left w:val="nil"/>
+              <w:bottom w:val="nil"/>
+              <w:right w:val="nil"/>
+            </w:tcBorders>
+            <w:shd w:val="clear" w:color="auto" w:fill="FFFFFF"/>
+            <w:tcMar>
+              <w:top w:w="120" w:type="dxa"/>
+              <w:left w:w="120" w:type="dxa"/>
+              <w:bottom w:w="120" w:type="dxa"/>
+              <w:right w:w="120" w:type="dxa"/>
+            </w:tcMar>
+            <w:vAlign w:val="center"/>
+            <w:hideMark/>
+          </w:tcPr>
+          <w:p>
+            <w:pPr>
+              <w:spacing w:before="240" w:after="0" w:line="240" w:lineRule="auto"/>
+              <w:jc w:val="right"/>
+              <w:rPr>
+                <w:rFonts w:ascii="Helvetica" w:eastAsia="Times New Roman" w:hAnsi="Helvetica" w:cs="Helvetica"/>
+                <w:color w:val="000000"/>
+                <w:sz w:val="18"/>
+                <w:szCs w:val="18"/>
+                <w:lang w:eastAsia="ru-RU"/>
+              </w:rPr>
+            </w:pPr>
+            <w:r>
+              <w:rPr>
+                <w:rFonts w:ascii="Helvetica" w:eastAsia="Times New Roman" w:hAnsi="Helvetica" w:cs="Helvetica"/>
+                <w:color w:val="000000"/>
+                <w:sz w:val="18"/>
+                <w:szCs w:val="18"/>
+                <w:lang w:eastAsia="ru-RU"/>
+              </w:rPr>
+              <w:t>644.0</w:t>
+            </w:r>
+          </w:p>
+        </w:tc>
+        <w:tc>
+          <w:tcPr>
+            <w:tcW w:w="0" w:type="auto"/>
+            <w:tcBorders>
+              <w:top w:val="nil"/>
+              <w:left w:val="nil"/>
+              <w:bottom w:val="nil"/>
+              <w:right w:val="nil"/>
+            </w:tcBorders>
+            <w:shd w:val="clear" w:color="auto" w:fill="FFFFFF"/>
+            <w:tcMar>
+              <w:top w:w="120" w:type="dxa"/>
+              <w:left w:w="120" w:type="dxa"/>
+              <w:bottom w:w="120" w:type="dxa"/>
+              <w:right w:w="120" w:type="dxa"/>
+            </w:tcMar>
+            <w:vAlign w:val="center"/>
+            <w:hideMark/>
+          </w:tcPr>
+          <w:p>
+            <w:pPr>
+              <w:spacing w:before="240" w:after="0" w:line="240" w:lineRule="auto"/>
+              <w:jc w:val="right"/>
+              <w:rPr>
+                <w:rFonts w:ascii="Helvetica" w:eastAsia="Times New Roman" w:hAnsi="Helvetica" w:cs="Helvetica"/>
+                <w:color w:val="000000"/>
+                <w:sz w:val="18"/>
+                <w:szCs w:val="18"/>
+                <w:lang w:eastAsia="ru-RU"/>
+              </w:rPr>
+            </w:pPr>
+            <w:r>
+              <w:rPr>
+                <w:rFonts w:ascii="Helvetica" w:eastAsia="Times New Roman" w:hAnsi="Helvetica" w:cs="Helvetica"/>
+                <w:color w:val="000000"/>
+                <w:sz w:val="18"/>
+                <w:szCs w:val="18"/>
+                <w:lang w:eastAsia="ru-RU"/>
+              </w:rPr>
+              <w:t>293.0</w:t>
+            </w:r>
+          </w:p>
+        </w:tc>
+        <w:tc>
+          <w:tcPr>
+            <w:tcW w:w="0" w:type="auto"/>
+            <w:tcBorders>
+              <w:top w:val="nil"/>
+              <w:left w:val="nil"/>
+              <w:bottom w:val="nil"/>
+              <w:right w:val="nil"/>
+            </w:tcBorders>
+            <w:shd w:val="clear" w:color="auto" w:fill="FFFFFF"/>
+            <w:tcMar>
+              <w:top w:w="120" w:type="dxa"/>
+              <w:left w:w="120" w:type="dxa"/>
+              <w:bottom w:w="120" w:type="dxa"/>
+              <w:right w:w="120" w:type="dxa"/>
+            </w:tcMar>
+            <w:vAlign w:val="center"/>
+            <w:hideMark/>
+          </w:tcPr>
+          <w:p>
+            <w:pPr>
+              <w:spacing w:before="240" w:after="0" w:line="240" w:lineRule="auto"/>
+              <w:jc w:val="right"/>
+              <w:rPr>
+                <w:rFonts w:ascii="Helvetica" w:eastAsia="Times New Roman" w:hAnsi="Helvetica" w:cs="Helvetica"/>
+                <w:color w:val="000000"/>
+                <w:sz w:val="18"/>
+                <w:szCs w:val="18"/>
+                <w:lang w:eastAsia="ru-RU"/>
+              </w:rPr>
+            </w:pPr>
+            <w:r>
+              <w:rPr>
+                <w:rFonts w:ascii="Helvetica" w:eastAsia="Times New Roman" w:hAnsi="Helvetica" w:cs="Helvetica"/>
+                <w:color w:val="000000"/>
+                <w:sz w:val="18"/>
+                <w:szCs w:val="18"/>
+                <w:lang w:eastAsia="ru-RU"/>
+              </w:rPr>
+              <w:t>351.0</w:t>
+            </w:r>
+          </w:p>
+        </w:tc>
+      </w:tr>
+      <w:tr>
+        <w:tc>
+          <w:tcPr>
+            <w:tcW w:w="0" w:type="auto"/>
+            <w:tcBorders>
+              <w:top w:val="nil"/>
+              <w:left w:val="nil"/>
+              <w:bottom w:val="nil"/>
+              <w:right w:val="nil"/>
+            </w:tcBorders>
+            <w:shd w:val="clear" w:color="auto" w:fill="F5F5F5"/>
+            <w:tcMar>
+              <w:top w:w="120" w:type="dxa"/>
+              <w:left w:w="120" w:type="dxa"/>
+              <w:bottom w:w="120" w:type="dxa"/>
+              <w:right w:w="120" w:type="dxa"/>
+            </w:tcMar>
+            <w:vAlign w:val="center"/>
+            <w:hideMark/>
+          </w:tcPr>
+          <w:p>
+            <w:pPr>
+              <w:spacing w:before="240" w:after="0" w:line="240" w:lineRule="auto"/>
+              <w:jc w:val="right"/>
+              <w:rPr>
+                <w:rFonts w:ascii="Helvetica" w:eastAsia="Times New Roman" w:hAnsi="Helvetica" w:cs="Helvetica"/>
+                <w:b/>
+                <w:bCs/>
+                <w:color w:val="000000"/>
+                <w:sz w:val="18"/>
+                <w:szCs w:val="18"/>
+                <w:lang w:eastAsia="ru-RU"/>
+              </w:rPr>
+            </w:pPr>
+            <w:r>
+              <w:rPr>
+                <w:rFonts w:ascii="Helvetica" w:eastAsia="Times New Roman" w:hAnsi="Helvetica" w:cs="Helvetica"/>
+                <w:b/>
+                <w:bCs/>
+                <w:color w:val="000000"/>
+                <w:sz w:val="18"/>
+                <w:szCs w:val="18"/>
+                <w:lang w:eastAsia="ru-RU"/>
+              </w:rPr>
+              <w:t>8</w:t>
+            </w:r>
+          </w:p>
+        </w:tc>
+        <w:tc>
+          <w:tcPr>
+            <w:tcW w:w="0" w:type="auto"/>
+            <w:tcBorders>
+              <w:top w:val="nil"/>
+              <w:left w:val="nil"/>
+              <w:bottom w:val="nil"/>
+              <w:right w:val="nil"/>
+            </w:tcBorders>
+            <w:shd w:val="clear" w:color="auto" w:fill="F5F5F5"/>
+            <w:tcMar>
+              <w:top w:w="120" w:type="dxa"/>
+              <w:left w:w="120" w:type="dxa"/>
+              <w:bottom w:w="120" w:type="dxa"/>
+              <w:right w:w="120" w:type="dxa"/>
+            </w:tcMar>
+            <w:vAlign w:val="center"/>
+            <w:hideMark/>
+          </w:tcPr>
+          <w:p>
+            <w:pPr>
+              <w:spacing w:before="240" w:after="0" w:line="240" w:lineRule="auto"/>
+              <w:jc w:val="right"/>
+              <w:rPr>
+                <w:rFonts w:ascii="Helvetica" w:eastAsia="Times New Roman" w:hAnsi="Helvetica" w:cs="Helvetica"/>
+                <w:color w:val="000000"/>
+                <w:sz w:val="18"/>
+                <w:szCs w:val="18"/>
+                <w:lang w:eastAsia="ru-RU"/>
+              </w:rPr>
+            </w:pPr>
+            <w:r>
+              <w:rPr>
+                <w:rFonts w:ascii="Helvetica" w:eastAsia="Times New Roman" w:hAnsi="Helvetica" w:cs="Helvetica"/>
+                <w:color w:val="000000"/>
+                <w:sz w:val="18"/>
+                <w:szCs w:val="18"/>
+                <w:lang w:eastAsia="ru-RU"/>
+              </w:rPr>
+              <w:t>Harry Wilson</w:t>
+            </w:r>
+          </w:p>
+        </w:tc>
+        <w:tc>
+          <w:tcPr>
+            <w:tcW w:w="0" w:type="auto"/>
+            <w:tcBorders>
+              <w:top w:val="nil"/>
+              <w:left w:val="nil"/>
+              <w:bottom w:val="nil"/>
+              <w:right w:val="nil"/>
+            </w:tcBorders>
+            <w:shd w:val="clear" w:color="auto" w:fill="F5F5F5"/>
+            <w:tcMar>
+              <w:top w:w="120" w:type="dxa"/>
+              <w:left w:w="120" w:type="dxa"/>
+              <w:bottom w:w="120" w:type="dxa"/>
+              <w:right w:w="120" w:type="dxa"/>
+            </w:tcMar>
+            <w:vAlign w:val="center"/>
+            <w:hideMark/>
+          </w:tcPr>
+          <w:p>
+            <w:pPr>
+              <w:spacing w:before="240" w:after="0" w:line="240" w:lineRule="auto"/>
+              <w:jc w:val="right"/>
+              <w:rPr>
+                <w:rFonts w:ascii="Helvetica" w:eastAsia="Times New Roman" w:hAnsi="Helvetica" w:cs="Helvetica"/>
+                <w:color w:val="000000"/>
+                <w:sz w:val="18"/>
+                <w:szCs w:val="18"/>
+                <w:lang w:eastAsia="ru-RU"/>
+              </w:rPr>
+            </w:pPr>
+            <w:r>
+              <w:rPr>
+                <w:rFonts w:ascii="Helvetica" w:eastAsia="Times New Roman" w:hAnsi="Helvetica" w:cs="Helvetica"/>
+                <w:color w:val="000000"/>
+                <w:sz w:val="18"/>
+                <w:szCs w:val="18"/>
+                <w:lang w:eastAsia="ru-RU"/>
+              </w:rPr>
+              <w:t>667.0</w:t>
+            </w:r>
+          </w:p>
+        </w:tc>
+        <w:tc>
+          <w:tcPr>
+            <w:tcW w:w="0" w:type="auto"/>
+            <w:tcBorders>
+              <w:top w:val="nil"/>
+              <w:left w:val="nil"/>
+              <w:bottom w:val="nil"/>
+              <w:right w:val="nil"/>
+            </w:tcBorders>
+            <w:shd w:val="clear" w:color="auto" w:fill="F5F5F5"/>
+            <w:tcMar>
+              <w:top w:w="120" w:type="dxa"/>
+              <w:left w:w="120" w:type="dxa"/>
+              <w:bottom w:w="120" w:type="dxa"/>
+              <w:right w:w="120" w:type="dxa"/>
+            </w:tcMar>
+            <w:vAlign w:val="center"/>
+            <w:hideMark/>
+          </w:tcPr>
+          <w:p>
+            <w:pPr>
+              <w:spacing w:before="240" w:after="0" w:line="240" w:lineRule="auto"/>
+              <w:jc w:val="right"/>
+              <w:rPr>
+                <w:rFonts w:ascii="Helvetica" w:eastAsia="Times New Roman" w:hAnsi="Helvetica" w:cs="Helvetica"/>
+                <w:color w:val="000000"/>
+                <w:sz w:val="18"/>
+                <w:szCs w:val="18"/>
+                <w:lang w:eastAsia="ru-RU"/>
+              </w:rPr>
+            </w:pPr>
+            <w:r>
+              <w:rPr>
+                <w:rFonts w:ascii="Helvetica" w:eastAsia="Times New Roman" w:hAnsi="Helvetica" w:cs="Helvetica"/>
+                <w:color w:val="000000"/>
+                <w:sz w:val="18"/>
+                <w:szCs w:val="18"/>
+                <w:lang w:eastAsia="ru-RU"/>
+              </w:rPr>
+              <w:t>43.990025</w:t>
+            </w:r>
+          </w:p>
+        </w:tc>
+        <w:tc>
+          <w:tcPr>
+            <w:tcW w:w="0" w:type="auto"/>
+            <w:tcBorders>
+              <w:top w:val="nil"/>
+              <w:left w:val="nil"/>
+              <w:bottom w:val="nil"/>
+              <w:right w:val="nil"/>
+            </w:tcBorders>
+            <w:shd w:val="clear" w:color="auto" w:fill="F5F5F5"/>
+            <w:tcMar>
+              <w:top w:w="120" w:type="dxa"/>
+              <w:left w:w="120" w:type="dxa"/>
+              <w:bottom w:w="120" w:type="dxa"/>
+              <w:right w:w="120" w:type="dxa"/>
+            </w:tcMar>
+            <w:vAlign w:val="center"/>
+            <w:hideMark/>
+          </w:tcPr>
+          <w:p>
+            <w:pPr>
+              <w:spacing w:before="240" w:after="0" w:line="240" w:lineRule="auto"/>
+              <w:jc w:val="right"/>
+              <w:rPr>
+                <w:rFonts w:ascii="Helvetica" w:eastAsia="Times New Roman" w:hAnsi="Helvetica" w:cs="Helvetica"/>
+                <w:color w:val="000000"/>
+                <w:sz w:val="18"/>
+                <w:szCs w:val="18"/>
+                <w:lang w:eastAsia="ru-RU"/>
+              </w:rPr>
+            </w:pPr>
+            <w:r>
+              <w:rPr>
+                <w:rFonts w:ascii="Helvetica" w:eastAsia="Times New Roman" w:hAnsi="Helvetica" w:cs="Helvetica"/>
+                <w:color w:val="000000"/>
+                <w:sz w:val="18"/>
+                <w:szCs w:val="18"/>
+                <w:lang w:eastAsia="ru-RU"/>
+              </w:rPr>
+              <w:t>29.640719</w:t>
+            </w:r>
+          </w:p>
+        </w:tc>
+        <w:tc>
+          <w:tcPr>
+            <w:tcW w:w="0" w:type="auto"/>
+            <w:tcBorders>
+              <w:top w:val="nil"/>
+              <w:left w:val="nil"/>
+              <w:bottom w:val="nil"/>
+              <w:right w:val="nil"/>
+            </w:tcBorders>
+            <w:shd w:val="clear" w:color="auto" w:fill="F5F5F5"/>
+            <w:tcMar>
+              <w:top w:w="120" w:type="dxa"/>
+              <w:left w:w="120" w:type="dxa"/>
+              <w:bottom w:w="120" w:type="dxa"/>
+              <w:right w:w="120" w:type="dxa"/>
+            </w:tcMar>
+            <w:vAlign w:val="center"/>
+            <w:hideMark/>
+          </w:tcPr>
+          <w:p>
+            <w:pPr>
+              <w:spacing w:before="240" w:after="0" w:line="240" w:lineRule="auto"/>
+              <w:jc w:val="right"/>
+              <w:rPr>
+                <w:rFonts w:ascii="Helvetica" w:eastAsia="Times New Roman" w:hAnsi="Helvetica" w:cs="Helvetica"/>
+                <w:color w:val="000000"/>
+                <w:sz w:val="18"/>
+                <w:szCs w:val="18"/>
+                <w:lang w:eastAsia="ru-RU"/>
+              </w:rPr>
+            </w:pPr>
+            <w:r>
+              <w:rPr>
+                <w:rFonts w:ascii="Helvetica" w:eastAsia="Times New Roman" w:hAnsi="Helvetica" w:cs="Helvetica"/>
+                <w:color w:val="000000"/>
+                <w:sz w:val="18"/>
+                <w:szCs w:val="18"/>
+                <w:lang w:eastAsia="ru-RU"/>
+              </w:rPr>
+              <w:t>14.349306</w:t>
+            </w:r>
+          </w:p>
+        </w:tc>
+        <w:tc>
+          <w:tcPr>
+            <w:tcW w:w="0" w:type="auto"/>
+            <w:tcBorders>
+              <w:top w:val="nil"/>
+              <w:left w:val="nil"/>
+              <w:bottom w:val="nil"/>
+              <w:right w:val="nil"/>
+            </w:tcBorders>
+            <w:shd w:val="clear" w:color="auto" w:fill="F5F5F5"/>
+            <w:tcMar>
+              <w:top w:w="120" w:type="dxa"/>
+              <w:left w:w="120" w:type="dxa"/>
+              <w:bottom w:w="120" w:type="dxa"/>
+              <w:right w:w="120" w:type="dxa"/>
+            </w:tcMar>
+            <w:vAlign w:val="center"/>
+            <w:hideMark/>
+          </w:tcPr>
+          <w:p>
+            <w:pPr>
+              <w:spacing w:before="240" w:after="0" w:line="240" w:lineRule="auto"/>
+              <w:jc w:val="right"/>
+              <w:rPr>
+                <w:rFonts w:ascii="Helvetica" w:eastAsia="Times New Roman" w:hAnsi="Helvetica" w:cs="Helvetica"/>
+                <w:color w:val="000000"/>
+                <w:sz w:val="18"/>
+                <w:szCs w:val="18"/>
+                <w:lang w:eastAsia="ru-RU"/>
+              </w:rPr>
+            </w:pPr>
+            <w:r>
+              <w:rPr>
+                <w:rFonts w:ascii="Helvetica" w:eastAsia="Times New Roman" w:hAnsi="Helvetica" w:cs="Helvetica"/>
+                <w:color w:val="000000"/>
+                <w:sz w:val="18"/>
+                <w:szCs w:val="18"/>
+                <w:lang w:eastAsia="ru-RU"/>
+              </w:rPr>
+              <w:t>392.0</w:t>
+            </w:r>
+          </w:p>
+        </w:tc>
+        <w:tc>
+          <w:tcPr>
+            <w:tcW w:w="0" w:type="auto"/>
+            <w:tcBorders>
+              <w:top w:val="nil"/>
+              <w:left w:val="nil"/>
+              <w:bottom w:val="nil"/>
+              <w:right w:val="nil"/>
+            </w:tcBorders>
+            <w:shd w:val="clear" w:color="auto" w:fill="F5F5F5"/>
+            <w:tcMar>
+              <w:top w:w="120" w:type="dxa"/>
+              <w:left w:w="120" w:type="dxa"/>
+              <w:bottom w:w="120" w:type="dxa"/>
+              <w:right w:w="120" w:type="dxa"/>
+            </w:tcMar>
+            <w:vAlign w:val="center"/>
+            <w:hideMark/>
+          </w:tcPr>
+          <w:p>
+            <w:pPr>
+              <w:spacing w:before="240" w:after="0" w:line="240" w:lineRule="auto"/>
+              <w:jc w:val="right"/>
+              <w:rPr>
+                <w:rFonts w:ascii="Helvetica" w:eastAsia="Times New Roman" w:hAnsi="Helvetica" w:cs="Helvetica"/>
+                <w:color w:val="000000"/>
+                <w:sz w:val="18"/>
+                <w:szCs w:val="18"/>
+                <w:lang w:eastAsia="ru-RU"/>
+              </w:rPr>
+            </w:pPr>
+            <w:r>
+              <w:rPr>
+                <w:rFonts w:ascii="Helvetica" w:eastAsia="Times New Roman" w:hAnsi="Helvetica" w:cs="Helvetica"/>
+                <w:color w:val="000000"/>
+                <w:sz w:val="18"/>
+                <w:szCs w:val="18"/>
+                <w:lang w:eastAsia="ru-RU"/>
+              </w:rPr>
+              <w:t>275.0</w:t>
+            </w:r>
+          </w:p>
+        </w:tc>
+        <w:tc>
+          <w:tcPr>
+            <w:tcW w:w="0" w:type="auto"/>
+            <w:tcBorders>
+              <w:top w:val="nil"/>
+              <w:left w:val="nil"/>
+              <w:bottom w:val="nil"/>
+              <w:right w:val="nil"/>
+            </w:tcBorders>
+            <w:shd w:val="clear" w:color="auto" w:fill="F5F5F5"/>
+            <w:tcMar>
+              <w:top w:w="120" w:type="dxa"/>
+              <w:left w:w="120" w:type="dxa"/>
+              <w:bottom w:w="120" w:type="dxa"/>
+              <w:right w:w="120" w:type="dxa"/>
+            </w:tcMar>
+            <w:vAlign w:val="center"/>
+            <w:hideMark/>
+          </w:tcPr>
+          <w:p>
+            <w:pPr>
+              <w:spacing w:before="240" w:after="0" w:line="240" w:lineRule="auto"/>
+              <w:jc w:val="right"/>
+              <w:rPr>
+                <w:rFonts w:ascii="Helvetica" w:eastAsia="Times New Roman" w:hAnsi="Helvetica" w:cs="Helvetica"/>
+                <w:color w:val="000000"/>
+                <w:sz w:val="18"/>
+                <w:szCs w:val="18"/>
+                <w:lang w:eastAsia="ru-RU"/>
+              </w:rPr>
+            </w:pPr>
+            <w:r>
+              <w:rPr>
+                <w:rFonts w:ascii="Helvetica" w:eastAsia="Times New Roman" w:hAnsi="Helvetica" w:cs="Helvetica"/>
+                <w:color w:val="000000"/>
+                <w:sz w:val="18"/>
+                <w:szCs w:val="18"/>
+                <w:lang w:eastAsia="ru-RU"/>
+              </w:rPr>
+              <w:t>117.0</w:t>
+            </w:r>
+          </w:p>
+        </w:tc>
+      </w:tr>
+      <w:tr>
+        <w:tc>
+          <w:tcPr>
+            <w:tcW w:w="0" w:type="auto"/>
+            <w:tcBorders>
+              <w:top w:val="nil"/>
+              <w:left w:val="nil"/>
+              <w:bottom w:val="nil"/>
+              <w:right w:val="nil"/>
+            </w:tcBorders>
+            <w:shd w:val="clear" w:color="auto" w:fill="FFFFFF"/>
+            <w:tcMar>
+              <w:top w:w="120" w:type="dxa"/>
+              <w:left w:w="120" w:type="dxa"/>
+              <w:bottom w:w="120" w:type="dxa"/>
+              <w:right w:w="120" w:type="dxa"/>
+            </w:tcMar>
+            <w:vAlign w:val="center"/>
+            <w:hideMark/>
+          </w:tcPr>
+          <w:p>
+            <w:pPr>
+              <w:spacing w:before="240" w:after="0" w:line="240" w:lineRule="auto"/>
+              <w:jc w:val="right"/>
+              <w:rPr>
+                <w:rFonts w:ascii="Helvetica" w:eastAsia="Times New Roman" w:hAnsi="Helvetica" w:cs="Helvetica"/>
+                <w:b/>
+                <w:bCs/>
+                <w:color w:val="000000"/>
+                <w:sz w:val="18"/>
+                <w:szCs w:val="18"/>
+                <w:lang w:eastAsia="ru-RU"/>
+              </w:rPr>
+            </w:pPr>
+            <w:r>
+              <w:rPr>
+                <w:rFonts w:ascii="Helvetica" w:eastAsia="Times New Roman" w:hAnsi="Helvetica" w:cs="Helvetica"/>
+                <w:b/>
+                <w:bCs/>
+                <w:color w:val="000000"/>
+                <w:sz w:val="18"/>
+                <w:szCs w:val="18"/>
+                <w:lang w:eastAsia="ru-RU"/>
+              </w:rPr>
+              <w:t>9</w:t>
+            </w:r>
+          </w:p>
+        </w:tc>
+        <w:tc>
+          <w:tcPr>
+            <w:tcW w:w="0" w:type="auto"/>
+            <w:tcBorders>
+              <w:top w:val="nil"/>
+              <w:left w:val="nil"/>
+              <w:bottom w:val="nil"/>
+              <w:right w:val="nil"/>
+            </w:tcBorders>
+            <w:shd w:val="clear" w:color="auto" w:fill="FFFFFF"/>
+            <w:tcMar>
+              <w:top w:w="120" w:type="dxa"/>
+              <w:left w:w="120" w:type="dxa"/>
+              <w:bottom w:w="120" w:type="dxa"/>
+              <w:right w:w="120" w:type="dxa"/>
+            </w:tcMar>
+            <w:vAlign w:val="center"/>
+            <w:hideMark/>
+          </w:tcPr>
+          <w:p>
+            <w:pPr>
+              <w:spacing w:before="240" w:after="0" w:line="240" w:lineRule="auto"/>
+              <w:jc w:val="right"/>
+              <w:rPr>
+                <w:rFonts w:ascii="Helvetica" w:eastAsia="Times New Roman" w:hAnsi="Helvetica" w:cs="Helvetica"/>
+                <w:color w:val="000000"/>
+                <w:sz w:val="18"/>
+                <w:szCs w:val="18"/>
+                <w:lang w:eastAsia="ru-RU"/>
+              </w:rPr>
+            </w:pPr>
+            <w:r>
+              <w:rPr>
+                <w:rFonts w:ascii="Helvetica" w:eastAsia="Times New Roman" w:hAnsi="Helvetica" w:cs="Helvetica"/>
+                <w:color w:val="000000"/>
+                <w:sz w:val="18"/>
+                <w:szCs w:val="18"/>
+                <w:lang w:eastAsia="ru-RU"/>
+              </w:rPr>
+              <w:t>Todd Cantwell</w:t>
+            </w:r>
+          </w:p>
+        </w:tc>
+        <w:tc>
+          <w:tcPr>
+            <w:tcW w:w="0" w:type="auto"/>
+            <w:tcBorders>
+              <w:top w:val="nil"/>
+              <w:left w:val="nil"/>
+              <w:bottom w:val="nil"/>
+              <w:right w:val="nil"/>
+            </w:tcBorders>
+            <w:shd w:val="clear" w:color="auto" w:fill="FFFFFF"/>
+            <w:tcMar>
+              <w:top w:w="120" w:type="dxa"/>
+              <w:left w:w="120" w:type="dxa"/>
+              <w:bottom w:w="120" w:type="dxa"/>
+              <w:right w:w="120" w:type="dxa"/>
+            </w:tcMar>
+            <w:vAlign w:val="center"/>
+            <w:hideMark/>
+          </w:tcPr>
+          <w:p>
+            <w:pPr>
+              <w:spacing w:before="240" w:after="0" w:line="240" w:lineRule="auto"/>
+              <w:jc w:val="right"/>
+              <w:rPr>
+                <w:rFonts w:ascii="Helvetica" w:eastAsia="Times New Roman" w:hAnsi="Helvetica" w:cs="Helvetica"/>
+                <w:color w:val="000000"/>
+                <w:sz w:val="18"/>
+                <w:szCs w:val="18"/>
+                <w:lang w:eastAsia="ru-RU"/>
+              </w:rPr>
+            </w:pPr>
+            <w:r>
+              <w:rPr>
+                <w:rFonts w:ascii="Helvetica" w:eastAsia="Times New Roman" w:hAnsi="Helvetica" w:cs="Helvetica"/>
+                <w:color w:val="000000"/>
+                <w:sz w:val="18"/>
+                <w:szCs w:val="18"/>
+                <w:lang w:eastAsia="ru-RU"/>
+              </w:rPr>
+              <w:t>656.0</w:t>
+            </w:r>
+          </w:p>
+        </w:tc>
+        <w:tc>
+          <w:tcPr>
+            <w:tcW w:w="0" w:type="auto"/>
+            <w:tcBorders>
+              <w:top w:val="nil"/>
+              <w:left w:val="nil"/>
+              <w:bottom w:val="nil"/>
+              <w:right w:val="nil"/>
+            </w:tcBorders>
+            <w:shd w:val="clear" w:color="auto" w:fill="FFFFFF"/>
+            <w:tcMar>
+              <w:top w:w="120" w:type="dxa"/>
+              <w:left w:w="120" w:type="dxa"/>
+              <w:bottom w:w="120" w:type="dxa"/>
+              <w:right w:w="120" w:type="dxa"/>
+            </w:tcMar>
+            <w:vAlign w:val="center"/>
+            <w:hideMark/>
+          </w:tcPr>
+          <w:p>
+            <w:pPr>
+              <w:spacing w:before="240" w:after="0" w:line="240" w:lineRule="auto"/>
+              <w:jc w:val="right"/>
+              <w:rPr>
+                <w:rFonts w:ascii="Helvetica" w:eastAsia="Times New Roman" w:hAnsi="Helvetica" w:cs="Helvetica"/>
+                <w:color w:val="000000"/>
+                <w:sz w:val="18"/>
+                <w:szCs w:val="18"/>
+                <w:lang w:eastAsia="ru-RU"/>
+              </w:rPr>
+            </w:pPr>
+            <w:r>
+              <w:rPr>
+                <w:rFonts w:ascii="Helvetica" w:eastAsia="Times New Roman" w:hAnsi="Helvetica" w:cs="Helvetica"/>
+                <w:color w:val="000000"/>
+                <w:sz w:val="18"/>
+                <w:szCs w:val="18"/>
+                <w:lang w:eastAsia="ru-RU"/>
+              </w:rPr>
+              <w:t>31.447721</w:t>
+            </w:r>
+          </w:p>
+        </w:tc>
+        <w:tc>
+          <w:tcPr>
+            <w:tcW w:w="0" w:type="auto"/>
+            <w:tcBorders>
+              <w:top w:val="nil"/>
+              <w:left w:val="nil"/>
+              <w:bottom w:val="nil"/>
+              <w:right w:val="nil"/>
+            </w:tcBorders>
+            <w:shd w:val="clear" w:color="auto" w:fill="FFFFFF"/>
+            <w:tcMar>
+              <w:top w:w="120" w:type="dxa"/>
+              <w:left w:w="120" w:type="dxa"/>
+              <w:bottom w:w="120" w:type="dxa"/>
+              <w:right w:w="120" w:type="dxa"/>
+            </w:tcMar>
+            <w:vAlign w:val="center"/>
+            <w:hideMark/>
+          </w:tcPr>
+          <w:p>
+            <w:pPr>
+              <w:spacing w:before="240" w:after="0" w:line="240" w:lineRule="auto"/>
+              <w:jc w:val="right"/>
+              <w:rPr>
+                <w:rFonts w:ascii="Helvetica" w:eastAsia="Times New Roman" w:hAnsi="Helvetica" w:cs="Helvetica"/>
+                <w:color w:val="000000"/>
+                <w:sz w:val="18"/>
+                <w:szCs w:val="18"/>
+                <w:lang w:eastAsia="ru-RU"/>
+              </w:rPr>
+            </w:pPr>
+            <w:r>
+              <w:rPr>
+                <w:rFonts w:ascii="Helvetica" w:eastAsia="Times New Roman" w:hAnsi="Helvetica" w:cs="Helvetica"/>
+                <w:color w:val="000000"/>
+                <w:sz w:val="18"/>
+                <w:szCs w:val="18"/>
+                <w:lang w:eastAsia="ru-RU"/>
+              </w:rPr>
+              <w:t>17.472527</w:t>
+            </w:r>
+          </w:p>
+        </w:tc>
+        <w:tc>
+          <w:tcPr>
+            <w:tcW w:w="0" w:type="auto"/>
+            <w:tcBorders>
+              <w:top w:val="nil"/>
+              <w:left w:val="nil"/>
+              <w:bottom w:val="nil"/>
+              <w:right w:val="nil"/>
+            </w:tcBorders>
+            <w:shd w:val="clear" w:color="auto" w:fill="FFFFFF"/>
+            <w:tcMar>
+              <w:top w:w="120" w:type="dxa"/>
+              <w:left w:w="120" w:type="dxa"/>
+              <w:bottom w:w="120" w:type="dxa"/>
+              <w:right w:w="120" w:type="dxa"/>
+            </w:tcMar>
+            <w:vAlign w:val="center"/>
+            <w:hideMark/>
+          </w:tcPr>
+          <w:p>
+            <w:pPr>
+              <w:spacing w:before="240" w:after="0" w:line="240" w:lineRule="auto"/>
+              <w:jc w:val="right"/>
+              <w:rPr>
+                <w:rFonts w:ascii="Helvetica" w:eastAsia="Times New Roman" w:hAnsi="Helvetica" w:cs="Helvetica"/>
+                <w:color w:val="000000"/>
+                <w:sz w:val="18"/>
+                <w:szCs w:val="18"/>
+                <w:lang w:eastAsia="ru-RU"/>
+              </w:rPr>
+            </w:pPr>
+            <w:r>
+              <w:rPr>
+                <w:rFonts w:ascii="Helvetica" w:eastAsia="Times New Roman" w:hAnsi="Helvetica" w:cs="Helvetica"/>
+                <w:color w:val="000000"/>
+                <w:sz w:val="18"/>
+                <w:szCs w:val="18"/>
+                <w:lang w:eastAsia="ru-RU"/>
+              </w:rPr>
+              <w:t>13.975194</w:t>
+            </w:r>
+          </w:p>
+        </w:tc>
+        <w:tc>
+          <w:tcPr>
+            <w:tcW w:w="0" w:type="auto"/>
+            <w:tcBorders>
+              <w:top w:val="nil"/>
+              <w:left w:val="nil"/>
+              <w:bottom w:val="nil"/>
+              <w:right w:val="nil"/>
+            </w:tcBorders>
+            <w:shd w:val="clear" w:color="auto" w:fill="FFFFFF"/>
+            <w:tcMar>
+              <w:top w:w="120" w:type="dxa"/>
+              <w:left w:w="120" w:type="dxa"/>
+              <w:bottom w:w="120" w:type="dxa"/>
+              <w:right w:w="120" w:type="dxa"/>
+            </w:tcMar>
+            <w:vAlign w:val="center"/>
+            <w:hideMark/>
+          </w:tcPr>
+          <w:p>
+            <w:pPr>
+              <w:spacing w:before="240" w:after="0" w:line="240" w:lineRule="auto"/>
+              <w:jc w:val="right"/>
+              <w:rPr>
+                <w:rFonts w:ascii="Helvetica" w:eastAsia="Times New Roman" w:hAnsi="Helvetica" w:cs="Helvetica"/>
+                <w:color w:val="000000"/>
+                <w:sz w:val="18"/>
+                <w:szCs w:val="18"/>
+                <w:lang w:eastAsia="ru-RU"/>
+              </w:rPr>
+            </w:pPr>
+            <w:r>
+              <w:rPr>
+                <w:rFonts w:ascii="Helvetica" w:eastAsia="Times New Roman" w:hAnsi="Helvetica" w:cs="Helvetica"/>
+                <w:color w:val="000000"/>
+                <w:sz w:val="18"/>
+                <w:szCs w:val="18"/>
+                <w:lang w:eastAsia="ru-RU"/>
+              </w:rPr>
+              <w:t>391.0</w:t>
+            </w:r>
+          </w:p>
+        </w:tc>
+        <w:tc>
+          <w:tcPr>
+            <w:tcW w:w="0" w:type="auto"/>
+            <w:tcBorders>
+              <w:top w:val="nil"/>
+              <w:left w:val="nil"/>
+              <w:bottom w:val="nil"/>
+              <w:right w:val="nil"/>
+            </w:tcBorders>
+            <w:shd w:val="clear" w:color="auto" w:fill="FFFFFF"/>
+            <w:tcMar>
+              <w:top w:w="120" w:type="dxa"/>
+              <w:left w:w="120" w:type="dxa"/>
+              <w:bottom w:w="120" w:type="dxa"/>
+              <w:right w:w="120" w:type="dxa"/>
+            </w:tcMar>
+            <w:vAlign w:val="center"/>
+            <w:hideMark/>
+          </w:tcPr>
+          <w:p>
+            <w:pPr>
+              <w:spacing w:before="240" w:after="0" w:line="240" w:lineRule="auto"/>
+              <w:jc w:val="right"/>
+              <w:rPr>
+                <w:rFonts w:ascii="Helvetica" w:eastAsia="Times New Roman" w:hAnsi="Helvetica" w:cs="Helvetica"/>
+                <w:color w:val="000000"/>
+                <w:sz w:val="18"/>
+                <w:szCs w:val="18"/>
+                <w:lang w:eastAsia="ru-RU"/>
+              </w:rPr>
+            </w:pPr>
+            <w:r>
+              <w:rPr>
+                <w:rFonts w:ascii="Helvetica" w:eastAsia="Times New Roman" w:hAnsi="Helvetica" w:cs="Helvetica"/>
+                <w:color w:val="000000"/>
+                <w:sz w:val="18"/>
+                <w:szCs w:val="18"/>
+                <w:lang w:eastAsia="ru-RU"/>
+              </w:rPr>
+              <w:t>265.0</w:t>
+            </w:r>
+          </w:p>
+        </w:tc>
+        <w:tc>
+          <w:tcPr>
+            <w:tcW w:w="0" w:type="auto"/>
+            <w:tcBorders>
+              <w:top w:val="nil"/>
+              <w:left w:val="nil"/>
+              <w:bottom w:val="nil"/>
+              <w:right w:val="nil"/>
+            </w:tcBorders>
+            <w:shd w:val="clear" w:color="auto" w:fill="FFFFFF"/>
+            <w:tcMar>
+              <w:top w:w="120" w:type="dxa"/>
+              <w:left w:w="120" w:type="dxa"/>
+              <w:bottom w:w="120" w:type="dxa"/>
+              <w:right w:w="120" w:type="dxa"/>
+            </w:tcMar>
+            <w:vAlign w:val="center"/>
+            <w:hideMark/>
+          </w:tcPr>
+          <w:p>
+            <w:pPr>
+              <w:spacing w:before="240" w:after="0" w:line="240" w:lineRule="auto"/>
+              <w:jc w:val="right"/>
+              <w:rPr>
+                <w:rFonts w:ascii="Helvetica" w:eastAsia="Times New Roman" w:hAnsi="Helvetica" w:cs="Helvetica"/>
+                <w:color w:val="000000"/>
+                <w:sz w:val="18"/>
+                <w:szCs w:val="18"/>
+                <w:lang w:eastAsia="ru-RU"/>
+              </w:rPr>
+            </w:pPr>
+            <w:r>
+              <w:rPr>
+                <w:rFonts w:ascii="Helvetica" w:eastAsia="Times New Roman" w:hAnsi="Helvetica" w:cs="Helvetica"/>
+                <w:color w:val="000000"/>
+                <w:sz w:val="18"/>
+                <w:szCs w:val="18"/>
+                <w:lang w:eastAsia="ru-RU"/>
+              </w:rPr>
+              <w:t>126.0</w:t>
+            </w:r>
+          </w:p>
+        </w:tc>
+      </w:tr>
+    </w:tbl>
+    <w:p>
+      <w:pPr>
+        <w:rPr>
+          <w:lang w:val="en-US"/>
+        </w:rPr>
+      </w:pPr>
+    </w:p>
+    <w:p>
+      <w:pPr>
+        <w:rPr>
+          <w:lang w:val="en-US"/>
+        </w:rPr>
+      </w:pPr>
+    </w:p>
+    <w:tbl>
+      <w:tblPr>
+        <w:tblW w:w="0" w:type="auto"/>
+        <w:shd w:val="clear" w:color="auto" w:fill="FFFFFF"/>
+        <w:tblCellMar>
+          <w:top w:w="15" w:type="dxa"/>
+          <w:left w:w="15" w:type="dxa"/>
+          <w:bottom w:w="15" w:type="dxa"/>
+          <w:right w:w="15" w:type="dxa"/>
+        </w:tblCellMar>
+        <w:tblLook w:val="04A0" w:firstRow="1" w:lastRow="0" w:firstColumn="1" w:lastColumn="0" w:noHBand="0" w:noVBand="1"/>
+      </w:tblPr>
+      <w:tblGrid>
+        <w:gridCol w:w="342"/>
+        <w:gridCol w:w="1720"/>
+        <w:gridCol w:w="791"/>
+        <w:gridCol w:w="1091"/>
+        <w:gridCol w:w="1091"/>
+        <w:gridCol w:w="1113"/>
+        <w:gridCol w:w="1046"/>
+        <w:gridCol w:w="1046"/>
+        <w:gridCol w:w="1115"/>
+      </w:tblGrid>
+      <w:tr>
+        <w:trPr>
+          <w:tblHeader/>
+        </w:trPr>
+        <w:tc>
+          <w:tcPr>
+            <w:tcW w:w="0" w:type="auto"/>
+            <w:tcBorders>
+              <w:top w:val="nil"/>
+              <w:left w:val="nil"/>
+              <w:bottom w:val="nil"/>
+              <w:right w:val="nil"/>
+            </w:tcBorders>
+            <w:shd w:val="clear" w:color="auto" w:fill="FFFFFF"/>
+            <w:tcMar>
+              <w:top w:w="120" w:type="dxa"/>
+              <w:left w:w="120" w:type="dxa"/>
+              <w:bottom w:w="120" w:type="dxa"/>
+              <w:right w:w="120" w:type="dxa"/>
+            </w:tcMar>
+            <w:vAlign w:val="center"/>
+            <w:hideMark/>
+          </w:tcPr>
+          <w:p>
+            <w:pPr>
+              <w:spacing w:after="0" w:line="240" w:lineRule="auto"/>
+              <w:rPr>
+                <w:rFonts w:ascii="Times New Roman" w:eastAsia="Times New Roman" w:hAnsi="Times New Roman" w:cs="Times New Roman"/>
+                <w:sz w:val="24"/>
+                <w:szCs w:val="24"/>
+                <w:lang w:val="en-US" w:eastAsia="ru-RU"/>
+              </w:rPr>
+            </w:pPr>
+          </w:p>
+        </w:tc>
+        <w:tc>
+          <w:tcPr>
+            <w:tcW w:w="0" w:type="auto"/>
+            <w:tcBorders>
+              <w:top w:val="nil"/>
+              <w:left w:val="nil"/>
+              <w:bottom w:val="nil"/>
+              <w:right w:val="nil"/>
+            </w:tcBorders>
+            <w:shd w:val="clear" w:color="auto" w:fill="FFFFFF"/>
+            <w:tcMar>
+              <w:top w:w="120" w:type="dxa"/>
+              <w:left w:w="120" w:type="dxa"/>
+              <w:bottom w:w="120" w:type="dxa"/>
+              <w:right w:w="120" w:type="dxa"/>
+            </w:tcMar>
+            <w:vAlign w:val="center"/>
+            <w:hideMark/>
+          </w:tcPr>
+          <w:p>
+            <w:pPr>
+              <w:spacing w:before="240" w:after="0" w:line="240" w:lineRule="auto"/>
+              <w:jc w:val="right"/>
+              <w:rPr>
+                <w:rFonts w:ascii="Helvetica" w:eastAsia="Times New Roman" w:hAnsi="Helvetica" w:cs="Helvetica"/>
+                <w:b/>
+                <w:bCs/>
+                <w:color w:val="000000"/>
+                <w:sz w:val="18"/>
+                <w:szCs w:val="18"/>
+                <w:lang w:eastAsia="ru-RU"/>
+              </w:rPr>
+            </w:pPr>
+            <w:r>
+              <w:rPr>
+                <w:rFonts w:ascii="Helvetica" w:eastAsia="Times New Roman" w:hAnsi="Helvetica" w:cs="Helvetica"/>
+                <w:b/>
+                <w:bCs/>
+                <w:color w:val="000000"/>
+                <w:sz w:val="18"/>
+                <w:szCs w:val="18"/>
+                <w:lang w:eastAsia="ru-RU"/>
+              </w:rPr>
+              <w:t>Name</w:t>
+            </w:r>
+          </w:p>
+        </w:tc>
+        <w:tc>
+          <w:tcPr>
+            <w:tcW w:w="0" w:type="auto"/>
+            <w:tcBorders>
+              <w:top w:val="nil"/>
+              <w:left w:val="nil"/>
+              <w:bottom w:val="nil"/>
+              <w:right w:val="nil"/>
+            </w:tcBorders>
+            <w:shd w:val="clear" w:color="auto" w:fill="FFFFFF"/>
+            <w:tcMar>
+              <w:top w:w="120" w:type="dxa"/>
+              <w:left w:w="120" w:type="dxa"/>
+              <w:bottom w:w="120" w:type="dxa"/>
+              <w:right w:w="120" w:type="dxa"/>
+            </w:tcMar>
+            <w:vAlign w:val="center"/>
+            <w:hideMark/>
+          </w:tcPr>
+          <w:p>
+            <w:pPr>
+              <w:spacing w:before="240" w:after="0" w:line="240" w:lineRule="auto"/>
+              <w:jc w:val="right"/>
+              <w:rPr>
+                <w:rFonts w:ascii="Helvetica" w:eastAsia="Times New Roman" w:hAnsi="Helvetica" w:cs="Helvetica"/>
+                <w:b/>
+                <w:bCs/>
+                <w:color w:val="000000"/>
+                <w:sz w:val="18"/>
+                <w:szCs w:val="18"/>
+                <w:lang w:eastAsia="ru-RU"/>
+              </w:rPr>
+            </w:pPr>
+            <w:r>
+              <w:rPr>
+                <w:rFonts w:ascii="Helvetica" w:eastAsia="Times New Roman" w:hAnsi="Helvetica" w:cs="Helvetica"/>
+                <w:b/>
+                <w:bCs/>
+                <w:color w:val="000000"/>
+                <w:sz w:val="18"/>
+                <w:szCs w:val="18"/>
+                <w:lang w:eastAsia="ru-RU"/>
+              </w:rPr>
+              <w:t>xG</w:t>
+            </w:r>
+          </w:p>
+        </w:tc>
+        <w:tc>
+          <w:tcPr>
+            <w:tcW w:w="0" w:type="auto"/>
+            <w:tcBorders>
+              <w:top w:val="nil"/>
+              <w:left w:val="nil"/>
+              <w:bottom w:val="nil"/>
+              <w:right w:val="nil"/>
+            </w:tcBorders>
+            <w:shd w:val="clear" w:color="auto" w:fill="FFFFFF"/>
+            <w:tcMar>
+              <w:top w:w="120" w:type="dxa"/>
+              <w:left w:w="120" w:type="dxa"/>
+              <w:bottom w:w="120" w:type="dxa"/>
+              <w:right w:w="120" w:type="dxa"/>
+            </w:tcMar>
+            <w:vAlign w:val="center"/>
+            <w:hideMark/>
+          </w:tcPr>
+          <w:p>
+            <w:pPr>
+              <w:spacing w:before="240" w:after="0" w:line="240" w:lineRule="auto"/>
+              <w:jc w:val="right"/>
+              <w:rPr>
+                <w:rFonts w:ascii="Helvetica" w:eastAsia="Times New Roman" w:hAnsi="Helvetica" w:cs="Helvetica"/>
+                <w:b/>
+                <w:bCs/>
+                <w:color w:val="000000"/>
+                <w:sz w:val="18"/>
+                <w:szCs w:val="18"/>
+                <w:lang w:eastAsia="ru-RU"/>
+              </w:rPr>
+            </w:pPr>
+            <w:r>
+              <w:rPr>
+                <w:rFonts w:ascii="Helvetica" w:eastAsia="Times New Roman" w:hAnsi="Helvetica" w:cs="Helvetica"/>
+                <w:b/>
+                <w:bCs/>
+                <w:color w:val="000000"/>
+                <w:sz w:val="18"/>
+                <w:szCs w:val="18"/>
+                <w:lang w:eastAsia="ru-RU"/>
+              </w:rPr>
+              <w:t>H per 90</w:t>
+            </w:r>
+          </w:p>
+        </w:tc>
+        <w:tc>
+          <w:tcPr>
+            <w:tcW w:w="0" w:type="auto"/>
+            <w:tcBorders>
+              <w:top w:val="nil"/>
+              <w:left w:val="nil"/>
+              <w:bottom w:val="nil"/>
+              <w:right w:val="nil"/>
+            </w:tcBorders>
+            <w:shd w:val="clear" w:color="auto" w:fill="FFFFFF"/>
+            <w:tcMar>
+              <w:top w:w="120" w:type="dxa"/>
+              <w:left w:w="120" w:type="dxa"/>
+              <w:bottom w:w="120" w:type="dxa"/>
+              <w:right w:w="120" w:type="dxa"/>
+            </w:tcMar>
+            <w:vAlign w:val="center"/>
+            <w:hideMark/>
+          </w:tcPr>
+          <w:p>
+            <w:pPr>
+              <w:spacing w:before="240" w:after="0" w:line="240" w:lineRule="auto"/>
+              <w:jc w:val="right"/>
+              <w:rPr>
+                <w:rFonts w:ascii="Helvetica" w:eastAsia="Times New Roman" w:hAnsi="Helvetica" w:cs="Helvetica"/>
+                <w:b/>
+                <w:bCs/>
+                <w:color w:val="000000"/>
+                <w:sz w:val="18"/>
+                <w:szCs w:val="18"/>
+                <w:lang w:eastAsia="ru-RU"/>
+              </w:rPr>
+            </w:pPr>
+            <w:r>
+              <w:rPr>
+                <w:rFonts w:ascii="Helvetica" w:eastAsia="Times New Roman" w:hAnsi="Helvetica" w:cs="Helvetica"/>
+                <w:b/>
+                <w:bCs/>
+                <w:color w:val="000000"/>
+                <w:sz w:val="18"/>
+                <w:szCs w:val="18"/>
+                <w:lang w:eastAsia="ru-RU"/>
+              </w:rPr>
+              <w:t>A per 90</w:t>
+            </w:r>
+          </w:p>
+        </w:tc>
+        <w:tc>
+          <w:tcPr>
+            <w:tcW w:w="0" w:type="auto"/>
+            <w:tcBorders>
+              <w:top w:val="nil"/>
+              <w:left w:val="nil"/>
+              <w:bottom w:val="nil"/>
+              <w:right w:val="nil"/>
+            </w:tcBorders>
+            <w:shd w:val="clear" w:color="auto" w:fill="FFFFFF"/>
+            <w:tcMar>
+              <w:top w:w="120" w:type="dxa"/>
+              <w:left w:w="120" w:type="dxa"/>
+              <w:bottom w:w="120" w:type="dxa"/>
+              <w:right w:w="120" w:type="dxa"/>
+            </w:tcMar>
+            <w:vAlign w:val="center"/>
+            <w:hideMark/>
+          </w:tcPr>
+          <w:p>
+            <w:pPr>
+              <w:spacing w:before="240" w:after="0" w:line="240" w:lineRule="auto"/>
+              <w:jc w:val="right"/>
+              <w:rPr>
+                <w:rFonts w:ascii="Helvetica" w:eastAsia="Times New Roman" w:hAnsi="Helvetica" w:cs="Helvetica"/>
+                <w:b/>
+                <w:bCs/>
+                <w:color w:val="000000"/>
+                <w:sz w:val="18"/>
+                <w:szCs w:val="18"/>
+                <w:lang w:eastAsia="ru-RU"/>
+              </w:rPr>
+            </w:pPr>
+            <w:r>
+              <w:rPr>
+                <w:rFonts w:ascii="Helvetica" w:eastAsia="Times New Roman" w:hAnsi="Helvetica" w:cs="Helvetica"/>
+                <w:b/>
+                <w:bCs/>
+                <w:color w:val="000000"/>
+                <w:sz w:val="18"/>
+                <w:szCs w:val="18"/>
+                <w:lang w:eastAsia="ru-RU"/>
+              </w:rPr>
+              <w:t>H-A per 90</w:t>
+            </w:r>
+          </w:p>
+        </w:tc>
+        <w:tc>
+          <w:tcPr>
+            <w:tcW w:w="0" w:type="auto"/>
+            <w:tcBorders>
+              <w:top w:val="nil"/>
+              <w:left w:val="nil"/>
+              <w:bottom w:val="nil"/>
+              <w:right w:val="nil"/>
+            </w:tcBorders>
+            <w:shd w:val="clear" w:color="auto" w:fill="FFFFFF"/>
+            <w:tcMar>
+              <w:top w:w="120" w:type="dxa"/>
+              <w:left w:w="120" w:type="dxa"/>
+              <w:bottom w:w="120" w:type="dxa"/>
+              <w:right w:w="120" w:type="dxa"/>
+            </w:tcMar>
+            <w:vAlign w:val="center"/>
+            <w:hideMark/>
+          </w:tcPr>
+          <w:p>
+            <w:pPr>
+              <w:spacing w:before="240" w:after="0" w:line="240" w:lineRule="auto"/>
+              <w:jc w:val="right"/>
+              <w:rPr>
+                <w:rFonts w:ascii="Helvetica" w:eastAsia="Times New Roman" w:hAnsi="Helvetica" w:cs="Helvetica"/>
+                <w:b/>
+                <w:bCs/>
+                <w:color w:val="000000"/>
+                <w:sz w:val="18"/>
+                <w:szCs w:val="18"/>
+                <w:lang w:eastAsia="ru-RU"/>
+              </w:rPr>
+            </w:pPr>
+            <w:r>
+              <w:rPr>
+                <w:rFonts w:ascii="Helvetica" w:eastAsia="Times New Roman" w:hAnsi="Helvetica" w:cs="Helvetica"/>
+                <w:b/>
+                <w:bCs/>
+                <w:color w:val="000000"/>
+                <w:sz w:val="18"/>
+                <w:szCs w:val="18"/>
+                <w:lang w:eastAsia="ru-RU"/>
+              </w:rPr>
+              <w:t>H absolute</w:t>
+            </w:r>
+          </w:p>
+        </w:tc>
+        <w:tc>
+          <w:tcPr>
+            <w:tcW w:w="0" w:type="auto"/>
+            <w:tcBorders>
+              <w:top w:val="nil"/>
+              <w:left w:val="nil"/>
+              <w:bottom w:val="nil"/>
+              <w:right w:val="nil"/>
+            </w:tcBorders>
+            <w:shd w:val="clear" w:color="auto" w:fill="FFFFFF"/>
+            <w:tcMar>
+              <w:top w:w="120" w:type="dxa"/>
+              <w:left w:w="120" w:type="dxa"/>
+              <w:bottom w:w="120" w:type="dxa"/>
+              <w:right w:w="120" w:type="dxa"/>
+            </w:tcMar>
+            <w:vAlign w:val="center"/>
+            <w:hideMark/>
+          </w:tcPr>
+          <w:p>
+            <w:pPr>
+              <w:spacing w:before="240" w:after="0" w:line="240" w:lineRule="auto"/>
+              <w:jc w:val="right"/>
+              <w:rPr>
+                <w:rFonts w:ascii="Helvetica" w:eastAsia="Times New Roman" w:hAnsi="Helvetica" w:cs="Helvetica"/>
+                <w:b/>
+                <w:bCs/>
+                <w:color w:val="000000"/>
+                <w:sz w:val="18"/>
+                <w:szCs w:val="18"/>
+                <w:lang w:eastAsia="ru-RU"/>
+              </w:rPr>
+            </w:pPr>
+            <w:r>
+              <w:rPr>
+                <w:rFonts w:ascii="Helvetica" w:eastAsia="Times New Roman" w:hAnsi="Helvetica" w:cs="Helvetica"/>
+                <w:b/>
+                <w:bCs/>
+                <w:color w:val="000000"/>
+                <w:sz w:val="18"/>
+                <w:szCs w:val="18"/>
+                <w:lang w:eastAsia="ru-RU"/>
+              </w:rPr>
+              <w:t>A absolute</w:t>
+            </w:r>
+          </w:p>
+        </w:tc>
+        <w:tc>
+          <w:tcPr>
+            <w:tcW w:w="0" w:type="auto"/>
+            <w:tcBorders>
+              <w:top w:val="nil"/>
+              <w:left w:val="nil"/>
+              <w:bottom w:val="nil"/>
+              <w:right w:val="nil"/>
+            </w:tcBorders>
+            <w:shd w:val="clear" w:color="auto" w:fill="FFFFFF"/>
+            <w:tcMar>
+              <w:top w:w="120" w:type="dxa"/>
+              <w:left w:w="120" w:type="dxa"/>
+              <w:bottom w:w="120" w:type="dxa"/>
+              <w:right w:w="120" w:type="dxa"/>
+            </w:tcMar>
+            <w:vAlign w:val="center"/>
+            <w:hideMark/>
+          </w:tcPr>
+          <w:p>
+            <w:pPr>
+              <w:spacing w:before="240" w:after="0" w:line="240" w:lineRule="auto"/>
+              <w:jc w:val="right"/>
+              <w:rPr>
+                <w:rFonts w:ascii="Helvetica" w:eastAsia="Times New Roman" w:hAnsi="Helvetica" w:cs="Helvetica"/>
+                <w:b/>
+                <w:bCs/>
+                <w:color w:val="000000"/>
+                <w:sz w:val="18"/>
+                <w:szCs w:val="18"/>
+                <w:lang w:eastAsia="ru-RU"/>
+              </w:rPr>
+            </w:pPr>
+            <w:r>
+              <w:rPr>
+                <w:rFonts w:ascii="Helvetica" w:eastAsia="Times New Roman" w:hAnsi="Helvetica" w:cs="Helvetica"/>
+                <w:b/>
+                <w:bCs/>
+                <w:color w:val="000000"/>
+                <w:sz w:val="18"/>
+                <w:szCs w:val="18"/>
+                <w:lang w:eastAsia="ru-RU"/>
+              </w:rPr>
+              <w:t>H-A absolute</w:t>
+            </w:r>
+          </w:p>
+        </w:tc>
+      </w:tr>
+      <w:tr>
+        <w:tc>
+          <w:tcPr>
+            <w:tcW w:w="0" w:type="auto"/>
+            <w:tcBorders>
+              <w:top w:val="nil"/>
+              <w:left w:val="nil"/>
+              <w:bottom w:val="nil"/>
+              <w:right w:val="nil"/>
+            </w:tcBorders>
+            <w:shd w:val="clear" w:color="auto" w:fill="F5F5F5"/>
+            <w:tcMar>
+              <w:top w:w="120" w:type="dxa"/>
+              <w:left w:w="120" w:type="dxa"/>
+              <w:bottom w:w="120" w:type="dxa"/>
+              <w:right w:w="120" w:type="dxa"/>
+            </w:tcMar>
+            <w:vAlign w:val="center"/>
+            <w:hideMark/>
+          </w:tcPr>
+          <w:p>
+            <w:pPr>
+              <w:spacing w:before="240" w:after="0" w:line="240" w:lineRule="auto"/>
+              <w:jc w:val="right"/>
+              <w:rPr>
+                <w:rFonts w:ascii="Helvetica" w:eastAsia="Times New Roman" w:hAnsi="Helvetica" w:cs="Helvetica"/>
+                <w:b/>
+                <w:bCs/>
+                <w:color w:val="000000"/>
+                <w:sz w:val="18"/>
+                <w:szCs w:val="18"/>
+                <w:lang w:eastAsia="ru-RU"/>
+              </w:rPr>
+            </w:pPr>
+            <w:r>
+              <w:rPr>
+                <w:rFonts w:ascii="Helvetica" w:eastAsia="Times New Roman" w:hAnsi="Helvetica" w:cs="Helvetica"/>
+                <w:b/>
+                <w:bCs/>
+                <w:color w:val="000000"/>
+                <w:sz w:val="18"/>
+                <w:szCs w:val="18"/>
+                <w:lang w:eastAsia="ru-RU"/>
+              </w:rPr>
+              <w:t>0</w:t>
+            </w:r>
+          </w:p>
+        </w:tc>
+        <w:tc>
+          <w:tcPr>
+            <w:tcW w:w="0" w:type="auto"/>
+            <w:tcBorders>
+              <w:top w:val="nil"/>
+              <w:left w:val="nil"/>
+              <w:bottom w:val="nil"/>
+              <w:right w:val="nil"/>
+            </w:tcBorders>
+            <w:shd w:val="clear" w:color="auto" w:fill="F5F5F5"/>
+            <w:tcMar>
+              <w:top w:w="120" w:type="dxa"/>
+              <w:left w:w="120" w:type="dxa"/>
+              <w:bottom w:w="120" w:type="dxa"/>
+              <w:right w:w="120" w:type="dxa"/>
+            </w:tcMar>
+            <w:vAlign w:val="center"/>
+            <w:hideMark/>
+          </w:tcPr>
+          <w:p>
+            <w:pPr>
+              <w:spacing w:before="240" w:after="0" w:line="240" w:lineRule="auto"/>
+              <w:jc w:val="right"/>
+              <w:rPr>
+                <w:rFonts w:ascii="Helvetica" w:eastAsia="Times New Roman" w:hAnsi="Helvetica" w:cs="Helvetica"/>
+                <w:color w:val="000000"/>
+                <w:sz w:val="18"/>
+                <w:szCs w:val="18"/>
+                <w:lang w:eastAsia="ru-RU"/>
+              </w:rPr>
+            </w:pPr>
+            <w:r>
+              <w:rPr>
+                <w:rFonts w:ascii="Helvetica" w:eastAsia="Times New Roman" w:hAnsi="Helvetica" w:cs="Helvetica"/>
+                <w:color w:val="000000"/>
+                <w:sz w:val="18"/>
+                <w:szCs w:val="18"/>
+                <w:lang w:eastAsia="ru-RU"/>
+              </w:rPr>
+              <w:t>Ayoze Perez</w:t>
+            </w:r>
+          </w:p>
+        </w:tc>
+        <w:tc>
+          <w:tcPr>
+            <w:tcW w:w="0" w:type="auto"/>
+            <w:tcBorders>
+              <w:top w:val="nil"/>
+              <w:left w:val="nil"/>
+              <w:bottom w:val="nil"/>
+              <w:right w:val="nil"/>
+            </w:tcBorders>
+            <w:shd w:val="clear" w:color="auto" w:fill="F5F5F5"/>
+            <w:tcMar>
+              <w:top w:w="120" w:type="dxa"/>
+              <w:left w:w="120" w:type="dxa"/>
+              <w:bottom w:w="120" w:type="dxa"/>
+              <w:right w:w="120" w:type="dxa"/>
+            </w:tcMar>
+            <w:vAlign w:val="center"/>
+            <w:hideMark/>
+          </w:tcPr>
+          <w:p>
+            <w:pPr>
+              <w:spacing w:before="240" w:after="0" w:line="240" w:lineRule="auto"/>
+              <w:jc w:val="right"/>
+              <w:rPr>
+                <w:rFonts w:ascii="Helvetica" w:eastAsia="Times New Roman" w:hAnsi="Helvetica" w:cs="Helvetica"/>
+                <w:color w:val="000000"/>
+                <w:sz w:val="18"/>
+                <w:szCs w:val="18"/>
+                <w:lang w:eastAsia="ru-RU"/>
+              </w:rPr>
+            </w:pPr>
+            <w:r>
+              <w:rPr>
+                <w:rFonts w:ascii="Helvetica" w:eastAsia="Times New Roman" w:hAnsi="Helvetica" w:cs="Helvetica"/>
+                <w:color w:val="000000"/>
+                <w:sz w:val="18"/>
+                <w:szCs w:val="18"/>
+                <w:lang w:eastAsia="ru-RU"/>
+              </w:rPr>
+              <w:t>779.0</w:t>
+            </w:r>
+          </w:p>
+        </w:tc>
+        <w:tc>
+          <w:tcPr>
+            <w:tcW w:w="0" w:type="auto"/>
+            <w:tcBorders>
+              <w:top w:val="nil"/>
+              <w:left w:val="nil"/>
+              <w:bottom w:val="nil"/>
+              <w:right w:val="nil"/>
+            </w:tcBorders>
+            <w:shd w:val="clear" w:color="auto" w:fill="F5F5F5"/>
+            <w:tcMar>
+              <w:top w:w="120" w:type="dxa"/>
+              <w:left w:w="120" w:type="dxa"/>
+              <w:bottom w:w="120" w:type="dxa"/>
+              <w:right w:w="120" w:type="dxa"/>
+            </w:tcMar>
+            <w:vAlign w:val="center"/>
+            <w:hideMark/>
+          </w:tcPr>
+          <w:p>
+            <w:pPr>
+              <w:spacing w:before="240" w:after="0" w:line="240" w:lineRule="auto"/>
+              <w:jc w:val="right"/>
+              <w:rPr>
+                <w:rFonts w:ascii="Helvetica" w:eastAsia="Times New Roman" w:hAnsi="Helvetica" w:cs="Helvetica"/>
+                <w:color w:val="000000"/>
+                <w:sz w:val="18"/>
+                <w:szCs w:val="18"/>
+                <w:lang w:eastAsia="ru-RU"/>
+              </w:rPr>
+            </w:pPr>
+            <w:r>
+              <w:rPr>
+                <w:rFonts w:ascii="Helvetica" w:eastAsia="Times New Roman" w:hAnsi="Helvetica" w:cs="Helvetica"/>
+                <w:color w:val="000000"/>
+                <w:sz w:val="18"/>
+                <w:szCs w:val="18"/>
+                <w:lang w:eastAsia="ru-RU"/>
+              </w:rPr>
+              <w:t>24.151150</w:t>
+            </w:r>
+          </w:p>
+        </w:tc>
+        <w:tc>
+          <w:tcPr>
+            <w:tcW w:w="0" w:type="auto"/>
+            <w:tcBorders>
+              <w:top w:val="nil"/>
+              <w:left w:val="nil"/>
+              <w:bottom w:val="nil"/>
+              <w:right w:val="nil"/>
+            </w:tcBorders>
+            <w:shd w:val="clear" w:color="auto" w:fill="F5F5F5"/>
+            <w:tcMar>
+              <w:top w:w="120" w:type="dxa"/>
+              <w:left w:w="120" w:type="dxa"/>
+              <w:bottom w:w="120" w:type="dxa"/>
+              <w:right w:w="120" w:type="dxa"/>
+            </w:tcMar>
+            <w:vAlign w:val="center"/>
+            <w:hideMark/>
+          </w:tcPr>
+          <w:p>
+            <w:pPr>
+              <w:spacing w:before="240" w:after="0" w:line="240" w:lineRule="auto"/>
+              <w:jc w:val="right"/>
+              <w:rPr>
+                <w:rFonts w:ascii="Helvetica" w:eastAsia="Times New Roman" w:hAnsi="Helvetica" w:cs="Helvetica"/>
+                <w:color w:val="000000"/>
+                <w:sz w:val="18"/>
+                <w:szCs w:val="18"/>
+                <w:lang w:eastAsia="ru-RU"/>
+              </w:rPr>
+            </w:pPr>
+            <w:r>
+              <w:rPr>
+                <w:rFonts w:ascii="Helvetica" w:eastAsia="Times New Roman" w:hAnsi="Helvetica" w:cs="Helvetica"/>
+                <w:color w:val="000000"/>
+                <w:sz w:val="18"/>
+                <w:szCs w:val="18"/>
+                <w:lang w:eastAsia="ru-RU"/>
+              </w:rPr>
+              <w:t>44.294931</w:t>
+            </w:r>
+          </w:p>
+        </w:tc>
+        <w:tc>
+          <w:tcPr>
+            <w:tcW w:w="0" w:type="auto"/>
+            <w:tcBorders>
+              <w:top w:val="nil"/>
+              <w:left w:val="nil"/>
+              <w:bottom w:val="nil"/>
+              <w:right w:val="nil"/>
+            </w:tcBorders>
+            <w:shd w:val="clear" w:color="auto" w:fill="F5F5F5"/>
+            <w:tcMar>
+              <w:top w:w="120" w:type="dxa"/>
+              <w:left w:w="120" w:type="dxa"/>
+              <w:bottom w:w="120" w:type="dxa"/>
+              <w:right w:w="120" w:type="dxa"/>
+            </w:tcMar>
+            <w:vAlign w:val="center"/>
+            <w:hideMark/>
+          </w:tcPr>
+          <w:p>
+            <w:pPr>
+              <w:spacing w:before="240" w:after="0" w:line="240" w:lineRule="auto"/>
+              <w:jc w:val="right"/>
+              <w:rPr>
+                <w:rFonts w:ascii="Helvetica" w:eastAsia="Times New Roman" w:hAnsi="Helvetica" w:cs="Helvetica"/>
+                <w:color w:val="000000"/>
+                <w:sz w:val="18"/>
+                <w:szCs w:val="18"/>
+                <w:lang w:eastAsia="ru-RU"/>
+              </w:rPr>
+            </w:pPr>
+            <w:r>
+              <w:rPr>
+                <w:rFonts w:ascii="Helvetica" w:eastAsia="Times New Roman" w:hAnsi="Helvetica" w:cs="Helvetica"/>
+                <w:color w:val="000000"/>
+                <w:sz w:val="18"/>
+                <w:szCs w:val="18"/>
+                <w:lang w:eastAsia="ru-RU"/>
+              </w:rPr>
+              <w:t>-20.143781</w:t>
+            </w:r>
+          </w:p>
+        </w:tc>
+        <w:tc>
+          <w:tcPr>
+            <w:tcW w:w="0" w:type="auto"/>
+            <w:tcBorders>
+              <w:top w:val="nil"/>
+              <w:left w:val="nil"/>
+              <w:bottom w:val="nil"/>
+              <w:right w:val="nil"/>
+            </w:tcBorders>
+            <w:shd w:val="clear" w:color="auto" w:fill="F5F5F5"/>
+            <w:tcMar>
+              <w:top w:w="120" w:type="dxa"/>
+              <w:left w:w="120" w:type="dxa"/>
+              <w:bottom w:w="120" w:type="dxa"/>
+              <w:right w:w="120" w:type="dxa"/>
+            </w:tcMar>
+            <w:vAlign w:val="center"/>
+            <w:hideMark/>
+          </w:tcPr>
+          <w:p>
+            <w:pPr>
+              <w:spacing w:before="240" w:after="0" w:line="240" w:lineRule="auto"/>
+              <w:jc w:val="right"/>
+              <w:rPr>
+                <w:rFonts w:ascii="Helvetica" w:eastAsia="Times New Roman" w:hAnsi="Helvetica" w:cs="Helvetica"/>
+                <w:color w:val="000000"/>
+                <w:sz w:val="18"/>
+                <w:szCs w:val="18"/>
+                <w:lang w:eastAsia="ru-RU"/>
+              </w:rPr>
+            </w:pPr>
+            <w:r>
+              <w:rPr>
+                <w:rFonts w:ascii="Helvetica" w:eastAsia="Times New Roman" w:hAnsi="Helvetica" w:cs="Helvetica"/>
+                <w:color w:val="000000"/>
+                <w:sz w:val="18"/>
+                <w:szCs w:val="18"/>
+                <w:lang w:eastAsia="ru-RU"/>
+              </w:rPr>
+              <w:t>245.0</w:t>
+            </w:r>
+          </w:p>
+        </w:tc>
+        <w:tc>
+          <w:tcPr>
+            <w:tcW w:w="0" w:type="auto"/>
+            <w:tcBorders>
+              <w:top w:val="nil"/>
+              <w:left w:val="nil"/>
+              <w:bottom w:val="nil"/>
+              <w:right w:val="nil"/>
+            </w:tcBorders>
+            <w:shd w:val="clear" w:color="auto" w:fill="F5F5F5"/>
+            <w:tcMar>
+              <w:top w:w="120" w:type="dxa"/>
+              <w:left w:w="120" w:type="dxa"/>
+              <w:bottom w:w="120" w:type="dxa"/>
+              <w:right w:w="120" w:type="dxa"/>
+            </w:tcMar>
+            <w:vAlign w:val="center"/>
+            <w:hideMark/>
+          </w:tcPr>
+          <w:p>
+            <w:pPr>
+              <w:spacing w:before="240" w:after="0" w:line="240" w:lineRule="auto"/>
+              <w:jc w:val="right"/>
+              <w:rPr>
+                <w:rFonts w:ascii="Helvetica" w:eastAsia="Times New Roman" w:hAnsi="Helvetica" w:cs="Helvetica"/>
+                <w:color w:val="000000"/>
+                <w:sz w:val="18"/>
+                <w:szCs w:val="18"/>
+                <w:lang w:eastAsia="ru-RU"/>
+              </w:rPr>
+            </w:pPr>
+            <w:r>
+              <w:rPr>
+                <w:rFonts w:ascii="Helvetica" w:eastAsia="Times New Roman" w:hAnsi="Helvetica" w:cs="Helvetica"/>
+                <w:color w:val="000000"/>
+                <w:sz w:val="18"/>
+                <w:szCs w:val="18"/>
+                <w:lang w:eastAsia="ru-RU"/>
+              </w:rPr>
+              <w:t>534.0</w:t>
+            </w:r>
+          </w:p>
+        </w:tc>
+        <w:tc>
+          <w:tcPr>
+            <w:tcW w:w="0" w:type="auto"/>
+            <w:tcBorders>
+              <w:top w:val="nil"/>
+              <w:left w:val="nil"/>
+              <w:bottom w:val="nil"/>
+              <w:right w:val="nil"/>
+            </w:tcBorders>
+            <w:shd w:val="clear" w:color="auto" w:fill="F5F5F5"/>
+            <w:tcMar>
+              <w:top w:w="120" w:type="dxa"/>
+              <w:left w:w="120" w:type="dxa"/>
+              <w:bottom w:w="120" w:type="dxa"/>
+              <w:right w:w="120" w:type="dxa"/>
+            </w:tcMar>
+            <w:vAlign w:val="center"/>
+            <w:hideMark/>
+          </w:tcPr>
+          <w:p>
+            <w:pPr>
+              <w:spacing w:before="240" w:after="0" w:line="240" w:lineRule="auto"/>
+              <w:jc w:val="right"/>
+              <w:rPr>
+                <w:rFonts w:ascii="Helvetica" w:eastAsia="Times New Roman" w:hAnsi="Helvetica" w:cs="Helvetica"/>
+                <w:color w:val="000000"/>
+                <w:sz w:val="18"/>
+                <w:szCs w:val="18"/>
+                <w:lang w:eastAsia="ru-RU"/>
+              </w:rPr>
+            </w:pPr>
+            <w:r>
+              <w:rPr>
+                <w:rFonts w:ascii="Helvetica" w:eastAsia="Times New Roman" w:hAnsi="Helvetica" w:cs="Helvetica"/>
+                <w:color w:val="000000"/>
+                <w:sz w:val="18"/>
+                <w:szCs w:val="18"/>
+                <w:lang w:eastAsia="ru-RU"/>
+              </w:rPr>
+              <w:t>-289.0</w:t>
+            </w:r>
+          </w:p>
+        </w:tc>
+      </w:tr>
+      <w:tr>
+        <w:tc>
+          <w:tcPr>
+            <w:tcW w:w="0" w:type="auto"/>
+            <w:tcBorders>
+              <w:top w:val="nil"/>
+              <w:left w:val="nil"/>
+              <w:bottom w:val="nil"/>
+              <w:right w:val="nil"/>
+            </w:tcBorders>
+            <w:shd w:val="clear" w:color="auto" w:fill="FFFFFF"/>
+            <w:tcMar>
+              <w:top w:w="120" w:type="dxa"/>
+              <w:left w:w="120" w:type="dxa"/>
+              <w:bottom w:w="120" w:type="dxa"/>
+              <w:right w:w="120" w:type="dxa"/>
+            </w:tcMar>
+            <w:vAlign w:val="center"/>
+            <w:hideMark/>
+          </w:tcPr>
+          <w:p>
+            <w:pPr>
+              <w:spacing w:before="240" w:after="0" w:line="240" w:lineRule="auto"/>
+              <w:jc w:val="right"/>
+              <w:rPr>
+                <w:rFonts w:ascii="Helvetica" w:eastAsia="Times New Roman" w:hAnsi="Helvetica" w:cs="Helvetica"/>
+                <w:b/>
+                <w:bCs/>
+                <w:color w:val="000000"/>
+                <w:sz w:val="18"/>
+                <w:szCs w:val="18"/>
+                <w:lang w:eastAsia="ru-RU"/>
+              </w:rPr>
+            </w:pPr>
+            <w:r>
+              <w:rPr>
+                <w:rFonts w:ascii="Helvetica" w:eastAsia="Times New Roman" w:hAnsi="Helvetica" w:cs="Helvetica"/>
+                <w:b/>
+                <w:bCs/>
+                <w:color w:val="000000"/>
+                <w:sz w:val="18"/>
+                <w:szCs w:val="18"/>
+                <w:lang w:eastAsia="ru-RU"/>
+              </w:rPr>
+              <w:t>1</w:t>
+            </w:r>
+          </w:p>
+        </w:tc>
+        <w:tc>
+          <w:tcPr>
+            <w:tcW w:w="0" w:type="auto"/>
+            <w:tcBorders>
+              <w:top w:val="nil"/>
+              <w:left w:val="nil"/>
+              <w:bottom w:val="nil"/>
+              <w:right w:val="nil"/>
+            </w:tcBorders>
+            <w:shd w:val="clear" w:color="auto" w:fill="FFFFFF"/>
+            <w:tcMar>
+              <w:top w:w="120" w:type="dxa"/>
+              <w:left w:w="120" w:type="dxa"/>
+              <w:bottom w:w="120" w:type="dxa"/>
+              <w:right w:w="120" w:type="dxa"/>
+            </w:tcMar>
+            <w:vAlign w:val="center"/>
+            <w:hideMark/>
+          </w:tcPr>
+          <w:p>
+            <w:pPr>
+              <w:spacing w:before="240" w:after="0" w:line="240" w:lineRule="auto"/>
+              <w:jc w:val="right"/>
+              <w:rPr>
+                <w:rFonts w:ascii="Helvetica" w:eastAsia="Times New Roman" w:hAnsi="Helvetica" w:cs="Helvetica"/>
+                <w:color w:val="000000"/>
+                <w:sz w:val="18"/>
+                <w:szCs w:val="18"/>
+                <w:lang w:eastAsia="ru-RU"/>
+              </w:rPr>
+            </w:pPr>
+            <w:r>
+              <w:rPr>
+                <w:rFonts w:ascii="Helvetica" w:eastAsia="Times New Roman" w:hAnsi="Helvetica" w:cs="Helvetica"/>
+                <w:color w:val="000000"/>
+                <w:sz w:val="18"/>
+                <w:szCs w:val="18"/>
+                <w:lang w:eastAsia="ru-RU"/>
+              </w:rPr>
+              <w:t>Gabriel Fernando de Jesus</w:t>
+            </w:r>
+          </w:p>
+        </w:tc>
+        <w:tc>
+          <w:tcPr>
+            <w:tcW w:w="0" w:type="auto"/>
+            <w:tcBorders>
+              <w:top w:val="nil"/>
+              <w:left w:val="nil"/>
+              <w:bottom w:val="nil"/>
+              <w:right w:val="nil"/>
+            </w:tcBorders>
+            <w:shd w:val="clear" w:color="auto" w:fill="FFFFFF"/>
+            <w:tcMar>
+              <w:top w:w="120" w:type="dxa"/>
+              <w:left w:w="120" w:type="dxa"/>
+              <w:bottom w:w="120" w:type="dxa"/>
+              <w:right w:w="120" w:type="dxa"/>
+            </w:tcMar>
+            <w:vAlign w:val="center"/>
+            <w:hideMark/>
+          </w:tcPr>
+          <w:p>
+            <w:pPr>
+              <w:spacing w:before="240" w:after="0" w:line="240" w:lineRule="auto"/>
+              <w:jc w:val="right"/>
+              <w:rPr>
+                <w:rFonts w:ascii="Helvetica" w:eastAsia="Times New Roman" w:hAnsi="Helvetica" w:cs="Helvetica"/>
+                <w:color w:val="000000"/>
+                <w:sz w:val="18"/>
+                <w:szCs w:val="18"/>
+                <w:lang w:eastAsia="ru-RU"/>
+              </w:rPr>
+            </w:pPr>
+            <w:r>
+              <w:rPr>
+                <w:rFonts w:ascii="Helvetica" w:eastAsia="Times New Roman" w:hAnsi="Helvetica" w:cs="Helvetica"/>
+                <w:color w:val="000000"/>
+                <w:sz w:val="18"/>
+                <w:szCs w:val="18"/>
+                <w:lang w:eastAsia="ru-RU"/>
+              </w:rPr>
+              <w:t>1620.0</w:t>
+            </w:r>
+          </w:p>
+        </w:tc>
+        <w:tc>
+          <w:tcPr>
+            <w:tcW w:w="0" w:type="auto"/>
+            <w:tcBorders>
+              <w:top w:val="nil"/>
+              <w:left w:val="nil"/>
+              <w:bottom w:val="nil"/>
+              <w:right w:val="nil"/>
+            </w:tcBorders>
+            <w:shd w:val="clear" w:color="auto" w:fill="FFFFFF"/>
+            <w:tcMar>
+              <w:top w:w="120" w:type="dxa"/>
+              <w:left w:w="120" w:type="dxa"/>
+              <w:bottom w:w="120" w:type="dxa"/>
+              <w:right w:w="120" w:type="dxa"/>
+            </w:tcMar>
+            <w:vAlign w:val="center"/>
+            <w:hideMark/>
+          </w:tcPr>
+          <w:p>
+            <w:pPr>
+              <w:spacing w:before="240" w:after="0" w:line="240" w:lineRule="auto"/>
+              <w:jc w:val="right"/>
+              <w:rPr>
+                <w:rFonts w:ascii="Helvetica" w:eastAsia="Times New Roman" w:hAnsi="Helvetica" w:cs="Helvetica"/>
+                <w:color w:val="000000"/>
+                <w:sz w:val="18"/>
+                <w:szCs w:val="18"/>
+                <w:lang w:eastAsia="ru-RU"/>
+              </w:rPr>
+            </w:pPr>
+            <w:r>
+              <w:rPr>
+                <w:rFonts w:ascii="Helvetica" w:eastAsia="Times New Roman" w:hAnsi="Helvetica" w:cs="Helvetica"/>
+                <w:color w:val="000000"/>
+                <w:sz w:val="18"/>
+                <w:szCs w:val="18"/>
+                <w:lang w:eastAsia="ru-RU"/>
+              </w:rPr>
+              <w:t>63.292683</w:t>
+            </w:r>
+          </w:p>
+        </w:tc>
+        <w:tc>
+          <w:tcPr>
+            <w:tcW w:w="0" w:type="auto"/>
+            <w:tcBorders>
+              <w:top w:val="nil"/>
+              <w:left w:val="nil"/>
+              <w:bottom w:val="nil"/>
+              <w:right w:val="nil"/>
+            </w:tcBorders>
+            <w:shd w:val="clear" w:color="auto" w:fill="FFFFFF"/>
+            <w:tcMar>
+              <w:top w:w="120" w:type="dxa"/>
+              <w:left w:w="120" w:type="dxa"/>
+              <w:bottom w:w="120" w:type="dxa"/>
+              <w:right w:w="120" w:type="dxa"/>
+            </w:tcMar>
+            <w:vAlign w:val="center"/>
+            <w:hideMark/>
+          </w:tcPr>
+          <w:p>
+            <w:pPr>
+              <w:spacing w:before="240" w:after="0" w:line="240" w:lineRule="auto"/>
+              <w:jc w:val="right"/>
+              <w:rPr>
+                <w:rFonts w:ascii="Helvetica" w:eastAsia="Times New Roman" w:hAnsi="Helvetica" w:cs="Helvetica"/>
+                <w:color w:val="000000"/>
+                <w:sz w:val="18"/>
+                <w:szCs w:val="18"/>
+                <w:lang w:eastAsia="ru-RU"/>
+              </w:rPr>
+            </w:pPr>
+            <w:r>
+              <w:rPr>
+                <w:rFonts w:ascii="Helvetica" w:eastAsia="Times New Roman" w:hAnsi="Helvetica" w:cs="Helvetica"/>
+                <w:color w:val="000000"/>
+                <w:sz w:val="18"/>
+                <w:szCs w:val="18"/>
+                <w:lang w:eastAsia="ru-RU"/>
+              </w:rPr>
+              <w:t>80.773694</w:t>
+            </w:r>
+          </w:p>
+        </w:tc>
+        <w:tc>
+          <w:tcPr>
+            <w:tcW w:w="0" w:type="auto"/>
+            <w:tcBorders>
+              <w:top w:val="nil"/>
+              <w:left w:val="nil"/>
+              <w:bottom w:val="nil"/>
+              <w:right w:val="nil"/>
+            </w:tcBorders>
+            <w:shd w:val="clear" w:color="auto" w:fill="FFFFFF"/>
+            <w:tcMar>
+              <w:top w:w="120" w:type="dxa"/>
+              <w:left w:w="120" w:type="dxa"/>
+              <w:bottom w:w="120" w:type="dxa"/>
+              <w:right w:w="120" w:type="dxa"/>
+            </w:tcMar>
+            <w:vAlign w:val="center"/>
+            <w:hideMark/>
+          </w:tcPr>
+          <w:p>
+            <w:pPr>
+              <w:spacing w:before="240" w:after="0" w:line="240" w:lineRule="auto"/>
+              <w:jc w:val="right"/>
+              <w:rPr>
+                <w:rFonts w:ascii="Helvetica" w:eastAsia="Times New Roman" w:hAnsi="Helvetica" w:cs="Helvetica"/>
+                <w:color w:val="000000"/>
+                <w:sz w:val="18"/>
+                <w:szCs w:val="18"/>
+                <w:lang w:eastAsia="ru-RU"/>
+              </w:rPr>
+            </w:pPr>
+            <w:r>
+              <w:rPr>
+                <w:rFonts w:ascii="Helvetica" w:eastAsia="Times New Roman" w:hAnsi="Helvetica" w:cs="Helvetica"/>
+                <w:color w:val="000000"/>
+                <w:sz w:val="18"/>
+                <w:szCs w:val="18"/>
+                <w:lang w:eastAsia="ru-RU"/>
+              </w:rPr>
+              <w:t>-17.481011</w:t>
+            </w:r>
+          </w:p>
+        </w:tc>
+        <w:tc>
+          <w:tcPr>
+            <w:tcW w:w="0" w:type="auto"/>
+            <w:tcBorders>
+              <w:top w:val="nil"/>
+              <w:left w:val="nil"/>
+              <w:bottom w:val="nil"/>
+              <w:right w:val="nil"/>
+            </w:tcBorders>
+            <w:shd w:val="clear" w:color="auto" w:fill="FFFFFF"/>
+            <w:tcMar>
+              <w:top w:w="120" w:type="dxa"/>
+              <w:left w:w="120" w:type="dxa"/>
+              <w:bottom w:w="120" w:type="dxa"/>
+              <w:right w:w="120" w:type="dxa"/>
+            </w:tcMar>
+            <w:vAlign w:val="center"/>
+            <w:hideMark/>
+          </w:tcPr>
+          <w:p>
+            <w:pPr>
+              <w:spacing w:before="240" w:after="0" w:line="240" w:lineRule="auto"/>
+              <w:jc w:val="right"/>
+              <w:rPr>
+                <w:rFonts w:ascii="Helvetica" w:eastAsia="Times New Roman" w:hAnsi="Helvetica" w:cs="Helvetica"/>
+                <w:color w:val="000000"/>
+                <w:sz w:val="18"/>
+                <w:szCs w:val="18"/>
+                <w:lang w:eastAsia="ru-RU"/>
+              </w:rPr>
+            </w:pPr>
+            <w:r>
+              <w:rPr>
+                <w:rFonts w:ascii="Helvetica" w:eastAsia="Times New Roman" w:hAnsi="Helvetica" w:cs="Helvetica"/>
+                <w:color w:val="000000"/>
+                <w:sz w:val="18"/>
+                <w:szCs w:val="18"/>
+                <w:lang w:eastAsia="ru-RU"/>
+              </w:rPr>
+              <w:t>692.0</w:t>
+            </w:r>
+          </w:p>
+        </w:tc>
+        <w:tc>
+          <w:tcPr>
+            <w:tcW w:w="0" w:type="auto"/>
+            <w:tcBorders>
+              <w:top w:val="nil"/>
+              <w:left w:val="nil"/>
+              <w:bottom w:val="nil"/>
+              <w:right w:val="nil"/>
+            </w:tcBorders>
+            <w:shd w:val="clear" w:color="auto" w:fill="FFFFFF"/>
+            <w:tcMar>
+              <w:top w:w="120" w:type="dxa"/>
+              <w:left w:w="120" w:type="dxa"/>
+              <w:bottom w:w="120" w:type="dxa"/>
+              <w:right w:w="120" w:type="dxa"/>
+            </w:tcMar>
+            <w:vAlign w:val="center"/>
+            <w:hideMark/>
+          </w:tcPr>
+          <w:p>
+            <w:pPr>
+              <w:spacing w:before="240" w:after="0" w:line="240" w:lineRule="auto"/>
+              <w:jc w:val="right"/>
+              <w:rPr>
+                <w:rFonts w:ascii="Helvetica" w:eastAsia="Times New Roman" w:hAnsi="Helvetica" w:cs="Helvetica"/>
+                <w:color w:val="000000"/>
+                <w:sz w:val="18"/>
+                <w:szCs w:val="18"/>
+                <w:lang w:eastAsia="ru-RU"/>
+              </w:rPr>
+            </w:pPr>
+            <w:r>
+              <w:rPr>
+                <w:rFonts w:ascii="Helvetica" w:eastAsia="Times New Roman" w:hAnsi="Helvetica" w:cs="Helvetica"/>
+                <w:color w:val="000000"/>
+                <w:sz w:val="18"/>
+                <w:szCs w:val="18"/>
+                <w:lang w:eastAsia="ru-RU"/>
+              </w:rPr>
+              <w:t>928.0</w:t>
+            </w:r>
+          </w:p>
+        </w:tc>
+        <w:tc>
+          <w:tcPr>
+            <w:tcW w:w="0" w:type="auto"/>
+            <w:tcBorders>
+              <w:top w:val="nil"/>
+              <w:left w:val="nil"/>
+              <w:bottom w:val="nil"/>
+              <w:right w:val="nil"/>
+            </w:tcBorders>
+            <w:shd w:val="clear" w:color="auto" w:fill="FFFFFF"/>
+            <w:tcMar>
+              <w:top w:w="120" w:type="dxa"/>
+              <w:left w:w="120" w:type="dxa"/>
+              <w:bottom w:w="120" w:type="dxa"/>
+              <w:right w:w="120" w:type="dxa"/>
+            </w:tcMar>
+            <w:vAlign w:val="center"/>
+            <w:hideMark/>
+          </w:tcPr>
+          <w:p>
+            <w:pPr>
+              <w:spacing w:before="240" w:after="0" w:line="240" w:lineRule="auto"/>
+              <w:jc w:val="right"/>
+              <w:rPr>
+                <w:rFonts w:ascii="Helvetica" w:eastAsia="Times New Roman" w:hAnsi="Helvetica" w:cs="Helvetica"/>
+                <w:color w:val="000000"/>
+                <w:sz w:val="18"/>
+                <w:szCs w:val="18"/>
+                <w:lang w:eastAsia="ru-RU"/>
+              </w:rPr>
+            </w:pPr>
+            <w:r>
+              <w:rPr>
+                <w:rFonts w:ascii="Helvetica" w:eastAsia="Times New Roman" w:hAnsi="Helvetica" w:cs="Helvetica"/>
+                <w:color w:val="000000"/>
+                <w:sz w:val="18"/>
+                <w:szCs w:val="18"/>
+                <w:lang w:eastAsia="ru-RU"/>
+              </w:rPr>
+              <w:t>-236.0</w:t>
+            </w:r>
+          </w:p>
+        </w:tc>
+      </w:tr>
+      <w:tr>
+        <w:tc>
+          <w:tcPr>
+            <w:tcW w:w="0" w:type="auto"/>
+            <w:tcBorders>
+              <w:top w:val="nil"/>
+              <w:left w:val="nil"/>
+              <w:bottom w:val="nil"/>
+              <w:right w:val="nil"/>
+            </w:tcBorders>
+            <w:shd w:val="clear" w:color="auto" w:fill="F5F5F5"/>
+            <w:tcMar>
+              <w:top w:w="120" w:type="dxa"/>
+              <w:left w:w="120" w:type="dxa"/>
+              <w:bottom w:w="120" w:type="dxa"/>
+              <w:right w:w="120" w:type="dxa"/>
+            </w:tcMar>
+            <w:vAlign w:val="center"/>
+            <w:hideMark/>
+          </w:tcPr>
+          <w:p>
+            <w:pPr>
+              <w:spacing w:before="240" w:after="0" w:line="240" w:lineRule="auto"/>
+              <w:jc w:val="right"/>
+              <w:rPr>
+                <w:rFonts w:ascii="Helvetica" w:eastAsia="Times New Roman" w:hAnsi="Helvetica" w:cs="Helvetica"/>
+                <w:b/>
+                <w:bCs/>
+                <w:color w:val="000000"/>
+                <w:sz w:val="18"/>
+                <w:szCs w:val="18"/>
+                <w:lang w:eastAsia="ru-RU"/>
+              </w:rPr>
+            </w:pPr>
+            <w:r>
+              <w:rPr>
+                <w:rFonts w:ascii="Helvetica" w:eastAsia="Times New Roman" w:hAnsi="Helvetica" w:cs="Helvetica"/>
+                <w:b/>
+                <w:bCs/>
+                <w:color w:val="000000"/>
+                <w:sz w:val="18"/>
+                <w:szCs w:val="18"/>
+                <w:lang w:eastAsia="ru-RU"/>
+              </w:rPr>
+              <w:t>2</w:t>
+            </w:r>
+          </w:p>
+        </w:tc>
+        <w:tc>
+          <w:tcPr>
+            <w:tcW w:w="0" w:type="auto"/>
+            <w:tcBorders>
+              <w:top w:val="nil"/>
+              <w:left w:val="nil"/>
+              <w:bottom w:val="nil"/>
+              <w:right w:val="nil"/>
+            </w:tcBorders>
+            <w:shd w:val="clear" w:color="auto" w:fill="F5F5F5"/>
+            <w:tcMar>
+              <w:top w:w="120" w:type="dxa"/>
+              <w:left w:w="120" w:type="dxa"/>
+              <w:bottom w:w="120" w:type="dxa"/>
+              <w:right w:w="120" w:type="dxa"/>
+            </w:tcMar>
+            <w:vAlign w:val="center"/>
+            <w:hideMark/>
+          </w:tcPr>
+          <w:p>
+            <w:pPr>
+              <w:spacing w:before="240" w:after="0" w:line="240" w:lineRule="auto"/>
+              <w:jc w:val="right"/>
+              <w:rPr>
+                <w:rFonts w:ascii="Helvetica" w:eastAsia="Times New Roman" w:hAnsi="Helvetica" w:cs="Helvetica"/>
+                <w:color w:val="000000"/>
+                <w:sz w:val="18"/>
+                <w:szCs w:val="18"/>
+                <w:lang w:eastAsia="ru-RU"/>
+              </w:rPr>
+            </w:pPr>
+            <w:r>
+              <w:rPr>
+                <w:rFonts w:ascii="Helvetica" w:eastAsia="Times New Roman" w:hAnsi="Helvetica" w:cs="Helvetica"/>
+                <w:color w:val="000000"/>
+                <w:sz w:val="18"/>
+                <w:szCs w:val="18"/>
+                <w:lang w:eastAsia="ru-RU"/>
+              </w:rPr>
+              <w:t>Michail Antonio</w:t>
+            </w:r>
+          </w:p>
+        </w:tc>
+        <w:tc>
+          <w:tcPr>
+            <w:tcW w:w="0" w:type="auto"/>
+            <w:tcBorders>
+              <w:top w:val="nil"/>
+              <w:left w:val="nil"/>
+              <w:bottom w:val="nil"/>
+              <w:right w:val="nil"/>
+            </w:tcBorders>
+            <w:shd w:val="clear" w:color="auto" w:fill="F5F5F5"/>
+            <w:tcMar>
+              <w:top w:w="120" w:type="dxa"/>
+              <w:left w:w="120" w:type="dxa"/>
+              <w:bottom w:w="120" w:type="dxa"/>
+              <w:right w:w="120" w:type="dxa"/>
+            </w:tcMar>
+            <w:vAlign w:val="center"/>
+            <w:hideMark/>
+          </w:tcPr>
+          <w:p>
+            <w:pPr>
+              <w:spacing w:before="240" w:after="0" w:line="240" w:lineRule="auto"/>
+              <w:jc w:val="right"/>
+              <w:rPr>
+                <w:rFonts w:ascii="Helvetica" w:eastAsia="Times New Roman" w:hAnsi="Helvetica" w:cs="Helvetica"/>
+                <w:color w:val="000000"/>
+                <w:sz w:val="18"/>
+                <w:szCs w:val="18"/>
+                <w:lang w:eastAsia="ru-RU"/>
+              </w:rPr>
+            </w:pPr>
+            <w:r>
+              <w:rPr>
+                <w:rFonts w:ascii="Helvetica" w:eastAsia="Times New Roman" w:hAnsi="Helvetica" w:cs="Helvetica"/>
+                <w:color w:val="000000"/>
+                <w:sz w:val="18"/>
+                <w:szCs w:val="18"/>
+                <w:lang w:eastAsia="ru-RU"/>
+              </w:rPr>
+              <w:t>1094.0</w:t>
+            </w:r>
+          </w:p>
+        </w:tc>
+        <w:tc>
+          <w:tcPr>
+            <w:tcW w:w="0" w:type="auto"/>
+            <w:tcBorders>
+              <w:top w:val="nil"/>
+              <w:left w:val="nil"/>
+              <w:bottom w:val="nil"/>
+              <w:right w:val="nil"/>
+            </w:tcBorders>
+            <w:shd w:val="clear" w:color="auto" w:fill="F5F5F5"/>
+            <w:tcMar>
+              <w:top w:w="120" w:type="dxa"/>
+              <w:left w:w="120" w:type="dxa"/>
+              <w:bottom w:w="120" w:type="dxa"/>
+              <w:right w:w="120" w:type="dxa"/>
+            </w:tcMar>
+            <w:vAlign w:val="center"/>
+            <w:hideMark/>
+          </w:tcPr>
+          <w:p>
+            <w:pPr>
+              <w:spacing w:before="240" w:after="0" w:line="240" w:lineRule="auto"/>
+              <w:jc w:val="right"/>
+              <w:rPr>
+                <w:rFonts w:ascii="Helvetica" w:eastAsia="Times New Roman" w:hAnsi="Helvetica" w:cs="Helvetica"/>
+                <w:color w:val="000000"/>
+                <w:sz w:val="18"/>
+                <w:szCs w:val="18"/>
+                <w:lang w:eastAsia="ru-RU"/>
+              </w:rPr>
+            </w:pPr>
+            <w:r>
+              <w:rPr>
+                <w:rFonts w:ascii="Helvetica" w:eastAsia="Times New Roman" w:hAnsi="Helvetica" w:cs="Helvetica"/>
+                <w:color w:val="000000"/>
+                <w:sz w:val="18"/>
+                <w:szCs w:val="18"/>
+                <w:lang w:eastAsia="ru-RU"/>
+              </w:rPr>
+              <w:t>46.091954</w:t>
+            </w:r>
+          </w:p>
+        </w:tc>
+        <w:tc>
+          <w:tcPr>
+            <w:tcW w:w="0" w:type="auto"/>
+            <w:tcBorders>
+              <w:top w:val="nil"/>
+              <w:left w:val="nil"/>
+              <w:bottom w:val="nil"/>
+              <w:right w:val="nil"/>
+            </w:tcBorders>
+            <w:shd w:val="clear" w:color="auto" w:fill="F5F5F5"/>
+            <w:tcMar>
+              <w:top w:w="120" w:type="dxa"/>
+              <w:left w:w="120" w:type="dxa"/>
+              <w:bottom w:w="120" w:type="dxa"/>
+              <w:right w:w="120" w:type="dxa"/>
+            </w:tcMar>
+            <w:vAlign w:val="center"/>
+            <w:hideMark/>
+          </w:tcPr>
+          <w:p>
+            <w:pPr>
+              <w:spacing w:before="240" w:after="0" w:line="240" w:lineRule="auto"/>
+              <w:jc w:val="right"/>
+              <w:rPr>
+                <w:rFonts w:ascii="Helvetica" w:eastAsia="Times New Roman" w:hAnsi="Helvetica" w:cs="Helvetica"/>
+                <w:color w:val="000000"/>
+                <w:sz w:val="18"/>
+                <w:szCs w:val="18"/>
+                <w:lang w:eastAsia="ru-RU"/>
+              </w:rPr>
+            </w:pPr>
+            <w:r>
+              <w:rPr>
+                <w:rFonts w:ascii="Helvetica" w:eastAsia="Times New Roman" w:hAnsi="Helvetica" w:cs="Helvetica"/>
+                <w:color w:val="000000"/>
+                <w:sz w:val="18"/>
+                <w:szCs w:val="18"/>
+                <w:lang w:eastAsia="ru-RU"/>
+              </w:rPr>
+              <w:t>63.384146</w:t>
+            </w:r>
+          </w:p>
+        </w:tc>
+        <w:tc>
+          <w:tcPr>
+            <w:tcW w:w="0" w:type="auto"/>
+            <w:tcBorders>
+              <w:top w:val="nil"/>
+              <w:left w:val="nil"/>
+              <w:bottom w:val="nil"/>
+              <w:right w:val="nil"/>
+            </w:tcBorders>
+            <w:shd w:val="clear" w:color="auto" w:fill="F5F5F5"/>
+            <w:tcMar>
+              <w:top w:w="120" w:type="dxa"/>
+              <w:left w:w="120" w:type="dxa"/>
+              <w:bottom w:w="120" w:type="dxa"/>
+              <w:right w:w="120" w:type="dxa"/>
+            </w:tcMar>
+            <w:vAlign w:val="center"/>
+            <w:hideMark/>
+          </w:tcPr>
+          <w:p>
+            <w:pPr>
+              <w:spacing w:before="240" w:after="0" w:line="240" w:lineRule="auto"/>
+              <w:jc w:val="right"/>
+              <w:rPr>
+                <w:rFonts w:ascii="Helvetica" w:eastAsia="Times New Roman" w:hAnsi="Helvetica" w:cs="Helvetica"/>
+                <w:color w:val="000000"/>
+                <w:sz w:val="18"/>
+                <w:szCs w:val="18"/>
+                <w:lang w:eastAsia="ru-RU"/>
+              </w:rPr>
+            </w:pPr>
+            <w:r>
+              <w:rPr>
+                <w:rFonts w:ascii="Helvetica" w:eastAsia="Times New Roman" w:hAnsi="Helvetica" w:cs="Helvetica"/>
+                <w:color w:val="000000"/>
+                <w:sz w:val="18"/>
+                <w:szCs w:val="18"/>
+                <w:lang w:eastAsia="ru-RU"/>
+              </w:rPr>
+              <w:t>-17.292192</w:t>
+            </w:r>
+          </w:p>
+        </w:tc>
+        <w:tc>
+          <w:tcPr>
+            <w:tcW w:w="0" w:type="auto"/>
+            <w:tcBorders>
+              <w:top w:val="nil"/>
+              <w:left w:val="nil"/>
+              <w:bottom w:val="nil"/>
+              <w:right w:val="nil"/>
+            </w:tcBorders>
+            <w:shd w:val="clear" w:color="auto" w:fill="F5F5F5"/>
+            <w:tcMar>
+              <w:top w:w="120" w:type="dxa"/>
+              <w:left w:w="120" w:type="dxa"/>
+              <w:bottom w:w="120" w:type="dxa"/>
+              <w:right w:w="120" w:type="dxa"/>
+            </w:tcMar>
+            <w:vAlign w:val="center"/>
+            <w:hideMark/>
+          </w:tcPr>
+          <w:p>
+            <w:pPr>
+              <w:spacing w:before="240" w:after="0" w:line="240" w:lineRule="auto"/>
+              <w:jc w:val="right"/>
+              <w:rPr>
+                <w:rFonts w:ascii="Helvetica" w:eastAsia="Times New Roman" w:hAnsi="Helvetica" w:cs="Helvetica"/>
+                <w:color w:val="000000"/>
+                <w:sz w:val="18"/>
+                <w:szCs w:val="18"/>
+                <w:lang w:eastAsia="ru-RU"/>
+              </w:rPr>
+            </w:pPr>
+            <w:r>
+              <w:rPr>
+                <w:rFonts w:ascii="Helvetica" w:eastAsia="Times New Roman" w:hAnsi="Helvetica" w:cs="Helvetica"/>
+                <w:color w:val="000000"/>
+                <w:sz w:val="18"/>
+                <w:szCs w:val="18"/>
+                <w:lang w:eastAsia="ru-RU"/>
+              </w:rPr>
+              <w:t>401.0</w:t>
+            </w:r>
+          </w:p>
+        </w:tc>
+        <w:tc>
+          <w:tcPr>
+            <w:tcW w:w="0" w:type="auto"/>
+            <w:tcBorders>
+              <w:top w:val="nil"/>
+              <w:left w:val="nil"/>
+              <w:bottom w:val="nil"/>
+              <w:right w:val="nil"/>
+            </w:tcBorders>
+            <w:shd w:val="clear" w:color="auto" w:fill="F5F5F5"/>
+            <w:tcMar>
+              <w:top w:w="120" w:type="dxa"/>
+              <w:left w:w="120" w:type="dxa"/>
+              <w:bottom w:w="120" w:type="dxa"/>
+              <w:right w:w="120" w:type="dxa"/>
+            </w:tcMar>
+            <w:vAlign w:val="center"/>
+            <w:hideMark/>
+          </w:tcPr>
+          <w:p>
+            <w:pPr>
+              <w:spacing w:before="240" w:after="0" w:line="240" w:lineRule="auto"/>
+              <w:jc w:val="right"/>
+              <w:rPr>
+                <w:rFonts w:ascii="Helvetica" w:eastAsia="Times New Roman" w:hAnsi="Helvetica" w:cs="Helvetica"/>
+                <w:color w:val="000000"/>
+                <w:sz w:val="18"/>
+                <w:szCs w:val="18"/>
+                <w:lang w:eastAsia="ru-RU"/>
+              </w:rPr>
+            </w:pPr>
+            <w:r>
+              <w:rPr>
+                <w:rFonts w:ascii="Helvetica" w:eastAsia="Times New Roman" w:hAnsi="Helvetica" w:cs="Helvetica"/>
+                <w:color w:val="000000"/>
+                <w:sz w:val="18"/>
+                <w:szCs w:val="18"/>
+                <w:lang w:eastAsia="ru-RU"/>
+              </w:rPr>
+              <w:t>693.0</w:t>
+            </w:r>
+          </w:p>
+        </w:tc>
+        <w:tc>
+          <w:tcPr>
+            <w:tcW w:w="0" w:type="auto"/>
+            <w:tcBorders>
+              <w:top w:val="nil"/>
+              <w:left w:val="nil"/>
+              <w:bottom w:val="nil"/>
+              <w:right w:val="nil"/>
+            </w:tcBorders>
+            <w:shd w:val="clear" w:color="auto" w:fill="F5F5F5"/>
+            <w:tcMar>
+              <w:top w:w="120" w:type="dxa"/>
+              <w:left w:w="120" w:type="dxa"/>
+              <w:bottom w:w="120" w:type="dxa"/>
+              <w:right w:w="120" w:type="dxa"/>
+            </w:tcMar>
+            <w:vAlign w:val="center"/>
+            <w:hideMark/>
+          </w:tcPr>
+          <w:p>
+            <w:pPr>
+              <w:spacing w:before="240" w:after="0" w:line="240" w:lineRule="auto"/>
+              <w:jc w:val="right"/>
+              <w:rPr>
+                <w:rFonts w:ascii="Helvetica" w:eastAsia="Times New Roman" w:hAnsi="Helvetica" w:cs="Helvetica"/>
+                <w:color w:val="000000"/>
+                <w:sz w:val="18"/>
+                <w:szCs w:val="18"/>
+                <w:lang w:eastAsia="ru-RU"/>
+              </w:rPr>
+            </w:pPr>
+            <w:r>
+              <w:rPr>
+                <w:rFonts w:ascii="Helvetica" w:eastAsia="Times New Roman" w:hAnsi="Helvetica" w:cs="Helvetica"/>
+                <w:color w:val="000000"/>
+                <w:sz w:val="18"/>
+                <w:szCs w:val="18"/>
+                <w:lang w:eastAsia="ru-RU"/>
+              </w:rPr>
+              <w:t>-292.0</w:t>
+            </w:r>
+          </w:p>
+        </w:tc>
+      </w:tr>
+      <w:tr>
+        <w:tc>
+          <w:tcPr>
+            <w:tcW w:w="0" w:type="auto"/>
+            <w:tcBorders>
+              <w:top w:val="nil"/>
+              <w:left w:val="nil"/>
+              <w:bottom w:val="nil"/>
+              <w:right w:val="nil"/>
+            </w:tcBorders>
+            <w:shd w:val="clear" w:color="auto" w:fill="FFFFFF"/>
+            <w:tcMar>
+              <w:top w:w="120" w:type="dxa"/>
+              <w:left w:w="120" w:type="dxa"/>
+              <w:bottom w:w="120" w:type="dxa"/>
+              <w:right w:w="120" w:type="dxa"/>
+            </w:tcMar>
+            <w:vAlign w:val="center"/>
+            <w:hideMark/>
+          </w:tcPr>
+          <w:p>
+            <w:pPr>
+              <w:spacing w:before="240" w:after="0" w:line="240" w:lineRule="auto"/>
+              <w:jc w:val="right"/>
+              <w:rPr>
+                <w:rFonts w:ascii="Helvetica" w:eastAsia="Times New Roman" w:hAnsi="Helvetica" w:cs="Helvetica"/>
+                <w:b/>
+                <w:bCs/>
+                <w:color w:val="000000"/>
+                <w:sz w:val="18"/>
+                <w:szCs w:val="18"/>
+                <w:lang w:eastAsia="ru-RU"/>
+              </w:rPr>
+            </w:pPr>
+            <w:r>
+              <w:rPr>
+                <w:rFonts w:ascii="Helvetica" w:eastAsia="Times New Roman" w:hAnsi="Helvetica" w:cs="Helvetica"/>
+                <w:b/>
+                <w:bCs/>
+                <w:color w:val="000000"/>
+                <w:sz w:val="18"/>
+                <w:szCs w:val="18"/>
+                <w:lang w:eastAsia="ru-RU"/>
+              </w:rPr>
+              <w:t>3</w:t>
+            </w:r>
+          </w:p>
+        </w:tc>
+        <w:tc>
+          <w:tcPr>
+            <w:tcW w:w="0" w:type="auto"/>
+            <w:tcBorders>
+              <w:top w:val="nil"/>
+              <w:left w:val="nil"/>
+              <w:bottom w:val="nil"/>
+              <w:right w:val="nil"/>
+            </w:tcBorders>
+            <w:shd w:val="clear" w:color="auto" w:fill="FFFFFF"/>
+            <w:tcMar>
+              <w:top w:w="120" w:type="dxa"/>
+              <w:left w:w="120" w:type="dxa"/>
+              <w:bottom w:w="120" w:type="dxa"/>
+              <w:right w:w="120" w:type="dxa"/>
+            </w:tcMar>
+            <w:vAlign w:val="center"/>
+            <w:hideMark/>
+          </w:tcPr>
+          <w:p>
+            <w:pPr>
+              <w:spacing w:before="240" w:after="0" w:line="240" w:lineRule="auto"/>
+              <w:jc w:val="right"/>
+              <w:rPr>
+                <w:rFonts w:ascii="Helvetica" w:eastAsia="Times New Roman" w:hAnsi="Helvetica" w:cs="Helvetica"/>
+                <w:color w:val="000000"/>
+                <w:sz w:val="18"/>
+                <w:szCs w:val="18"/>
+                <w:lang w:eastAsia="ru-RU"/>
+              </w:rPr>
+            </w:pPr>
+            <w:r>
+              <w:rPr>
+                <w:rFonts w:ascii="Helvetica" w:eastAsia="Times New Roman" w:hAnsi="Helvetica" w:cs="Helvetica"/>
+                <w:color w:val="000000"/>
+                <w:sz w:val="18"/>
+                <w:szCs w:val="18"/>
+                <w:lang w:eastAsia="ru-RU"/>
+              </w:rPr>
+              <w:t>Che Adams</w:t>
+            </w:r>
+          </w:p>
+        </w:tc>
+        <w:tc>
+          <w:tcPr>
+            <w:tcW w:w="0" w:type="auto"/>
+            <w:tcBorders>
+              <w:top w:val="nil"/>
+              <w:left w:val="nil"/>
+              <w:bottom w:val="nil"/>
+              <w:right w:val="nil"/>
+            </w:tcBorders>
+            <w:shd w:val="clear" w:color="auto" w:fill="FFFFFF"/>
+            <w:tcMar>
+              <w:top w:w="120" w:type="dxa"/>
+              <w:left w:w="120" w:type="dxa"/>
+              <w:bottom w:w="120" w:type="dxa"/>
+              <w:right w:w="120" w:type="dxa"/>
+            </w:tcMar>
+            <w:vAlign w:val="center"/>
+            <w:hideMark/>
+          </w:tcPr>
+          <w:p>
+            <w:pPr>
+              <w:spacing w:before="240" w:after="0" w:line="240" w:lineRule="auto"/>
+              <w:jc w:val="right"/>
+              <w:rPr>
+                <w:rFonts w:ascii="Helvetica" w:eastAsia="Times New Roman" w:hAnsi="Helvetica" w:cs="Helvetica"/>
+                <w:color w:val="000000"/>
+                <w:sz w:val="18"/>
+                <w:szCs w:val="18"/>
+                <w:lang w:eastAsia="ru-RU"/>
+              </w:rPr>
+            </w:pPr>
+            <w:r>
+              <w:rPr>
+                <w:rFonts w:ascii="Helvetica" w:eastAsia="Times New Roman" w:hAnsi="Helvetica" w:cs="Helvetica"/>
+                <w:color w:val="000000"/>
+                <w:sz w:val="18"/>
+                <w:szCs w:val="18"/>
+                <w:lang w:eastAsia="ru-RU"/>
+              </w:rPr>
+              <w:t>524.0</w:t>
+            </w:r>
+          </w:p>
+        </w:tc>
+        <w:tc>
+          <w:tcPr>
+            <w:tcW w:w="0" w:type="auto"/>
+            <w:tcBorders>
+              <w:top w:val="nil"/>
+              <w:left w:val="nil"/>
+              <w:bottom w:val="nil"/>
+              <w:right w:val="nil"/>
+            </w:tcBorders>
+            <w:shd w:val="clear" w:color="auto" w:fill="FFFFFF"/>
+            <w:tcMar>
+              <w:top w:w="120" w:type="dxa"/>
+              <w:left w:w="120" w:type="dxa"/>
+              <w:bottom w:w="120" w:type="dxa"/>
+              <w:right w:w="120" w:type="dxa"/>
+            </w:tcMar>
+            <w:vAlign w:val="center"/>
+            <w:hideMark/>
+          </w:tcPr>
+          <w:p>
+            <w:pPr>
+              <w:spacing w:before="240" w:after="0" w:line="240" w:lineRule="auto"/>
+              <w:jc w:val="right"/>
+              <w:rPr>
+                <w:rFonts w:ascii="Helvetica" w:eastAsia="Times New Roman" w:hAnsi="Helvetica" w:cs="Helvetica"/>
+                <w:color w:val="000000"/>
+                <w:sz w:val="18"/>
+                <w:szCs w:val="18"/>
+                <w:lang w:eastAsia="ru-RU"/>
+              </w:rPr>
+            </w:pPr>
+            <w:r>
+              <w:rPr>
+                <w:rFonts w:ascii="Helvetica" w:eastAsia="Times New Roman" w:hAnsi="Helvetica" w:cs="Helvetica"/>
+                <w:color w:val="000000"/>
+                <w:sz w:val="18"/>
+                <w:szCs w:val="18"/>
+                <w:lang w:eastAsia="ru-RU"/>
+              </w:rPr>
+              <w:t>36.424682</w:t>
+            </w:r>
+          </w:p>
+        </w:tc>
+        <w:tc>
+          <w:tcPr>
+            <w:tcW w:w="0" w:type="auto"/>
+            <w:tcBorders>
+              <w:top w:val="nil"/>
+              <w:left w:val="nil"/>
+              <w:bottom w:val="nil"/>
+              <w:right w:val="nil"/>
+            </w:tcBorders>
+            <w:shd w:val="clear" w:color="auto" w:fill="FFFFFF"/>
+            <w:tcMar>
+              <w:top w:w="120" w:type="dxa"/>
+              <w:left w:w="120" w:type="dxa"/>
+              <w:bottom w:w="120" w:type="dxa"/>
+              <w:right w:w="120" w:type="dxa"/>
+            </w:tcMar>
+            <w:vAlign w:val="center"/>
+            <w:hideMark/>
+          </w:tcPr>
+          <w:p>
+            <w:pPr>
+              <w:spacing w:before="240" w:after="0" w:line="240" w:lineRule="auto"/>
+              <w:jc w:val="right"/>
+              <w:rPr>
+                <w:rFonts w:ascii="Helvetica" w:eastAsia="Times New Roman" w:hAnsi="Helvetica" w:cs="Helvetica"/>
+                <w:color w:val="000000"/>
+                <w:sz w:val="18"/>
+                <w:szCs w:val="18"/>
+                <w:lang w:eastAsia="ru-RU"/>
+              </w:rPr>
+            </w:pPr>
+            <w:r>
+              <w:rPr>
+                <w:rFonts w:ascii="Helvetica" w:eastAsia="Times New Roman" w:hAnsi="Helvetica" w:cs="Helvetica"/>
+                <w:color w:val="000000"/>
+                <w:sz w:val="18"/>
+                <w:szCs w:val="18"/>
+                <w:lang w:eastAsia="ru-RU"/>
+              </w:rPr>
+              <w:t>49.797794</w:t>
+            </w:r>
+          </w:p>
+        </w:tc>
+        <w:tc>
+          <w:tcPr>
+            <w:tcW w:w="0" w:type="auto"/>
+            <w:tcBorders>
+              <w:top w:val="nil"/>
+              <w:left w:val="nil"/>
+              <w:bottom w:val="nil"/>
+              <w:right w:val="nil"/>
+            </w:tcBorders>
+            <w:shd w:val="clear" w:color="auto" w:fill="FFFFFF"/>
+            <w:tcMar>
+              <w:top w:w="120" w:type="dxa"/>
+              <w:left w:w="120" w:type="dxa"/>
+              <w:bottom w:w="120" w:type="dxa"/>
+              <w:right w:w="120" w:type="dxa"/>
+            </w:tcMar>
+            <w:vAlign w:val="center"/>
+            <w:hideMark/>
+          </w:tcPr>
+          <w:p>
+            <w:pPr>
+              <w:spacing w:before="240" w:after="0" w:line="240" w:lineRule="auto"/>
+              <w:jc w:val="right"/>
+              <w:rPr>
+                <w:rFonts w:ascii="Helvetica" w:eastAsia="Times New Roman" w:hAnsi="Helvetica" w:cs="Helvetica"/>
+                <w:color w:val="000000"/>
+                <w:sz w:val="18"/>
+                <w:szCs w:val="18"/>
+                <w:lang w:eastAsia="ru-RU"/>
+              </w:rPr>
+            </w:pPr>
+            <w:r>
+              <w:rPr>
+                <w:rFonts w:ascii="Helvetica" w:eastAsia="Times New Roman" w:hAnsi="Helvetica" w:cs="Helvetica"/>
+                <w:color w:val="000000"/>
+                <w:sz w:val="18"/>
+                <w:szCs w:val="18"/>
+                <w:lang w:eastAsia="ru-RU"/>
+              </w:rPr>
+              <w:t>-13.373112</w:t>
+            </w:r>
+          </w:p>
+        </w:tc>
+        <w:tc>
+          <w:tcPr>
+            <w:tcW w:w="0" w:type="auto"/>
+            <w:tcBorders>
+              <w:top w:val="nil"/>
+              <w:left w:val="nil"/>
+              <w:bottom w:val="nil"/>
+              <w:right w:val="nil"/>
+            </w:tcBorders>
+            <w:shd w:val="clear" w:color="auto" w:fill="FFFFFF"/>
+            <w:tcMar>
+              <w:top w:w="120" w:type="dxa"/>
+              <w:left w:w="120" w:type="dxa"/>
+              <w:bottom w:w="120" w:type="dxa"/>
+              <w:right w:w="120" w:type="dxa"/>
+            </w:tcMar>
+            <w:vAlign w:val="center"/>
+            <w:hideMark/>
+          </w:tcPr>
+          <w:p>
+            <w:pPr>
+              <w:spacing w:before="240" w:after="0" w:line="240" w:lineRule="auto"/>
+              <w:jc w:val="right"/>
+              <w:rPr>
+                <w:rFonts w:ascii="Helvetica" w:eastAsia="Times New Roman" w:hAnsi="Helvetica" w:cs="Helvetica"/>
+                <w:color w:val="000000"/>
+                <w:sz w:val="18"/>
+                <w:szCs w:val="18"/>
+                <w:lang w:eastAsia="ru-RU"/>
+              </w:rPr>
+            </w:pPr>
+            <w:r>
+              <w:rPr>
+                <w:rFonts w:ascii="Helvetica" w:eastAsia="Times New Roman" w:hAnsi="Helvetica" w:cs="Helvetica"/>
+                <w:color w:val="000000"/>
+                <w:sz w:val="18"/>
+                <w:szCs w:val="18"/>
+                <w:lang w:eastAsia="ru-RU"/>
+              </w:rPr>
+              <w:t>223.0</w:t>
+            </w:r>
+          </w:p>
+        </w:tc>
+        <w:tc>
+          <w:tcPr>
+            <w:tcW w:w="0" w:type="auto"/>
+            <w:tcBorders>
+              <w:top w:val="nil"/>
+              <w:left w:val="nil"/>
+              <w:bottom w:val="nil"/>
+              <w:right w:val="nil"/>
+            </w:tcBorders>
+            <w:shd w:val="clear" w:color="auto" w:fill="FFFFFF"/>
+            <w:tcMar>
+              <w:top w:w="120" w:type="dxa"/>
+              <w:left w:w="120" w:type="dxa"/>
+              <w:bottom w:w="120" w:type="dxa"/>
+              <w:right w:w="120" w:type="dxa"/>
+            </w:tcMar>
+            <w:vAlign w:val="center"/>
+            <w:hideMark/>
+          </w:tcPr>
+          <w:p>
+            <w:pPr>
+              <w:spacing w:before="240" w:after="0" w:line="240" w:lineRule="auto"/>
+              <w:jc w:val="right"/>
+              <w:rPr>
+                <w:rFonts w:ascii="Helvetica" w:eastAsia="Times New Roman" w:hAnsi="Helvetica" w:cs="Helvetica"/>
+                <w:color w:val="000000"/>
+                <w:sz w:val="18"/>
+                <w:szCs w:val="18"/>
+                <w:lang w:eastAsia="ru-RU"/>
+              </w:rPr>
+            </w:pPr>
+            <w:r>
+              <w:rPr>
+                <w:rFonts w:ascii="Helvetica" w:eastAsia="Times New Roman" w:hAnsi="Helvetica" w:cs="Helvetica"/>
+                <w:color w:val="000000"/>
+                <w:sz w:val="18"/>
+                <w:szCs w:val="18"/>
+                <w:lang w:eastAsia="ru-RU"/>
+              </w:rPr>
+              <w:t>301.0</w:t>
+            </w:r>
+          </w:p>
+        </w:tc>
+        <w:tc>
+          <w:tcPr>
+            <w:tcW w:w="0" w:type="auto"/>
+            <w:tcBorders>
+              <w:top w:val="nil"/>
+              <w:left w:val="nil"/>
+              <w:bottom w:val="nil"/>
+              <w:right w:val="nil"/>
+            </w:tcBorders>
+            <w:shd w:val="clear" w:color="auto" w:fill="FFFFFF"/>
+            <w:tcMar>
+              <w:top w:w="120" w:type="dxa"/>
+              <w:left w:w="120" w:type="dxa"/>
+              <w:bottom w:w="120" w:type="dxa"/>
+              <w:right w:w="120" w:type="dxa"/>
+            </w:tcMar>
+            <w:vAlign w:val="center"/>
+            <w:hideMark/>
+          </w:tcPr>
+          <w:p>
+            <w:pPr>
+              <w:spacing w:before="240" w:after="0" w:line="240" w:lineRule="auto"/>
+              <w:jc w:val="right"/>
+              <w:rPr>
+                <w:rFonts w:ascii="Helvetica" w:eastAsia="Times New Roman" w:hAnsi="Helvetica" w:cs="Helvetica"/>
+                <w:color w:val="000000"/>
+                <w:sz w:val="18"/>
+                <w:szCs w:val="18"/>
+                <w:lang w:eastAsia="ru-RU"/>
+              </w:rPr>
+            </w:pPr>
+            <w:r>
+              <w:rPr>
+                <w:rFonts w:ascii="Helvetica" w:eastAsia="Times New Roman" w:hAnsi="Helvetica" w:cs="Helvetica"/>
+                <w:color w:val="000000"/>
+                <w:sz w:val="18"/>
+                <w:szCs w:val="18"/>
+                <w:lang w:eastAsia="ru-RU"/>
+              </w:rPr>
+              <w:t>-78.0</w:t>
+            </w:r>
+          </w:p>
+        </w:tc>
+      </w:tr>
+      <w:tr>
+        <w:tc>
+          <w:tcPr>
+            <w:tcW w:w="0" w:type="auto"/>
+            <w:tcBorders>
+              <w:top w:val="nil"/>
+              <w:left w:val="nil"/>
+              <w:bottom w:val="nil"/>
+              <w:right w:val="nil"/>
+            </w:tcBorders>
+            <w:shd w:val="clear" w:color="auto" w:fill="F5F5F5"/>
+            <w:tcMar>
+              <w:top w:w="120" w:type="dxa"/>
+              <w:left w:w="120" w:type="dxa"/>
+              <w:bottom w:w="120" w:type="dxa"/>
+              <w:right w:w="120" w:type="dxa"/>
+            </w:tcMar>
+            <w:vAlign w:val="center"/>
+            <w:hideMark/>
+          </w:tcPr>
+          <w:p>
+            <w:pPr>
+              <w:spacing w:before="240" w:after="0" w:line="240" w:lineRule="auto"/>
+              <w:jc w:val="right"/>
+              <w:rPr>
+                <w:rFonts w:ascii="Helvetica" w:eastAsia="Times New Roman" w:hAnsi="Helvetica" w:cs="Helvetica"/>
+                <w:b/>
+                <w:bCs/>
+                <w:color w:val="000000"/>
+                <w:sz w:val="18"/>
+                <w:szCs w:val="18"/>
+                <w:lang w:eastAsia="ru-RU"/>
+              </w:rPr>
+            </w:pPr>
+            <w:r>
+              <w:rPr>
+                <w:rFonts w:ascii="Helvetica" w:eastAsia="Times New Roman" w:hAnsi="Helvetica" w:cs="Helvetica"/>
+                <w:b/>
+                <w:bCs/>
+                <w:color w:val="000000"/>
+                <w:sz w:val="18"/>
+                <w:szCs w:val="18"/>
+                <w:lang w:eastAsia="ru-RU"/>
+              </w:rPr>
+              <w:t>4</w:t>
+            </w:r>
+          </w:p>
+        </w:tc>
+        <w:tc>
+          <w:tcPr>
+            <w:tcW w:w="0" w:type="auto"/>
+            <w:tcBorders>
+              <w:top w:val="nil"/>
+              <w:left w:val="nil"/>
+              <w:bottom w:val="nil"/>
+              <w:right w:val="nil"/>
+            </w:tcBorders>
+            <w:shd w:val="clear" w:color="auto" w:fill="F5F5F5"/>
+            <w:tcMar>
+              <w:top w:w="120" w:type="dxa"/>
+              <w:left w:w="120" w:type="dxa"/>
+              <w:bottom w:w="120" w:type="dxa"/>
+              <w:right w:w="120" w:type="dxa"/>
+            </w:tcMar>
+            <w:vAlign w:val="center"/>
+            <w:hideMark/>
+          </w:tcPr>
+          <w:p>
+            <w:pPr>
+              <w:spacing w:before="240" w:after="0" w:line="240" w:lineRule="auto"/>
+              <w:jc w:val="right"/>
+              <w:rPr>
+                <w:rFonts w:ascii="Helvetica" w:eastAsia="Times New Roman" w:hAnsi="Helvetica" w:cs="Helvetica"/>
+                <w:color w:val="000000"/>
+                <w:sz w:val="18"/>
+                <w:szCs w:val="18"/>
+                <w:lang w:val="en-US" w:eastAsia="ru-RU"/>
+              </w:rPr>
+            </w:pPr>
+            <w:r>
+              <w:rPr>
+                <w:rFonts w:ascii="Helvetica" w:eastAsia="Times New Roman" w:hAnsi="Helvetica" w:cs="Helvetica"/>
+                <w:color w:val="000000"/>
+                <w:sz w:val="18"/>
+                <w:szCs w:val="18"/>
+                <w:lang w:val="en-US" w:eastAsia="ru-RU"/>
+              </w:rPr>
+              <w:t>Lucas Rodrigues Moura da Silva</w:t>
+            </w:r>
+          </w:p>
+        </w:tc>
+        <w:tc>
+          <w:tcPr>
+            <w:tcW w:w="0" w:type="auto"/>
+            <w:tcBorders>
+              <w:top w:val="nil"/>
+              <w:left w:val="nil"/>
+              <w:bottom w:val="nil"/>
+              <w:right w:val="nil"/>
+            </w:tcBorders>
+            <w:shd w:val="clear" w:color="auto" w:fill="F5F5F5"/>
+            <w:tcMar>
+              <w:top w:w="120" w:type="dxa"/>
+              <w:left w:w="120" w:type="dxa"/>
+              <w:bottom w:w="120" w:type="dxa"/>
+              <w:right w:w="120" w:type="dxa"/>
+            </w:tcMar>
+            <w:vAlign w:val="center"/>
+            <w:hideMark/>
+          </w:tcPr>
+          <w:p>
+            <w:pPr>
+              <w:spacing w:before="240" w:after="0" w:line="240" w:lineRule="auto"/>
+              <w:jc w:val="right"/>
+              <w:rPr>
+                <w:rFonts w:ascii="Helvetica" w:eastAsia="Times New Roman" w:hAnsi="Helvetica" w:cs="Helvetica"/>
+                <w:color w:val="000000"/>
+                <w:sz w:val="18"/>
+                <w:szCs w:val="18"/>
+                <w:lang w:eastAsia="ru-RU"/>
+              </w:rPr>
+            </w:pPr>
+            <w:r>
+              <w:rPr>
+                <w:rFonts w:ascii="Helvetica" w:eastAsia="Times New Roman" w:hAnsi="Helvetica" w:cs="Helvetica"/>
+                <w:color w:val="000000"/>
+                <w:sz w:val="18"/>
+                <w:szCs w:val="18"/>
+                <w:lang w:eastAsia="ru-RU"/>
+              </w:rPr>
+              <w:t>751.0</w:t>
+            </w:r>
+          </w:p>
+        </w:tc>
+        <w:tc>
+          <w:tcPr>
+            <w:tcW w:w="0" w:type="auto"/>
+            <w:tcBorders>
+              <w:top w:val="nil"/>
+              <w:left w:val="nil"/>
+              <w:bottom w:val="nil"/>
+              <w:right w:val="nil"/>
+            </w:tcBorders>
+            <w:shd w:val="clear" w:color="auto" w:fill="F5F5F5"/>
+            <w:tcMar>
+              <w:top w:w="120" w:type="dxa"/>
+              <w:left w:w="120" w:type="dxa"/>
+              <w:bottom w:w="120" w:type="dxa"/>
+              <w:right w:w="120" w:type="dxa"/>
+            </w:tcMar>
+            <w:vAlign w:val="center"/>
+            <w:hideMark/>
+          </w:tcPr>
+          <w:p>
+            <w:pPr>
+              <w:spacing w:before="240" w:after="0" w:line="240" w:lineRule="auto"/>
+              <w:jc w:val="right"/>
+              <w:rPr>
+                <w:rFonts w:ascii="Helvetica" w:eastAsia="Times New Roman" w:hAnsi="Helvetica" w:cs="Helvetica"/>
+                <w:color w:val="000000"/>
+                <w:sz w:val="18"/>
+                <w:szCs w:val="18"/>
+                <w:lang w:eastAsia="ru-RU"/>
+              </w:rPr>
+            </w:pPr>
+            <w:r>
+              <w:rPr>
+                <w:rFonts w:ascii="Helvetica" w:eastAsia="Times New Roman" w:hAnsi="Helvetica" w:cs="Helvetica"/>
+                <w:color w:val="000000"/>
+                <w:sz w:val="18"/>
+                <w:szCs w:val="18"/>
+                <w:lang w:eastAsia="ru-RU"/>
+              </w:rPr>
+              <w:t>23.770634</w:t>
+            </w:r>
+          </w:p>
+        </w:tc>
+        <w:tc>
+          <w:tcPr>
+            <w:tcW w:w="0" w:type="auto"/>
+            <w:tcBorders>
+              <w:top w:val="nil"/>
+              <w:left w:val="nil"/>
+              <w:bottom w:val="nil"/>
+              <w:right w:val="nil"/>
+            </w:tcBorders>
+            <w:shd w:val="clear" w:color="auto" w:fill="F5F5F5"/>
+            <w:tcMar>
+              <w:top w:w="120" w:type="dxa"/>
+              <w:left w:w="120" w:type="dxa"/>
+              <w:bottom w:w="120" w:type="dxa"/>
+              <w:right w:w="120" w:type="dxa"/>
+            </w:tcMar>
+            <w:vAlign w:val="center"/>
+            <w:hideMark/>
+          </w:tcPr>
+          <w:p>
+            <w:pPr>
+              <w:spacing w:before="240" w:after="0" w:line="240" w:lineRule="auto"/>
+              <w:jc w:val="right"/>
+              <w:rPr>
+                <w:rFonts w:ascii="Helvetica" w:eastAsia="Times New Roman" w:hAnsi="Helvetica" w:cs="Helvetica"/>
+                <w:color w:val="000000"/>
+                <w:sz w:val="18"/>
+                <w:szCs w:val="18"/>
+                <w:lang w:eastAsia="ru-RU"/>
+              </w:rPr>
+            </w:pPr>
+            <w:r>
+              <w:rPr>
+                <w:rFonts w:ascii="Helvetica" w:eastAsia="Times New Roman" w:hAnsi="Helvetica" w:cs="Helvetica"/>
+                <w:color w:val="000000"/>
+                <w:sz w:val="18"/>
+                <w:szCs w:val="18"/>
+                <w:lang w:eastAsia="ru-RU"/>
+              </w:rPr>
+              <w:t>37.112546</w:t>
+            </w:r>
+          </w:p>
+        </w:tc>
+        <w:tc>
+          <w:tcPr>
+            <w:tcW w:w="0" w:type="auto"/>
+            <w:tcBorders>
+              <w:top w:val="nil"/>
+              <w:left w:val="nil"/>
+              <w:bottom w:val="nil"/>
+              <w:right w:val="nil"/>
+            </w:tcBorders>
+            <w:shd w:val="clear" w:color="auto" w:fill="F5F5F5"/>
+            <w:tcMar>
+              <w:top w:w="120" w:type="dxa"/>
+              <w:left w:w="120" w:type="dxa"/>
+              <w:bottom w:w="120" w:type="dxa"/>
+              <w:right w:w="120" w:type="dxa"/>
+            </w:tcMar>
+            <w:vAlign w:val="center"/>
+            <w:hideMark/>
+          </w:tcPr>
+          <w:p>
+            <w:pPr>
+              <w:spacing w:before="240" w:after="0" w:line="240" w:lineRule="auto"/>
+              <w:jc w:val="right"/>
+              <w:rPr>
+                <w:rFonts w:ascii="Helvetica" w:eastAsia="Times New Roman" w:hAnsi="Helvetica" w:cs="Helvetica"/>
+                <w:color w:val="000000"/>
+                <w:sz w:val="18"/>
+                <w:szCs w:val="18"/>
+                <w:lang w:eastAsia="ru-RU"/>
+              </w:rPr>
+            </w:pPr>
+            <w:r>
+              <w:rPr>
+                <w:rFonts w:ascii="Helvetica" w:eastAsia="Times New Roman" w:hAnsi="Helvetica" w:cs="Helvetica"/>
+                <w:color w:val="000000"/>
+                <w:sz w:val="18"/>
+                <w:szCs w:val="18"/>
+                <w:lang w:eastAsia="ru-RU"/>
+              </w:rPr>
+              <w:t>-13.341912</w:t>
+            </w:r>
+          </w:p>
+        </w:tc>
+        <w:tc>
+          <w:tcPr>
+            <w:tcW w:w="0" w:type="auto"/>
+            <w:tcBorders>
+              <w:top w:val="nil"/>
+              <w:left w:val="nil"/>
+              <w:bottom w:val="nil"/>
+              <w:right w:val="nil"/>
+            </w:tcBorders>
+            <w:shd w:val="clear" w:color="auto" w:fill="F5F5F5"/>
+            <w:tcMar>
+              <w:top w:w="120" w:type="dxa"/>
+              <w:left w:w="120" w:type="dxa"/>
+              <w:bottom w:w="120" w:type="dxa"/>
+              <w:right w:w="120" w:type="dxa"/>
+            </w:tcMar>
+            <w:vAlign w:val="center"/>
+            <w:hideMark/>
+          </w:tcPr>
+          <w:p>
+            <w:pPr>
+              <w:spacing w:before="240" w:after="0" w:line="240" w:lineRule="auto"/>
+              <w:jc w:val="right"/>
+              <w:rPr>
+                <w:rFonts w:ascii="Helvetica" w:eastAsia="Times New Roman" w:hAnsi="Helvetica" w:cs="Helvetica"/>
+                <w:color w:val="000000"/>
+                <w:sz w:val="18"/>
+                <w:szCs w:val="18"/>
+                <w:lang w:eastAsia="ru-RU"/>
+              </w:rPr>
+            </w:pPr>
+            <w:r>
+              <w:rPr>
+                <w:rFonts w:ascii="Helvetica" w:eastAsia="Times New Roman" w:hAnsi="Helvetica" w:cs="Helvetica"/>
+                <w:color w:val="000000"/>
+                <w:sz w:val="18"/>
+                <w:szCs w:val="18"/>
+                <w:lang w:eastAsia="ru-RU"/>
+              </w:rPr>
+              <w:t>304.0</w:t>
+            </w:r>
+          </w:p>
+        </w:tc>
+        <w:tc>
+          <w:tcPr>
+            <w:tcW w:w="0" w:type="auto"/>
+            <w:tcBorders>
+              <w:top w:val="nil"/>
+              <w:left w:val="nil"/>
+              <w:bottom w:val="nil"/>
+              <w:right w:val="nil"/>
+            </w:tcBorders>
+            <w:shd w:val="clear" w:color="auto" w:fill="F5F5F5"/>
+            <w:tcMar>
+              <w:top w:w="120" w:type="dxa"/>
+              <w:left w:w="120" w:type="dxa"/>
+              <w:bottom w:w="120" w:type="dxa"/>
+              <w:right w:w="120" w:type="dxa"/>
+            </w:tcMar>
+            <w:vAlign w:val="center"/>
+            <w:hideMark/>
+          </w:tcPr>
+          <w:p>
+            <w:pPr>
+              <w:spacing w:before="240" w:after="0" w:line="240" w:lineRule="auto"/>
+              <w:jc w:val="right"/>
+              <w:rPr>
+                <w:rFonts w:ascii="Helvetica" w:eastAsia="Times New Roman" w:hAnsi="Helvetica" w:cs="Helvetica"/>
+                <w:color w:val="000000"/>
+                <w:sz w:val="18"/>
+                <w:szCs w:val="18"/>
+                <w:lang w:eastAsia="ru-RU"/>
+              </w:rPr>
+            </w:pPr>
+            <w:r>
+              <w:rPr>
+                <w:rFonts w:ascii="Helvetica" w:eastAsia="Times New Roman" w:hAnsi="Helvetica" w:cs="Helvetica"/>
+                <w:color w:val="000000"/>
+                <w:sz w:val="18"/>
+                <w:szCs w:val="18"/>
+                <w:lang w:eastAsia="ru-RU"/>
+              </w:rPr>
+              <w:t>447.0</w:t>
+            </w:r>
+          </w:p>
+        </w:tc>
+        <w:tc>
+          <w:tcPr>
+            <w:tcW w:w="0" w:type="auto"/>
+            <w:tcBorders>
+              <w:top w:val="nil"/>
+              <w:left w:val="nil"/>
+              <w:bottom w:val="nil"/>
+              <w:right w:val="nil"/>
+            </w:tcBorders>
+            <w:shd w:val="clear" w:color="auto" w:fill="F5F5F5"/>
+            <w:tcMar>
+              <w:top w:w="120" w:type="dxa"/>
+              <w:left w:w="120" w:type="dxa"/>
+              <w:bottom w:w="120" w:type="dxa"/>
+              <w:right w:w="120" w:type="dxa"/>
+            </w:tcMar>
+            <w:vAlign w:val="center"/>
+            <w:hideMark/>
+          </w:tcPr>
+          <w:p>
+            <w:pPr>
+              <w:spacing w:before="240" w:after="0" w:line="240" w:lineRule="auto"/>
+              <w:jc w:val="right"/>
+              <w:rPr>
+                <w:rFonts w:ascii="Helvetica" w:eastAsia="Times New Roman" w:hAnsi="Helvetica" w:cs="Helvetica"/>
+                <w:color w:val="000000"/>
+                <w:sz w:val="18"/>
+                <w:szCs w:val="18"/>
+                <w:lang w:eastAsia="ru-RU"/>
+              </w:rPr>
+            </w:pPr>
+            <w:r>
+              <w:rPr>
+                <w:rFonts w:ascii="Helvetica" w:eastAsia="Times New Roman" w:hAnsi="Helvetica" w:cs="Helvetica"/>
+                <w:color w:val="000000"/>
+                <w:sz w:val="18"/>
+                <w:szCs w:val="18"/>
+                <w:lang w:eastAsia="ru-RU"/>
+              </w:rPr>
+              <w:t>-143.0</w:t>
+            </w:r>
+          </w:p>
+        </w:tc>
+      </w:tr>
+      <w:tr>
+        <w:tc>
+          <w:tcPr>
+            <w:tcW w:w="0" w:type="auto"/>
+            <w:tcBorders>
+              <w:top w:val="nil"/>
+              <w:left w:val="nil"/>
+              <w:bottom w:val="nil"/>
+              <w:right w:val="nil"/>
+            </w:tcBorders>
+            <w:shd w:val="clear" w:color="auto" w:fill="FFFFFF"/>
+            <w:tcMar>
+              <w:top w:w="120" w:type="dxa"/>
+              <w:left w:w="120" w:type="dxa"/>
+              <w:bottom w:w="120" w:type="dxa"/>
+              <w:right w:w="120" w:type="dxa"/>
+            </w:tcMar>
+            <w:vAlign w:val="center"/>
+            <w:hideMark/>
+          </w:tcPr>
+          <w:p>
+            <w:pPr>
+              <w:spacing w:before="240" w:after="0" w:line="240" w:lineRule="auto"/>
+              <w:jc w:val="right"/>
+              <w:rPr>
+                <w:rFonts w:ascii="Helvetica" w:eastAsia="Times New Roman" w:hAnsi="Helvetica" w:cs="Helvetica"/>
+                <w:b/>
+                <w:bCs/>
+                <w:color w:val="000000"/>
+                <w:sz w:val="18"/>
+                <w:szCs w:val="18"/>
+                <w:lang w:eastAsia="ru-RU"/>
+              </w:rPr>
+            </w:pPr>
+            <w:r>
+              <w:rPr>
+                <w:rFonts w:ascii="Helvetica" w:eastAsia="Times New Roman" w:hAnsi="Helvetica" w:cs="Helvetica"/>
+                <w:b/>
+                <w:bCs/>
+                <w:color w:val="000000"/>
+                <w:sz w:val="18"/>
+                <w:szCs w:val="18"/>
+                <w:lang w:eastAsia="ru-RU"/>
+              </w:rPr>
+              <w:t>5</w:t>
+            </w:r>
+          </w:p>
+        </w:tc>
+        <w:tc>
+          <w:tcPr>
+            <w:tcW w:w="0" w:type="auto"/>
+            <w:tcBorders>
+              <w:top w:val="nil"/>
+              <w:left w:val="nil"/>
+              <w:bottom w:val="nil"/>
+              <w:right w:val="nil"/>
+            </w:tcBorders>
+            <w:shd w:val="clear" w:color="auto" w:fill="FFFFFF"/>
+            <w:tcMar>
+              <w:top w:w="120" w:type="dxa"/>
+              <w:left w:w="120" w:type="dxa"/>
+              <w:bottom w:w="120" w:type="dxa"/>
+              <w:right w:w="120" w:type="dxa"/>
+            </w:tcMar>
+            <w:vAlign w:val="center"/>
+            <w:hideMark/>
+          </w:tcPr>
+          <w:p>
+            <w:pPr>
+              <w:spacing w:before="240" w:after="0" w:line="240" w:lineRule="auto"/>
+              <w:jc w:val="right"/>
+              <w:rPr>
+                <w:rFonts w:ascii="Helvetica" w:eastAsia="Times New Roman" w:hAnsi="Helvetica" w:cs="Helvetica"/>
+                <w:color w:val="000000"/>
+                <w:sz w:val="18"/>
+                <w:szCs w:val="18"/>
+                <w:lang w:eastAsia="ru-RU"/>
+              </w:rPr>
+            </w:pPr>
+            <w:r>
+              <w:rPr>
+                <w:rFonts w:ascii="Helvetica" w:eastAsia="Times New Roman" w:hAnsi="Helvetica" w:cs="Helvetica"/>
+                <w:color w:val="000000"/>
+                <w:sz w:val="18"/>
+                <w:szCs w:val="18"/>
+                <w:lang w:eastAsia="ru-RU"/>
+              </w:rPr>
+              <w:t>Wesley Moraes</w:t>
+            </w:r>
+          </w:p>
+        </w:tc>
+        <w:tc>
+          <w:tcPr>
+            <w:tcW w:w="0" w:type="auto"/>
+            <w:tcBorders>
+              <w:top w:val="nil"/>
+              <w:left w:val="nil"/>
+              <w:bottom w:val="nil"/>
+              <w:right w:val="nil"/>
+            </w:tcBorders>
+            <w:shd w:val="clear" w:color="auto" w:fill="FFFFFF"/>
+            <w:tcMar>
+              <w:top w:w="120" w:type="dxa"/>
+              <w:left w:w="120" w:type="dxa"/>
+              <w:bottom w:w="120" w:type="dxa"/>
+              <w:right w:w="120" w:type="dxa"/>
+            </w:tcMar>
+            <w:vAlign w:val="center"/>
+            <w:hideMark/>
+          </w:tcPr>
+          <w:p>
+            <w:pPr>
+              <w:spacing w:before="240" w:after="0" w:line="240" w:lineRule="auto"/>
+              <w:jc w:val="right"/>
+              <w:rPr>
+                <w:rFonts w:ascii="Helvetica" w:eastAsia="Times New Roman" w:hAnsi="Helvetica" w:cs="Helvetica"/>
+                <w:color w:val="000000"/>
+                <w:sz w:val="18"/>
+                <w:szCs w:val="18"/>
+                <w:lang w:eastAsia="ru-RU"/>
+              </w:rPr>
+            </w:pPr>
+            <w:r>
+              <w:rPr>
+                <w:rFonts w:ascii="Helvetica" w:eastAsia="Times New Roman" w:hAnsi="Helvetica" w:cs="Helvetica"/>
+                <w:color w:val="000000"/>
+                <w:sz w:val="18"/>
+                <w:szCs w:val="18"/>
+                <w:lang w:eastAsia="ru-RU"/>
+              </w:rPr>
+              <w:t>632.0</w:t>
+            </w:r>
+          </w:p>
+        </w:tc>
+        <w:tc>
+          <w:tcPr>
+            <w:tcW w:w="0" w:type="auto"/>
+            <w:tcBorders>
+              <w:top w:val="nil"/>
+              <w:left w:val="nil"/>
+              <w:bottom w:val="nil"/>
+              <w:right w:val="nil"/>
+            </w:tcBorders>
+            <w:shd w:val="clear" w:color="auto" w:fill="FFFFFF"/>
+            <w:tcMar>
+              <w:top w:w="120" w:type="dxa"/>
+              <w:left w:w="120" w:type="dxa"/>
+              <w:bottom w:w="120" w:type="dxa"/>
+              <w:right w:w="120" w:type="dxa"/>
+            </w:tcMar>
+            <w:vAlign w:val="center"/>
+            <w:hideMark/>
+          </w:tcPr>
+          <w:p>
+            <w:pPr>
+              <w:spacing w:before="240" w:after="0" w:line="240" w:lineRule="auto"/>
+              <w:jc w:val="right"/>
+              <w:rPr>
+                <w:rFonts w:ascii="Helvetica" w:eastAsia="Times New Roman" w:hAnsi="Helvetica" w:cs="Helvetica"/>
+                <w:color w:val="000000"/>
+                <w:sz w:val="18"/>
+                <w:szCs w:val="18"/>
+                <w:lang w:eastAsia="ru-RU"/>
+              </w:rPr>
+            </w:pPr>
+            <w:r>
+              <w:rPr>
+                <w:rFonts w:ascii="Helvetica" w:eastAsia="Times New Roman" w:hAnsi="Helvetica" w:cs="Helvetica"/>
+                <w:color w:val="000000"/>
+                <w:sz w:val="18"/>
+                <w:szCs w:val="18"/>
+                <w:lang w:eastAsia="ru-RU"/>
+              </w:rPr>
+              <w:t>25.758267</w:t>
+            </w:r>
+          </w:p>
+        </w:tc>
+        <w:tc>
+          <w:tcPr>
+            <w:tcW w:w="0" w:type="auto"/>
+            <w:tcBorders>
+              <w:top w:val="nil"/>
+              <w:left w:val="nil"/>
+              <w:bottom w:val="nil"/>
+              <w:right w:val="nil"/>
+            </w:tcBorders>
+            <w:shd w:val="clear" w:color="auto" w:fill="FFFFFF"/>
+            <w:tcMar>
+              <w:top w:w="120" w:type="dxa"/>
+              <w:left w:w="120" w:type="dxa"/>
+              <w:bottom w:w="120" w:type="dxa"/>
+              <w:right w:w="120" w:type="dxa"/>
+            </w:tcMar>
+            <w:vAlign w:val="center"/>
+            <w:hideMark/>
+          </w:tcPr>
+          <w:p>
+            <w:pPr>
+              <w:spacing w:before="240" w:after="0" w:line="240" w:lineRule="auto"/>
+              <w:jc w:val="right"/>
+              <w:rPr>
+                <w:rFonts w:ascii="Helvetica" w:eastAsia="Times New Roman" w:hAnsi="Helvetica" w:cs="Helvetica"/>
+                <w:color w:val="000000"/>
+                <w:sz w:val="18"/>
+                <w:szCs w:val="18"/>
+                <w:lang w:eastAsia="ru-RU"/>
+              </w:rPr>
+            </w:pPr>
+            <w:r>
+              <w:rPr>
+                <w:rFonts w:ascii="Helvetica" w:eastAsia="Times New Roman" w:hAnsi="Helvetica" w:cs="Helvetica"/>
+                <w:color w:val="000000"/>
+                <w:sz w:val="18"/>
+                <w:szCs w:val="18"/>
+                <w:lang w:eastAsia="ru-RU"/>
+              </w:rPr>
+              <w:t>37.889503</w:t>
+            </w:r>
+          </w:p>
+        </w:tc>
+        <w:tc>
+          <w:tcPr>
+            <w:tcW w:w="0" w:type="auto"/>
+            <w:tcBorders>
+              <w:top w:val="nil"/>
+              <w:left w:val="nil"/>
+              <w:bottom w:val="nil"/>
+              <w:right w:val="nil"/>
+            </w:tcBorders>
+            <w:shd w:val="clear" w:color="auto" w:fill="FFFFFF"/>
+            <w:tcMar>
+              <w:top w:w="120" w:type="dxa"/>
+              <w:left w:w="120" w:type="dxa"/>
+              <w:bottom w:w="120" w:type="dxa"/>
+              <w:right w:w="120" w:type="dxa"/>
+            </w:tcMar>
+            <w:vAlign w:val="center"/>
+            <w:hideMark/>
+          </w:tcPr>
+          <w:p>
+            <w:pPr>
+              <w:spacing w:before="240" w:after="0" w:line="240" w:lineRule="auto"/>
+              <w:jc w:val="right"/>
+              <w:rPr>
+                <w:rFonts w:ascii="Helvetica" w:eastAsia="Times New Roman" w:hAnsi="Helvetica" w:cs="Helvetica"/>
+                <w:color w:val="000000"/>
+                <w:sz w:val="18"/>
+                <w:szCs w:val="18"/>
+                <w:lang w:eastAsia="ru-RU"/>
+              </w:rPr>
+            </w:pPr>
+            <w:r>
+              <w:rPr>
+                <w:rFonts w:ascii="Helvetica" w:eastAsia="Times New Roman" w:hAnsi="Helvetica" w:cs="Helvetica"/>
+                <w:color w:val="000000"/>
+                <w:sz w:val="18"/>
+                <w:szCs w:val="18"/>
+                <w:lang w:eastAsia="ru-RU"/>
+              </w:rPr>
+              <w:t>-12.131236</w:t>
+            </w:r>
+          </w:p>
+        </w:tc>
+        <w:tc>
+          <w:tcPr>
+            <w:tcW w:w="0" w:type="auto"/>
+            <w:tcBorders>
+              <w:top w:val="nil"/>
+              <w:left w:val="nil"/>
+              <w:bottom w:val="nil"/>
+              <w:right w:val="nil"/>
+            </w:tcBorders>
+            <w:shd w:val="clear" w:color="auto" w:fill="FFFFFF"/>
+            <w:tcMar>
+              <w:top w:w="120" w:type="dxa"/>
+              <w:left w:w="120" w:type="dxa"/>
+              <w:bottom w:w="120" w:type="dxa"/>
+              <w:right w:w="120" w:type="dxa"/>
+            </w:tcMar>
+            <w:vAlign w:val="center"/>
+            <w:hideMark/>
+          </w:tcPr>
+          <w:p>
+            <w:pPr>
+              <w:spacing w:before="240" w:after="0" w:line="240" w:lineRule="auto"/>
+              <w:jc w:val="right"/>
+              <w:rPr>
+                <w:rFonts w:ascii="Helvetica" w:eastAsia="Times New Roman" w:hAnsi="Helvetica" w:cs="Helvetica"/>
+                <w:color w:val="000000"/>
+                <w:sz w:val="18"/>
+                <w:szCs w:val="18"/>
+                <w:lang w:eastAsia="ru-RU"/>
+              </w:rPr>
+            </w:pPr>
+            <w:r>
+              <w:rPr>
+                <w:rFonts w:ascii="Helvetica" w:eastAsia="Times New Roman" w:hAnsi="Helvetica" w:cs="Helvetica"/>
+                <w:color w:val="000000"/>
+                <w:sz w:val="18"/>
+                <w:szCs w:val="18"/>
+                <w:lang w:eastAsia="ru-RU"/>
+              </w:rPr>
+              <w:t>251.0</w:t>
+            </w:r>
+          </w:p>
+        </w:tc>
+        <w:tc>
+          <w:tcPr>
+            <w:tcW w:w="0" w:type="auto"/>
+            <w:tcBorders>
+              <w:top w:val="nil"/>
+              <w:left w:val="nil"/>
+              <w:bottom w:val="nil"/>
+              <w:right w:val="nil"/>
+            </w:tcBorders>
+            <w:shd w:val="clear" w:color="auto" w:fill="FFFFFF"/>
+            <w:tcMar>
+              <w:top w:w="120" w:type="dxa"/>
+              <w:left w:w="120" w:type="dxa"/>
+              <w:bottom w:w="120" w:type="dxa"/>
+              <w:right w:w="120" w:type="dxa"/>
+            </w:tcMar>
+            <w:vAlign w:val="center"/>
+            <w:hideMark/>
+          </w:tcPr>
+          <w:p>
+            <w:pPr>
+              <w:spacing w:before="240" w:after="0" w:line="240" w:lineRule="auto"/>
+              <w:jc w:val="right"/>
+              <w:rPr>
+                <w:rFonts w:ascii="Helvetica" w:eastAsia="Times New Roman" w:hAnsi="Helvetica" w:cs="Helvetica"/>
+                <w:color w:val="000000"/>
+                <w:sz w:val="18"/>
+                <w:szCs w:val="18"/>
+                <w:lang w:eastAsia="ru-RU"/>
+              </w:rPr>
+            </w:pPr>
+            <w:r>
+              <w:rPr>
+                <w:rFonts w:ascii="Helvetica" w:eastAsia="Times New Roman" w:hAnsi="Helvetica" w:cs="Helvetica"/>
+                <w:color w:val="000000"/>
+                <w:sz w:val="18"/>
+                <w:szCs w:val="18"/>
+                <w:lang w:eastAsia="ru-RU"/>
+              </w:rPr>
+              <w:t>381.0</w:t>
+            </w:r>
+          </w:p>
+        </w:tc>
+        <w:tc>
+          <w:tcPr>
+            <w:tcW w:w="0" w:type="auto"/>
+            <w:tcBorders>
+              <w:top w:val="nil"/>
+              <w:left w:val="nil"/>
+              <w:bottom w:val="nil"/>
+              <w:right w:val="nil"/>
+            </w:tcBorders>
+            <w:shd w:val="clear" w:color="auto" w:fill="FFFFFF"/>
+            <w:tcMar>
+              <w:top w:w="120" w:type="dxa"/>
+              <w:left w:w="120" w:type="dxa"/>
+              <w:bottom w:w="120" w:type="dxa"/>
+              <w:right w:w="120" w:type="dxa"/>
+            </w:tcMar>
+            <w:vAlign w:val="center"/>
+            <w:hideMark/>
+          </w:tcPr>
+          <w:p>
+            <w:pPr>
+              <w:spacing w:before="240" w:after="0" w:line="240" w:lineRule="auto"/>
+              <w:jc w:val="right"/>
+              <w:rPr>
+                <w:rFonts w:ascii="Helvetica" w:eastAsia="Times New Roman" w:hAnsi="Helvetica" w:cs="Helvetica"/>
+                <w:color w:val="000000"/>
+                <w:sz w:val="18"/>
+                <w:szCs w:val="18"/>
+                <w:lang w:eastAsia="ru-RU"/>
+              </w:rPr>
+            </w:pPr>
+            <w:r>
+              <w:rPr>
+                <w:rFonts w:ascii="Helvetica" w:eastAsia="Times New Roman" w:hAnsi="Helvetica" w:cs="Helvetica"/>
+                <w:color w:val="000000"/>
+                <w:sz w:val="18"/>
+                <w:szCs w:val="18"/>
+                <w:lang w:eastAsia="ru-RU"/>
+              </w:rPr>
+              <w:t>-130.0</w:t>
+            </w:r>
+          </w:p>
+        </w:tc>
+      </w:tr>
+      <w:tr>
+        <w:tc>
+          <w:tcPr>
+            <w:tcW w:w="0" w:type="auto"/>
+            <w:tcBorders>
+              <w:top w:val="nil"/>
+              <w:left w:val="nil"/>
+              <w:bottom w:val="nil"/>
+              <w:right w:val="nil"/>
+            </w:tcBorders>
+            <w:shd w:val="clear" w:color="auto" w:fill="F5F5F5"/>
+            <w:tcMar>
+              <w:top w:w="120" w:type="dxa"/>
+              <w:left w:w="120" w:type="dxa"/>
+              <w:bottom w:w="120" w:type="dxa"/>
+              <w:right w:w="120" w:type="dxa"/>
+            </w:tcMar>
+            <w:vAlign w:val="center"/>
+            <w:hideMark/>
+          </w:tcPr>
+          <w:p>
+            <w:pPr>
+              <w:spacing w:before="240" w:after="0" w:line="240" w:lineRule="auto"/>
+              <w:jc w:val="right"/>
+              <w:rPr>
+                <w:rFonts w:ascii="Helvetica" w:eastAsia="Times New Roman" w:hAnsi="Helvetica" w:cs="Helvetica"/>
+                <w:b/>
+                <w:bCs/>
+                <w:color w:val="000000"/>
+                <w:sz w:val="18"/>
+                <w:szCs w:val="18"/>
+                <w:lang w:eastAsia="ru-RU"/>
+              </w:rPr>
+            </w:pPr>
+            <w:r>
+              <w:rPr>
+                <w:rFonts w:ascii="Helvetica" w:eastAsia="Times New Roman" w:hAnsi="Helvetica" w:cs="Helvetica"/>
+                <w:b/>
+                <w:bCs/>
+                <w:color w:val="000000"/>
+                <w:sz w:val="18"/>
+                <w:szCs w:val="18"/>
+                <w:lang w:eastAsia="ru-RU"/>
+              </w:rPr>
+              <w:t>6</w:t>
+            </w:r>
+          </w:p>
+        </w:tc>
+        <w:tc>
+          <w:tcPr>
+            <w:tcW w:w="0" w:type="auto"/>
+            <w:tcBorders>
+              <w:top w:val="nil"/>
+              <w:left w:val="nil"/>
+              <w:bottom w:val="nil"/>
+              <w:right w:val="nil"/>
+            </w:tcBorders>
+            <w:shd w:val="clear" w:color="auto" w:fill="F5F5F5"/>
+            <w:tcMar>
+              <w:top w:w="120" w:type="dxa"/>
+              <w:left w:w="120" w:type="dxa"/>
+              <w:bottom w:w="120" w:type="dxa"/>
+              <w:right w:w="120" w:type="dxa"/>
+            </w:tcMar>
+            <w:vAlign w:val="center"/>
+            <w:hideMark/>
+          </w:tcPr>
+          <w:p>
+            <w:pPr>
+              <w:spacing w:before="240" w:after="0" w:line="240" w:lineRule="auto"/>
+              <w:jc w:val="right"/>
+              <w:rPr>
+                <w:rFonts w:ascii="Helvetica" w:eastAsia="Times New Roman" w:hAnsi="Helvetica" w:cs="Helvetica"/>
+                <w:color w:val="000000"/>
+                <w:sz w:val="18"/>
+                <w:szCs w:val="18"/>
+                <w:lang w:eastAsia="ru-RU"/>
+              </w:rPr>
+            </w:pPr>
+            <w:r>
+              <w:rPr>
+                <w:rFonts w:ascii="Helvetica" w:eastAsia="Times New Roman" w:hAnsi="Helvetica" w:cs="Helvetica"/>
+                <w:color w:val="000000"/>
+                <w:sz w:val="18"/>
+                <w:szCs w:val="18"/>
+                <w:lang w:eastAsia="ru-RU"/>
+              </w:rPr>
+              <w:t>Jamie Vardy</w:t>
+            </w:r>
+          </w:p>
+        </w:tc>
+        <w:tc>
+          <w:tcPr>
+            <w:tcW w:w="0" w:type="auto"/>
+            <w:tcBorders>
+              <w:top w:val="nil"/>
+              <w:left w:val="nil"/>
+              <w:bottom w:val="nil"/>
+              <w:right w:val="nil"/>
+            </w:tcBorders>
+            <w:shd w:val="clear" w:color="auto" w:fill="F5F5F5"/>
+            <w:tcMar>
+              <w:top w:w="120" w:type="dxa"/>
+              <w:left w:w="120" w:type="dxa"/>
+              <w:bottom w:w="120" w:type="dxa"/>
+              <w:right w:w="120" w:type="dxa"/>
+            </w:tcMar>
+            <w:vAlign w:val="center"/>
+            <w:hideMark/>
+          </w:tcPr>
+          <w:p>
+            <w:pPr>
+              <w:spacing w:before="240" w:after="0" w:line="240" w:lineRule="auto"/>
+              <w:jc w:val="right"/>
+              <w:rPr>
+                <w:rFonts w:ascii="Helvetica" w:eastAsia="Times New Roman" w:hAnsi="Helvetica" w:cs="Helvetica"/>
+                <w:color w:val="000000"/>
+                <w:sz w:val="18"/>
+                <w:szCs w:val="18"/>
+                <w:lang w:eastAsia="ru-RU"/>
+              </w:rPr>
+            </w:pPr>
+            <w:r>
+              <w:rPr>
+                <w:rFonts w:ascii="Helvetica" w:eastAsia="Times New Roman" w:hAnsi="Helvetica" w:cs="Helvetica"/>
+                <w:color w:val="000000"/>
+                <w:sz w:val="18"/>
+                <w:szCs w:val="18"/>
+                <w:lang w:eastAsia="ru-RU"/>
+              </w:rPr>
+              <w:t>1455.0</w:t>
+            </w:r>
+          </w:p>
+        </w:tc>
+        <w:tc>
+          <w:tcPr>
+            <w:tcW w:w="0" w:type="auto"/>
+            <w:tcBorders>
+              <w:top w:val="nil"/>
+              <w:left w:val="nil"/>
+              <w:bottom w:val="nil"/>
+              <w:right w:val="nil"/>
+            </w:tcBorders>
+            <w:shd w:val="clear" w:color="auto" w:fill="F5F5F5"/>
+            <w:tcMar>
+              <w:top w:w="120" w:type="dxa"/>
+              <w:left w:w="120" w:type="dxa"/>
+              <w:bottom w:w="120" w:type="dxa"/>
+              <w:right w:w="120" w:type="dxa"/>
+            </w:tcMar>
+            <w:vAlign w:val="center"/>
+            <w:hideMark/>
+          </w:tcPr>
+          <w:p>
+            <w:pPr>
+              <w:spacing w:before="240" w:after="0" w:line="240" w:lineRule="auto"/>
+              <w:jc w:val="right"/>
+              <w:rPr>
+                <w:rFonts w:ascii="Helvetica" w:eastAsia="Times New Roman" w:hAnsi="Helvetica" w:cs="Helvetica"/>
+                <w:color w:val="000000"/>
+                <w:sz w:val="18"/>
+                <w:szCs w:val="18"/>
+                <w:lang w:eastAsia="ru-RU"/>
+              </w:rPr>
+            </w:pPr>
+            <w:r>
+              <w:rPr>
+                <w:rFonts w:ascii="Helvetica" w:eastAsia="Times New Roman" w:hAnsi="Helvetica" w:cs="Helvetica"/>
+                <w:color w:val="000000"/>
+                <w:sz w:val="18"/>
+                <w:szCs w:val="18"/>
+                <w:lang w:eastAsia="ru-RU"/>
+              </w:rPr>
+              <w:t>37.820352</w:t>
+            </w:r>
+          </w:p>
+        </w:tc>
+        <w:tc>
+          <w:tcPr>
+            <w:tcW w:w="0" w:type="auto"/>
+            <w:tcBorders>
+              <w:top w:val="nil"/>
+              <w:left w:val="nil"/>
+              <w:bottom w:val="nil"/>
+              <w:right w:val="nil"/>
+            </w:tcBorders>
+            <w:shd w:val="clear" w:color="auto" w:fill="F5F5F5"/>
+            <w:tcMar>
+              <w:top w:w="120" w:type="dxa"/>
+              <w:left w:w="120" w:type="dxa"/>
+              <w:bottom w:w="120" w:type="dxa"/>
+              <w:right w:w="120" w:type="dxa"/>
+            </w:tcMar>
+            <w:vAlign w:val="center"/>
+            <w:hideMark/>
+          </w:tcPr>
+          <w:p>
+            <w:pPr>
+              <w:spacing w:before="240" w:after="0" w:line="240" w:lineRule="auto"/>
+              <w:jc w:val="right"/>
+              <w:rPr>
+                <w:rFonts w:ascii="Helvetica" w:eastAsia="Times New Roman" w:hAnsi="Helvetica" w:cs="Helvetica"/>
+                <w:color w:val="000000"/>
+                <w:sz w:val="18"/>
+                <w:szCs w:val="18"/>
+                <w:lang w:eastAsia="ru-RU"/>
+              </w:rPr>
+            </w:pPr>
+            <w:r>
+              <w:rPr>
+                <w:rFonts w:ascii="Helvetica" w:eastAsia="Times New Roman" w:hAnsi="Helvetica" w:cs="Helvetica"/>
+                <w:color w:val="000000"/>
+                <w:sz w:val="18"/>
+                <w:szCs w:val="18"/>
+                <w:lang w:eastAsia="ru-RU"/>
+              </w:rPr>
+              <w:t>49.125000</w:t>
+            </w:r>
+          </w:p>
+        </w:tc>
+        <w:tc>
+          <w:tcPr>
+            <w:tcW w:w="0" w:type="auto"/>
+            <w:tcBorders>
+              <w:top w:val="nil"/>
+              <w:left w:val="nil"/>
+              <w:bottom w:val="nil"/>
+              <w:right w:val="nil"/>
+            </w:tcBorders>
+            <w:shd w:val="clear" w:color="auto" w:fill="F5F5F5"/>
+            <w:tcMar>
+              <w:top w:w="120" w:type="dxa"/>
+              <w:left w:w="120" w:type="dxa"/>
+              <w:bottom w:w="120" w:type="dxa"/>
+              <w:right w:w="120" w:type="dxa"/>
+            </w:tcMar>
+            <w:vAlign w:val="center"/>
+            <w:hideMark/>
+          </w:tcPr>
+          <w:p>
+            <w:pPr>
+              <w:spacing w:before="240" w:after="0" w:line="240" w:lineRule="auto"/>
+              <w:jc w:val="right"/>
+              <w:rPr>
+                <w:rFonts w:ascii="Helvetica" w:eastAsia="Times New Roman" w:hAnsi="Helvetica" w:cs="Helvetica"/>
+                <w:color w:val="000000"/>
+                <w:sz w:val="18"/>
+                <w:szCs w:val="18"/>
+                <w:lang w:eastAsia="ru-RU"/>
+              </w:rPr>
+            </w:pPr>
+            <w:r>
+              <w:rPr>
+                <w:rFonts w:ascii="Helvetica" w:eastAsia="Times New Roman" w:hAnsi="Helvetica" w:cs="Helvetica"/>
+                <w:color w:val="000000"/>
+                <w:sz w:val="18"/>
+                <w:szCs w:val="18"/>
+                <w:lang w:eastAsia="ru-RU"/>
+              </w:rPr>
+              <w:t>-11.304648</w:t>
+            </w:r>
+          </w:p>
+        </w:tc>
+        <w:tc>
+          <w:tcPr>
+            <w:tcW w:w="0" w:type="auto"/>
+            <w:tcBorders>
+              <w:top w:val="nil"/>
+              <w:left w:val="nil"/>
+              <w:bottom w:val="nil"/>
+              <w:right w:val="nil"/>
+            </w:tcBorders>
+            <w:shd w:val="clear" w:color="auto" w:fill="F5F5F5"/>
+            <w:tcMar>
+              <w:top w:w="120" w:type="dxa"/>
+              <w:left w:w="120" w:type="dxa"/>
+              <w:bottom w:w="120" w:type="dxa"/>
+              <w:right w:w="120" w:type="dxa"/>
+            </w:tcMar>
+            <w:vAlign w:val="center"/>
+            <w:hideMark/>
+          </w:tcPr>
+          <w:p>
+            <w:pPr>
+              <w:spacing w:before="240" w:after="0" w:line="240" w:lineRule="auto"/>
+              <w:jc w:val="right"/>
+              <w:rPr>
+                <w:rFonts w:ascii="Helvetica" w:eastAsia="Times New Roman" w:hAnsi="Helvetica" w:cs="Helvetica"/>
+                <w:color w:val="000000"/>
+                <w:sz w:val="18"/>
+                <w:szCs w:val="18"/>
+                <w:lang w:eastAsia="ru-RU"/>
+              </w:rPr>
+            </w:pPr>
+            <w:r>
+              <w:rPr>
+                <w:rFonts w:ascii="Helvetica" w:eastAsia="Times New Roman" w:hAnsi="Helvetica" w:cs="Helvetica"/>
+                <w:color w:val="000000"/>
+                <w:sz w:val="18"/>
+                <w:szCs w:val="18"/>
+                <w:lang w:eastAsia="ru-RU"/>
+              </w:rPr>
+              <w:t>669.0</w:t>
+            </w:r>
+          </w:p>
+        </w:tc>
+        <w:tc>
+          <w:tcPr>
+            <w:tcW w:w="0" w:type="auto"/>
+            <w:tcBorders>
+              <w:top w:val="nil"/>
+              <w:left w:val="nil"/>
+              <w:bottom w:val="nil"/>
+              <w:right w:val="nil"/>
+            </w:tcBorders>
+            <w:shd w:val="clear" w:color="auto" w:fill="F5F5F5"/>
+            <w:tcMar>
+              <w:top w:w="120" w:type="dxa"/>
+              <w:left w:w="120" w:type="dxa"/>
+              <w:bottom w:w="120" w:type="dxa"/>
+              <w:right w:w="120" w:type="dxa"/>
+            </w:tcMar>
+            <w:vAlign w:val="center"/>
+            <w:hideMark/>
+          </w:tcPr>
+          <w:p>
+            <w:pPr>
+              <w:spacing w:before="240" w:after="0" w:line="240" w:lineRule="auto"/>
+              <w:jc w:val="right"/>
+              <w:rPr>
+                <w:rFonts w:ascii="Helvetica" w:eastAsia="Times New Roman" w:hAnsi="Helvetica" w:cs="Helvetica"/>
+                <w:color w:val="000000"/>
+                <w:sz w:val="18"/>
+                <w:szCs w:val="18"/>
+                <w:lang w:eastAsia="ru-RU"/>
+              </w:rPr>
+            </w:pPr>
+            <w:r>
+              <w:rPr>
+                <w:rFonts w:ascii="Helvetica" w:eastAsia="Times New Roman" w:hAnsi="Helvetica" w:cs="Helvetica"/>
+                <w:color w:val="000000"/>
+                <w:sz w:val="18"/>
+                <w:szCs w:val="18"/>
+                <w:lang w:eastAsia="ru-RU"/>
+              </w:rPr>
+              <w:t>786.0</w:t>
+            </w:r>
+          </w:p>
+        </w:tc>
+        <w:tc>
+          <w:tcPr>
+            <w:tcW w:w="0" w:type="auto"/>
+            <w:tcBorders>
+              <w:top w:val="nil"/>
+              <w:left w:val="nil"/>
+              <w:bottom w:val="nil"/>
+              <w:right w:val="nil"/>
+            </w:tcBorders>
+            <w:shd w:val="clear" w:color="auto" w:fill="F5F5F5"/>
+            <w:tcMar>
+              <w:top w:w="120" w:type="dxa"/>
+              <w:left w:w="120" w:type="dxa"/>
+              <w:bottom w:w="120" w:type="dxa"/>
+              <w:right w:w="120" w:type="dxa"/>
+            </w:tcMar>
+            <w:vAlign w:val="center"/>
+            <w:hideMark/>
+          </w:tcPr>
+          <w:p>
+            <w:pPr>
+              <w:spacing w:before="240" w:after="0" w:line="240" w:lineRule="auto"/>
+              <w:jc w:val="right"/>
+              <w:rPr>
+                <w:rFonts w:ascii="Helvetica" w:eastAsia="Times New Roman" w:hAnsi="Helvetica" w:cs="Helvetica"/>
+                <w:color w:val="000000"/>
+                <w:sz w:val="18"/>
+                <w:szCs w:val="18"/>
+                <w:lang w:eastAsia="ru-RU"/>
+              </w:rPr>
+            </w:pPr>
+            <w:r>
+              <w:rPr>
+                <w:rFonts w:ascii="Helvetica" w:eastAsia="Times New Roman" w:hAnsi="Helvetica" w:cs="Helvetica"/>
+                <w:color w:val="000000"/>
+                <w:sz w:val="18"/>
+                <w:szCs w:val="18"/>
+                <w:lang w:eastAsia="ru-RU"/>
+              </w:rPr>
+              <w:t>-117.0</w:t>
+            </w:r>
+          </w:p>
+        </w:tc>
+      </w:tr>
+      <w:tr>
+        <w:tc>
+          <w:tcPr>
+            <w:tcW w:w="0" w:type="auto"/>
+            <w:tcBorders>
+              <w:top w:val="nil"/>
+              <w:left w:val="nil"/>
+              <w:bottom w:val="nil"/>
+              <w:right w:val="nil"/>
+            </w:tcBorders>
+            <w:shd w:val="clear" w:color="auto" w:fill="FFFFFF"/>
+            <w:tcMar>
+              <w:top w:w="120" w:type="dxa"/>
+              <w:left w:w="120" w:type="dxa"/>
+              <w:bottom w:w="120" w:type="dxa"/>
+              <w:right w:w="120" w:type="dxa"/>
+            </w:tcMar>
+            <w:vAlign w:val="center"/>
+            <w:hideMark/>
+          </w:tcPr>
+          <w:p>
+            <w:pPr>
+              <w:spacing w:before="240" w:after="0" w:line="240" w:lineRule="auto"/>
+              <w:jc w:val="right"/>
+              <w:rPr>
+                <w:rFonts w:ascii="Helvetica" w:eastAsia="Times New Roman" w:hAnsi="Helvetica" w:cs="Helvetica"/>
+                <w:b/>
+                <w:bCs/>
+                <w:color w:val="000000"/>
+                <w:sz w:val="18"/>
+                <w:szCs w:val="18"/>
+                <w:lang w:eastAsia="ru-RU"/>
+              </w:rPr>
+            </w:pPr>
+            <w:r>
+              <w:rPr>
+                <w:rFonts w:ascii="Helvetica" w:eastAsia="Times New Roman" w:hAnsi="Helvetica" w:cs="Helvetica"/>
+                <w:b/>
+                <w:bCs/>
+                <w:color w:val="000000"/>
+                <w:sz w:val="18"/>
+                <w:szCs w:val="18"/>
+                <w:lang w:eastAsia="ru-RU"/>
+              </w:rPr>
+              <w:t>7</w:t>
+            </w:r>
+          </w:p>
+        </w:tc>
+        <w:tc>
+          <w:tcPr>
+            <w:tcW w:w="0" w:type="auto"/>
+            <w:tcBorders>
+              <w:top w:val="nil"/>
+              <w:left w:val="nil"/>
+              <w:bottom w:val="nil"/>
+              <w:right w:val="nil"/>
+            </w:tcBorders>
+            <w:shd w:val="clear" w:color="auto" w:fill="FFFFFF"/>
+            <w:tcMar>
+              <w:top w:w="120" w:type="dxa"/>
+              <w:left w:w="120" w:type="dxa"/>
+              <w:bottom w:w="120" w:type="dxa"/>
+              <w:right w:w="120" w:type="dxa"/>
+            </w:tcMar>
+            <w:vAlign w:val="center"/>
+            <w:hideMark/>
+          </w:tcPr>
+          <w:p>
+            <w:pPr>
+              <w:spacing w:before="240" w:after="0" w:line="240" w:lineRule="auto"/>
+              <w:jc w:val="right"/>
+              <w:rPr>
+                <w:rFonts w:ascii="Helvetica" w:eastAsia="Times New Roman" w:hAnsi="Helvetica" w:cs="Helvetica"/>
+                <w:color w:val="000000"/>
+                <w:sz w:val="18"/>
+                <w:szCs w:val="18"/>
+                <w:lang w:eastAsia="ru-RU"/>
+              </w:rPr>
+            </w:pPr>
+            <w:r>
+              <w:rPr>
+                <w:rFonts w:ascii="Helvetica" w:eastAsia="Times New Roman" w:hAnsi="Helvetica" w:cs="Helvetica"/>
+                <w:color w:val="000000"/>
+                <w:sz w:val="18"/>
+                <w:szCs w:val="18"/>
+                <w:lang w:eastAsia="ru-RU"/>
+              </w:rPr>
+              <w:t>Raheem Sterling</w:t>
+            </w:r>
+          </w:p>
+        </w:tc>
+        <w:tc>
+          <w:tcPr>
+            <w:tcW w:w="0" w:type="auto"/>
+            <w:tcBorders>
+              <w:top w:val="nil"/>
+              <w:left w:val="nil"/>
+              <w:bottom w:val="nil"/>
+              <w:right w:val="nil"/>
+            </w:tcBorders>
+            <w:shd w:val="clear" w:color="auto" w:fill="FFFFFF"/>
+            <w:tcMar>
+              <w:top w:w="120" w:type="dxa"/>
+              <w:left w:w="120" w:type="dxa"/>
+              <w:bottom w:w="120" w:type="dxa"/>
+              <w:right w:w="120" w:type="dxa"/>
+            </w:tcMar>
+            <w:vAlign w:val="center"/>
+            <w:hideMark/>
+          </w:tcPr>
+          <w:p>
+            <w:pPr>
+              <w:spacing w:before="240" w:after="0" w:line="240" w:lineRule="auto"/>
+              <w:jc w:val="right"/>
+              <w:rPr>
+                <w:rFonts w:ascii="Helvetica" w:eastAsia="Times New Roman" w:hAnsi="Helvetica" w:cs="Helvetica"/>
+                <w:color w:val="000000"/>
+                <w:sz w:val="18"/>
+                <w:szCs w:val="18"/>
+                <w:lang w:eastAsia="ru-RU"/>
+              </w:rPr>
+            </w:pPr>
+            <w:r>
+              <w:rPr>
+                <w:rFonts w:ascii="Helvetica" w:eastAsia="Times New Roman" w:hAnsi="Helvetica" w:cs="Helvetica"/>
+                <w:color w:val="000000"/>
+                <w:sz w:val="18"/>
+                <w:szCs w:val="18"/>
+                <w:lang w:eastAsia="ru-RU"/>
+              </w:rPr>
+              <w:t>1829.0</w:t>
+            </w:r>
+          </w:p>
+        </w:tc>
+        <w:tc>
+          <w:tcPr>
+            <w:tcW w:w="0" w:type="auto"/>
+            <w:tcBorders>
+              <w:top w:val="nil"/>
+              <w:left w:val="nil"/>
+              <w:bottom w:val="nil"/>
+              <w:right w:val="nil"/>
+            </w:tcBorders>
+            <w:shd w:val="clear" w:color="auto" w:fill="FFFFFF"/>
+            <w:tcMar>
+              <w:top w:w="120" w:type="dxa"/>
+              <w:left w:w="120" w:type="dxa"/>
+              <w:bottom w:w="120" w:type="dxa"/>
+              <w:right w:w="120" w:type="dxa"/>
+            </w:tcMar>
+            <w:vAlign w:val="center"/>
+            <w:hideMark/>
+          </w:tcPr>
+          <w:p>
+            <w:pPr>
+              <w:spacing w:before="240" w:after="0" w:line="240" w:lineRule="auto"/>
+              <w:jc w:val="right"/>
+              <w:rPr>
+                <w:rFonts w:ascii="Helvetica" w:eastAsia="Times New Roman" w:hAnsi="Helvetica" w:cs="Helvetica"/>
+                <w:color w:val="000000"/>
+                <w:sz w:val="18"/>
+                <w:szCs w:val="18"/>
+                <w:lang w:eastAsia="ru-RU"/>
+              </w:rPr>
+            </w:pPr>
+            <w:r>
+              <w:rPr>
+                <w:rFonts w:ascii="Helvetica" w:eastAsia="Times New Roman" w:hAnsi="Helvetica" w:cs="Helvetica"/>
+                <w:color w:val="000000"/>
+                <w:sz w:val="18"/>
+                <w:szCs w:val="18"/>
+                <w:lang w:eastAsia="ru-RU"/>
+              </w:rPr>
+              <w:t>56.036334</w:t>
+            </w:r>
+          </w:p>
+        </w:tc>
+        <w:tc>
+          <w:tcPr>
+            <w:tcW w:w="0" w:type="auto"/>
+            <w:tcBorders>
+              <w:top w:val="nil"/>
+              <w:left w:val="nil"/>
+              <w:bottom w:val="nil"/>
+              <w:right w:val="nil"/>
+            </w:tcBorders>
+            <w:shd w:val="clear" w:color="auto" w:fill="FFFFFF"/>
+            <w:tcMar>
+              <w:top w:w="120" w:type="dxa"/>
+              <w:left w:w="120" w:type="dxa"/>
+              <w:bottom w:w="120" w:type="dxa"/>
+              <w:right w:w="120" w:type="dxa"/>
+            </w:tcMar>
+            <w:vAlign w:val="center"/>
+            <w:hideMark/>
+          </w:tcPr>
+          <w:p>
+            <w:pPr>
+              <w:spacing w:before="240" w:after="0" w:line="240" w:lineRule="auto"/>
+              <w:jc w:val="right"/>
+              <w:rPr>
+                <w:rFonts w:ascii="Helvetica" w:eastAsia="Times New Roman" w:hAnsi="Helvetica" w:cs="Helvetica"/>
+                <w:color w:val="000000"/>
+                <w:sz w:val="18"/>
+                <w:szCs w:val="18"/>
+                <w:lang w:eastAsia="ru-RU"/>
+              </w:rPr>
+            </w:pPr>
+            <w:r>
+              <w:rPr>
+                <w:rFonts w:ascii="Helvetica" w:eastAsia="Times New Roman" w:hAnsi="Helvetica" w:cs="Helvetica"/>
+                <w:color w:val="000000"/>
+                <w:sz w:val="18"/>
+                <w:szCs w:val="18"/>
+                <w:lang w:eastAsia="ru-RU"/>
+              </w:rPr>
+              <w:t>67.187500</w:t>
+            </w:r>
+          </w:p>
+        </w:tc>
+        <w:tc>
+          <w:tcPr>
+            <w:tcW w:w="0" w:type="auto"/>
+            <w:tcBorders>
+              <w:top w:val="nil"/>
+              <w:left w:val="nil"/>
+              <w:bottom w:val="nil"/>
+              <w:right w:val="nil"/>
+            </w:tcBorders>
+            <w:shd w:val="clear" w:color="auto" w:fill="FFFFFF"/>
+            <w:tcMar>
+              <w:top w:w="120" w:type="dxa"/>
+              <w:left w:w="120" w:type="dxa"/>
+              <w:bottom w:w="120" w:type="dxa"/>
+              <w:right w:w="120" w:type="dxa"/>
+            </w:tcMar>
+            <w:vAlign w:val="center"/>
+            <w:hideMark/>
+          </w:tcPr>
+          <w:p>
+            <w:pPr>
+              <w:spacing w:before="240" w:after="0" w:line="240" w:lineRule="auto"/>
+              <w:jc w:val="right"/>
+              <w:rPr>
+                <w:rFonts w:ascii="Helvetica" w:eastAsia="Times New Roman" w:hAnsi="Helvetica" w:cs="Helvetica"/>
+                <w:color w:val="000000"/>
+                <w:sz w:val="18"/>
+                <w:szCs w:val="18"/>
+                <w:lang w:eastAsia="ru-RU"/>
+              </w:rPr>
+            </w:pPr>
+            <w:r>
+              <w:rPr>
+                <w:rFonts w:ascii="Helvetica" w:eastAsia="Times New Roman" w:hAnsi="Helvetica" w:cs="Helvetica"/>
+                <w:color w:val="000000"/>
+                <w:sz w:val="18"/>
+                <w:szCs w:val="18"/>
+                <w:lang w:eastAsia="ru-RU"/>
+              </w:rPr>
+              <w:t>-11.151166</w:t>
+            </w:r>
+          </w:p>
+        </w:tc>
+        <w:tc>
+          <w:tcPr>
+            <w:tcW w:w="0" w:type="auto"/>
+            <w:tcBorders>
+              <w:top w:val="nil"/>
+              <w:left w:val="nil"/>
+              <w:bottom w:val="nil"/>
+              <w:right w:val="nil"/>
+            </w:tcBorders>
+            <w:shd w:val="clear" w:color="auto" w:fill="FFFFFF"/>
+            <w:tcMar>
+              <w:top w:w="120" w:type="dxa"/>
+              <w:left w:w="120" w:type="dxa"/>
+              <w:bottom w:w="120" w:type="dxa"/>
+              <w:right w:w="120" w:type="dxa"/>
+            </w:tcMar>
+            <w:vAlign w:val="center"/>
+            <w:hideMark/>
+          </w:tcPr>
+          <w:p>
+            <w:pPr>
+              <w:spacing w:before="240" w:after="0" w:line="240" w:lineRule="auto"/>
+              <w:jc w:val="right"/>
+              <w:rPr>
+                <w:rFonts w:ascii="Helvetica" w:eastAsia="Times New Roman" w:hAnsi="Helvetica" w:cs="Helvetica"/>
+                <w:color w:val="000000"/>
+                <w:sz w:val="18"/>
+                <w:szCs w:val="18"/>
+                <w:lang w:eastAsia="ru-RU"/>
+              </w:rPr>
+            </w:pPr>
+            <w:r>
+              <w:rPr>
+                <w:rFonts w:ascii="Helvetica" w:eastAsia="Times New Roman" w:hAnsi="Helvetica" w:cs="Helvetica"/>
+                <w:color w:val="000000"/>
+                <w:sz w:val="18"/>
+                <w:szCs w:val="18"/>
+                <w:lang w:eastAsia="ru-RU"/>
+              </w:rPr>
+              <w:t>754.0</w:t>
+            </w:r>
+          </w:p>
+        </w:tc>
+        <w:tc>
+          <w:tcPr>
+            <w:tcW w:w="0" w:type="auto"/>
+            <w:tcBorders>
+              <w:top w:val="nil"/>
+              <w:left w:val="nil"/>
+              <w:bottom w:val="nil"/>
+              <w:right w:val="nil"/>
+            </w:tcBorders>
+            <w:shd w:val="clear" w:color="auto" w:fill="FFFFFF"/>
+            <w:tcMar>
+              <w:top w:w="120" w:type="dxa"/>
+              <w:left w:w="120" w:type="dxa"/>
+              <w:bottom w:w="120" w:type="dxa"/>
+              <w:right w:w="120" w:type="dxa"/>
+            </w:tcMar>
+            <w:vAlign w:val="center"/>
+            <w:hideMark/>
+          </w:tcPr>
+          <w:p>
+            <w:pPr>
+              <w:spacing w:before="240" w:after="0" w:line="240" w:lineRule="auto"/>
+              <w:jc w:val="right"/>
+              <w:rPr>
+                <w:rFonts w:ascii="Helvetica" w:eastAsia="Times New Roman" w:hAnsi="Helvetica" w:cs="Helvetica"/>
+                <w:color w:val="000000"/>
+                <w:sz w:val="18"/>
+                <w:szCs w:val="18"/>
+                <w:lang w:eastAsia="ru-RU"/>
+              </w:rPr>
+            </w:pPr>
+            <w:r>
+              <w:rPr>
+                <w:rFonts w:ascii="Helvetica" w:eastAsia="Times New Roman" w:hAnsi="Helvetica" w:cs="Helvetica"/>
+                <w:color w:val="000000"/>
+                <w:sz w:val="18"/>
+                <w:szCs w:val="18"/>
+                <w:lang w:eastAsia="ru-RU"/>
+              </w:rPr>
+              <w:t>1075.0</w:t>
+            </w:r>
+          </w:p>
+        </w:tc>
+        <w:tc>
+          <w:tcPr>
+            <w:tcW w:w="0" w:type="auto"/>
+            <w:tcBorders>
+              <w:top w:val="nil"/>
+              <w:left w:val="nil"/>
+              <w:bottom w:val="nil"/>
+              <w:right w:val="nil"/>
+            </w:tcBorders>
+            <w:shd w:val="clear" w:color="auto" w:fill="FFFFFF"/>
+            <w:tcMar>
+              <w:top w:w="120" w:type="dxa"/>
+              <w:left w:w="120" w:type="dxa"/>
+              <w:bottom w:w="120" w:type="dxa"/>
+              <w:right w:w="120" w:type="dxa"/>
+            </w:tcMar>
+            <w:vAlign w:val="center"/>
+            <w:hideMark/>
+          </w:tcPr>
+          <w:p>
+            <w:pPr>
+              <w:spacing w:before="240" w:after="0" w:line="240" w:lineRule="auto"/>
+              <w:jc w:val="right"/>
+              <w:rPr>
+                <w:rFonts w:ascii="Helvetica" w:eastAsia="Times New Roman" w:hAnsi="Helvetica" w:cs="Helvetica"/>
+                <w:color w:val="000000"/>
+                <w:sz w:val="18"/>
+                <w:szCs w:val="18"/>
+                <w:lang w:eastAsia="ru-RU"/>
+              </w:rPr>
+            </w:pPr>
+            <w:r>
+              <w:rPr>
+                <w:rFonts w:ascii="Helvetica" w:eastAsia="Times New Roman" w:hAnsi="Helvetica" w:cs="Helvetica"/>
+                <w:color w:val="000000"/>
+                <w:sz w:val="18"/>
+                <w:szCs w:val="18"/>
+                <w:lang w:eastAsia="ru-RU"/>
+              </w:rPr>
+              <w:t>-321.0</w:t>
+            </w:r>
+          </w:p>
+        </w:tc>
+      </w:tr>
+      <w:tr>
+        <w:tc>
+          <w:tcPr>
+            <w:tcW w:w="0" w:type="auto"/>
+            <w:tcBorders>
+              <w:top w:val="nil"/>
+              <w:left w:val="nil"/>
+              <w:bottom w:val="nil"/>
+              <w:right w:val="nil"/>
+            </w:tcBorders>
+            <w:shd w:val="clear" w:color="auto" w:fill="F5F5F5"/>
+            <w:tcMar>
+              <w:top w:w="120" w:type="dxa"/>
+              <w:left w:w="120" w:type="dxa"/>
+              <w:bottom w:w="120" w:type="dxa"/>
+              <w:right w:w="120" w:type="dxa"/>
+            </w:tcMar>
+            <w:vAlign w:val="center"/>
+            <w:hideMark/>
+          </w:tcPr>
+          <w:p>
+            <w:pPr>
+              <w:spacing w:before="240" w:after="0" w:line="240" w:lineRule="auto"/>
+              <w:jc w:val="right"/>
+              <w:rPr>
+                <w:rFonts w:ascii="Helvetica" w:eastAsia="Times New Roman" w:hAnsi="Helvetica" w:cs="Helvetica"/>
+                <w:b/>
+                <w:bCs/>
+                <w:color w:val="000000"/>
+                <w:sz w:val="18"/>
+                <w:szCs w:val="18"/>
+                <w:lang w:eastAsia="ru-RU"/>
+              </w:rPr>
+            </w:pPr>
+            <w:r>
+              <w:rPr>
+                <w:rFonts w:ascii="Helvetica" w:eastAsia="Times New Roman" w:hAnsi="Helvetica" w:cs="Helvetica"/>
+                <w:b/>
+                <w:bCs/>
+                <w:color w:val="000000"/>
+                <w:sz w:val="18"/>
+                <w:szCs w:val="18"/>
+                <w:lang w:eastAsia="ru-RU"/>
+              </w:rPr>
+              <w:t>8</w:t>
+            </w:r>
+          </w:p>
+        </w:tc>
+        <w:tc>
+          <w:tcPr>
+            <w:tcW w:w="0" w:type="auto"/>
+            <w:tcBorders>
+              <w:top w:val="nil"/>
+              <w:left w:val="nil"/>
+              <w:bottom w:val="nil"/>
+              <w:right w:val="nil"/>
+            </w:tcBorders>
+            <w:shd w:val="clear" w:color="auto" w:fill="F5F5F5"/>
+            <w:tcMar>
+              <w:top w:w="120" w:type="dxa"/>
+              <w:left w:w="120" w:type="dxa"/>
+              <w:bottom w:w="120" w:type="dxa"/>
+              <w:right w:w="120" w:type="dxa"/>
+            </w:tcMar>
+            <w:vAlign w:val="center"/>
+            <w:hideMark/>
+          </w:tcPr>
+          <w:p>
+            <w:pPr>
+              <w:spacing w:before="240" w:after="0" w:line="240" w:lineRule="auto"/>
+              <w:jc w:val="right"/>
+              <w:rPr>
+                <w:rFonts w:ascii="Helvetica" w:eastAsia="Times New Roman" w:hAnsi="Helvetica" w:cs="Helvetica"/>
+                <w:color w:val="000000"/>
+                <w:sz w:val="18"/>
+                <w:szCs w:val="18"/>
+                <w:lang w:eastAsia="ru-RU"/>
+              </w:rPr>
+            </w:pPr>
+            <w:r>
+              <w:rPr>
+                <w:rFonts w:ascii="Helvetica" w:eastAsia="Times New Roman" w:hAnsi="Helvetica" w:cs="Helvetica"/>
+                <w:color w:val="000000"/>
+                <w:sz w:val="18"/>
+                <w:szCs w:val="18"/>
+                <w:lang w:eastAsia="ru-RU"/>
+              </w:rPr>
+              <w:t>Kelechi Iheanacho</w:t>
+            </w:r>
+          </w:p>
+        </w:tc>
+        <w:tc>
+          <w:tcPr>
+            <w:tcW w:w="0" w:type="auto"/>
+            <w:tcBorders>
+              <w:top w:val="nil"/>
+              <w:left w:val="nil"/>
+              <w:bottom w:val="nil"/>
+              <w:right w:val="nil"/>
+            </w:tcBorders>
+            <w:shd w:val="clear" w:color="auto" w:fill="F5F5F5"/>
+            <w:tcMar>
+              <w:top w:w="120" w:type="dxa"/>
+              <w:left w:w="120" w:type="dxa"/>
+              <w:bottom w:w="120" w:type="dxa"/>
+              <w:right w:w="120" w:type="dxa"/>
+            </w:tcMar>
+            <w:vAlign w:val="center"/>
+            <w:hideMark/>
+          </w:tcPr>
+          <w:p>
+            <w:pPr>
+              <w:spacing w:before="240" w:after="0" w:line="240" w:lineRule="auto"/>
+              <w:jc w:val="right"/>
+              <w:rPr>
+                <w:rFonts w:ascii="Helvetica" w:eastAsia="Times New Roman" w:hAnsi="Helvetica" w:cs="Helvetica"/>
+                <w:color w:val="000000"/>
+                <w:sz w:val="18"/>
+                <w:szCs w:val="18"/>
+                <w:lang w:eastAsia="ru-RU"/>
+              </w:rPr>
+            </w:pPr>
+            <w:r>
+              <w:rPr>
+                <w:rFonts w:ascii="Helvetica" w:eastAsia="Times New Roman" w:hAnsi="Helvetica" w:cs="Helvetica"/>
+                <w:color w:val="000000"/>
+                <w:sz w:val="18"/>
+                <w:szCs w:val="18"/>
+                <w:lang w:eastAsia="ru-RU"/>
+              </w:rPr>
+              <w:t>603.0</w:t>
+            </w:r>
+          </w:p>
+        </w:tc>
+        <w:tc>
+          <w:tcPr>
+            <w:tcW w:w="0" w:type="auto"/>
+            <w:tcBorders>
+              <w:top w:val="nil"/>
+              <w:left w:val="nil"/>
+              <w:bottom w:val="nil"/>
+              <w:right w:val="nil"/>
+            </w:tcBorders>
+            <w:shd w:val="clear" w:color="auto" w:fill="F5F5F5"/>
+            <w:tcMar>
+              <w:top w:w="120" w:type="dxa"/>
+              <w:left w:w="120" w:type="dxa"/>
+              <w:bottom w:w="120" w:type="dxa"/>
+              <w:right w:w="120" w:type="dxa"/>
+            </w:tcMar>
+            <w:vAlign w:val="center"/>
+            <w:hideMark/>
+          </w:tcPr>
+          <w:p>
+            <w:pPr>
+              <w:spacing w:before="240" w:after="0" w:line="240" w:lineRule="auto"/>
+              <w:jc w:val="right"/>
+              <w:rPr>
+                <w:rFonts w:ascii="Helvetica" w:eastAsia="Times New Roman" w:hAnsi="Helvetica" w:cs="Helvetica"/>
+                <w:color w:val="000000"/>
+                <w:sz w:val="18"/>
+                <w:szCs w:val="18"/>
+                <w:lang w:eastAsia="ru-RU"/>
+              </w:rPr>
+            </w:pPr>
+            <w:r>
+              <w:rPr>
+                <w:rFonts w:ascii="Helvetica" w:eastAsia="Times New Roman" w:hAnsi="Helvetica" w:cs="Helvetica"/>
+                <w:color w:val="000000"/>
+                <w:sz w:val="18"/>
+                <w:szCs w:val="18"/>
+                <w:lang w:eastAsia="ru-RU"/>
+              </w:rPr>
+              <w:t>53.475336</w:t>
+            </w:r>
+          </w:p>
+        </w:tc>
+        <w:tc>
+          <w:tcPr>
+            <w:tcW w:w="0" w:type="auto"/>
+            <w:tcBorders>
+              <w:top w:val="nil"/>
+              <w:left w:val="nil"/>
+              <w:bottom w:val="nil"/>
+              <w:right w:val="nil"/>
+            </w:tcBorders>
+            <w:shd w:val="clear" w:color="auto" w:fill="F5F5F5"/>
+            <w:tcMar>
+              <w:top w:w="120" w:type="dxa"/>
+              <w:left w:w="120" w:type="dxa"/>
+              <w:bottom w:w="120" w:type="dxa"/>
+              <w:right w:w="120" w:type="dxa"/>
+            </w:tcMar>
+            <w:vAlign w:val="center"/>
+            <w:hideMark/>
+          </w:tcPr>
+          <w:p>
+            <w:pPr>
+              <w:spacing w:before="240" w:after="0" w:line="240" w:lineRule="auto"/>
+              <w:jc w:val="right"/>
+              <w:rPr>
+                <w:rFonts w:ascii="Helvetica" w:eastAsia="Times New Roman" w:hAnsi="Helvetica" w:cs="Helvetica"/>
+                <w:color w:val="000000"/>
+                <w:sz w:val="18"/>
+                <w:szCs w:val="18"/>
+                <w:lang w:eastAsia="ru-RU"/>
+              </w:rPr>
+            </w:pPr>
+            <w:r>
+              <w:rPr>
+                <w:rFonts w:ascii="Helvetica" w:eastAsia="Times New Roman" w:hAnsi="Helvetica" w:cs="Helvetica"/>
+                <w:color w:val="000000"/>
+                <w:sz w:val="18"/>
+                <w:szCs w:val="18"/>
+                <w:lang w:eastAsia="ru-RU"/>
+              </w:rPr>
+              <w:t>60.000000</w:t>
+            </w:r>
+          </w:p>
+        </w:tc>
+        <w:tc>
+          <w:tcPr>
+            <w:tcW w:w="0" w:type="auto"/>
+            <w:tcBorders>
+              <w:top w:val="nil"/>
+              <w:left w:val="nil"/>
+              <w:bottom w:val="nil"/>
+              <w:right w:val="nil"/>
+            </w:tcBorders>
+            <w:shd w:val="clear" w:color="auto" w:fill="F5F5F5"/>
+            <w:tcMar>
+              <w:top w:w="120" w:type="dxa"/>
+              <w:left w:w="120" w:type="dxa"/>
+              <w:bottom w:w="120" w:type="dxa"/>
+              <w:right w:w="120" w:type="dxa"/>
+            </w:tcMar>
+            <w:vAlign w:val="center"/>
+            <w:hideMark/>
+          </w:tcPr>
+          <w:p>
+            <w:pPr>
+              <w:spacing w:before="240" w:after="0" w:line="240" w:lineRule="auto"/>
+              <w:jc w:val="right"/>
+              <w:rPr>
+                <w:rFonts w:ascii="Helvetica" w:eastAsia="Times New Roman" w:hAnsi="Helvetica" w:cs="Helvetica"/>
+                <w:color w:val="000000"/>
+                <w:sz w:val="18"/>
+                <w:szCs w:val="18"/>
+                <w:lang w:eastAsia="ru-RU"/>
+              </w:rPr>
+            </w:pPr>
+            <w:r>
+              <w:rPr>
+                <w:rFonts w:ascii="Helvetica" w:eastAsia="Times New Roman" w:hAnsi="Helvetica" w:cs="Helvetica"/>
+                <w:color w:val="000000"/>
+                <w:sz w:val="18"/>
+                <w:szCs w:val="18"/>
+                <w:lang w:eastAsia="ru-RU"/>
+              </w:rPr>
+              <w:t>-6.524664</w:t>
+            </w:r>
+          </w:p>
+        </w:tc>
+        <w:tc>
+          <w:tcPr>
+            <w:tcW w:w="0" w:type="auto"/>
+            <w:tcBorders>
+              <w:top w:val="nil"/>
+              <w:left w:val="nil"/>
+              <w:bottom w:val="nil"/>
+              <w:right w:val="nil"/>
+            </w:tcBorders>
+            <w:shd w:val="clear" w:color="auto" w:fill="F5F5F5"/>
+            <w:tcMar>
+              <w:top w:w="120" w:type="dxa"/>
+              <w:left w:w="120" w:type="dxa"/>
+              <w:bottom w:w="120" w:type="dxa"/>
+              <w:right w:w="120" w:type="dxa"/>
+            </w:tcMar>
+            <w:vAlign w:val="center"/>
+            <w:hideMark/>
+          </w:tcPr>
+          <w:p>
+            <w:pPr>
+              <w:spacing w:before="240" w:after="0" w:line="240" w:lineRule="auto"/>
+              <w:jc w:val="right"/>
+              <w:rPr>
+                <w:rFonts w:ascii="Helvetica" w:eastAsia="Times New Roman" w:hAnsi="Helvetica" w:cs="Helvetica"/>
+                <w:color w:val="000000"/>
+                <w:sz w:val="18"/>
+                <w:szCs w:val="18"/>
+                <w:lang w:eastAsia="ru-RU"/>
+              </w:rPr>
+            </w:pPr>
+            <w:r>
+              <w:rPr>
+                <w:rFonts w:ascii="Helvetica" w:eastAsia="Times New Roman" w:hAnsi="Helvetica" w:cs="Helvetica"/>
+                <w:color w:val="000000"/>
+                <w:sz w:val="18"/>
+                <w:szCs w:val="18"/>
+                <w:lang w:eastAsia="ru-RU"/>
+              </w:rPr>
+              <w:t>265.0</w:t>
+            </w:r>
+          </w:p>
+        </w:tc>
+        <w:tc>
+          <w:tcPr>
+            <w:tcW w:w="0" w:type="auto"/>
+            <w:tcBorders>
+              <w:top w:val="nil"/>
+              <w:left w:val="nil"/>
+              <w:bottom w:val="nil"/>
+              <w:right w:val="nil"/>
+            </w:tcBorders>
+            <w:shd w:val="clear" w:color="auto" w:fill="F5F5F5"/>
+            <w:tcMar>
+              <w:top w:w="120" w:type="dxa"/>
+              <w:left w:w="120" w:type="dxa"/>
+              <w:bottom w:w="120" w:type="dxa"/>
+              <w:right w:w="120" w:type="dxa"/>
+            </w:tcMar>
+            <w:vAlign w:val="center"/>
+            <w:hideMark/>
+          </w:tcPr>
+          <w:p>
+            <w:pPr>
+              <w:spacing w:before="240" w:after="0" w:line="240" w:lineRule="auto"/>
+              <w:jc w:val="right"/>
+              <w:rPr>
+                <w:rFonts w:ascii="Helvetica" w:eastAsia="Times New Roman" w:hAnsi="Helvetica" w:cs="Helvetica"/>
+                <w:color w:val="000000"/>
+                <w:sz w:val="18"/>
+                <w:szCs w:val="18"/>
+                <w:lang w:eastAsia="ru-RU"/>
+              </w:rPr>
+            </w:pPr>
+            <w:r>
+              <w:rPr>
+                <w:rFonts w:ascii="Helvetica" w:eastAsia="Times New Roman" w:hAnsi="Helvetica" w:cs="Helvetica"/>
+                <w:color w:val="000000"/>
+                <w:sz w:val="18"/>
+                <w:szCs w:val="18"/>
+                <w:lang w:eastAsia="ru-RU"/>
+              </w:rPr>
+              <w:t>338.0</w:t>
+            </w:r>
+          </w:p>
+        </w:tc>
+        <w:tc>
+          <w:tcPr>
+            <w:tcW w:w="0" w:type="auto"/>
+            <w:tcBorders>
+              <w:top w:val="nil"/>
+              <w:left w:val="nil"/>
+              <w:bottom w:val="nil"/>
+              <w:right w:val="nil"/>
+            </w:tcBorders>
+            <w:shd w:val="clear" w:color="auto" w:fill="F5F5F5"/>
+            <w:tcMar>
+              <w:top w:w="120" w:type="dxa"/>
+              <w:left w:w="120" w:type="dxa"/>
+              <w:bottom w:w="120" w:type="dxa"/>
+              <w:right w:w="120" w:type="dxa"/>
+            </w:tcMar>
+            <w:vAlign w:val="center"/>
+            <w:hideMark/>
+          </w:tcPr>
+          <w:p>
+            <w:pPr>
+              <w:spacing w:before="240" w:after="0" w:line="240" w:lineRule="auto"/>
+              <w:jc w:val="right"/>
+              <w:rPr>
+                <w:rFonts w:ascii="Helvetica" w:eastAsia="Times New Roman" w:hAnsi="Helvetica" w:cs="Helvetica"/>
+                <w:color w:val="000000"/>
+                <w:sz w:val="18"/>
+                <w:szCs w:val="18"/>
+                <w:lang w:eastAsia="ru-RU"/>
+              </w:rPr>
+            </w:pPr>
+            <w:r>
+              <w:rPr>
+                <w:rFonts w:ascii="Helvetica" w:eastAsia="Times New Roman" w:hAnsi="Helvetica" w:cs="Helvetica"/>
+                <w:color w:val="000000"/>
+                <w:sz w:val="18"/>
+                <w:szCs w:val="18"/>
+                <w:lang w:eastAsia="ru-RU"/>
+              </w:rPr>
+              <w:t>-73.0</w:t>
+            </w:r>
+          </w:p>
+        </w:tc>
+      </w:tr>
+      <w:tr>
+        <w:tc>
+          <w:tcPr>
+            <w:tcW w:w="0" w:type="auto"/>
+            <w:tcBorders>
+              <w:top w:val="nil"/>
+              <w:left w:val="nil"/>
+              <w:bottom w:val="nil"/>
+              <w:right w:val="nil"/>
+            </w:tcBorders>
+            <w:shd w:val="clear" w:color="auto" w:fill="FFFFFF"/>
+            <w:tcMar>
+              <w:top w:w="120" w:type="dxa"/>
+              <w:left w:w="120" w:type="dxa"/>
+              <w:bottom w:w="120" w:type="dxa"/>
+              <w:right w:w="120" w:type="dxa"/>
+            </w:tcMar>
+            <w:vAlign w:val="center"/>
+            <w:hideMark/>
+          </w:tcPr>
+          <w:p>
+            <w:pPr>
+              <w:spacing w:before="240" w:after="0" w:line="240" w:lineRule="auto"/>
+              <w:jc w:val="right"/>
+              <w:rPr>
+                <w:rFonts w:ascii="Helvetica" w:eastAsia="Times New Roman" w:hAnsi="Helvetica" w:cs="Helvetica"/>
+                <w:b/>
+                <w:bCs/>
+                <w:color w:val="000000"/>
+                <w:sz w:val="18"/>
+                <w:szCs w:val="18"/>
+                <w:lang w:eastAsia="ru-RU"/>
+              </w:rPr>
+            </w:pPr>
+            <w:r>
+              <w:rPr>
+                <w:rFonts w:ascii="Helvetica" w:eastAsia="Times New Roman" w:hAnsi="Helvetica" w:cs="Helvetica"/>
+                <w:b/>
+                <w:bCs/>
+                <w:color w:val="000000"/>
+                <w:sz w:val="18"/>
+                <w:szCs w:val="18"/>
+                <w:lang w:eastAsia="ru-RU"/>
+              </w:rPr>
+              <w:t>9</w:t>
+            </w:r>
+          </w:p>
+        </w:tc>
+        <w:tc>
+          <w:tcPr>
+            <w:tcW w:w="0" w:type="auto"/>
+            <w:tcBorders>
+              <w:top w:val="nil"/>
+              <w:left w:val="nil"/>
+              <w:bottom w:val="nil"/>
+              <w:right w:val="nil"/>
+            </w:tcBorders>
+            <w:shd w:val="clear" w:color="auto" w:fill="FFFFFF"/>
+            <w:tcMar>
+              <w:top w:w="120" w:type="dxa"/>
+              <w:left w:w="120" w:type="dxa"/>
+              <w:bottom w:w="120" w:type="dxa"/>
+              <w:right w:w="120" w:type="dxa"/>
+            </w:tcMar>
+            <w:vAlign w:val="center"/>
+            <w:hideMark/>
+          </w:tcPr>
+          <w:p>
+            <w:pPr>
+              <w:spacing w:before="240" w:after="0" w:line="240" w:lineRule="auto"/>
+              <w:jc w:val="right"/>
+              <w:rPr>
+                <w:rFonts w:ascii="Helvetica" w:eastAsia="Times New Roman" w:hAnsi="Helvetica" w:cs="Helvetica"/>
+                <w:color w:val="000000"/>
+                <w:sz w:val="18"/>
+                <w:szCs w:val="18"/>
+                <w:lang w:eastAsia="ru-RU"/>
+              </w:rPr>
+            </w:pPr>
+            <w:r>
+              <w:rPr>
+                <w:rFonts w:ascii="Helvetica" w:eastAsia="Times New Roman" w:hAnsi="Helvetica" w:cs="Helvetica"/>
+                <w:color w:val="000000"/>
+                <w:sz w:val="18"/>
+                <w:szCs w:val="18"/>
+                <w:lang w:eastAsia="ru-RU"/>
+              </w:rPr>
+              <w:t>Matt Doherty</w:t>
+            </w:r>
+          </w:p>
+        </w:tc>
+        <w:tc>
+          <w:tcPr>
+            <w:tcW w:w="0" w:type="auto"/>
+            <w:tcBorders>
+              <w:top w:val="nil"/>
+              <w:left w:val="nil"/>
+              <w:bottom w:val="nil"/>
+              <w:right w:val="nil"/>
+            </w:tcBorders>
+            <w:shd w:val="clear" w:color="auto" w:fill="FFFFFF"/>
+            <w:tcMar>
+              <w:top w:w="120" w:type="dxa"/>
+              <w:left w:w="120" w:type="dxa"/>
+              <w:bottom w:w="120" w:type="dxa"/>
+              <w:right w:w="120" w:type="dxa"/>
+            </w:tcMar>
+            <w:vAlign w:val="center"/>
+            <w:hideMark/>
+          </w:tcPr>
+          <w:p>
+            <w:pPr>
+              <w:spacing w:before="240" w:after="0" w:line="240" w:lineRule="auto"/>
+              <w:jc w:val="right"/>
+              <w:rPr>
+                <w:rFonts w:ascii="Helvetica" w:eastAsia="Times New Roman" w:hAnsi="Helvetica" w:cs="Helvetica"/>
+                <w:color w:val="000000"/>
+                <w:sz w:val="18"/>
+                <w:szCs w:val="18"/>
+                <w:lang w:eastAsia="ru-RU"/>
+              </w:rPr>
+            </w:pPr>
+            <w:r>
+              <w:rPr>
+                <w:rFonts w:ascii="Helvetica" w:eastAsia="Times New Roman" w:hAnsi="Helvetica" w:cs="Helvetica"/>
+                <w:color w:val="000000"/>
+                <w:sz w:val="18"/>
+                <w:szCs w:val="18"/>
+                <w:lang w:eastAsia="ru-RU"/>
+              </w:rPr>
+              <w:t>681.0</w:t>
+            </w:r>
+          </w:p>
+        </w:tc>
+        <w:tc>
+          <w:tcPr>
+            <w:tcW w:w="0" w:type="auto"/>
+            <w:tcBorders>
+              <w:top w:val="nil"/>
+              <w:left w:val="nil"/>
+              <w:bottom w:val="nil"/>
+              <w:right w:val="nil"/>
+            </w:tcBorders>
+            <w:shd w:val="clear" w:color="auto" w:fill="FFFFFF"/>
+            <w:tcMar>
+              <w:top w:w="120" w:type="dxa"/>
+              <w:left w:w="120" w:type="dxa"/>
+              <w:bottom w:w="120" w:type="dxa"/>
+              <w:right w:w="120" w:type="dxa"/>
+            </w:tcMar>
+            <w:vAlign w:val="center"/>
+            <w:hideMark/>
+          </w:tcPr>
+          <w:p>
+            <w:pPr>
+              <w:spacing w:before="240" w:after="0" w:line="240" w:lineRule="auto"/>
+              <w:jc w:val="right"/>
+              <w:rPr>
+                <w:rFonts w:ascii="Helvetica" w:eastAsia="Times New Roman" w:hAnsi="Helvetica" w:cs="Helvetica"/>
+                <w:color w:val="000000"/>
+                <w:sz w:val="18"/>
+                <w:szCs w:val="18"/>
+                <w:lang w:eastAsia="ru-RU"/>
+              </w:rPr>
+            </w:pPr>
+            <w:r>
+              <w:rPr>
+                <w:rFonts w:ascii="Helvetica" w:eastAsia="Times New Roman" w:hAnsi="Helvetica" w:cs="Helvetica"/>
+                <w:color w:val="000000"/>
+                <w:sz w:val="18"/>
+                <w:szCs w:val="18"/>
+                <w:lang w:eastAsia="ru-RU"/>
+              </w:rPr>
+              <w:t>18.941176</w:t>
+            </w:r>
+          </w:p>
+        </w:tc>
+        <w:tc>
+          <w:tcPr>
+            <w:tcW w:w="0" w:type="auto"/>
+            <w:tcBorders>
+              <w:top w:val="nil"/>
+              <w:left w:val="nil"/>
+              <w:bottom w:val="nil"/>
+              <w:right w:val="nil"/>
+            </w:tcBorders>
+            <w:shd w:val="clear" w:color="auto" w:fill="FFFFFF"/>
+            <w:tcMar>
+              <w:top w:w="120" w:type="dxa"/>
+              <w:left w:w="120" w:type="dxa"/>
+              <w:bottom w:w="120" w:type="dxa"/>
+              <w:right w:w="120" w:type="dxa"/>
+            </w:tcMar>
+            <w:vAlign w:val="center"/>
+            <w:hideMark/>
+          </w:tcPr>
+          <w:p>
+            <w:pPr>
+              <w:spacing w:before="240" w:after="0" w:line="240" w:lineRule="auto"/>
+              <w:jc w:val="right"/>
+              <w:rPr>
+                <w:rFonts w:ascii="Helvetica" w:eastAsia="Times New Roman" w:hAnsi="Helvetica" w:cs="Helvetica"/>
+                <w:color w:val="000000"/>
+                <w:sz w:val="18"/>
+                <w:szCs w:val="18"/>
+                <w:lang w:eastAsia="ru-RU"/>
+              </w:rPr>
+            </w:pPr>
+            <w:r>
+              <w:rPr>
+                <w:rFonts w:ascii="Helvetica" w:eastAsia="Times New Roman" w:hAnsi="Helvetica" w:cs="Helvetica"/>
+                <w:color w:val="000000"/>
+                <w:sz w:val="18"/>
+                <w:szCs w:val="18"/>
+                <w:lang w:eastAsia="ru-RU"/>
+              </w:rPr>
+              <w:t>24.739663</w:t>
+            </w:r>
+          </w:p>
+        </w:tc>
+        <w:tc>
+          <w:tcPr>
+            <w:tcW w:w="0" w:type="auto"/>
+            <w:tcBorders>
+              <w:top w:val="nil"/>
+              <w:left w:val="nil"/>
+              <w:bottom w:val="nil"/>
+              <w:right w:val="nil"/>
+            </w:tcBorders>
+            <w:shd w:val="clear" w:color="auto" w:fill="FFFFFF"/>
+            <w:tcMar>
+              <w:top w:w="120" w:type="dxa"/>
+              <w:left w:w="120" w:type="dxa"/>
+              <w:bottom w:w="120" w:type="dxa"/>
+              <w:right w:w="120" w:type="dxa"/>
+            </w:tcMar>
+            <w:vAlign w:val="center"/>
+            <w:hideMark/>
+          </w:tcPr>
+          <w:p>
+            <w:pPr>
+              <w:spacing w:before="240" w:after="0" w:line="240" w:lineRule="auto"/>
+              <w:jc w:val="right"/>
+              <w:rPr>
+                <w:rFonts w:ascii="Helvetica" w:eastAsia="Times New Roman" w:hAnsi="Helvetica" w:cs="Helvetica"/>
+                <w:color w:val="000000"/>
+                <w:sz w:val="18"/>
+                <w:szCs w:val="18"/>
+                <w:lang w:eastAsia="ru-RU"/>
+              </w:rPr>
+            </w:pPr>
+            <w:r>
+              <w:rPr>
+                <w:rFonts w:ascii="Helvetica" w:eastAsia="Times New Roman" w:hAnsi="Helvetica" w:cs="Helvetica"/>
+                <w:color w:val="000000"/>
+                <w:sz w:val="18"/>
+                <w:szCs w:val="18"/>
+                <w:lang w:eastAsia="ru-RU"/>
+              </w:rPr>
+              <w:t>-5.798487</w:t>
+            </w:r>
+          </w:p>
+        </w:tc>
+        <w:tc>
+          <w:tcPr>
+            <w:tcW w:w="0" w:type="auto"/>
+            <w:tcBorders>
+              <w:top w:val="nil"/>
+              <w:left w:val="nil"/>
+              <w:bottom w:val="nil"/>
+              <w:right w:val="nil"/>
+            </w:tcBorders>
+            <w:shd w:val="clear" w:color="auto" w:fill="FFFFFF"/>
+            <w:tcMar>
+              <w:top w:w="120" w:type="dxa"/>
+              <w:left w:w="120" w:type="dxa"/>
+              <w:bottom w:w="120" w:type="dxa"/>
+              <w:right w:w="120" w:type="dxa"/>
+            </w:tcMar>
+            <w:vAlign w:val="center"/>
+            <w:hideMark/>
+          </w:tcPr>
+          <w:p>
+            <w:pPr>
+              <w:spacing w:before="240" w:after="0" w:line="240" w:lineRule="auto"/>
+              <w:jc w:val="right"/>
+              <w:rPr>
+                <w:rFonts w:ascii="Helvetica" w:eastAsia="Times New Roman" w:hAnsi="Helvetica" w:cs="Helvetica"/>
+                <w:color w:val="000000"/>
+                <w:sz w:val="18"/>
+                <w:szCs w:val="18"/>
+                <w:lang w:eastAsia="ru-RU"/>
+              </w:rPr>
+            </w:pPr>
+            <w:r>
+              <w:rPr>
+                <w:rFonts w:ascii="Helvetica" w:eastAsia="Times New Roman" w:hAnsi="Helvetica" w:cs="Helvetica"/>
+                <w:color w:val="000000"/>
+                <w:sz w:val="18"/>
+                <w:szCs w:val="18"/>
+                <w:lang w:eastAsia="ru-RU"/>
+              </w:rPr>
+              <w:t>322.0</w:t>
+            </w:r>
+          </w:p>
+        </w:tc>
+        <w:tc>
+          <w:tcPr>
+            <w:tcW w:w="0" w:type="auto"/>
+            <w:tcBorders>
+              <w:top w:val="nil"/>
+              <w:left w:val="nil"/>
+              <w:bottom w:val="nil"/>
+              <w:right w:val="nil"/>
+            </w:tcBorders>
+            <w:shd w:val="clear" w:color="auto" w:fill="FFFFFF"/>
+            <w:tcMar>
+              <w:top w:w="120" w:type="dxa"/>
+              <w:left w:w="120" w:type="dxa"/>
+              <w:bottom w:w="120" w:type="dxa"/>
+              <w:right w:w="120" w:type="dxa"/>
+            </w:tcMar>
+            <w:vAlign w:val="center"/>
+            <w:hideMark/>
+          </w:tcPr>
+          <w:p>
+            <w:pPr>
+              <w:spacing w:before="240" w:after="0" w:line="240" w:lineRule="auto"/>
+              <w:jc w:val="right"/>
+              <w:rPr>
+                <w:rFonts w:ascii="Helvetica" w:eastAsia="Times New Roman" w:hAnsi="Helvetica" w:cs="Helvetica"/>
+                <w:color w:val="000000"/>
+                <w:sz w:val="18"/>
+                <w:szCs w:val="18"/>
+                <w:lang w:eastAsia="ru-RU"/>
+              </w:rPr>
+            </w:pPr>
+            <w:r>
+              <w:rPr>
+                <w:rFonts w:ascii="Helvetica" w:eastAsia="Times New Roman" w:hAnsi="Helvetica" w:cs="Helvetica"/>
+                <w:color w:val="000000"/>
+                <w:sz w:val="18"/>
+                <w:szCs w:val="18"/>
+                <w:lang w:eastAsia="ru-RU"/>
+              </w:rPr>
+              <w:t>359.0</w:t>
+            </w:r>
+          </w:p>
+        </w:tc>
+        <w:tc>
+          <w:tcPr>
+            <w:tcW w:w="0" w:type="auto"/>
+            <w:tcBorders>
+              <w:top w:val="nil"/>
+              <w:left w:val="nil"/>
+              <w:bottom w:val="nil"/>
+              <w:right w:val="nil"/>
+            </w:tcBorders>
+            <w:shd w:val="clear" w:color="auto" w:fill="FFFFFF"/>
+            <w:tcMar>
+              <w:top w:w="120" w:type="dxa"/>
+              <w:left w:w="120" w:type="dxa"/>
+              <w:bottom w:w="120" w:type="dxa"/>
+              <w:right w:w="120" w:type="dxa"/>
+            </w:tcMar>
+            <w:vAlign w:val="center"/>
+            <w:hideMark/>
+          </w:tcPr>
+          <w:p>
+            <w:pPr>
+              <w:spacing w:before="240" w:after="0" w:line="240" w:lineRule="auto"/>
+              <w:jc w:val="right"/>
+              <w:rPr>
+                <w:rFonts w:ascii="Helvetica" w:eastAsia="Times New Roman" w:hAnsi="Helvetica" w:cs="Helvetica"/>
+                <w:color w:val="000000"/>
+                <w:sz w:val="18"/>
+                <w:szCs w:val="18"/>
+                <w:lang w:eastAsia="ru-RU"/>
+              </w:rPr>
+            </w:pPr>
+            <w:r>
+              <w:rPr>
+                <w:rFonts w:ascii="Helvetica" w:eastAsia="Times New Roman" w:hAnsi="Helvetica" w:cs="Helvetica"/>
+                <w:color w:val="000000"/>
+                <w:sz w:val="18"/>
+                <w:szCs w:val="18"/>
+                <w:lang w:eastAsia="ru-RU"/>
+              </w:rPr>
+              <w:t>-37.0</w:t>
+            </w:r>
+          </w:p>
+        </w:tc>
+      </w:tr>
+    </w:tbl>
+    <w:p>
+      <w:pPr>
+        <w:rPr>
+          <w:lang w:val="en-US"/>
+        </w:rPr>
+      </w:pPr>
     </w:p>
     <w:p>
       <w:pPr>
